--- a/UI_UX/lab6/lab06.docx
+++ b/UI_UX/lab6/lab06.docx
@@ -1235,6 +1235,7 @@
         </w:rPr>
         <w:t xml:space="preserve"> </w:t>
       </w:r>
+      <w:proofErr w:type="spellStart"/>
       <w:r>
         <w:rPr>
           <w:rFonts w:ascii="Aptos" w:eastAsia="Georgia" w:hAnsi="Aptos" w:cs="Georgia"/>
@@ -1255,6 +1256,7 @@
         </w:rPr>
         <w:t>odafone</w:t>
       </w:r>
+      <w:proofErr w:type="spellEnd"/>
       <w:r>
         <w:rPr>
           <w:rFonts w:ascii="Aptos" w:eastAsia="Georgia" w:hAnsi="Aptos" w:cs="Georgia"/>
@@ -1453,6 +1455,7 @@
         </w:rPr>
         <w:t>Рисунок 1.4 – Принцип завершённости на сайте «</w:t>
       </w:r>
+      <w:proofErr w:type="spellStart"/>
       <w:r>
         <w:rPr>
           <w:rFonts w:ascii="Aptos" w:hAnsi="Aptos"/>
@@ -1462,6 +1465,7 @@
         </w:rPr>
         <w:t>vodafone</w:t>
       </w:r>
+      <w:proofErr w:type="spellEnd"/>
       <w:r>
         <w:rPr>
           <w:rFonts w:ascii="Aptos" w:hAnsi="Aptos"/>
@@ -1604,6 +1608,7 @@
         </w:rPr>
         <w:t>.</w:t>
       </w:r>
+      <w:proofErr w:type="spellStart"/>
       <w:r>
         <w:rPr>
           <w:rFonts w:ascii="Aptos" w:eastAsia="Georgia" w:hAnsi="Aptos" w:cs="Georgia"/>
@@ -1614,6 +1619,7 @@
         </w:rPr>
         <w:t>ru</w:t>
       </w:r>
+      <w:proofErr w:type="spellEnd"/>
     </w:p>
     <w:p>
       <w:pPr>
@@ -1634,36 +1640,16 @@
           <w:sz w:val="28"/>
           <w:szCs w:val="28"/>
         </w:rPr>
-        <w:t>Описание (симметрия)</w:t>
+        <w:t>Описание (симметрия):</w:t>
       </w:r>
       <w:r>
         <w:rPr>
           <w:rFonts w:asciiTheme="minorHAnsi" w:eastAsia="Georgia" w:cs="Georgia"/>
-          <w:b/>
-          <w:bCs/>
-          <w:color w:val="000000"/>
-          <w:sz w:val="28"/>
-          <w:szCs w:val="28"/>
-        </w:rPr>
-        <w:t>:</w:t>
-      </w:r>
-      <w:r>
-        <w:rPr>
-          <w:rFonts w:asciiTheme="minorHAnsi" w:eastAsia="Georgia" w:cs="Georgia"/>
-          <w:color w:val="000000"/>
-          <w:sz w:val="28"/>
-          <w:szCs w:val="28"/>
-        </w:rPr>
-        <w:t xml:space="preserve"> на</w:t>
-      </w:r>
-      <w:r>
-        <w:rPr>
-          <w:rFonts w:asciiTheme="minorHAnsi" w:eastAsia="Georgia" w:cs="Georgia"/>
-          <w:color w:val="000000"/>
-          <w:sz w:val="28"/>
-          <w:szCs w:val="28"/>
-        </w:rPr>
-        <w:t xml:space="preserve"> экране представлены два блока действий с SIM-картами. Оба баннера имеют одинаковый размер, прямоугольную форму со скруглёнными краями и идентичную внутреннюю структуру: текст с кнопкой слева и крупное изображение справа.</w:t>
+          <w:color w:val="000000"/>
+          <w:sz w:val="28"/>
+          <w:szCs w:val="28"/>
+        </w:rPr>
+        <w:t xml:space="preserve"> на экране представлены два блока действий с SIM-картами. Оба баннера имеют одинаковый размер, прямоугольную форму со скруглёнными краями и идентичную внутреннюю структуру: текст с кнопкой слева и крупное изображение справа.</w:t>
       </w:r>
     </w:p>
     <w:p>
@@ -1795,6 +1781,7 @@
         </w:rPr>
         <w:t>Принцип симметрии на сайте «</w:t>
       </w:r>
+      <w:proofErr w:type="spellStart"/>
       <w:r>
         <w:rPr>
           <w:rFonts w:asciiTheme="minorHAnsi"/>
@@ -1804,6 +1791,7 @@
         </w:rPr>
         <w:t>megafon</w:t>
       </w:r>
+      <w:proofErr w:type="spellEnd"/>
       <w:r>
         <w:rPr>
           <w:rFonts w:asciiTheme="minorHAnsi"/>
@@ -1812,6 +1800,7 @@
         </w:rPr>
         <w:t>.</w:t>
       </w:r>
+      <w:proofErr w:type="spellStart"/>
       <w:r>
         <w:rPr>
           <w:rFonts w:asciiTheme="minorHAnsi"/>
@@ -1821,6 +1810,7 @@
         </w:rPr>
         <w:t>ru</w:t>
       </w:r>
+      <w:proofErr w:type="spellEnd"/>
       <w:r>
         <w:rPr>
           <w:rFonts w:asciiTheme="minorHAnsi"/>
@@ -1857,33 +1847,15 @@
           <w:sz w:val="28"/>
           <w:szCs w:val="28"/>
         </w:rPr>
-        <w:t>Описание (асимметрия)</w:t>
-      </w:r>
-      <w:r>
-        <w:rPr>
-          <w:rFonts w:asciiTheme="minorHAnsi"/>
-          <w:b/>
-          <w:bCs/>
-          <w:sz w:val="28"/>
-          <w:szCs w:val="28"/>
-        </w:rPr>
-        <w:t>:</w:t>
-      </w:r>
-      <w:r>
-        <w:rPr>
-          <w:rFonts w:asciiTheme="minorHAnsi"/>
-          <w:sz w:val="28"/>
-          <w:szCs w:val="28"/>
-        </w:rPr>
-        <w:t xml:space="preserve"> на</w:t>
-      </w:r>
-      <w:r>
-        <w:rPr>
-          <w:rFonts w:asciiTheme="minorHAnsi"/>
-          <w:sz w:val="28"/>
-          <w:szCs w:val="28"/>
-        </w:rPr>
-        <w:t xml:space="preserve"> экране представлен блок услуг, в котором композиция чётко разделена на две неравные части. Слева расположен массивный рекламны</w:t>
+        <w:t>Описание (асимметрия):</w:t>
+      </w:r>
+      <w:r>
+        <w:rPr>
+          <w:rFonts w:asciiTheme="minorHAnsi"/>
+          <w:sz w:val="28"/>
+          <w:szCs w:val="28"/>
+        </w:rPr>
+        <w:t xml:space="preserve"> на экране представлен блок услуг, в котором композиция чётко разделена на две неравные части. Слева расположен массивный рекламны</w:t>
       </w:r>
       <w:r>
         <w:rPr>
@@ -2074,23 +2046,7 @@
           <w:sz w:val="28"/>
           <w:szCs w:val="28"/>
         </w:rPr>
-        <w:t>Рисунок 1.</w:t>
-      </w:r>
-      <w:r>
-        <w:rPr>
-          <w:rFonts w:asciiTheme="minorHAnsi"/>
-          <w:sz w:val="28"/>
-          <w:szCs w:val="28"/>
-        </w:rPr>
-        <w:t>6</w:t>
-      </w:r>
-      <w:r>
-        <w:rPr>
-          <w:rFonts w:asciiTheme="minorHAnsi"/>
-          <w:sz w:val="28"/>
-          <w:szCs w:val="28"/>
-        </w:rPr>
-        <w:t xml:space="preserve"> </w:t>
+        <w:t xml:space="preserve">Рисунок 1.6 </w:t>
       </w:r>
       <w:r>
         <w:rPr>
@@ -2106,23 +2062,7 @@
           <w:sz w:val="28"/>
           <w:szCs w:val="28"/>
         </w:rPr>
-        <w:t xml:space="preserve">Принцип </w:t>
-      </w:r>
-      <w:r>
-        <w:rPr>
-          <w:rFonts w:asciiTheme="minorHAnsi"/>
-          <w:sz w:val="28"/>
-          <w:szCs w:val="28"/>
-        </w:rPr>
-        <w:t>а</w:t>
-      </w:r>
-      <w:r>
-        <w:rPr>
-          <w:rFonts w:asciiTheme="minorHAnsi"/>
-          <w:sz w:val="28"/>
-          <w:szCs w:val="28"/>
-        </w:rPr>
-        <w:t>симметрии на сайте «</w:t>
+        <w:t>Принцип асимметрии на сайте «</w:t>
       </w:r>
       <w:r>
         <w:rPr>
@@ -2141,6 +2081,7 @@
         </w:rPr>
         <w:t>.</w:t>
       </w:r>
+      <w:proofErr w:type="spellStart"/>
       <w:r>
         <w:rPr>
           <w:rFonts w:asciiTheme="minorHAnsi"/>
@@ -2150,6 +2091,7 @@
         </w:rPr>
         <w:t>ru</w:t>
       </w:r>
+      <w:proofErr w:type="spellEnd"/>
       <w:r>
         <w:rPr>
           <w:rFonts w:asciiTheme="minorHAnsi"/>
@@ -2595,23 +2537,7 @@
           <w:sz w:val="28"/>
           <w:szCs w:val="28"/>
         </w:rPr>
-        <w:t xml:space="preserve"> В каталоге устройств представлен горизонтальный слайдер с актуальными гаджетам</w:t>
-      </w:r>
-      <w:r>
-        <w:rPr>
-          <w:rFonts w:ascii="Aptos" w:hAnsi="Aptos"/>
-          <w:sz w:val="28"/>
-          <w:szCs w:val="28"/>
-        </w:rPr>
-        <w:t xml:space="preserve">. </w:t>
-      </w:r>
-      <w:r>
-        <w:rPr>
-          <w:rFonts w:ascii="Aptos" w:hAnsi="Aptos"/>
-          <w:sz w:val="28"/>
-          <w:szCs w:val="28"/>
-        </w:rPr>
-        <w:t>Карточки товаров выстроены в один ровный ряд, а полоса прокрутки внизу и стрелки по бокам указывают, что элементы сдвигаются в одном направлении при листании.</w:t>
+        <w:t xml:space="preserve"> В каталоге устройств представлен горизонтальный слайдер с актуальными гаджетам. Карточки товаров выстроены в один ровный ряд, а полоса прокрутки внизу и стрелки по бокам указывают, что элементы сдвигаются в одном направлении при листании.</w:t>
       </w:r>
     </w:p>
     <w:p>
@@ -2745,23 +2671,7 @@
           <w:sz w:val="28"/>
           <w:szCs w:val="28"/>
         </w:rPr>
-        <w:t xml:space="preserve">Принцип </w:t>
-      </w:r>
-      <w:r>
-        <w:rPr>
-          <w:rFonts w:asciiTheme="minorHAnsi"/>
-          <w:sz w:val="28"/>
-          <w:szCs w:val="28"/>
-        </w:rPr>
-        <w:t xml:space="preserve">общего направления на сайте </w:t>
-      </w:r>
-      <w:r>
-        <w:rPr>
-          <w:rFonts w:asciiTheme="minorHAnsi"/>
-          <w:sz w:val="28"/>
-          <w:szCs w:val="28"/>
-        </w:rPr>
-        <w:t>«</w:t>
+        <w:t>Принцип общего направления на сайте «</w:t>
       </w:r>
       <w:r>
         <w:rPr>
@@ -2858,6 +2768,7 @@
         </w:rPr>
         <w:t xml:space="preserve"> </w:t>
       </w:r>
+      <w:proofErr w:type="spellStart"/>
       <w:r>
         <w:rPr>
           <w:rFonts w:ascii="Aptos" w:eastAsia="Georgia" w:hAnsi="Aptos" w:cs="Georgia"/>
@@ -2868,6 +2779,7 @@
         </w:rPr>
         <w:t>yota</w:t>
       </w:r>
+      <w:proofErr w:type="spellEnd"/>
       <w:r>
         <w:rPr>
           <w:rFonts w:ascii="Aptos" w:eastAsia="Georgia" w:hAnsi="Aptos" w:cs="Georgia"/>
@@ -2877,6 +2789,7 @@
         </w:rPr>
         <w:t>.</w:t>
       </w:r>
+      <w:proofErr w:type="spellStart"/>
       <w:r>
         <w:rPr>
           <w:rFonts w:ascii="Aptos" w:eastAsia="Georgia" w:hAnsi="Aptos" w:cs="Georgia"/>
@@ -2887,6 +2800,7 @@
         </w:rPr>
         <w:t>ru</w:t>
       </w:r>
+      <w:proofErr w:type="spellEnd"/>
     </w:p>
     <w:p>
       <w:pPr>
@@ -2960,15 +2874,7 @@
           <w:sz w:val="28"/>
           <w:szCs w:val="28"/>
         </w:rPr>
-        <w:t>: благодаря</w:t>
-      </w:r>
-      <w:r>
-        <w:rPr>
-          <w:rFonts w:ascii="Aptos" w:hAnsi="Aptos"/>
-          <w:sz w:val="28"/>
-          <w:szCs w:val="28"/>
-        </w:rPr>
-        <w:t xml:space="preserve"> яркому цветовому контрасту голубая (активная) часть ползунка чётко выступает в роли «фигуры», которая сразу притягивает взгляд. Светло-серая часть шкалы и белый экран отступают на задний план, играя роль «фона». Это позволяет пользователю за долю секунды визуально оценить выбранный объём услуг, не вчитываясь в цифры под слайдером.</w:t>
+        <w:t>: благодаря яркому цветовому контрасту голубая (активная) часть ползунка чётко выступает в роли «фигуры», которая сразу притягивает взгляд. Светло-серая часть шкалы и белый экран отступают на задний план, играя роль «фона». Это позволяет пользователю за долю секунды визуально оценить выбранный объём услуг, не вчитываясь в цифры под слайдером.</w:t>
       </w:r>
     </w:p>
     <w:p>
@@ -3189,24 +3095,9 @@
           <w:sz w:val="28"/>
           <w:szCs w:val="28"/>
         </w:rPr>
-        <w:t xml:space="preserve">Принцип </w:t>
-      </w:r>
-      <w:r>
-        <w:rPr>
-          <w:rFonts w:asciiTheme="minorHAnsi"/>
-          <w:sz w:val="28"/>
-          <w:szCs w:val="28"/>
-        </w:rPr>
-        <w:t>соотношения фигуры и фона</w:t>
-      </w:r>
-      <w:r>
-        <w:rPr>
-          <w:rFonts w:asciiTheme="minorHAnsi"/>
-          <w:sz w:val="28"/>
-          <w:szCs w:val="28"/>
-        </w:rPr>
-        <w:t xml:space="preserve"> на сайте «</w:t>
-      </w:r>
+        <w:t>Принцип соотношения фигуры и фона на сайте «</w:t>
+      </w:r>
+      <w:proofErr w:type="spellStart"/>
       <w:r>
         <w:rPr>
           <w:rFonts w:asciiTheme="minorHAnsi"/>
@@ -3216,6 +3107,7 @@
         </w:rPr>
         <w:t>yota</w:t>
       </w:r>
+      <w:proofErr w:type="spellEnd"/>
       <w:r>
         <w:rPr>
           <w:rFonts w:asciiTheme="minorHAnsi"/>
@@ -3224,6 +3116,7 @@
         </w:rPr>
         <w:t>.</w:t>
       </w:r>
+      <w:proofErr w:type="spellStart"/>
       <w:r>
         <w:rPr>
           <w:rFonts w:asciiTheme="minorHAnsi"/>
@@ -3233,6 +3126,7 @@
         </w:rPr>
         <w:t>ru</w:t>
       </w:r>
+      <w:proofErr w:type="spellEnd"/>
       <w:r>
         <w:rPr>
           <w:rFonts w:asciiTheme="minorHAnsi"/>
@@ -3339,6 +3233,7 @@
         </w:rPr>
         <w:t>.</w:t>
       </w:r>
+      <w:proofErr w:type="spellStart"/>
       <w:r>
         <w:rPr>
           <w:rFonts w:ascii="Aptos" w:eastAsia="Georgia" w:hAnsi="Aptos" w:cs="Georgia"/>
@@ -3349,6 +3244,7 @@
         </w:rPr>
         <w:t>ru</w:t>
       </w:r>
+      <w:proofErr w:type="spellEnd"/>
     </w:p>
     <w:p>
       <w:pPr>
@@ -3504,15 +3400,15 @@
           <w:sz w:val="28"/>
           <w:szCs w:val="28"/>
         </w:rPr>
-        <w:t xml:space="preserve">Рисунок </w:t>
-      </w:r>
-      <w:r>
-        <w:rPr>
-          <w:rFonts w:asciiTheme="minorHAnsi"/>
-          <w:sz w:val="28"/>
-          <w:szCs w:val="28"/>
-        </w:rPr>
-        <w:t>2.1</w:t>
+        <w:t xml:space="preserve">Рисунок 2.1 </w:t>
+      </w:r>
+      <w:r>
+        <w:rPr>
+          <w:rFonts w:ascii="Aptos" w:hAnsi="Aptos"/>
+          <w:sz w:val="28"/>
+          <w:szCs w:val="28"/>
+        </w:rPr>
+        <w:t>–</w:t>
       </w:r>
       <w:r>
         <w:rPr>
@@ -3524,35 +3420,11 @@
       </w:r>
       <w:r>
         <w:rPr>
-          <w:rFonts w:ascii="Aptos" w:hAnsi="Aptos"/>
-          <w:sz w:val="28"/>
-          <w:szCs w:val="28"/>
-        </w:rPr>
-        <w:t>–</w:t>
-      </w:r>
-      <w:r>
-        <w:rPr>
-          <w:rFonts w:asciiTheme="minorHAnsi"/>
-          <w:sz w:val="28"/>
-          <w:szCs w:val="28"/>
-        </w:rPr>
-        <w:t xml:space="preserve"> </w:t>
-      </w:r>
-      <w:r>
-        <w:rPr>
-          <w:rFonts w:asciiTheme="minorHAnsi"/>
-          <w:sz w:val="28"/>
-          <w:szCs w:val="28"/>
-        </w:rPr>
-        <w:t xml:space="preserve">Закон единства </w:t>
-      </w:r>
-      <w:r>
-        <w:rPr>
-          <w:rFonts w:asciiTheme="minorHAnsi"/>
-          <w:sz w:val="28"/>
-          <w:szCs w:val="28"/>
-        </w:rPr>
-        <w:t>на сайте «</w:t>
+          <w:rFonts w:asciiTheme="minorHAnsi"/>
+          <w:sz w:val="28"/>
+          <w:szCs w:val="28"/>
+        </w:rPr>
+        <w:t>Закон единства на сайте «</w:t>
       </w:r>
       <w:r>
         <w:rPr>
@@ -3571,6 +3443,7 @@
         </w:rPr>
         <w:t>.</w:t>
       </w:r>
+      <w:proofErr w:type="spellStart"/>
       <w:r>
         <w:rPr>
           <w:rFonts w:asciiTheme="minorHAnsi"/>
@@ -3580,6 +3453,7 @@
         </w:rPr>
         <w:t>ru</w:t>
       </w:r>
+      <w:proofErr w:type="spellEnd"/>
       <w:r>
         <w:rPr>
           <w:rFonts w:asciiTheme="minorHAnsi"/>
@@ -3602,10 +3476,7 @@
         <w:t>2</w:t>
       </w:r>
       <w:r>
-        <w:t xml:space="preserve"> Закон </w:t>
-      </w:r>
-      <w:r>
-        <w:t>соподчинения (композиционный центр)</w:t>
+        <w:t xml:space="preserve"> Закон соподчинения (композиционный центр)</w:t>
       </w:r>
     </w:p>
     <w:p>
@@ -3830,15 +3701,15 @@
           <w:sz w:val="28"/>
           <w:szCs w:val="28"/>
         </w:rPr>
-        <w:t>Рисунок 2.</w:t>
-      </w:r>
-      <w:r>
-        <w:rPr>
-          <w:rFonts w:asciiTheme="minorHAnsi"/>
-          <w:sz w:val="28"/>
-          <w:szCs w:val="28"/>
-        </w:rPr>
-        <w:t>2</w:t>
+        <w:t xml:space="preserve">Рисунок 2.2 </w:t>
+      </w:r>
+      <w:r>
+        <w:rPr>
+          <w:rFonts w:ascii="Aptos" w:hAnsi="Aptos"/>
+          <w:sz w:val="28"/>
+          <w:szCs w:val="28"/>
+        </w:rPr>
+        <w:t>–</w:t>
       </w:r>
       <w:r>
         <w:rPr>
@@ -3850,43 +3721,11 @@
       </w:r>
       <w:r>
         <w:rPr>
-          <w:rFonts w:ascii="Aptos" w:hAnsi="Aptos"/>
-          <w:sz w:val="28"/>
-          <w:szCs w:val="28"/>
-        </w:rPr>
-        <w:t>–</w:t>
-      </w:r>
-      <w:r>
-        <w:rPr>
-          <w:rFonts w:asciiTheme="minorHAnsi"/>
-          <w:sz w:val="28"/>
-          <w:szCs w:val="28"/>
-        </w:rPr>
-        <w:t xml:space="preserve"> </w:t>
-      </w:r>
-      <w:r>
-        <w:rPr>
-          <w:rFonts w:asciiTheme="minorHAnsi"/>
-          <w:sz w:val="28"/>
-          <w:szCs w:val="28"/>
-        </w:rPr>
-        <w:t xml:space="preserve">Закон </w:t>
-      </w:r>
-      <w:r>
-        <w:rPr>
-          <w:rFonts w:asciiTheme="minorHAnsi"/>
-          <w:sz w:val="28"/>
-          <w:szCs w:val="28"/>
-        </w:rPr>
-        <w:t xml:space="preserve">соподчинения </w:t>
-      </w:r>
-      <w:r>
-        <w:rPr>
-          <w:rFonts w:asciiTheme="minorHAnsi"/>
-          <w:sz w:val="28"/>
-          <w:szCs w:val="28"/>
-        </w:rPr>
-        <w:t>на сайте «</w:t>
+          <w:rFonts w:asciiTheme="minorHAnsi"/>
+          <w:sz w:val="28"/>
+          <w:szCs w:val="28"/>
+        </w:rPr>
+        <w:t>Закон соподчинения на сайте «</w:t>
       </w:r>
       <w:r>
         <w:rPr>
@@ -3954,10 +3793,7 @@
         <w:t>3</w:t>
       </w:r>
       <w:r>
-        <w:t xml:space="preserve"> Закон </w:t>
-      </w:r>
-      <w:r>
-        <w:t>равновесия</w:t>
+        <w:t xml:space="preserve"> Закон равновесия</w:t>
       </w:r>
     </w:p>
     <w:p>
@@ -4203,15 +4039,15 @@
           <w:sz w:val="28"/>
           <w:szCs w:val="28"/>
         </w:rPr>
-        <w:t>Рисунок 2.</w:t>
-      </w:r>
-      <w:r>
-        <w:rPr>
-          <w:rFonts w:asciiTheme="minorHAnsi"/>
-          <w:sz w:val="28"/>
-          <w:szCs w:val="28"/>
-        </w:rPr>
-        <w:t>3</w:t>
+        <w:t xml:space="preserve">Рисунок 2.3 </w:t>
+      </w:r>
+      <w:r>
+        <w:rPr>
+          <w:rFonts w:ascii="Aptos" w:hAnsi="Aptos"/>
+          <w:sz w:val="28"/>
+          <w:szCs w:val="28"/>
+        </w:rPr>
+        <w:t>–</w:t>
       </w:r>
       <w:r>
         <w:rPr>
@@ -4223,43 +4059,11 @@
       </w:r>
       <w:r>
         <w:rPr>
-          <w:rFonts w:ascii="Aptos" w:hAnsi="Aptos"/>
-          <w:sz w:val="28"/>
-          <w:szCs w:val="28"/>
-        </w:rPr>
-        <w:t>–</w:t>
-      </w:r>
-      <w:r>
-        <w:rPr>
-          <w:rFonts w:asciiTheme="minorHAnsi"/>
-          <w:sz w:val="28"/>
-          <w:szCs w:val="28"/>
-        </w:rPr>
-        <w:t xml:space="preserve"> </w:t>
-      </w:r>
-      <w:r>
-        <w:rPr>
-          <w:rFonts w:asciiTheme="minorHAnsi"/>
-          <w:sz w:val="28"/>
-          <w:szCs w:val="28"/>
-        </w:rPr>
-        <w:t>Закон</w:t>
-      </w:r>
-      <w:r>
-        <w:rPr>
-          <w:rFonts w:asciiTheme="minorHAnsi"/>
-          <w:sz w:val="28"/>
-          <w:szCs w:val="28"/>
-        </w:rPr>
-        <w:t xml:space="preserve"> равновесия</w:t>
-      </w:r>
-      <w:r>
-        <w:rPr>
-          <w:rFonts w:asciiTheme="minorHAnsi"/>
-          <w:sz w:val="28"/>
-          <w:szCs w:val="28"/>
-        </w:rPr>
-        <w:t xml:space="preserve"> на сайте «</w:t>
+          <w:rFonts w:asciiTheme="minorHAnsi"/>
+          <w:sz w:val="28"/>
+          <w:szCs w:val="28"/>
+        </w:rPr>
+        <w:t>Закон равновесия на сайте «</w:t>
       </w:r>
       <w:r>
         <w:rPr>
@@ -4422,7 +4226,25 @@
           <w:sz w:val="28"/>
           <w:szCs w:val="28"/>
         </w:rPr>
-        <w:t>а экране представлена инструкция «Как получить eSIM». Четыре карточки с последовательными шагами (Шаг 1, Шаг 2, Шаг 3, Шаг 4) выстроены в один ровный горизонтальный ряд.</w:t>
+        <w:t xml:space="preserve">а экране представлена инструкция «Как получить </w:t>
+      </w:r>
+      <w:proofErr w:type="spellStart"/>
+      <w:r>
+        <w:rPr>
+          <w:rFonts w:asciiTheme="minorHAnsi"/>
+          <w:sz w:val="28"/>
+          <w:szCs w:val="28"/>
+        </w:rPr>
+        <w:t>eSIM</w:t>
+      </w:r>
+      <w:proofErr w:type="spellEnd"/>
+      <w:r>
+        <w:rPr>
+          <w:rFonts w:asciiTheme="minorHAnsi"/>
+          <w:sz w:val="28"/>
+          <w:szCs w:val="28"/>
+        </w:rPr>
+        <w:t>». Четыре карточки с последовательными шагами (Шаг 1, Шаг 2, Шаг 3, Шаг 4) выстроены в один ровный горизонтальный ряд.</w:t>
       </w:r>
     </w:p>
     <w:p>
@@ -4541,39 +4363,15 @@
           <w:sz w:val="28"/>
           <w:szCs w:val="28"/>
         </w:rPr>
-        <w:t>Рисунок 2.</w:t>
-      </w:r>
-      <w:r>
-        <w:rPr>
-          <w:rFonts w:asciiTheme="minorHAnsi"/>
-          <w:sz w:val="28"/>
-          <w:szCs w:val="28"/>
-        </w:rPr>
-        <w:t>4</w:t>
-      </w:r>
-      <w:r>
-        <w:rPr>
-          <w:rFonts w:asciiTheme="minorHAnsi"/>
-          <w:sz w:val="28"/>
-          <w:szCs w:val="28"/>
-        </w:rPr>
-        <w:t xml:space="preserve"> </w:t>
-      </w:r>
-      <w:r>
-        <w:rPr>
-          <w:rFonts w:ascii="Aptos" w:hAnsi="Aptos"/>
-          <w:sz w:val="28"/>
-          <w:szCs w:val="28"/>
-        </w:rPr>
-        <w:t>–</w:t>
-      </w:r>
-      <w:r>
-        <w:rPr>
-          <w:rFonts w:ascii="Aptos" w:hAnsi="Aptos"/>
-          <w:sz w:val="28"/>
-          <w:szCs w:val="28"/>
-        </w:rPr>
-        <w:t xml:space="preserve"> Элемент линия </w:t>
+        <w:t xml:space="preserve">Рисунок 2.4 </w:t>
+      </w:r>
+      <w:r>
+        <w:rPr>
+          <w:rFonts w:ascii="Aptos" w:hAnsi="Aptos"/>
+          <w:sz w:val="28"/>
+          <w:szCs w:val="28"/>
+        </w:rPr>
+        <w:t xml:space="preserve">– Элемент линия </w:t>
       </w:r>
       <w:r>
         <w:rPr>
@@ -4899,39 +4697,15 @@
           <w:sz w:val="28"/>
           <w:szCs w:val="28"/>
         </w:rPr>
-        <w:t>Рисунок 2.</w:t>
-      </w:r>
-      <w:r>
-        <w:rPr>
-          <w:rFonts w:asciiTheme="minorHAnsi"/>
-          <w:sz w:val="28"/>
-          <w:szCs w:val="28"/>
-        </w:rPr>
-        <w:t>5</w:t>
-      </w:r>
-      <w:r>
-        <w:rPr>
-          <w:rFonts w:asciiTheme="minorHAnsi"/>
-          <w:sz w:val="28"/>
-          <w:szCs w:val="28"/>
-        </w:rPr>
-        <w:t xml:space="preserve"> </w:t>
-      </w:r>
-      <w:r>
-        <w:rPr>
-          <w:rFonts w:ascii="Aptos" w:hAnsi="Aptos"/>
-          <w:sz w:val="28"/>
-          <w:szCs w:val="28"/>
-        </w:rPr>
-        <w:t>–</w:t>
-      </w:r>
-      <w:r>
-        <w:rPr>
-          <w:rFonts w:ascii="Aptos" w:hAnsi="Aptos"/>
-          <w:sz w:val="28"/>
-          <w:szCs w:val="28"/>
-        </w:rPr>
-        <w:t xml:space="preserve"> Элемент точка в приложении «Мой МТС»</w:t>
+        <w:t xml:space="preserve">Рисунок 2.5 </w:t>
+      </w:r>
+      <w:r>
+        <w:rPr>
+          <w:rFonts w:ascii="Aptos" w:hAnsi="Aptos"/>
+          <w:sz w:val="28"/>
+          <w:szCs w:val="28"/>
+        </w:rPr>
+        <w:t>– Элемент точка в приложении «Мой МТС»</w:t>
       </w:r>
       <w:r>
         <w:rPr>
@@ -4948,13 +4722,7 @@
       </w:pPr>
       <w:r>
         <w:lastRenderedPageBreak/>
-        <w:t>2.</w:t>
-      </w:r>
-      <w:r>
-        <w:t>6</w:t>
-      </w:r>
-      <w:r>
-        <w:t xml:space="preserve"> Элемент </w:t>
+        <w:t xml:space="preserve">2.6 Элемент </w:t>
       </w:r>
       <w:r>
         <w:t>расположение</w:t>
@@ -5256,47 +5024,15 @@
           <w:sz w:val="28"/>
           <w:szCs w:val="28"/>
         </w:rPr>
-        <w:t>Рисунок 2.</w:t>
-      </w:r>
-      <w:r>
-        <w:rPr>
-          <w:rFonts w:asciiTheme="minorHAnsi"/>
-          <w:sz w:val="28"/>
-          <w:szCs w:val="28"/>
-        </w:rPr>
-        <w:t>6</w:t>
-      </w:r>
-      <w:r>
-        <w:rPr>
-          <w:rFonts w:asciiTheme="minorHAnsi"/>
-          <w:sz w:val="28"/>
-          <w:szCs w:val="28"/>
-        </w:rPr>
-        <w:t xml:space="preserve"> </w:t>
-      </w:r>
-      <w:r>
-        <w:rPr>
-          <w:rFonts w:ascii="Aptos" w:hAnsi="Aptos"/>
-          <w:sz w:val="28"/>
-          <w:szCs w:val="28"/>
-        </w:rPr>
-        <w:t xml:space="preserve">– Элемент </w:t>
-      </w:r>
-      <w:r>
-        <w:rPr>
-          <w:rFonts w:ascii="Aptos" w:hAnsi="Aptos"/>
-          <w:sz w:val="28"/>
-          <w:szCs w:val="28"/>
-        </w:rPr>
-        <w:t>расположение</w:t>
-      </w:r>
-      <w:r>
-        <w:rPr>
-          <w:rFonts w:ascii="Aptos" w:hAnsi="Aptos"/>
-          <w:sz w:val="28"/>
-          <w:szCs w:val="28"/>
-        </w:rPr>
-        <w:t xml:space="preserve"> в приложении «Мой МТС»</w:t>
+        <w:t xml:space="preserve">Рисунок 2.6 </w:t>
+      </w:r>
+      <w:r>
+        <w:rPr>
+          <w:rFonts w:ascii="Aptos" w:hAnsi="Aptos"/>
+          <w:sz w:val="28"/>
+          <w:szCs w:val="28"/>
+        </w:rPr>
+        <w:t>– Элемент расположение в приложении «Мой МТС»</w:t>
       </w:r>
     </w:p>
     <w:p>
@@ -5323,10 +5059,7 @@
       </w:pPr>
       <w:r>
         <w:lastRenderedPageBreak/>
-        <w:t xml:space="preserve">2.5 Элемент </w:t>
-      </w:r>
-      <w:r>
-        <w:t>форма</w:t>
+        <w:t>2.5 Элемент форма</w:t>
       </w:r>
     </w:p>
     <w:p>
@@ -5760,31 +5493,7 @@
           <w:sz w:val="28"/>
           <w:szCs w:val="28"/>
         </w:rPr>
-        <w:t>– Элемент</w:t>
-      </w:r>
-      <w:r>
-        <w:rPr>
-          <w:rFonts w:ascii="Aptos" w:hAnsi="Aptos"/>
-          <w:sz w:val="28"/>
-          <w:szCs w:val="28"/>
-        </w:rPr>
-        <w:t xml:space="preserve"> форма</w:t>
-      </w:r>
-      <w:r>
-        <w:rPr>
-          <w:rFonts w:ascii="Aptos" w:hAnsi="Aptos"/>
-          <w:sz w:val="28"/>
-          <w:szCs w:val="28"/>
-        </w:rPr>
-        <w:t xml:space="preserve"> </w:t>
-      </w:r>
-      <w:r>
-        <w:rPr>
-          <w:rFonts w:ascii="Aptos" w:hAnsi="Aptos"/>
-          <w:sz w:val="28"/>
-          <w:szCs w:val="28"/>
-        </w:rPr>
-        <w:t>на сайте «</w:t>
+        <w:t>– Элемент форма на сайте «</w:t>
       </w:r>
       <w:r>
         <w:rPr>
@@ -5819,6 +5528,24 @@
           <w:szCs w:val="28"/>
         </w:rPr>
         <w:t>»</w:t>
+      </w:r>
+    </w:p>
+    <w:p>
+      <w:pPr>
+        <w:spacing w:after="160" w:line="259" w:lineRule="auto"/>
+        <w:rPr>
+          <w:rFonts w:ascii="Aptos" w:hAnsi="Aptos"/>
+          <w:sz w:val="28"/>
+          <w:szCs w:val="28"/>
+        </w:rPr>
+      </w:pPr>
+      <w:r>
+        <w:rPr>
+          <w:rFonts w:ascii="Aptos" w:hAnsi="Aptos"/>
+          <w:sz w:val="28"/>
+          <w:szCs w:val="28"/>
+        </w:rPr>
+        <w:br w:type="page"/>
       </w:r>
     </w:p>
     <w:p>

--- a/UI_UX/lab6/lab06.docx
+++ b/UI_UX/lab6/lab06.docx
@@ -2855,7 +2855,6 @@
           <w:rFonts w:ascii="Aptos" w:hAnsi="Aptos"/>
           <w:sz w:val="28"/>
           <w:szCs w:val="28"/>
-          <w:lang w:val="en-US"/>
         </w:rPr>
       </w:pPr>
       <w:r>
@@ -2884,7 +2883,6 @@
           <w:rFonts w:ascii="Aptos" w:hAnsi="Aptos"/>
           <w:sz w:val="28"/>
           <w:szCs w:val="28"/>
-          <w:lang w:val="en-US"/>
         </w:rPr>
       </w:pPr>
       <w:r>
@@ -2954,7 +2952,6 @@
           <w:rFonts w:ascii="Aptos" w:hAnsi="Aptos"/>
           <w:sz w:val="28"/>
           <w:szCs w:val="28"/>
-          <w:lang w:val="en-US"/>
         </w:rPr>
       </w:pPr>
     </w:p>
@@ -2965,7 +2962,6 @@
           <w:rFonts w:ascii="Aptos" w:hAnsi="Aptos"/>
           <w:sz w:val="28"/>
           <w:szCs w:val="28"/>
-          <w:lang w:val="en-US"/>
         </w:rPr>
       </w:pPr>
     </w:p>
@@ -2973,81 +2969,51 @@
       <w:pPr>
         <w:ind w:left="708"/>
         <w:jc w:val="center"/>
-        <w:rPr>
-          <w:lang w:val="en-US"/>
-        </w:rPr>
       </w:pPr>
     </w:p>
     <w:p>
       <w:pPr>
         <w:ind w:left="708"/>
         <w:jc w:val="center"/>
-        <w:rPr>
-          <w:lang w:val="en-US"/>
-        </w:rPr>
       </w:pPr>
     </w:p>
     <w:p>
       <w:pPr>
         <w:ind w:left="708"/>
         <w:jc w:val="center"/>
-        <w:rPr>
-          <w:lang w:val="en-US"/>
-        </w:rPr>
       </w:pPr>
     </w:p>
     <w:p>
       <w:pPr>
         <w:ind w:left="708"/>
         <w:jc w:val="center"/>
-        <w:rPr>
-          <w:lang w:val="en-US"/>
-        </w:rPr>
       </w:pPr>
     </w:p>
     <w:p>
       <w:pPr>
         <w:ind w:left="708"/>
         <w:jc w:val="center"/>
-        <w:rPr>
-          <w:lang w:val="en-US"/>
-        </w:rPr>
       </w:pPr>
     </w:p>
     <w:p>
       <w:pPr>
         <w:ind w:left="708"/>
         <w:jc w:val="center"/>
-        <w:rPr>
-          <w:lang w:val="en-US"/>
-        </w:rPr>
       </w:pPr>
     </w:p>
     <w:p>
       <w:pPr>
         <w:ind w:left="708"/>
         <w:jc w:val="center"/>
-        <w:rPr>
-          <w:lang w:val="en-US"/>
-        </w:rPr>
       </w:pPr>
     </w:p>
     <w:p>
       <w:pPr>
         <w:ind w:left="708"/>
         <w:jc w:val="center"/>
-        <w:rPr>
-          <w:lang w:val="en-US"/>
-        </w:rPr>
-      </w:pPr>
-    </w:p>
-    <w:p>
-      <w:pPr>
-        <w:rPr>
-          <w:lang w:val="en-US"/>
-        </w:rPr>
-      </w:pPr>
-    </w:p>
+      </w:pPr>
+    </w:p>
+    <w:p/>
     <w:p>
       <w:pPr>
         <w:jc w:val="center"/>
@@ -4303,6 +4269,7 @@
       <w:r>
         <w:rPr>
           <w:rFonts w:asciiTheme="minorHAnsi"/>
+          <w:noProof/>
           <w:sz w:val="28"/>
           <w:szCs w:val="28"/>
         </w:rPr>
@@ -5413,6 +5380,7 @@
       <w:r>
         <w:rPr>
           <w:rFonts w:ascii="Aptos" w:hAnsi="Aptos"/>
+          <w:noProof/>
           <w:sz w:val="28"/>
           <w:szCs w:val="28"/>
         </w:rPr>
@@ -5550,11 +5518,215 @@
     </w:p>
     <w:p>
       <w:pPr>
-        <w:spacing w:after="0" w:line="240" w:lineRule="auto"/>
-        <w:ind w:firstLine="709"/>
-        <w:jc w:val="center"/>
-        <w:rPr>
-          <w:rFonts w:ascii="Aptos" w:hAnsi="Aptos"/>
+        <w:pStyle w:val="a3"/>
+      </w:pPr>
+      <w:r>
+        <w:rPr>
+          <w:lang w:val="en-US"/>
+        </w:rPr>
+        <w:lastRenderedPageBreak/>
+        <w:t xml:space="preserve">5. </w:t>
+      </w:r>
+      <w:r>
+        <w:t>Описание прототипа сайта</w:t>
+      </w:r>
+    </w:p>
+    <w:p>
+      <w:pPr>
+        <w:spacing w:after="210" w:line="240" w:lineRule="auto"/>
+        <w:rPr>
+          <w:rFonts w:asciiTheme="minorHAnsi"/>
+          <w:sz w:val="28"/>
+          <w:szCs w:val="28"/>
+        </w:rPr>
+      </w:pPr>
+      <w:r>
+        <w:rPr>
+          <w:rFonts w:asciiTheme="minorHAnsi" w:eastAsia="Georgia" w:cs="Georgia"/>
+          <w:color w:val="000000"/>
+          <w:sz w:val="28"/>
+          <w:szCs w:val="28"/>
+        </w:rPr>
+        <w:t>Для цифровой платформы мобильного оператора были спроектированы следующие ключевые функциональные элементы:</w:t>
+      </w:r>
+    </w:p>
+    <w:p>
+      <w:pPr>
+        <w:numPr>
+          <w:ilvl w:val="0"/>
+          <w:numId w:val="5"/>
+        </w:numPr>
+        <w:spacing w:before="105" w:after="105" w:line="240" w:lineRule="auto"/>
+        <w:rPr>
+          <w:rFonts w:asciiTheme="minorHAnsi"/>
+          <w:sz w:val="28"/>
+          <w:szCs w:val="28"/>
+        </w:rPr>
+      </w:pPr>
+      <w:r>
+        <w:rPr>
+          <w:rFonts w:asciiTheme="minorHAnsi"/>
+          <w:sz w:val="28"/>
+          <w:szCs w:val="28"/>
+        </w:rPr>
+        <w:t>каталог тарифов</w:t>
+      </w:r>
+    </w:p>
+    <w:p>
+      <w:pPr>
+        <w:numPr>
+          <w:ilvl w:val="0"/>
+          <w:numId w:val="5"/>
+        </w:numPr>
+        <w:spacing w:before="105" w:after="105" w:line="240" w:lineRule="auto"/>
+        <w:rPr>
+          <w:rFonts w:asciiTheme="minorHAnsi"/>
+          <w:sz w:val="28"/>
+          <w:szCs w:val="28"/>
+        </w:rPr>
+      </w:pPr>
+      <w:r>
+        <w:rPr>
+          <w:rFonts w:asciiTheme="minorHAnsi"/>
+          <w:sz w:val="28"/>
+          <w:szCs w:val="28"/>
+        </w:rPr>
+        <w:t>виджет баланса и остатков</w:t>
+      </w:r>
+    </w:p>
+    <w:p>
+      <w:pPr>
+        <w:numPr>
+          <w:ilvl w:val="0"/>
+          <w:numId w:val="5"/>
+        </w:numPr>
+        <w:spacing w:before="105" w:after="105" w:line="240" w:lineRule="auto"/>
+        <w:rPr>
+          <w:rFonts w:asciiTheme="minorHAnsi"/>
+          <w:sz w:val="28"/>
+          <w:szCs w:val="28"/>
+        </w:rPr>
+      </w:pPr>
+      <w:r>
+        <w:rPr>
+          <w:rFonts w:asciiTheme="minorHAnsi"/>
+          <w:sz w:val="28"/>
+          <w:szCs w:val="28"/>
+        </w:rPr>
+        <w:t>страница тарифного плана</w:t>
+      </w:r>
+    </w:p>
+    <w:p>
+      <w:pPr>
+        <w:numPr>
+          <w:ilvl w:val="0"/>
+          <w:numId w:val="5"/>
+        </w:numPr>
+        <w:spacing w:before="105" w:after="105" w:line="240" w:lineRule="auto"/>
+        <w:rPr>
+          <w:rFonts w:asciiTheme="minorHAnsi"/>
+          <w:sz w:val="28"/>
+          <w:szCs w:val="28"/>
+        </w:rPr>
+      </w:pPr>
+      <w:r>
+        <w:rPr>
+          <w:rFonts w:asciiTheme="minorHAnsi"/>
+          <w:sz w:val="28"/>
+          <w:szCs w:val="28"/>
+        </w:rPr>
+        <w:t>конструктор тарифа</w:t>
+      </w:r>
+    </w:p>
+    <w:p>
+      <w:pPr>
+        <w:numPr>
+          <w:ilvl w:val="0"/>
+          <w:numId w:val="5"/>
+        </w:numPr>
+        <w:spacing w:before="105" w:after="105" w:line="240" w:lineRule="auto"/>
+        <w:rPr>
+          <w:rFonts w:asciiTheme="minorHAnsi"/>
+          <w:sz w:val="28"/>
+          <w:szCs w:val="28"/>
+        </w:rPr>
+      </w:pPr>
+      <w:r>
+        <w:rPr>
+          <w:rFonts w:asciiTheme="minorHAnsi"/>
+          <w:sz w:val="28"/>
+          <w:szCs w:val="28"/>
+        </w:rPr>
+        <w:t xml:space="preserve">шаги подключения </w:t>
+      </w:r>
+      <w:proofErr w:type="spellStart"/>
+      <w:r>
+        <w:rPr>
+          <w:rFonts w:asciiTheme="minorHAnsi"/>
+          <w:sz w:val="28"/>
+          <w:szCs w:val="28"/>
+          <w:lang w:val="en-US"/>
+        </w:rPr>
+        <w:t>eSIM</w:t>
+      </w:r>
+      <w:proofErr w:type="spellEnd"/>
+    </w:p>
+    <w:p>
+      <w:pPr>
+        <w:numPr>
+          <w:ilvl w:val="0"/>
+          <w:numId w:val="5"/>
+        </w:numPr>
+        <w:spacing w:before="105" w:after="105" w:line="240" w:lineRule="auto"/>
+        <w:rPr>
+          <w:rFonts w:asciiTheme="minorHAnsi"/>
+          <w:sz w:val="28"/>
+          <w:szCs w:val="28"/>
+        </w:rPr>
+      </w:pPr>
+      <w:r>
+        <w:rPr>
+          <w:rFonts w:asciiTheme="minorHAnsi"/>
+          <w:sz w:val="28"/>
+          <w:szCs w:val="28"/>
+        </w:rPr>
+        <w:t xml:space="preserve">выбор формата </w:t>
+      </w:r>
+      <w:r>
+        <w:rPr>
+          <w:rFonts w:asciiTheme="minorHAnsi"/>
+          <w:sz w:val="28"/>
+          <w:szCs w:val="28"/>
+          <w:lang w:val="en-US"/>
+        </w:rPr>
+        <w:t xml:space="preserve">SIM </w:t>
+      </w:r>
+      <w:r>
+        <w:rPr>
+          <w:rFonts w:asciiTheme="minorHAnsi"/>
+          <w:sz w:val="28"/>
+          <w:szCs w:val="28"/>
+        </w:rPr>
+        <w:t>карты</w:t>
+      </w:r>
+    </w:p>
+    <w:p>
+      <w:pPr>
+        <w:spacing w:before="105" w:after="105" w:line="240" w:lineRule="auto"/>
+        <w:ind w:left="540"/>
+        <w:rPr>
+          <w:rFonts w:asciiTheme="minorHAnsi"/>
+          <w:sz w:val="28"/>
+          <w:szCs w:val="28"/>
+        </w:rPr>
+      </w:pPr>
+    </w:p>
+    <w:p>
+      <w:pPr>
+        <w:spacing w:before="105" w:after="105" w:line="240" w:lineRule="auto"/>
+        <w:ind w:left="540"/>
+        <w:rPr>
+          <w:rFonts w:asciiTheme="minorHAnsi"/>
           <w:sz w:val="28"/>
           <w:szCs w:val="28"/>
         </w:rPr>
@@ -5659,6 +5831,66 @@
     </w:lvl>
   </w:abstractNum>
   <w:abstractNum w:abstractNumId="1" w15:restartNumberingAfterBreak="0">
+    <w:nsid w:val="39EE2FF1"/>
+    <w:multiLevelType w:val="hybridMultilevel"/>
+    <w:tmpl w:val="E8E42E20"/>
+    <w:lvl w:ilvl="0" w:tplc="F9A84C04">
+      <w:start w:val="1"/>
+      <w:numFmt w:val="bullet"/>
+      <w:lvlText w:val=""/>
+      <w:lvlJc w:val="left"/>
+      <w:pPr>
+        <w:tabs>
+          <w:tab w:val="num" w:pos="900"/>
+        </w:tabs>
+        <w:ind w:left="540" w:hanging="360"/>
+      </w:pPr>
+      <w:rPr>
+        <w:rFonts w:ascii="Symbol" w:hAnsi="Symbol" w:hint="default"/>
+      </w:rPr>
+    </w:lvl>
+    <w:lvl w:ilvl="1" w:tplc="84FC38AA">
+      <w:numFmt w:val="decimal"/>
+      <w:lvlText w:val=""/>
+      <w:lvlJc w:val="left"/>
+    </w:lvl>
+    <w:lvl w:ilvl="2" w:tplc="1FB0E7FA">
+      <w:numFmt w:val="decimal"/>
+      <w:lvlText w:val=""/>
+      <w:lvlJc w:val="left"/>
+    </w:lvl>
+    <w:lvl w:ilvl="3" w:tplc="F7201C18">
+      <w:numFmt w:val="decimal"/>
+      <w:lvlText w:val=""/>
+      <w:lvlJc w:val="left"/>
+    </w:lvl>
+    <w:lvl w:ilvl="4" w:tplc="20527008">
+      <w:numFmt w:val="decimal"/>
+      <w:lvlText w:val=""/>
+      <w:lvlJc w:val="left"/>
+    </w:lvl>
+    <w:lvl w:ilvl="5" w:tplc="6836717A">
+      <w:numFmt w:val="decimal"/>
+      <w:lvlText w:val=""/>
+      <w:lvlJc w:val="left"/>
+    </w:lvl>
+    <w:lvl w:ilvl="6" w:tplc="E44494E2">
+      <w:numFmt w:val="decimal"/>
+      <w:lvlText w:val=""/>
+      <w:lvlJc w:val="left"/>
+    </w:lvl>
+    <w:lvl w:ilvl="7" w:tplc="2A1E0406">
+      <w:numFmt w:val="decimal"/>
+      <w:lvlText w:val=""/>
+      <w:lvlJc w:val="left"/>
+    </w:lvl>
+    <w:lvl w:ilvl="8" w:tplc="A424A69C">
+      <w:numFmt w:val="decimal"/>
+      <w:lvlText w:val=""/>
+      <w:lvlJc w:val="left"/>
+    </w:lvl>
+  </w:abstractNum>
+  <w:abstractNum w:abstractNumId="2" w15:restartNumberingAfterBreak="0">
     <w:nsid w:val="46892D47"/>
     <w:multiLevelType w:val="multilevel"/>
     <w:tmpl w:val="E8965FA6"/>
@@ -5779,7 +6011,7 @@
       </w:rPr>
     </w:lvl>
   </w:abstractNum>
-  <w:abstractNum w:abstractNumId="2" w15:restartNumberingAfterBreak="0">
+  <w:abstractNum w:abstractNumId="3" w15:restartNumberingAfterBreak="0">
     <w:nsid w:val="48BD3F14"/>
     <w:multiLevelType w:val="multilevel"/>
     <w:tmpl w:val="39C6C82C"/>
@@ -5900,7 +6132,7 @@
       </w:rPr>
     </w:lvl>
   </w:abstractNum>
-  <w:abstractNum w:abstractNumId="3" w15:restartNumberingAfterBreak="0">
+  <w:abstractNum w:abstractNumId="4" w15:restartNumberingAfterBreak="0">
     <w:nsid w:val="5E565B7E"/>
     <w:multiLevelType w:val="multilevel"/>
     <w:tmpl w:val="AED6EBA0"/>
@@ -6019,15 +6251,18 @@
     </w:lvl>
   </w:abstractNum>
   <w:num w:numId="1" w16cid:durableId="1638487768">
-    <w:abstractNumId w:val="2"/>
+    <w:abstractNumId w:val="3"/>
   </w:num>
   <w:num w:numId="2" w16cid:durableId="1501769043">
     <w:abstractNumId w:val="0"/>
   </w:num>
   <w:num w:numId="3" w16cid:durableId="1992250879">
-    <w:abstractNumId w:val="3"/>
+    <w:abstractNumId w:val="4"/>
   </w:num>
   <w:num w:numId="4" w16cid:durableId="584387739">
+    <w:abstractNumId w:val="2"/>
+  </w:num>
+  <w:num w:numId="5" w16cid:durableId="565603767">
     <w:abstractNumId w:val="1"/>
   </w:num>
 </w:numbering>
@@ -6431,7 +6666,7 @@
   <w:style w:type="paragraph" w:default="1" w:styleId="a">
     <w:name w:val="Normal"/>
     <w:qFormat/>
-    <w:rsid w:val="00682989"/>
+    <w:rsid w:val="00400538"/>
     <w:pPr>
       <w:spacing w:after="120" w:line="240" w:lineRule="atLeast"/>
     </w:pPr>
@@ -6640,6 +6875,7 @@
   <w:style w:type="character" w:default="1" w:styleId="a0">
     <w:name w:val="Default Paragraph Font"/>
     <w:uiPriority w:val="1"/>
+    <w:semiHidden/>
     <w:unhideWhenUsed/>
   </w:style>
   <w:style w:type="table" w:default="1" w:styleId="a1">

--- a/UI_UX/lab6/lab06.docx
+++ b/UI_UX/lab6/lab06.docx
@@ -1,6 +1,6 @@
 
 <file path=word/document.xml><?xml version="1.0" encoding="utf-8"?>
-<w:document xmlns:wpc="http://schemas.microsoft.com/office/word/2010/wordprocessingCanvas" xmlns:cx="http://schemas.microsoft.com/office/drawing/2014/chartex" xmlns:cx1="http://schemas.microsoft.com/office/drawing/2015/9/8/chartex" xmlns:cx2="http://schemas.microsoft.com/office/drawing/2015/10/21/chartex" xmlns:cx3="http://schemas.microsoft.com/office/drawing/2016/5/9/chartex" xmlns:cx4="http://schemas.microsoft.com/office/drawing/2016/5/10/chartex" xmlns:cx5="http://schemas.microsoft.com/office/drawing/2016/5/11/chartex" xmlns:cx6="http://schemas.microsoft.com/office/drawing/2016/5/12/chartex" xmlns:cx7="http://schemas.microsoft.com/office/drawing/2016/5/13/chartex" xmlns:cx8="http://schemas.microsoft.com/office/drawing/2016/5/14/chartex" xmlns:mc="http://schemas.openxmlformats.org/markup-compatibility/2006" xmlns:aink="http://schemas.microsoft.com/office/drawing/2016/ink" xmlns:am3d="http://schemas.microsoft.com/office/drawing/2017/model3d" xmlns:o="urn:schemas-microsoft-com:office:office" xmlns:oel="http://schemas.microsoft.com/office/2019/extlst" xmlns:r="http://schemas.openxmlformats.org/officeDocument/2006/relationships" xmlns:m="http://schemas.openxmlformats.org/officeDocument/2006/math" xmlns:v="urn:schemas-microsoft-com:vml" xmlns:wp14="http://schemas.microsoft.com/office/word/2010/wordprocessingDrawing" xmlns:wp="http://schemas.openxmlformats.org/drawingml/2006/wordprocessingDrawing" xmlns:w10="urn:schemas-microsoft-com:office:word" xmlns:w="http://schemas.openxmlformats.org/wordprocessingml/2006/main" xmlns:w14="http://schemas.microsoft.com/office/word/2010/wordml" xmlns:w15="http://schemas.microsoft.com/office/word/2012/wordml" xmlns:w16cex="http://schemas.microsoft.com/office/word/2018/wordml/cex" xmlns:w16cid="http://schemas.microsoft.com/office/word/2016/wordml/cid" xmlns:w16="http://schemas.microsoft.com/office/word/2018/wordml" xmlns:w16du="http://schemas.microsoft.com/office/word/2023/wordml/word16du" xmlns:w16sdtdh="http://schemas.microsoft.com/office/word/2020/wordml/sdtdatahash" xmlns:w16sdtfl="http://schemas.microsoft.com/office/word/2024/wordml/sdtformatlock" xmlns:w16se="http://schemas.microsoft.com/office/word/2015/wordml/symex" xmlns:wpg="http://schemas.microsoft.com/office/word/2010/wordprocessingGroup" xmlns:wpi="http://schemas.microsoft.com/office/word/2010/wordprocessingInk" xmlns:wne="http://schemas.microsoft.com/office/word/2006/wordml" xmlns:wps="http://schemas.microsoft.com/office/word/2010/wordprocessingShape" mc:Ignorable="w14 w15 w16se w16cid w16 w16cex w16sdtdh w16sdtfl w16du wp14">
+<w:document xmlns:wpc="http://schemas.microsoft.com/office/word/2010/wordprocessingCanvas" xmlns:cx="http://schemas.microsoft.com/office/drawing/2014/chartex" xmlns:cx1="http://schemas.microsoft.com/office/drawing/2015/9/8/chartex" xmlns:cx2="http://schemas.microsoft.com/office/drawing/2015/10/21/chartex" xmlns:cx3="http://schemas.microsoft.com/office/drawing/2016/5/9/chartex" xmlns:cx4="http://schemas.microsoft.com/office/drawing/2016/5/10/chartex" xmlns:cx5="http://schemas.microsoft.com/office/drawing/2016/5/11/chartex" xmlns:cx6="http://schemas.microsoft.com/office/drawing/2016/5/12/chartex" xmlns:cx7="http://schemas.microsoft.com/office/drawing/2016/5/13/chartex" xmlns:cx8="http://schemas.microsoft.com/office/drawing/2016/5/14/chartex" xmlns:mc="http://schemas.openxmlformats.org/markup-compatibility/2006" xmlns:aink="http://schemas.microsoft.com/office/drawing/2016/ink" xmlns:am3d="http://schemas.microsoft.com/office/drawing/2017/model3d" xmlns:o="urn:schemas-microsoft-com:office:office" xmlns:oel="http://schemas.microsoft.com/office/2019/extlst" xmlns:r="http://schemas.openxmlformats.org/officeDocument/2006/relationships" xmlns:m="http://schemas.openxmlformats.org/officeDocument/2006/math" xmlns:v="urn:schemas-microsoft-com:vml" xmlns:wp14="http://schemas.microsoft.com/office/word/2010/wordprocessingDrawing" xmlns:wp="http://schemas.openxmlformats.org/drawingml/2006/wordprocessingDrawing" xmlns:w10="urn:schemas-microsoft-com:office:word" xmlns:w="http://schemas.openxmlformats.org/wordprocessingml/2006/main" xmlns:w14="http://schemas.microsoft.com/office/word/2010/wordml" xmlns:w15="http://schemas.microsoft.com/office/word/2012/wordml" xmlns:w16cex="http://schemas.microsoft.com/office/word/2018/wordml/cex" xmlns:w16cid="http://schemas.microsoft.com/office/word/2016/wordml/cid" xmlns:w16="http://schemas.microsoft.com/office/word/2018/wordml" xmlns:w16sdtdh="http://schemas.microsoft.com/office/word/2020/wordml/sdtdatahash" xmlns:w16se="http://schemas.microsoft.com/office/word/2015/wordml/symex" xmlns:wpg="http://schemas.microsoft.com/office/word/2010/wordprocessingGroup" xmlns:wpi="http://schemas.microsoft.com/office/word/2010/wordprocessingInk" xmlns:wne="http://schemas.microsoft.com/office/word/2006/wordml" xmlns:wps="http://schemas.microsoft.com/office/word/2010/wordprocessingShape" mc:Ignorable="w14 w15 w16se w16cid w16 w16cex w16sdtdh wp14">
   <w:body>
     <w:p>
       <w:pPr>
@@ -5521,9 +5521,6 @@
         <w:pStyle w:val="a3"/>
       </w:pPr>
       <w:r>
-        <w:rPr>
-          <w:lang w:val="en-US"/>
-        </w:rPr>
         <w:lastRenderedPageBreak/>
         <w:t xml:space="preserve">5. </w:t>
       </w:r>
@@ -5713,18 +5710,5577 @@
     <w:p>
       <w:pPr>
         <w:spacing w:before="105" w:after="105" w:line="240" w:lineRule="auto"/>
-        <w:ind w:left="540"/>
-        <w:rPr>
-          <w:rFonts w:asciiTheme="minorHAnsi"/>
-          <w:sz w:val="28"/>
-          <w:szCs w:val="28"/>
-        </w:rPr>
-      </w:pPr>
-    </w:p>
+        <w:rPr>
+          <w:rFonts w:asciiTheme="minorHAnsi"/>
+          <w:sz w:val="28"/>
+          <w:szCs w:val="28"/>
+        </w:rPr>
+      </w:pPr>
+      <w:r>
+        <w:rPr>
+          <w:rFonts w:asciiTheme="minorHAnsi"/>
+          <w:sz w:val="28"/>
+          <w:szCs w:val="28"/>
+        </w:rPr>
+        <w:drawing>
+          <wp:inline distT="0" distB="0" distL="0" distR="0" wp14:anchorId="159284CD" wp14:editId="65E9D857">
+            <wp:extent cx="6645910" cy="3710940"/>
+            <wp:effectExtent l="19050" t="19050" r="21590" b="22860"/>
+            <wp:docPr id="1" name="Рисунок 1"/>
+            <wp:cNvGraphicFramePr>
+              <a:graphicFrameLocks xmlns:a="http://schemas.openxmlformats.org/drawingml/2006/main" noChangeAspect="1"/>
+            </wp:cNvGraphicFramePr>
+            <a:graphic xmlns:a="http://schemas.openxmlformats.org/drawingml/2006/main">
+              <a:graphicData uri="http://schemas.openxmlformats.org/drawingml/2006/picture">
+                <pic:pic xmlns:pic="http://schemas.openxmlformats.org/drawingml/2006/picture">
+                  <pic:nvPicPr>
+                    <pic:cNvPr id="1" name=""/>
+                    <pic:cNvPicPr/>
+                  </pic:nvPicPr>
+                  <pic:blipFill rotWithShape="1">
+                    <a:blip r:embed="rId21"/>
+                    <a:srcRect t="1398" b="1381"/>
+                    <a:stretch/>
+                  </pic:blipFill>
+                  <pic:spPr bwMode="auto">
+                    <a:xfrm>
+                      <a:off x="0" y="0"/>
+                      <a:ext cx="6645910" cy="3710940"/>
+                    </a:xfrm>
+                    <a:prstGeom prst="rect">
+                      <a:avLst/>
+                    </a:prstGeom>
+                    <a:ln>
+                      <a:solidFill>
+                        <a:schemeClr val="tx1"/>
+                      </a:solidFill>
+                    </a:ln>
+                    <a:extLst>
+                      <a:ext uri="{53640926-AAD7-44D8-BBD7-CCE9431645EC}">
+                        <a14:shadowObscured xmlns:a14="http://schemas.microsoft.com/office/drawing/2010/main"/>
+                      </a:ext>
+                    </a:extLst>
+                  </pic:spPr>
+                </pic:pic>
+              </a:graphicData>
+            </a:graphic>
+          </wp:inline>
+        </w:drawing>
+      </w:r>
+    </w:p>
+    <w:tbl>
+      <w:tblPr>
+        <w:tblStyle w:val="ad"/>
+        <w:tblW w:w="0" w:type="auto"/>
+        <w:tblInd w:w="540" w:type="dxa"/>
+        <w:tblLook w:val="04A0" w:firstRow="1" w:lastRow="0" w:firstColumn="1" w:lastColumn="0" w:noHBand="0" w:noVBand="1"/>
+      </w:tblPr>
+      <w:tblGrid>
+        <w:gridCol w:w="2574"/>
+        <w:gridCol w:w="7342"/>
+      </w:tblGrid>
+      <w:tr>
+        <w:tc>
+          <w:tcPr>
+            <w:tcW w:w="2574" w:type="dxa"/>
+            <w:vAlign w:val="center"/>
+          </w:tcPr>
+          <w:p>
+            <w:pPr>
+              <w:spacing w:before="105" w:after="105" w:line="240" w:lineRule="auto"/>
+              <w:rPr>
+                <w:rFonts w:asciiTheme="minorHAnsi"/>
+                <w:sz w:val="28"/>
+                <w:szCs w:val="28"/>
+              </w:rPr>
+            </w:pPr>
+            <w:r>
+              <w:rPr>
+                <w:b/>
+                <w:bCs/>
+              </w:rPr>
+              <w:t>Закон</w:t>
+            </w:r>
+            <w:r>
+              <w:rPr>
+                <w:b/>
+                <w:bCs/>
+              </w:rPr>
+              <w:t xml:space="preserve"> / </w:t>
+            </w:r>
+            <w:r>
+              <w:rPr>
+                <w:b/>
+                <w:bCs/>
+              </w:rPr>
+              <w:t>Принцип</w:t>
+            </w:r>
+          </w:p>
+        </w:tc>
+        <w:tc>
+          <w:tcPr>
+            <w:tcW w:w="7342" w:type="dxa"/>
+            <w:vAlign w:val="center"/>
+          </w:tcPr>
+          <w:p>
+            <w:pPr>
+              <w:spacing w:before="105" w:after="105" w:line="240" w:lineRule="auto"/>
+              <w:rPr>
+                <w:rFonts w:asciiTheme="minorHAnsi"/>
+                <w:sz w:val="28"/>
+                <w:szCs w:val="28"/>
+              </w:rPr>
+            </w:pPr>
+            <w:r>
+              <w:rPr>
+                <w:b/>
+                <w:bCs/>
+              </w:rPr>
+              <w:t>Как</w:t>
+            </w:r>
+            <w:r>
+              <w:rPr>
+                <w:b/>
+                <w:bCs/>
+              </w:rPr>
+              <w:t xml:space="preserve"> </w:t>
+            </w:r>
+            <w:r>
+              <w:rPr>
+                <w:b/>
+                <w:bCs/>
+              </w:rPr>
+              <w:t>проявляется</w:t>
+            </w:r>
+          </w:p>
+        </w:tc>
+      </w:tr>
+      <w:tr>
+        <w:tc>
+          <w:tcPr>
+            <w:tcW w:w="2574" w:type="dxa"/>
+            <w:vAlign w:val="center"/>
+          </w:tcPr>
+          <w:p>
+            <w:pPr>
+              <w:spacing w:before="105" w:after="105" w:line="240" w:lineRule="auto"/>
+              <w:rPr>
+                <w:rFonts w:asciiTheme="minorHAnsi"/>
+                <w:sz w:val="28"/>
+                <w:szCs w:val="28"/>
+              </w:rPr>
+            </w:pPr>
+            <w:r>
+              <w:t>Принцип</w:t>
+            </w:r>
+            <w:r>
+              <w:t xml:space="preserve"> </w:t>
+            </w:r>
+            <w:r>
+              <w:t>сходства</w:t>
+            </w:r>
+          </w:p>
+        </w:tc>
+        <w:tc>
+          <w:tcPr>
+            <w:tcW w:w="7342" w:type="dxa"/>
+            <w:vAlign w:val="center"/>
+          </w:tcPr>
+          <w:p>
+            <w:pPr>
+              <w:spacing w:before="105" w:after="105" w:line="240" w:lineRule="auto"/>
+              <w:rPr>
+                <w:rFonts w:asciiTheme="minorHAnsi"/>
+                <w:sz w:val="28"/>
+                <w:szCs w:val="28"/>
+              </w:rPr>
+            </w:pPr>
+            <w:r>
+              <w:t>Все</w:t>
+            </w:r>
+            <w:r>
+              <w:t xml:space="preserve"> </w:t>
+            </w:r>
+            <w:r>
+              <w:t>четыре</w:t>
+            </w:r>
+            <w:r>
+              <w:t xml:space="preserve"> </w:t>
+            </w:r>
+            <w:r>
+              <w:t>карточки</w:t>
+            </w:r>
+            <w:r>
+              <w:t xml:space="preserve"> </w:t>
+            </w:r>
+            <w:r>
+              <w:t>тарифов</w:t>
+            </w:r>
+            <w:r>
+              <w:t xml:space="preserve"> </w:t>
+            </w:r>
+            <w:r>
+              <w:t>имеют</w:t>
+            </w:r>
+            <w:r>
+              <w:t xml:space="preserve"> </w:t>
+            </w:r>
+            <w:r>
+              <w:t>одинаковую</w:t>
+            </w:r>
+            <w:r>
+              <w:t xml:space="preserve"> </w:t>
+            </w:r>
+            <w:r>
+              <w:t>структуру</w:t>
+            </w:r>
+            <w:r>
+              <w:t xml:space="preserve">: </w:t>
+            </w:r>
+            <w:r>
+              <w:t>название</w:t>
+            </w:r>
+            <w:r>
+              <w:t xml:space="preserve">, </w:t>
+            </w:r>
+            <w:r>
+              <w:t>список</w:t>
+            </w:r>
+            <w:r>
+              <w:t xml:space="preserve"> </w:t>
+            </w:r>
+            <w:r>
+              <w:t>характеристик</w:t>
+            </w:r>
+            <w:r>
+              <w:t xml:space="preserve">, </w:t>
+            </w:r>
+            <w:r>
+              <w:t>цену</w:t>
+            </w:r>
+            <w:r>
+              <w:t xml:space="preserve"> </w:t>
+            </w:r>
+            <w:r>
+              <w:t>и</w:t>
+            </w:r>
+            <w:r>
+              <w:t xml:space="preserve"> </w:t>
+            </w:r>
+            <w:r>
+              <w:t>кнопку</w:t>
+            </w:r>
+            <w:r>
+              <w:t xml:space="preserve"> </w:t>
+            </w:r>
+            <w:r>
+              <w:t>«Подключить»</w:t>
+            </w:r>
+            <w:r>
+              <w:t xml:space="preserve">, </w:t>
+            </w:r>
+            <w:r>
+              <w:t>поэтому</w:t>
+            </w:r>
+            <w:r>
+              <w:t xml:space="preserve"> </w:t>
+            </w:r>
+            <w:r>
+              <w:t>пользователь</w:t>
+            </w:r>
+            <w:r>
+              <w:t xml:space="preserve"> </w:t>
+            </w:r>
+            <w:r>
+              <w:t>воспринимает</w:t>
+            </w:r>
+            <w:r>
+              <w:t xml:space="preserve"> </w:t>
+            </w:r>
+            <w:r>
+              <w:t>их</w:t>
+            </w:r>
+            <w:r>
+              <w:t xml:space="preserve"> </w:t>
+            </w:r>
+            <w:r>
+              <w:t>как</w:t>
+            </w:r>
+            <w:r>
+              <w:t xml:space="preserve"> </w:t>
+            </w:r>
+            <w:r>
+              <w:t>однотипные</w:t>
+            </w:r>
+            <w:r>
+              <w:t xml:space="preserve"> </w:t>
+            </w:r>
+            <w:r>
+              <w:t>предложения</w:t>
+            </w:r>
+            <w:r>
+              <w:t xml:space="preserve"> </w:t>
+            </w:r>
+            <w:r>
+              <w:t>для</w:t>
+            </w:r>
+            <w:r>
+              <w:t xml:space="preserve"> </w:t>
+            </w:r>
+            <w:r>
+              <w:t>сравнения</w:t>
+            </w:r>
+            <w:r>
+              <w:t xml:space="preserve">. </w:t>
+            </w:r>
+          </w:p>
+        </w:tc>
+      </w:tr>
+      <w:tr>
+        <w:tc>
+          <w:tcPr>
+            <w:tcW w:w="2574" w:type="dxa"/>
+            <w:vAlign w:val="center"/>
+          </w:tcPr>
+          <w:p>
+            <w:pPr>
+              <w:spacing w:before="105" w:after="105" w:line="240" w:lineRule="auto"/>
+              <w:rPr>
+                <w:rFonts w:asciiTheme="minorHAnsi"/>
+                <w:sz w:val="28"/>
+                <w:szCs w:val="28"/>
+              </w:rPr>
+            </w:pPr>
+            <w:r>
+              <w:t>Принцип</w:t>
+            </w:r>
+            <w:r>
+              <w:t xml:space="preserve"> </w:t>
+            </w:r>
+            <w:r>
+              <w:t>общей</w:t>
+            </w:r>
+            <w:r>
+              <w:t xml:space="preserve"> </w:t>
+            </w:r>
+            <w:r>
+              <w:t>области</w:t>
+            </w:r>
+          </w:p>
+        </w:tc>
+        <w:tc>
+          <w:tcPr>
+            <w:tcW w:w="7342" w:type="dxa"/>
+            <w:vAlign w:val="center"/>
+          </w:tcPr>
+          <w:p>
+            <w:pPr>
+              <w:spacing w:before="105" w:after="105" w:line="240" w:lineRule="auto"/>
+              <w:rPr>
+                <w:rFonts w:asciiTheme="minorHAnsi"/>
+                <w:sz w:val="28"/>
+                <w:szCs w:val="28"/>
+              </w:rPr>
+            </w:pPr>
+            <w:r>
+              <w:t>Каждый</w:t>
+            </w:r>
+            <w:r>
+              <w:t xml:space="preserve"> </w:t>
+            </w:r>
+            <w:r>
+              <w:t>тариф</w:t>
+            </w:r>
+            <w:r>
+              <w:t xml:space="preserve"> </w:t>
+            </w:r>
+            <w:r>
+              <w:t>заключён</w:t>
+            </w:r>
+            <w:r>
+              <w:t xml:space="preserve"> </w:t>
+            </w:r>
+            <w:r>
+              <w:t>в</w:t>
+            </w:r>
+            <w:r>
+              <w:t xml:space="preserve"> </w:t>
+            </w:r>
+            <w:r>
+              <w:t>собственную</w:t>
+            </w:r>
+            <w:r>
+              <w:t xml:space="preserve"> </w:t>
+            </w:r>
+            <w:r>
+              <w:t>карточку</w:t>
+            </w:r>
+            <w:r>
+              <w:t xml:space="preserve"> </w:t>
+            </w:r>
+            <w:r>
+              <w:t>с</w:t>
+            </w:r>
+            <w:r>
+              <w:t xml:space="preserve"> </w:t>
+            </w:r>
+            <w:r>
+              <w:t>границами</w:t>
+            </w:r>
+            <w:r>
+              <w:t xml:space="preserve">, </w:t>
+            </w:r>
+            <w:r>
+              <w:t>что</w:t>
+            </w:r>
+            <w:r>
+              <w:t xml:space="preserve"> </w:t>
+            </w:r>
+            <w:r>
+              <w:t>помогает</w:t>
+            </w:r>
+            <w:r>
+              <w:t xml:space="preserve"> </w:t>
+            </w:r>
+            <w:r>
+              <w:t>визуально</w:t>
+            </w:r>
+            <w:r>
+              <w:t xml:space="preserve"> </w:t>
+            </w:r>
+            <w:r>
+              <w:t>отделить</w:t>
+            </w:r>
+            <w:r>
+              <w:t xml:space="preserve"> </w:t>
+            </w:r>
+            <w:r>
+              <w:t>один</w:t>
+            </w:r>
+            <w:r>
+              <w:t xml:space="preserve"> </w:t>
+            </w:r>
+            <w:r>
+              <w:t>план</w:t>
+            </w:r>
+            <w:r>
+              <w:t xml:space="preserve"> </w:t>
+            </w:r>
+            <w:r>
+              <w:t>от</w:t>
+            </w:r>
+            <w:r>
+              <w:t xml:space="preserve"> </w:t>
+            </w:r>
+            <w:r>
+              <w:t>другого</w:t>
+            </w:r>
+            <w:r>
+              <w:t xml:space="preserve">. </w:t>
+            </w:r>
+          </w:p>
+        </w:tc>
+      </w:tr>
+      <w:tr>
+        <w:tc>
+          <w:tcPr>
+            <w:tcW w:w="2574" w:type="dxa"/>
+            <w:vAlign w:val="center"/>
+          </w:tcPr>
+          <w:p>
+            <w:pPr>
+              <w:spacing w:before="105" w:after="105" w:line="240" w:lineRule="auto"/>
+              <w:rPr>
+                <w:rFonts w:asciiTheme="minorHAnsi"/>
+                <w:sz w:val="28"/>
+                <w:szCs w:val="28"/>
+              </w:rPr>
+            </w:pPr>
+            <w:r>
+              <w:t>Принцип</w:t>
+            </w:r>
+            <w:r>
+              <w:t xml:space="preserve"> </w:t>
+            </w:r>
+            <w:r>
+              <w:t>близости</w:t>
+            </w:r>
+          </w:p>
+        </w:tc>
+        <w:tc>
+          <w:tcPr>
+            <w:tcW w:w="7342" w:type="dxa"/>
+            <w:vAlign w:val="center"/>
+          </w:tcPr>
+          <w:p>
+            <w:pPr>
+              <w:spacing w:before="105" w:after="105" w:line="240" w:lineRule="auto"/>
+              <w:rPr>
+                <w:rFonts w:asciiTheme="minorHAnsi"/>
+                <w:sz w:val="28"/>
+                <w:szCs w:val="28"/>
+              </w:rPr>
+            </w:pPr>
+            <w:r>
+              <w:t>Внутри</w:t>
+            </w:r>
+            <w:r>
+              <w:t xml:space="preserve"> </w:t>
+            </w:r>
+            <w:r>
+              <w:t>каждой</w:t>
+            </w:r>
+            <w:r>
+              <w:t xml:space="preserve"> </w:t>
+            </w:r>
+            <w:r>
+              <w:t>карточки</w:t>
+            </w:r>
+            <w:r>
+              <w:t xml:space="preserve"> </w:t>
+            </w:r>
+            <w:r>
+              <w:t>параметры</w:t>
+            </w:r>
+            <w:r>
+              <w:t xml:space="preserve"> </w:t>
+            </w:r>
+            <w:r>
+              <w:t>тарифа</w:t>
+            </w:r>
+            <w:r>
+              <w:t xml:space="preserve">, </w:t>
+            </w:r>
+            <w:r>
+              <w:t>цена</w:t>
+            </w:r>
+            <w:r>
+              <w:t xml:space="preserve"> </w:t>
+            </w:r>
+            <w:r>
+              <w:t>и</w:t>
+            </w:r>
+            <w:r>
+              <w:t xml:space="preserve"> </w:t>
+            </w:r>
+            <w:r>
+              <w:t>кнопка</w:t>
+            </w:r>
+            <w:r>
+              <w:t xml:space="preserve"> </w:t>
+            </w:r>
+            <w:r>
+              <w:t>расположены</w:t>
+            </w:r>
+            <w:r>
+              <w:t xml:space="preserve"> </w:t>
+            </w:r>
+            <w:r>
+              <w:t>компактно</w:t>
+            </w:r>
+            <w:r>
+              <w:t xml:space="preserve">, </w:t>
+            </w:r>
+            <w:r>
+              <w:t>поэтому</w:t>
+            </w:r>
+            <w:r>
+              <w:t xml:space="preserve"> </w:t>
+            </w:r>
+            <w:r>
+              <w:t>считываются</w:t>
+            </w:r>
+            <w:r>
+              <w:t xml:space="preserve"> </w:t>
+            </w:r>
+            <w:r>
+              <w:t>как</w:t>
+            </w:r>
+            <w:r>
+              <w:t xml:space="preserve"> </w:t>
+            </w:r>
+            <w:r>
+              <w:t>элементы</w:t>
+            </w:r>
+            <w:r>
+              <w:t xml:space="preserve"> </w:t>
+            </w:r>
+            <w:r>
+              <w:t>одного</w:t>
+            </w:r>
+            <w:r>
+              <w:t xml:space="preserve"> </w:t>
+            </w:r>
+            <w:r>
+              <w:t>предложения</w:t>
+            </w:r>
+            <w:r>
+              <w:t xml:space="preserve">. </w:t>
+            </w:r>
+          </w:p>
+        </w:tc>
+      </w:tr>
+      <w:tr>
+        <w:tc>
+          <w:tcPr>
+            <w:tcW w:w="2574" w:type="dxa"/>
+            <w:vAlign w:val="center"/>
+          </w:tcPr>
+          <w:p>
+            <w:pPr>
+              <w:spacing w:before="105" w:after="105" w:line="240" w:lineRule="auto"/>
+              <w:rPr>
+                <w:rFonts w:asciiTheme="minorHAnsi"/>
+                <w:sz w:val="28"/>
+                <w:szCs w:val="28"/>
+              </w:rPr>
+            </w:pPr>
+            <w:r>
+              <w:t>Закон</w:t>
+            </w:r>
+            <w:r>
+              <w:t xml:space="preserve"> </w:t>
+            </w:r>
+            <w:r>
+              <w:t>равновесия</w:t>
+            </w:r>
+          </w:p>
+        </w:tc>
+        <w:tc>
+          <w:tcPr>
+            <w:tcW w:w="7342" w:type="dxa"/>
+            <w:vAlign w:val="center"/>
+          </w:tcPr>
+          <w:p>
+            <w:pPr>
+              <w:spacing w:before="105" w:after="105" w:line="240" w:lineRule="auto"/>
+              <w:rPr>
+                <w:rFonts w:asciiTheme="minorHAnsi"/>
+                <w:sz w:val="28"/>
+                <w:szCs w:val="28"/>
+              </w:rPr>
+            </w:pPr>
+            <w:r>
+              <w:t>Четыре</w:t>
+            </w:r>
+            <w:r>
+              <w:t xml:space="preserve"> </w:t>
+            </w:r>
+            <w:r>
+              <w:t>карточки</w:t>
+            </w:r>
+            <w:r>
+              <w:t xml:space="preserve"> </w:t>
+            </w:r>
+            <w:r>
+              <w:t>равномерно</w:t>
+            </w:r>
+            <w:r>
+              <w:t xml:space="preserve"> </w:t>
+            </w:r>
+            <w:r>
+              <w:t>выстроены</w:t>
+            </w:r>
+            <w:r>
+              <w:t xml:space="preserve"> </w:t>
+            </w:r>
+            <w:r>
+              <w:t>в</w:t>
+            </w:r>
+            <w:r>
+              <w:t xml:space="preserve"> </w:t>
+            </w:r>
+            <w:r>
+              <w:t>один</w:t>
+            </w:r>
+            <w:r>
+              <w:t xml:space="preserve"> </w:t>
+            </w:r>
+            <w:r>
+              <w:t>горизонтальный</w:t>
+            </w:r>
+            <w:r>
+              <w:t xml:space="preserve"> </w:t>
+            </w:r>
+            <w:r>
+              <w:t>ряд</w:t>
+            </w:r>
+            <w:r>
+              <w:t xml:space="preserve">, </w:t>
+            </w:r>
+            <w:r>
+              <w:t>из</w:t>
+            </w:r>
+            <w:r>
+              <w:t>-</w:t>
+            </w:r>
+            <w:r>
+              <w:t>за</w:t>
+            </w:r>
+            <w:r>
+              <w:t xml:space="preserve"> </w:t>
+            </w:r>
+            <w:r>
+              <w:t>чего</w:t>
+            </w:r>
+            <w:r>
+              <w:t xml:space="preserve"> </w:t>
+            </w:r>
+            <w:r>
+              <w:t>каталог</w:t>
+            </w:r>
+            <w:r>
+              <w:t xml:space="preserve"> </w:t>
+            </w:r>
+            <w:r>
+              <w:t>выглядит</w:t>
+            </w:r>
+            <w:r>
+              <w:t xml:space="preserve"> </w:t>
+            </w:r>
+            <w:r>
+              <w:t>собранным</w:t>
+            </w:r>
+            <w:r>
+              <w:t xml:space="preserve"> </w:t>
+            </w:r>
+            <w:r>
+              <w:t>и</w:t>
+            </w:r>
+            <w:r>
+              <w:t xml:space="preserve"> </w:t>
+            </w:r>
+            <w:r>
+              <w:t>визуально</w:t>
+            </w:r>
+            <w:r>
+              <w:t xml:space="preserve"> </w:t>
+            </w:r>
+            <w:r>
+              <w:t>устойчивым</w:t>
+            </w:r>
+            <w:r>
+              <w:t xml:space="preserve">. </w:t>
+            </w:r>
+          </w:p>
+        </w:tc>
+      </w:tr>
+      <w:tr>
+        <w:tc>
+          <w:tcPr>
+            <w:tcW w:w="2574" w:type="dxa"/>
+            <w:vAlign w:val="center"/>
+          </w:tcPr>
+          <w:p>
+            <w:pPr>
+              <w:spacing w:before="105" w:after="105" w:line="240" w:lineRule="auto"/>
+              <w:rPr>
+                <w:rFonts w:asciiTheme="minorHAnsi"/>
+                <w:sz w:val="28"/>
+                <w:szCs w:val="28"/>
+              </w:rPr>
+            </w:pPr>
+            <w:r>
+              <w:t>Закон</w:t>
+            </w:r>
+            <w:r>
+              <w:t xml:space="preserve"> </w:t>
+            </w:r>
+            <w:r>
+              <w:t>соподчинения</w:t>
+            </w:r>
+          </w:p>
+        </w:tc>
+        <w:tc>
+          <w:tcPr>
+            <w:tcW w:w="7342" w:type="dxa"/>
+            <w:vAlign w:val="center"/>
+          </w:tcPr>
+          <w:p>
+            <w:pPr>
+              <w:spacing w:before="105" w:after="105" w:line="240" w:lineRule="auto"/>
+              <w:rPr>
+                <w:rFonts w:asciiTheme="minorHAnsi"/>
+                <w:sz w:val="28"/>
+                <w:szCs w:val="28"/>
+              </w:rPr>
+            </w:pPr>
+            <w:r>
+              <w:t>Внутри</w:t>
+            </w:r>
+            <w:r>
+              <w:t xml:space="preserve"> </w:t>
+            </w:r>
+            <w:r>
+              <w:t>каждой</w:t>
+            </w:r>
+            <w:r>
+              <w:t xml:space="preserve"> </w:t>
+            </w:r>
+            <w:r>
+              <w:t>карточки</w:t>
+            </w:r>
+            <w:r>
+              <w:t xml:space="preserve"> </w:t>
+            </w:r>
+            <w:r>
+              <w:t>ключевыми</w:t>
+            </w:r>
+            <w:r>
+              <w:t xml:space="preserve"> </w:t>
+            </w:r>
+            <w:r>
+              <w:t>элементами</w:t>
+            </w:r>
+            <w:r>
+              <w:t xml:space="preserve"> </w:t>
+            </w:r>
+            <w:r>
+              <w:t>являются</w:t>
+            </w:r>
+            <w:r>
+              <w:t xml:space="preserve"> </w:t>
+            </w:r>
+            <w:r>
+              <w:t>цена</w:t>
+            </w:r>
+            <w:r>
+              <w:t xml:space="preserve"> </w:t>
+            </w:r>
+            <w:r>
+              <w:t>и</w:t>
+            </w:r>
+            <w:r>
+              <w:t xml:space="preserve"> </w:t>
+            </w:r>
+            <w:r>
+              <w:t>кнопка</w:t>
+            </w:r>
+            <w:r>
+              <w:t xml:space="preserve"> </w:t>
+            </w:r>
+            <w:r>
+              <w:t>«Подключить»</w:t>
+            </w:r>
+            <w:r>
+              <w:t xml:space="preserve">, </w:t>
+            </w:r>
+            <w:r>
+              <w:t>а</w:t>
+            </w:r>
+            <w:r>
+              <w:t xml:space="preserve"> </w:t>
+            </w:r>
+            <w:r>
+              <w:t>список</w:t>
+            </w:r>
+            <w:r>
+              <w:t xml:space="preserve"> </w:t>
+            </w:r>
+            <w:r>
+              <w:t>характеристик</w:t>
+            </w:r>
+            <w:r>
+              <w:t xml:space="preserve"> </w:t>
+            </w:r>
+            <w:r>
+              <w:t>дополняет</w:t>
+            </w:r>
+            <w:r>
+              <w:t xml:space="preserve"> </w:t>
+            </w:r>
+            <w:r>
+              <w:t>их</w:t>
+            </w:r>
+            <w:r>
+              <w:t xml:space="preserve"> </w:t>
+            </w:r>
+            <w:r>
+              <w:t>и</w:t>
+            </w:r>
+            <w:r>
+              <w:t xml:space="preserve"> </w:t>
+            </w:r>
+            <w:r>
+              <w:t>помогает</w:t>
+            </w:r>
+            <w:r>
+              <w:t xml:space="preserve"> </w:t>
+            </w:r>
+            <w:r>
+              <w:t>пользователю</w:t>
+            </w:r>
+            <w:r>
+              <w:t xml:space="preserve"> </w:t>
+            </w:r>
+            <w:r>
+              <w:t>оценить</w:t>
+            </w:r>
+            <w:r>
+              <w:t xml:space="preserve"> </w:t>
+            </w:r>
+            <w:r>
+              <w:t>тариф</w:t>
+            </w:r>
+            <w:r>
+              <w:t xml:space="preserve"> </w:t>
+            </w:r>
+            <w:r>
+              <w:t>перед</w:t>
+            </w:r>
+            <w:r>
+              <w:t xml:space="preserve"> </w:t>
+            </w:r>
+            <w:r>
+              <w:t>выбором</w:t>
+            </w:r>
+            <w:r>
+              <w:t xml:space="preserve">. </w:t>
+            </w:r>
+          </w:p>
+        </w:tc>
+      </w:tr>
+    </w:tbl>
     <w:p>
       <w:pPr>
         <w:spacing w:before="105" w:after="105" w:line="240" w:lineRule="auto"/>
-        <w:ind w:left="540"/>
+        <w:ind w:left="540" w:hanging="540"/>
+        <w:rPr>
+          <w:rFonts w:asciiTheme="minorHAnsi"/>
+          <w:sz w:val="28"/>
+          <w:szCs w:val="28"/>
+        </w:rPr>
+      </w:pPr>
+      <w:r>
+        <w:rPr>
+          <w:rFonts w:asciiTheme="minorHAnsi"/>
+          <w:sz w:val="28"/>
+          <w:szCs w:val="28"/>
+        </w:rPr>
+        <w:lastRenderedPageBreak/>
+        <w:drawing>
+          <wp:inline distT="0" distB="0" distL="0" distR="0" wp14:anchorId="5626EDFF" wp14:editId="1FED4C30">
+            <wp:extent cx="6507480" cy="3604260"/>
+            <wp:effectExtent l="19050" t="19050" r="26670" b="15240"/>
+            <wp:docPr id="2" name="Рисунок 2"/>
+            <wp:cNvGraphicFramePr>
+              <a:graphicFrameLocks xmlns:a="http://schemas.openxmlformats.org/drawingml/2006/main" noChangeAspect="1"/>
+            </wp:cNvGraphicFramePr>
+            <a:graphic xmlns:a="http://schemas.openxmlformats.org/drawingml/2006/main">
+              <a:graphicData uri="http://schemas.openxmlformats.org/drawingml/2006/picture">
+                <pic:pic xmlns:pic="http://schemas.openxmlformats.org/drawingml/2006/picture">
+                  <pic:nvPicPr>
+                    <pic:cNvPr id="1" name=""/>
+                    <pic:cNvPicPr/>
+                  </pic:nvPicPr>
+                  <pic:blipFill rotWithShape="1">
+                    <a:blip r:embed="rId22"/>
+                    <a:srcRect l="803" t="2810" r="1279" b="2258"/>
+                    <a:stretch/>
+                  </pic:blipFill>
+                  <pic:spPr bwMode="auto">
+                    <a:xfrm>
+                      <a:off x="0" y="0"/>
+                      <a:ext cx="6507480" cy="3604260"/>
+                    </a:xfrm>
+                    <a:prstGeom prst="rect">
+                      <a:avLst/>
+                    </a:prstGeom>
+                    <a:ln>
+                      <a:solidFill>
+                        <a:schemeClr val="tx1"/>
+                      </a:solidFill>
+                    </a:ln>
+                    <a:extLst>
+                      <a:ext uri="{53640926-AAD7-44D8-BBD7-CCE9431645EC}">
+                        <a14:shadowObscured xmlns:a14="http://schemas.microsoft.com/office/drawing/2010/main"/>
+                      </a:ext>
+                    </a:extLst>
+                  </pic:spPr>
+                </pic:pic>
+              </a:graphicData>
+            </a:graphic>
+          </wp:inline>
+        </w:drawing>
+      </w:r>
+    </w:p>
+    <w:tbl>
+      <w:tblPr>
+        <w:tblStyle w:val="ad"/>
+        <w:tblW w:w="0" w:type="auto"/>
+        <w:tblInd w:w="540" w:type="dxa"/>
+        <w:tblLook w:val="04A0" w:firstRow="1" w:lastRow="0" w:firstColumn="1" w:lastColumn="0" w:noHBand="0" w:noVBand="1"/>
+      </w:tblPr>
+      <w:tblGrid>
+        <w:gridCol w:w="2716"/>
+        <w:gridCol w:w="7200"/>
+      </w:tblGrid>
+      <w:tr>
+        <w:tc>
+          <w:tcPr>
+            <w:tcW w:w="2716" w:type="dxa"/>
+            <w:vAlign w:val="center"/>
+          </w:tcPr>
+          <w:p>
+            <w:pPr>
+              <w:spacing w:before="105" w:after="105" w:line="240" w:lineRule="auto"/>
+              <w:rPr>
+                <w:rFonts w:asciiTheme="minorHAnsi"/>
+                <w:sz w:val="28"/>
+                <w:szCs w:val="28"/>
+              </w:rPr>
+            </w:pPr>
+            <w:r>
+              <w:rPr>
+                <w:b/>
+                <w:bCs/>
+              </w:rPr>
+              <w:t>Закон</w:t>
+            </w:r>
+            <w:r>
+              <w:rPr>
+                <w:b/>
+                <w:bCs/>
+              </w:rPr>
+              <w:t xml:space="preserve"> / </w:t>
+            </w:r>
+            <w:r>
+              <w:rPr>
+                <w:b/>
+                <w:bCs/>
+              </w:rPr>
+              <w:t>Принцип</w:t>
+            </w:r>
+          </w:p>
+        </w:tc>
+        <w:tc>
+          <w:tcPr>
+            <w:tcW w:w="7200" w:type="dxa"/>
+            <w:vAlign w:val="center"/>
+          </w:tcPr>
+          <w:p>
+            <w:pPr>
+              <w:spacing w:before="105" w:after="105" w:line="240" w:lineRule="auto"/>
+              <w:rPr>
+                <w:rFonts w:asciiTheme="minorHAnsi"/>
+                <w:sz w:val="28"/>
+                <w:szCs w:val="28"/>
+              </w:rPr>
+            </w:pPr>
+            <w:r>
+              <w:rPr>
+                <w:b/>
+                <w:bCs/>
+              </w:rPr>
+              <w:t>Как</w:t>
+            </w:r>
+            <w:r>
+              <w:rPr>
+                <w:b/>
+                <w:bCs/>
+              </w:rPr>
+              <w:t xml:space="preserve"> </w:t>
+            </w:r>
+            <w:r>
+              <w:rPr>
+                <w:b/>
+                <w:bCs/>
+              </w:rPr>
+              <w:t>проявляется</w:t>
+            </w:r>
+          </w:p>
+        </w:tc>
+      </w:tr>
+      <w:tr>
+        <w:tc>
+          <w:tcPr>
+            <w:tcW w:w="2716" w:type="dxa"/>
+            <w:vAlign w:val="center"/>
+          </w:tcPr>
+          <w:p>
+            <w:pPr>
+              <w:spacing w:before="105" w:after="105" w:line="240" w:lineRule="auto"/>
+              <w:rPr>
+                <w:rFonts w:asciiTheme="minorHAnsi"/>
+                <w:sz w:val="28"/>
+                <w:szCs w:val="28"/>
+              </w:rPr>
+            </w:pPr>
+            <w:r>
+              <w:t>Закон</w:t>
+            </w:r>
+            <w:r>
+              <w:t xml:space="preserve"> </w:t>
+            </w:r>
+            <w:r>
+              <w:t>соподчинения</w:t>
+            </w:r>
+          </w:p>
+        </w:tc>
+        <w:tc>
+          <w:tcPr>
+            <w:tcW w:w="7200" w:type="dxa"/>
+            <w:vAlign w:val="center"/>
+          </w:tcPr>
+          <w:p>
+            <w:pPr>
+              <w:spacing w:before="105" w:after="105" w:line="240" w:lineRule="auto"/>
+              <w:rPr>
+                <w:rFonts w:asciiTheme="minorHAnsi"/>
+                <w:sz w:val="28"/>
+                <w:szCs w:val="28"/>
+              </w:rPr>
+            </w:pPr>
+            <w:r>
+              <w:t>Самым</w:t>
+            </w:r>
+            <w:r>
+              <w:t xml:space="preserve"> </w:t>
+            </w:r>
+            <w:r>
+              <w:t>заметным</w:t>
+            </w:r>
+            <w:r>
+              <w:t xml:space="preserve"> </w:t>
+            </w:r>
+            <w:r>
+              <w:t>элементом</w:t>
+            </w:r>
+            <w:r>
+              <w:t xml:space="preserve"> </w:t>
+            </w:r>
+            <w:r>
+              <w:t>является</w:t>
+            </w:r>
+            <w:r>
+              <w:t xml:space="preserve"> </w:t>
+            </w:r>
+            <w:r>
+              <w:t>верхний</w:t>
+            </w:r>
+            <w:r>
+              <w:t xml:space="preserve"> </w:t>
+            </w:r>
+            <w:r>
+              <w:t>блок</w:t>
+            </w:r>
+            <w:r>
+              <w:t xml:space="preserve"> </w:t>
+            </w:r>
+            <w:r>
+              <w:t>баланса</w:t>
+            </w:r>
+            <w:r>
+              <w:t xml:space="preserve"> </w:t>
+            </w:r>
+            <w:r>
+              <w:t>с</w:t>
+            </w:r>
+            <w:r>
+              <w:t xml:space="preserve"> </w:t>
+            </w:r>
+            <w:r>
+              <w:t>крупной</w:t>
+            </w:r>
+            <w:r>
+              <w:t xml:space="preserve"> </w:t>
+            </w:r>
+            <w:r>
+              <w:t>суммой</w:t>
+            </w:r>
+            <w:r>
+              <w:t xml:space="preserve"> </w:t>
+            </w:r>
+            <w:r>
+              <w:t>«</w:t>
+            </w:r>
+            <w:r>
+              <w:t>18,50 BYN</w:t>
+            </w:r>
+            <w:r>
+              <w:t>»</w:t>
+            </w:r>
+            <w:r>
+              <w:t xml:space="preserve">, </w:t>
+            </w:r>
+            <w:r>
+              <w:t>поэтому</w:t>
+            </w:r>
+            <w:r>
+              <w:t xml:space="preserve"> </w:t>
+            </w:r>
+            <w:r>
+              <w:t>пользователь</w:t>
+            </w:r>
+            <w:r>
+              <w:t xml:space="preserve"> </w:t>
+            </w:r>
+            <w:r>
+              <w:t>в</w:t>
+            </w:r>
+            <w:r>
+              <w:t xml:space="preserve"> </w:t>
+            </w:r>
+            <w:r>
+              <w:t>первую</w:t>
+            </w:r>
+            <w:r>
+              <w:t xml:space="preserve"> </w:t>
+            </w:r>
+            <w:r>
+              <w:t>очередь</w:t>
+            </w:r>
+            <w:r>
+              <w:t xml:space="preserve"> </w:t>
+            </w:r>
+            <w:r>
+              <w:t>считывает</w:t>
+            </w:r>
+            <w:r>
+              <w:t xml:space="preserve"> </w:t>
+            </w:r>
+            <w:r>
+              <w:t>именно</w:t>
+            </w:r>
+            <w:r>
+              <w:t xml:space="preserve"> </w:t>
+            </w:r>
+            <w:r>
+              <w:t>финансовое</w:t>
+            </w:r>
+            <w:r>
+              <w:t xml:space="preserve"> </w:t>
+            </w:r>
+            <w:r>
+              <w:t>состояние</w:t>
+            </w:r>
+            <w:r>
+              <w:t xml:space="preserve"> </w:t>
+            </w:r>
+            <w:r>
+              <w:t>счёта</w:t>
+            </w:r>
+            <w:r>
+              <w:t xml:space="preserve">. </w:t>
+            </w:r>
+          </w:p>
+        </w:tc>
+      </w:tr>
+      <w:tr>
+        <w:tc>
+          <w:tcPr>
+            <w:tcW w:w="2716" w:type="dxa"/>
+            <w:vAlign w:val="center"/>
+          </w:tcPr>
+          <w:p>
+            <w:pPr>
+              <w:spacing w:before="105" w:after="105" w:line="240" w:lineRule="auto"/>
+              <w:rPr>
+                <w:rFonts w:asciiTheme="minorHAnsi"/>
+                <w:sz w:val="28"/>
+                <w:szCs w:val="28"/>
+              </w:rPr>
+            </w:pPr>
+            <w:r>
+              <w:t>Принцип</w:t>
+            </w:r>
+            <w:r>
+              <w:t xml:space="preserve"> </w:t>
+            </w:r>
+            <w:r>
+              <w:t>общей</w:t>
+            </w:r>
+            <w:r>
+              <w:t xml:space="preserve"> </w:t>
+            </w:r>
+            <w:r>
+              <w:t>области</w:t>
+            </w:r>
+          </w:p>
+        </w:tc>
+        <w:tc>
+          <w:tcPr>
+            <w:tcW w:w="7200" w:type="dxa"/>
+            <w:vAlign w:val="center"/>
+          </w:tcPr>
+          <w:p>
+            <w:pPr>
+              <w:spacing w:before="105" w:after="105" w:line="240" w:lineRule="auto"/>
+              <w:rPr>
+                <w:rFonts w:asciiTheme="minorHAnsi"/>
+                <w:sz w:val="28"/>
+                <w:szCs w:val="28"/>
+              </w:rPr>
+            </w:pPr>
+            <w:r>
+              <w:t>Баланс</w:t>
+            </w:r>
+            <w:r>
+              <w:t xml:space="preserve"> </w:t>
+            </w:r>
+            <w:r>
+              <w:t>вынесен</w:t>
+            </w:r>
+            <w:r>
+              <w:t xml:space="preserve"> </w:t>
+            </w:r>
+            <w:r>
+              <w:t>в</w:t>
+            </w:r>
+            <w:r>
+              <w:t xml:space="preserve"> </w:t>
+            </w:r>
+            <w:r>
+              <w:t>отдельную</w:t>
+            </w:r>
+            <w:r>
+              <w:t xml:space="preserve"> </w:t>
+            </w:r>
+            <w:r>
+              <w:t>широкую</w:t>
+            </w:r>
+            <w:r>
+              <w:t xml:space="preserve"> </w:t>
+            </w:r>
+            <w:r>
+              <w:t>карточку</w:t>
+            </w:r>
+            <w:r>
+              <w:t xml:space="preserve">, </w:t>
+            </w:r>
+            <w:r>
+              <w:t>а</w:t>
+            </w:r>
+            <w:r>
+              <w:t xml:space="preserve"> </w:t>
+            </w:r>
+            <w:r>
+              <w:t>остатки</w:t>
+            </w:r>
+            <w:r>
+              <w:t xml:space="preserve"> </w:t>
+            </w:r>
+            <w:r>
+              <w:t>интернета</w:t>
+            </w:r>
+            <w:r>
+              <w:t xml:space="preserve">, </w:t>
+            </w:r>
+            <w:r>
+              <w:t>минут</w:t>
+            </w:r>
+            <w:r>
+              <w:t xml:space="preserve"> </w:t>
+            </w:r>
+            <w:r>
+              <w:t>и</w:t>
+            </w:r>
+            <w:r>
+              <w:t xml:space="preserve"> SMS </w:t>
+            </w:r>
+            <w:r>
+              <w:t>—</w:t>
+            </w:r>
+            <w:r>
+              <w:t xml:space="preserve"> </w:t>
+            </w:r>
+            <w:r>
+              <w:t>в</w:t>
+            </w:r>
+            <w:r>
+              <w:t xml:space="preserve"> </w:t>
+            </w:r>
+            <w:r>
+              <w:t>три</w:t>
+            </w:r>
+            <w:r>
+              <w:t xml:space="preserve"> </w:t>
+            </w:r>
+            <w:r>
+              <w:t>отдельные</w:t>
+            </w:r>
+            <w:r>
+              <w:t xml:space="preserve"> </w:t>
+            </w:r>
+            <w:r>
+              <w:t>карточки</w:t>
+            </w:r>
+            <w:r>
+              <w:t xml:space="preserve"> </w:t>
+            </w:r>
+            <w:r>
+              <w:t>ниже</w:t>
+            </w:r>
+            <w:r>
+              <w:t xml:space="preserve">, </w:t>
+            </w:r>
+            <w:r>
+              <w:t>благодаря</w:t>
+            </w:r>
+            <w:r>
+              <w:t xml:space="preserve"> </w:t>
+            </w:r>
+            <w:r>
+              <w:t>чему</w:t>
+            </w:r>
+            <w:r>
+              <w:t xml:space="preserve"> </w:t>
+            </w:r>
+            <w:r>
+              <w:t>экран</w:t>
+            </w:r>
+            <w:r>
+              <w:t xml:space="preserve"> </w:t>
+            </w:r>
+            <w:r>
+              <w:t>делится</w:t>
+            </w:r>
+            <w:r>
+              <w:t xml:space="preserve"> </w:t>
+            </w:r>
+            <w:r>
+              <w:t>на</w:t>
+            </w:r>
+            <w:r>
+              <w:t xml:space="preserve"> </w:t>
+            </w:r>
+            <w:r>
+              <w:t>понятные</w:t>
+            </w:r>
+            <w:r>
+              <w:t xml:space="preserve"> </w:t>
+            </w:r>
+            <w:r>
+              <w:t>смысловые</w:t>
+            </w:r>
+            <w:r>
+              <w:t xml:space="preserve"> </w:t>
+            </w:r>
+            <w:r>
+              <w:t>зоны</w:t>
+            </w:r>
+            <w:r>
+              <w:t xml:space="preserve">. </w:t>
+            </w:r>
+          </w:p>
+        </w:tc>
+      </w:tr>
+      <w:tr>
+        <w:tc>
+          <w:tcPr>
+            <w:tcW w:w="2716" w:type="dxa"/>
+            <w:vAlign w:val="center"/>
+          </w:tcPr>
+          <w:p>
+            <w:pPr>
+              <w:spacing w:before="105" w:after="105" w:line="240" w:lineRule="auto"/>
+              <w:rPr>
+                <w:rFonts w:asciiTheme="minorHAnsi"/>
+                <w:sz w:val="28"/>
+                <w:szCs w:val="28"/>
+              </w:rPr>
+            </w:pPr>
+            <w:r>
+              <w:t>Принцип</w:t>
+            </w:r>
+            <w:r>
+              <w:t xml:space="preserve"> </w:t>
+            </w:r>
+            <w:r>
+              <w:t>сходства</w:t>
+            </w:r>
+          </w:p>
+        </w:tc>
+        <w:tc>
+          <w:tcPr>
+            <w:tcW w:w="7200" w:type="dxa"/>
+            <w:vAlign w:val="center"/>
+          </w:tcPr>
+          <w:p>
+            <w:pPr>
+              <w:spacing w:before="105" w:after="105" w:line="240" w:lineRule="auto"/>
+              <w:rPr>
+                <w:rFonts w:asciiTheme="minorHAnsi"/>
+                <w:sz w:val="28"/>
+                <w:szCs w:val="28"/>
+              </w:rPr>
+            </w:pPr>
+            <w:r>
+              <w:t>Карточки</w:t>
+            </w:r>
+            <w:r>
+              <w:t xml:space="preserve"> </w:t>
+            </w:r>
+            <w:r>
+              <w:t>«Интернет»</w:t>
+            </w:r>
+            <w:r>
+              <w:t xml:space="preserve">, </w:t>
+            </w:r>
+            <w:r>
+              <w:t>«Минуты»</w:t>
+            </w:r>
+            <w:r>
+              <w:t xml:space="preserve"> </w:t>
+            </w:r>
+            <w:r>
+              <w:t>и</w:t>
+            </w:r>
+            <w:r>
+              <w:t xml:space="preserve"> </w:t>
+            </w:r>
+            <w:r>
+              <w:t>«</w:t>
+            </w:r>
+            <w:r>
+              <w:t>SMS</w:t>
+            </w:r>
+            <w:r>
+              <w:t>»</w:t>
+            </w:r>
+            <w:r>
+              <w:t xml:space="preserve"> </w:t>
+            </w:r>
+            <w:r>
+              <w:t>оформлены</w:t>
+            </w:r>
+            <w:r>
+              <w:t xml:space="preserve"> </w:t>
+            </w:r>
+            <w:r>
+              <w:t>одинаково</w:t>
+            </w:r>
+            <w:r>
+              <w:t xml:space="preserve"> </w:t>
+            </w:r>
+            <w:r>
+              <w:t>по</w:t>
+            </w:r>
+            <w:r>
+              <w:t xml:space="preserve"> </w:t>
+            </w:r>
+            <w:r>
+              <w:t>структуре</w:t>
+            </w:r>
+            <w:r>
+              <w:t xml:space="preserve">: </w:t>
+            </w:r>
+            <w:r>
+              <w:t>заголовок</w:t>
+            </w:r>
+            <w:r>
+              <w:t xml:space="preserve">, </w:t>
+            </w:r>
+            <w:r>
+              <w:t>значение</w:t>
+            </w:r>
+            <w:r>
+              <w:t xml:space="preserve"> </w:t>
+            </w:r>
+            <w:r>
+              <w:t>и</w:t>
+            </w:r>
+            <w:r>
+              <w:t xml:space="preserve"> </w:t>
+            </w:r>
+            <w:r>
+              <w:t>индикатор</w:t>
+            </w:r>
+            <w:r>
+              <w:t xml:space="preserve">, </w:t>
+            </w:r>
+            <w:r>
+              <w:t>поэтому</w:t>
+            </w:r>
+            <w:r>
+              <w:t xml:space="preserve"> </w:t>
+            </w:r>
+            <w:r>
+              <w:t>воспринимаются</w:t>
+            </w:r>
+            <w:r>
+              <w:t xml:space="preserve"> </w:t>
+            </w:r>
+            <w:r>
+              <w:t>как</w:t>
+            </w:r>
+            <w:r>
+              <w:t xml:space="preserve"> </w:t>
+            </w:r>
+            <w:r>
+              <w:t>единая</w:t>
+            </w:r>
+            <w:r>
+              <w:t xml:space="preserve"> </w:t>
+            </w:r>
+            <w:r>
+              <w:t>группа</w:t>
+            </w:r>
+            <w:r>
+              <w:t xml:space="preserve"> </w:t>
+            </w:r>
+            <w:r>
+              <w:t>остатков</w:t>
+            </w:r>
+            <w:r>
+              <w:t xml:space="preserve">. </w:t>
+            </w:r>
+          </w:p>
+        </w:tc>
+      </w:tr>
+      <w:tr>
+        <w:tc>
+          <w:tcPr>
+            <w:tcW w:w="2716" w:type="dxa"/>
+            <w:vAlign w:val="center"/>
+          </w:tcPr>
+          <w:p>
+            <w:pPr>
+              <w:spacing w:before="105" w:after="105" w:line="240" w:lineRule="auto"/>
+              <w:rPr>
+                <w:rFonts w:asciiTheme="minorHAnsi"/>
+                <w:sz w:val="28"/>
+                <w:szCs w:val="28"/>
+              </w:rPr>
+            </w:pPr>
+            <w:r>
+              <w:t>Принцип</w:t>
+            </w:r>
+            <w:r>
+              <w:t xml:space="preserve"> </w:t>
+            </w:r>
+            <w:r>
+              <w:t>близости</w:t>
+            </w:r>
+          </w:p>
+        </w:tc>
+        <w:tc>
+          <w:tcPr>
+            <w:tcW w:w="7200" w:type="dxa"/>
+            <w:vAlign w:val="center"/>
+          </w:tcPr>
+          <w:p>
+            <w:pPr>
+              <w:spacing w:before="105" w:after="105" w:line="240" w:lineRule="auto"/>
+              <w:rPr>
+                <w:rFonts w:asciiTheme="minorHAnsi"/>
+                <w:sz w:val="28"/>
+                <w:szCs w:val="28"/>
+              </w:rPr>
+            </w:pPr>
+            <w:r>
+              <w:t>Внутри</w:t>
+            </w:r>
+            <w:r>
+              <w:t xml:space="preserve"> </w:t>
+            </w:r>
+            <w:r>
+              <w:t>каждой</w:t>
+            </w:r>
+            <w:r>
+              <w:t xml:space="preserve"> </w:t>
+            </w:r>
+            <w:r>
+              <w:t>карточки</w:t>
+            </w:r>
+            <w:r>
+              <w:t xml:space="preserve"> </w:t>
+            </w:r>
+            <w:r>
+              <w:t>название</w:t>
+            </w:r>
+            <w:r>
+              <w:t xml:space="preserve"> </w:t>
+            </w:r>
+            <w:r>
+              <w:t>ресурса</w:t>
+            </w:r>
+            <w:r>
+              <w:t xml:space="preserve">, </w:t>
+            </w:r>
+            <w:r>
+              <w:t>число</w:t>
+            </w:r>
+            <w:r>
+              <w:t xml:space="preserve"> </w:t>
+            </w:r>
+            <w:r>
+              <w:t>и</w:t>
+            </w:r>
+            <w:r>
+              <w:t xml:space="preserve"> </w:t>
+            </w:r>
+            <w:r>
+              <w:t>индикатор</w:t>
+            </w:r>
+            <w:r>
+              <w:t xml:space="preserve"> </w:t>
+            </w:r>
+            <w:r>
+              <w:t>прогресса</w:t>
+            </w:r>
+            <w:r>
+              <w:t xml:space="preserve"> </w:t>
+            </w:r>
+            <w:r>
+              <w:t>расположены</w:t>
+            </w:r>
+            <w:r>
+              <w:t xml:space="preserve"> </w:t>
+            </w:r>
+            <w:r>
+              <w:t>близко</w:t>
+            </w:r>
+            <w:r>
+              <w:t xml:space="preserve"> </w:t>
+            </w:r>
+            <w:r>
+              <w:t>друг</w:t>
+            </w:r>
+            <w:r>
+              <w:t xml:space="preserve"> </w:t>
+            </w:r>
+            <w:r>
+              <w:t>к</w:t>
+            </w:r>
+            <w:r>
+              <w:t xml:space="preserve"> </w:t>
+            </w:r>
+            <w:r>
+              <w:t>другу</w:t>
+            </w:r>
+            <w:r>
+              <w:t xml:space="preserve">, </w:t>
+            </w:r>
+            <w:r>
+              <w:t>что</w:t>
+            </w:r>
+            <w:r>
+              <w:t xml:space="preserve"> </w:t>
+            </w:r>
+            <w:r>
+              <w:t>помогает</w:t>
+            </w:r>
+            <w:r>
+              <w:t xml:space="preserve"> </w:t>
+            </w:r>
+            <w:r>
+              <w:t>быстро</w:t>
+            </w:r>
+            <w:r>
+              <w:t xml:space="preserve"> </w:t>
+            </w:r>
+            <w:r>
+              <w:t>соотнести</w:t>
+            </w:r>
+            <w:r>
+              <w:t xml:space="preserve"> </w:t>
+            </w:r>
+            <w:r>
+              <w:t>данные</w:t>
+            </w:r>
+            <w:r>
+              <w:t xml:space="preserve"> </w:t>
+            </w:r>
+            <w:r>
+              <w:t>одного</w:t>
+            </w:r>
+            <w:r>
+              <w:t xml:space="preserve"> </w:t>
+            </w:r>
+            <w:r>
+              <w:t>типа</w:t>
+            </w:r>
+            <w:r>
+              <w:t xml:space="preserve">. </w:t>
+            </w:r>
+          </w:p>
+        </w:tc>
+      </w:tr>
+      <w:tr>
+        <w:tc>
+          <w:tcPr>
+            <w:tcW w:w="2716" w:type="dxa"/>
+            <w:vAlign w:val="center"/>
+          </w:tcPr>
+          <w:p>
+            <w:pPr>
+              <w:spacing w:before="105" w:after="105" w:line="240" w:lineRule="auto"/>
+              <w:rPr>
+                <w:rFonts w:asciiTheme="minorHAnsi"/>
+                <w:sz w:val="28"/>
+                <w:szCs w:val="28"/>
+              </w:rPr>
+            </w:pPr>
+            <w:r>
+              <w:t>Закон</w:t>
+            </w:r>
+            <w:r>
+              <w:t xml:space="preserve"> </w:t>
+            </w:r>
+            <w:r>
+              <w:t>равновесия</w:t>
+            </w:r>
+          </w:p>
+        </w:tc>
+        <w:tc>
+          <w:tcPr>
+            <w:tcW w:w="7200" w:type="dxa"/>
+            <w:vAlign w:val="center"/>
+          </w:tcPr>
+          <w:p>
+            <w:pPr>
+              <w:spacing w:before="105" w:after="105" w:line="240" w:lineRule="auto"/>
+              <w:rPr>
+                <w:rFonts w:asciiTheme="minorHAnsi"/>
+                <w:sz w:val="28"/>
+                <w:szCs w:val="28"/>
+              </w:rPr>
+            </w:pPr>
+            <w:r>
+              <w:t>Три</w:t>
+            </w:r>
+            <w:r>
+              <w:t xml:space="preserve"> </w:t>
+            </w:r>
+            <w:r>
+              <w:t>одинаковых</w:t>
+            </w:r>
+            <w:r>
+              <w:t xml:space="preserve"> </w:t>
+            </w:r>
+            <w:r>
+              <w:t>блока</w:t>
+            </w:r>
+            <w:r>
+              <w:t xml:space="preserve"> </w:t>
+            </w:r>
+            <w:r>
+              <w:t>остатков</w:t>
+            </w:r>
+            <w:r>
+              <w:t xml:space="preserve"> </w:t>
+            </w:r>
+            <w:r>
+              <w:t>равномерно</w:t>
+            </w:r>
+            <w:r>
+              <w:t xml:space="preserve"> </w:t>
+            </w:r>
+            <w:r>
+              <w:t>распределены</w:t>
+            </w:r>
+            <w:r>
+              <w:t xml:space="preserve"> </w:t>
+            </w:r>
+            <w:r>
+              <w:t>по</w:t>
+            </w:r>
+            <w:r>
+              <w:t xml:space="preserve"> </w:t>
+            </w:r>
+            <w:r>
+              <w:t>горизонтали</w:t>
+            </w:r>
+            <w:r>
+              <w:t xml:space="preserve"> </w:t>
+            </w:r>
+            <w:r>
+              <w:t>под</w:t>
+            </w:r>
+            <w:r>
+              <w:t xml:space="preserve"> </w:t>
+            </w:r>
+            <w:r>
+              <w:t>верхней</w:t>
+            </w:r>
+            <w:r>
+              <w:t xml:space="preserve"> </w:t>
+            </w:r>
+            <w:r>
+              <w:t>карточкой</w:t>
+            </w:r>
+            <w:r>
+              <w:t xml:space="preserve"> </w:t>
+            </w:r>
+            <w:r>
+              <w:t>баланса</w:t>
+            </w:r>
+            <w:r>
+              <w:t xml:space="preserve">, </w:t>
+            </w:r>
+            <w:r>
+              <w:t>поэтому</w:t>
+            </w:r>
+            <w:r>
+              <w:t xml:space="preserve"> </w:t>
+            </w:r>
+            <w:r>
+              <w:t>вся</w:t>
+            </w:r>
+            <w:r>
+              <w:t xml:space="preserve"> </w:t>
+            </w:r>
+            <w:r>
+              <w:t>композиция</w:t>
+            </w:r>
+            <w:r>
+              <w:t xml:space="preserve"> </w:t>
+            </w:r>
+            <w:r>
+              <w:t>выглядит</w:t>
+            </w:r>
+            <w:r>
+              <w:t xml:space="preserve"> </w:t>
+            </w:r>
+            <w:r>
+              <w:t>аккуратной</w:t>
+            </w:r>
+            <w:r>
+              <w:t xml:space="preserve"> </w:t>
+            </w:r>
+            <w:r>
+              <w:t>и</w:t>
+            </w:r>
+            <w:r>
+              <w:t xml:space="preserve"> </w:t>
+            </w:r>
+            <w:r>
+              <w:t>устойчивой</w:t>
+            </w:r>
+            <w:r>
+              <w:t xml:space="preserve">. </w:t>
+            </w:r>
+          </w:p>
+        </w:tc>
+      </w:tr>
+    </w:tbl>
+    <w:p>
+      <w:pPr>
+        <w:spacing w:before="105" w:after="105" w:line="240" w:lineRule="auto"/>
+        <w:ind w:left="540" w:hanging="540"/>
+        <w:rPr>
+          <w:rFonts w:asciiTheme="minorHAnsi"/>
+          <w:sz w:val="28"/>
+          <w:szCs w:val="28"/>
+        </w:rPr>
+      </w:pPr>
+    </w:p>
+    <w:p>
+      <w:pPr>
+        <w:spacing w:before="105" w:after="105" w:line="240" w:lineRule="auto"/>
+        <w:ind w:left="540" w:hanging="540"/>
+        <w:rPr>
+          <w:rFonts w:asciiTheme="minorHAnsi"/>
+          <w:sz w:val="28"/>
+          <w:szCs w:val="28"/>
+        </w:rPr>
+      </w:pPr>
+    </w:p>
+    <w:p>
+      <w:pPr>
+        <w:spacing w:before="105" w:after="105" w:line="240" w:lineRule="auto"/>
+        <w:ind w:left="540" w:hanging="540"/>
+        <w:rPr>
+          <w:rFonts w:asciiTheme="minorHAnsi"/>
+          <w:sz w:val="28"/>
+          <w:szCs w:val="28"/>
+        </w:rPr>
+      </w:pPr>
+      <w:r>
+        <w:rPr>
+          <w:rFonts w:asciiTheme="minorHAnsi"/>
+          <w:sz w:val="28"/>
+          <w:szCs w:val="28"/>
+        </w:rPr>
+        <w:lastRenderedPageBreak/>
+        <w:drawing>
+          <wp:inline distT="0" distB="0" distL="0" distR="0" wp14:anchorId="17700A8A" wp14:editId="6D54755F">
+            <wp:extent cx="6645910" cy="3739515"/>
+            <wp:effectExtent l="19050" t="19050" r="21590" b="13335"/>
+            <wp:docPr id="3" name="Рисунок 3"/>
+            <wp:cNvGraphicFramePr>
+              <a:graphicFrameLocks xmlns:a="http://schemas.openxmlformats.org/drawingml/2006/main" noChangeAspect="1"/>
+            </wp:cNvGraphicFramePr>
+            <a:graphic xmlns:a="http://schemas.openxmlformats.org/drawingml/2006/main">
+              <a:graphicData uri="http://schemas.openxmlformats.org/drawingml/2006/picture">
+                <pic:pic xmlns:pic="http://schemas.openxmlformats.org/drawingml/2006/picture">
+                  <pic:nvPicPr>
+                    <pic:cNvPr id="1" name=""/>
+                    <pic:cNvPicPr/>
+                  </pic:nvPicPr>
+                  <pic:blipFill>
+                    <a:blip r:embed="rId23"/>
+                    <a:stretch>
+                      <a:fillRect/>
+                    </a:stretch>
+                  </pic:blipFill>
+                  <pic:spPr>
+                    <a:xfrm>
+                      <a:off x="0" y="0"/>
+                      <a:ext cx="6645910" cy="3739515"/>
+                    </a:xfrm>
+                    <a:prstGeom prst="rect">
+                      <a:avLst/>
+                    </a:prstGeom>
+                    <a:ln>
+                      <a:solidFill>
+                        <a:schemeClr val="tx1"/>
+                      </a:solidFill>
+                    </a:ln>
+                  </pic:spPr>
+                </pic:pic>
+              </a:graphicData>
+            </a:graphic>
+          </wp:inline>
+        </w:drawing>
+      </w:r>
+    </w:p>
+    <w:tbl>
+      <w:tblPr>
+        <w:tblStyle w:val="ad"/>
+        <w:tblW w:w="0" w:type="auto"/>
+        <w:tblInd w:w="540" w:type="dxa"/>
+        <w:tblLook w:val="04A0" w:firstRow="1" w:lastRow="0" w:firstColumn="1" w:lastColumn="0" w:noHBand="0" w:noVBand="1"/>
+      </w:tblPr>
+      <w:tblGrid>
+        <w:gridCol w:w="2857"/>
+        <w:gridCol w:w="7059"/>
+      </w:tblGrid>
+      <w:tr>
+        <w:tc>
+          <w:tcPr>
+            <w:tcW w:w="2857" w:type="dxa"/>
+            <w:vAlign w:val="center"/>
+          </w:tcPr>
+          <w:p>
+            <w:pPr>
+              <w:spacing w:before="105" w:after="105" w:line="240" w:lineRule="auto"/>
+              <w:rPr>
+                <w:rFonts w:asciiTheme="minorHAnsi"/>
+                <w:sz w:val="28"/>
+                <w:szCs w:val="28"/>
+              </w:rPr>
+            </w:pPr>
+            <w:r>
+              <w:rPr>
+                <w:b/>
+                <w:bCs/>
+              </w:rPr>
+              <w:t>Закон</w:t>
+            </w:r>
+            <w:r>
+              <w:rPr>
+                <w:b/>
+                <w:bCs/>
+              </w:rPr>
+              <w:t xml:space="preserve"> / </w:t>
+            </w:r>
+            <w:r>
+              <w:rPr>
+                <w:b/>
+                <w:bCs/>
+              </w:rPr>
+              <w:t>Принцип</w:t>
+            </w:r>
+          </w:p>
+        </w:tc>
+        <w:tc>
+          <w:tcPr>
+            <w:tcW w:w="7059" w:type="dxa"/>
+            <w:vAlign w:val="center"/>
+          </w:tcPr>
+          <w:p>
+            <w:pPr>
+              <w:spacing w:before="105" w:after="105" w:line="240" w:lineRule="auto"/>
+              <w:rPr>
+                <w:rFonts w:asciiTheme="minorHAnsi"/>
+                <w:sz w:val="28"/>
+                <w:szCs w:val="28"/>
+              </w:rPr>
+            </w:pPr>
+            <w:r>
+              <w:rPr>
+                <w:b/>
+                <w:bCs/>
+              </w:rPr>
+              <w:t>Как</w:t>
+            </w:r>
+            <w:r>
+              <w:rPr>
+                <w:b/>
+                <w:bCs/>
+              </w:rPr>
+              <w:t xml:space="preserve"> </w:t>
+            </w:r>
+            <w:r>
+              <w:rPr>
+                <w:b/>
+                <w:bCs/>
+              </w:rPr>
+              <w:t>проявляется</w:t>
+            </w:r>
+          </w:p>
+        </w:tc>
+      </w:tr>
+      <w:tr>
+        <w:tc>
+          <w:tcPr>
+            <w:tcW w:w="2857" w:type="dxa"/>
+            <w:vAlign w:val="center"/>
+          </w:tcPr>
+          <w:p>
+            <w:pPr>
+              <w:spacing w:before="105" w:after="105" w:line="240" w:lineRule="auto"/>
+              <w:rPr>
+                <w:rFonts w:asciiTheme="minorHAnsi"/>
+                <w:sz w:val="28"/>
+                <w:szCs w:val="28"/>
+              </w:rPr>
+            </w:pPr>
+            <w:r>
+              <w:t>Принцип</w:t>
+            </w:r>
+            <w:r>
+              <w:t xml:space="preserve"> </w:t>
+            </w:r>
+            <w:r>
+              <w:t>общей</w:t>
+            </w:r>
+            <w:r>
+              <w:t xml:space="preserve"> </w:t>
+            </w:r>
+            <w:r>
+              <w:t>области</w:t>
+            </w:r>
+          </w:p>
+        </w:tc>
+        <w:tc>
+          <w:tcPr>
+            <w:tcW w:w="7059" w:type="dxa"/>
+            <w:vAlign w:val="center"/>
+          </w:tcPr>
+          <w:p>
+            <w:pPr>
+              <w:spacing w:before="105" w:after="105" w:line="240" w:lineRule="auto"/>
+              <w:rPr>
+                <w:rFonts w:asciiTheme="minorHAnsi"/>
+                <w:sz w:val="28"/>
+                <w:szCs w:val="28"/>
+              </w:rPr>
+            </w:pPr>
+            <w:r>
+              <w:t>Основная</w:t>
+            </w:r>
+            <w:r>
+              <w:t xml:space="preserve"> </w:t>
+            </w:r>
+            <w:r>
+              <w:t>информация</w:t>
+            </w:r>
+            <w:r>
+              <w:t xml:space="preserve"> </w:t>
+            </w:r>
+            <w:r>
+              <w:t>о</w:t>
+            </w:r>
+            <w:r>
+              <w:t xml:space="preserve"> </w:t>
+            </w:r>
+            <w:r>
+              <w:t>тарифе</w:t>
+            </w:r>
+            <w:r>
+              <w:t xml:space="preserve"> </w:t>
+            </w:r>
+            <w:r>
+              <w:t>собрана</w:t>
+            </w:r>
+            <w:r>
+              <w:t xml:space="preserve"> </w:t>
+            </w:r>
+            <w:r>
+              <w:t>в</w:t>
+            </w:r>
+            <w:r>
+              <w:t xml:space="preserve"> </w:t>
+            </w:r>
+            <w:r>
+              <w:t>крупной</w:t>
+            </w:r>
+            <w:r>
+              <w:t xml:space="preserve"> </w:t>
+            </w:r>
+            <w:r>
+              <w:t>карточке</w:t>
+            </w:r>
+            <w:r>
+              <w:t xml:space="preserve"> </w:t>
+            </w:r>
+            <w:r>
+              <w:t>слева</w:t>
+            </w:r>
+            <w:r>
+              <w:t xml:space="preserve">, </w:t>
+            </w:r>
+            <w:r>
+              <w:t>а</w:t>
+            </w:r>
+            <w:r>
+              <w:t xml:space="preserve"> </w:t>
+            </w:r>
+            <w:r>
+              <w:t>блоки</w:t>
+            </w:r>
+            <w:r>
+              <w:t xml:space="preserve"> </w:t>
+            </w:r>
+            <w:r>
+              <w:t>«Рекомендации»</w:t>
+            </w:r>
+            <w:r>
+              <w:t xml:space="preserve"> </w:t>
+            </w:r>
+            <w:r>
+              <w:t>и</w:t>
+            </w:r>
+            <w:r>
+              <w:t xml:space="preserve"> </w:t>
+            </w:r>
+            <w:r>
+              <w:t>«Доп</w:t>
+            </w:r>
+            <w:r>
+              <w:t xml:space="preserve">. </w:t>
+            </w:r>
+            <w:r>
+              <w:t>услуги»</w:t>
+            </w:r>
+            <w:r>
+              <w:t xml:space="preserve"> </w:t>
+            </w:r>
+            <w:r>
+              <w:t>вынесены</w:t>
+            </w:r>
+            <w:r>
+              <w:t xml:space="preserve"> </w:t>
+            </w:r>
+            <w:r>
+              <w:t>в</w:t>
+            </w:r>
+            <w:r>
+              <w:t xml:space="preserve"> </w:t>
+            </w:r>
+            <w:r>
+              <w:t>отдельные</w:t>
+            </w:r>
+            <w:r>
+              <w:t xml:space="preserve"> </w:t>
+            </w:r>
+            <w:r>
+              <w:t>прямоугольные</w:t>
+            </w:r>
+            <w:r>
+              <w:t xml:space="preserve"> </w:t>
+            </w:r>
+            <w:r>
+              <w:t>области</w:t>
+            </w:r>
+            <w:r>
+              <w:t xml:space="preserve"> </w:t>
+            </w:r>
+            <w:r>
+              <w:t>справа</w:t>
+            </w:r>
+            <w:r>
+              <w:t xml:space="preserve">, </w:t>
+            </w:r>
+            <w:r>
+              <w:t>поэтому</w:t>
+            </w:r>
+            <w:r>
+              <w:t xml:space="preserve"> </w:t>
+            </w:r>
+            <w:r>
+              <w:t>пользователь</w:t>
+            </w:r>
+            <w:r>
+              <w:t xml:space="preserve"> </w:t>
+            </w:r>
+            <w:r>
+              <w:t>легко</w:t>
+            </w:r>
+            <w:r>
+              <w:t xml:space="preserve"> </w:t>
+            </w:r>
+            <w:r>
+              <w:t>отделяет</w:t>
+            </w:r>
+            <w:r>
+              <w:t xml:space="preserve"> </w:t>
+            </w:r>
+            <w:r>
+              <w:t>главный</w:t>
+            </w:r>
+            <w:r>
+              <w:t xml:space="preserve"> </w:t>
+            </w:r>
+            <w:r>
+              <w:t>контент</w:t>
+            </w:r>
+            <w:r>
+              <w:t xml:space="preserve"> </w:t>
+            </w:r>
+            <w:r>
+              <w:t>от</w:t>
+            </w:r>
+            <w:r>
+              <w:t xml:space="preserve"> </w:t>
+            </w:r>
+            <w:r>
+              <w:t>дополнительного</w:t>
+            </w:r>
+            <w:r>
+              <w:t xml:space="preserve">. </w:t>
+            </w:r>
+          </w:p>
+        </w:tc>
+      </w:tr>
+      <w:tr>
+        <w:tc>
+          <w:tcPr>
+            <w:tcW w:w="2857" w:type="dxa"/>
+            <w:vAlign w:val="center"/>
+          </w:tcPr>
+          <w:p>
+            <w:pPr>
+              <w:spacing w:before="105" w:after="105" w:line="240" w:lineRule="auto"/>
+              <w:rPr>
+                <w:rFonts w:asciiTheme="minorHAnsi"/>
+                <w:sz w:val="28"/>
+                <w:szCs w:val="28"/>
+              </w:rPr>
+            </w:pPr>
+            <w:r>
+              <w:t>Принцип</w:t>
+            </w:r>
+            <w:r>
+              <w:t xml:space="preserve"> </w:t>
+            </w:r>
+            <w:r>
+              <w:t>близости</w:t>
+            </w:r>
+          </w:p>
+        </w:tc>
+        <w:tc>
+          <w:tcPr>
+            <w:tcW w:w="7059" w:type="dxa"/>
+            <w:vAlign w:val="center"/>
+          </w:tcPr>
+          <w:p>
+            <w:pPr>
+              <w:spacing w:before="105" w:after="105" w:line="240" w:lineRule="auto"/>
+              <w:rPr>
+                <w:rFonts w:asciiTheme="minorHAnsi"/>
+                <w:sz w:val="28"/>
+                <w:szCs w:val="28"/>
+              </w:rPr>
+            </w:pPr>
+            <w:r>
+              <w:t>Цена</w:t>
+            </w:r>
+            <w:r>
+              <w:t xml:space="preserve">, </w:t>
+            </w:r>
+            <w:r>
+              <w:t>список</w:t>
+            </w:r>
+            <w:r>
+              <w:t xml:space="preserve"> </w:t>
+            </w:r>
+            <w:r>
+              <w:t>преимуществ</w:t>
+            </w:r>
+            <w:r>
+              <w:t xml:space="preserve"> </w:t>
+            </w:r>
+            <w:r>
+              <w:t>и</w:t>
+            </w:r>
+            <w:r>
+              <w:t xml:space="preserve"> </w:t>
+            </w:r>
+            <w:r>
+              <w:t>кнопка</w:t>
+            </w:r>
+            <w:r>
+              <w:t xml:space="preserve"> </w:t>
+            </w:r>
+            <w:r>
+              <w:t>«Подключить</w:t>
+            </w:r>
+            <w:r>
+              <w:t xml:space="preserve"> </w:t>
+            </w:r>
+            <w:r>
+              <w:t>тариф»</w:t>
+            </w:r>
+            <w:r>
+              <w:t xml:space="preserve"> </w:t>
+            </w:r>
+            <w:r>
+              <w:t>расположены</w:t>
+            </w:r>
+            <w:r>
+              <w:t xml:space="preserve"> </w:t>
+            </w:r>
+            <w:r>
+              <w:t>близко</w:t>
+            </w:r>
+            <w:r>
+              <w:t xml:space="preserve"> </w:t>
+            </w:r>
+            <w:r>
+              <w:t>друг</w:t>
+            </w:r>
+            <w:r>
+              <w:t xml:space="preserve"> </w:t>
+            </w:r>
+            <w:r>
+              <w:t>к</w:t>
+            </w:r>
+            <w:r>
+              <w:t xml:space="preserve"> </w:t>
+            </w:r>
+            <w:r>
+              <w:t>другу</w:t>
+            </w:r>
+            <w:r>
+              <w:t xml:space="preserve"> </w:t>
+            </w:r>
+            <w:r>
+              <w:t>внутри</w:t>
+            </w:r>
+            <w:r>
+              <w:t xml:space="preserve"> </w:t>
+            </w:r>
+            <w:r>
+              <w:t>одной</w:t>
+            </w:r>
+            <w:r>
+              <w:t xml:space="preserve"> </w:t>
+            </w:r>
+            <w:r>
+              <w:t>карточки</w:t>
+            </w:r>
+            <w:r>
+              <w:t xml:space="preserve">, </w:t>
+            </w:r>
+            <w:r>
+              <w:t>поэтому</w:t>
+            </w:r>
+            <w:r>
+              <w:t xml:space="preserve"> </w:t>
+            </w:r>
+            <w:r>
+              <w:t>воспринимаются</w:t>
+            </w:r>
+            <w:r>
+              <w:t xml:space="preserve"> </w:t>
+            </w:r>
+            <w:r>
+              <w:t>как</w:t>
+            </w:r>
+            <w:r>
+              <w:t xml:space="preserve"> </w:t>
+            </w:r>
+            <w:r>
+              <w:t>единый</w:t>
+            </w:r>
+            <w:r>
+              <w:t xml:space="preserve"> </w:t>
+            </w:r>
+            <w:r>
+              <w:t>блок</w:t>
+            </w:r>
+            <w:r>
+              <w:t xml:space="preserve"> </w:t>
+            </w:r>
+            <w:r>
+              <w:t>условий</w:t>
+            </w:r>
+            <w:r>
+              <w:t xml:space="preserve"> </w:t>
+            </w:r>
+            <w:r>
+              <w:t>тарифа</w:t>
+            </w:r>
+            <w:r>
+              <w:t xml:space="preserve">. </w:t>
+            </w:r>
+          </w:p>
+        </w:tc>
+      </w:tr>
+      <w:tr>
+        <w:tc>
+          <w:tcPr>
+            <w:tcW w:w="2857" w:type="dxa"/>
+            <w:vAlign w:val="center"/>
+          </w:tcPr>
+          <w:p>
+            <w:pPr>
+              <w:spacing w:before="105" w:after="105" w:line="240" w:lineRule="auto"/>
+              <w:rPr>
+                <w:rFonts w:asciiTheme="minorHAnsi"/>
+                <w:sz w:val="28"/>
+                <w:szCs w:val="28"/>
+              </w:rPr>
+            </w:pPr>
+            <w:r>
+              <w:t>Закон</w:t>
+            </w:r>
+            <w:r>
+              <w:t xml:space="preserve"> </w:t>
+            </w:r>
+            <w:r>
+              <w:t>соподчинения</w:t>
+            </w:r>
+          </w:p>
+        </w:tc>
+        <w:tc>
+          <w:tcPr>
+            <w:tcW w:w="7059" w:type="dxa"/>
+            <w:vAlign w:val="center"/>
+          </w:tcPr>
+          <w:p>
+            <w:pPr>
+              <w:spacing w:before="105" w:after="105" w:line="240" w:lineRule="auto"/>
+              <w:rPr>
+                <w:rFonts w:asciiTheme="minorHAnsi"/>
+                <w:sz w:val="28"/>
+                <w:szCs w:val="28"/>
+              </w:rPr>
+            </w:pPr>
+            <w:r>
+              <w:t>Главным</w:t>
+            </w:r>
+            <w:r>
+              <w:t xml:space="preserve"> </w:t>
+            </w:r>
+            <w:r>
+              <w:t>элементом</w:t>
+            </w:r>
+            <w:r>
+              <w:t xml:space="preserve"> </w:t>
+            </w:r>
+            <w:r>
+              <w:t>макета</w:t>
+            </w:r>
+            <w:r>
+              <w:t xml:space="preserve"> </w:t>
+            </w:r>
+            <w:r>
+              <w:t>является</w:t>
+            </w:r>
+            <w:r>
+              <w:t xml:space="preserve"> </w:t>
+            </w:r>
+            <w:r>
+              <w:t>основной</w:t>
+            </w:r>
+            <w:r>
+              <w:t xml:space="preserve"> </w:t>
+            </w:r>
+            <w:r>
+              <w:t>тарифный</w:t>
+            </w:r>
+            <w:r>
+              <w:t xml:space="preserve"> </w:t>
+            </w:r>
+            <w:r>
+              <w:t>блок</w:t>
+            </w:r>
+            <w:r>
+              <w:t xml:space="preserve"> </w:t>
+            </w:r>
+            <w:r>
+              <w:t>с</w:t>
+            </w:r>
+            <w:r>
+              <w:t xml:space="preserve"> </w:t>
+            </w:r>
+            <w:r>
+              <w:t>ценой</w:t>
+            </w:r>
+            <w:r>
+              <w:t xml:space="preserve"> </w:t>
+            </w:r>
+            <w:r>
+              <w:t>и</w:t>
+            </w:r>
+            <w:r>
+              <w:t xml:space="preserve"> </w:t>
+            </w:r>
+            <w:r>
+              <w:t>кнопкой</w:t>
+            </w:r>
+            <w:r>
+              <w:t xml:space="preserve"> </w:t>
+            </w:r>
+            <w:r>
+              <w:t>подключения</w:t>
+            </w:r>
+            <w:r>
+              <w:t xml:space="preserve">, </w:t>
+            </w:r>
+            <w:r>
+              <w:t>а</w:t>
+            </w:r>
+            <w:r>
+              <w:t xml:space="preserve"> </w:t>
+            </w:r>
+            <w:r>
+              <w:t>боковые</w:t>
+            </w:r>
+            <w:r>
+              <w:t xml:space="preserve"> </w:t>
+            </w:r>
+            <w:r>
+              <w:t>карточки</w:t>
+            </w:r>
+            <w:r>
+              <w:t xml:space="preserve"> </w:t>
+            </w:r>
+            <w:r>
+              <w:t>играют</w:t>
+            </w:r>
+            <w:r>
+              <w:t xml:space="preserve"> </w:t>
+            </w:r>
+            <w:r>
+              <w:t>вспомогательную</w:t>
+            </w:r>
+            <w:r>
+              <w:t xml:space="preserve"> </w:t>
+            </w:r>
+            <w:r>
+              <w:t>роль</w:t>
+            </w:r>
+            <w:r>
+              <w:t xml:space="preserve"> </w:t>
+            </w:r>
+            <w:r>
+              <w:t>и</w:t>
+            </w:r>
+            <w:r>
+              <w:t xml:space="preserve"> </w:t>
+            </w:r>
+            <w:r>
+              <w:t>не</w:t>
+            </w:r>
+            <w:r>
+              <w:t xml:space="preserve"> </w:t>
+            </w:r>
+            <w:r>
+              <w:t>перетягивают</w:t>
+            </w:r>
+            <w:r>
+              <w:t xml:space="preserve"> </w:t>
+            </w:r>
+            <w:r>
+              <w:t>внимание</w:t>
+            </w:r>
+            <w:r>
+              <w:t xml:space="preserve">. </w:t>
+            </w:r>
+          </w:p>
+        </w:tc>
+      </w:tr>
+      <w:tr>
+        <w:tc>
+          <w:tcPr>
+            <w:tcW w:w="2857" w:type="dxa"/>
+            <w:vAlign w:val="center"/>
+          </w:tcPr>
+          <w:p>
+            <w:pPr>
+              <w:spacing w:before="105" w:after="105" w:line="240" w:lineRule="auto"/>
+              <w:rPr>
+                <w:rFonts w:asciiTheme="minorHAnsi"/>
+                <w:sz w:val="28"/>
+                <w:szCs w:val="28"/>
+              </w:rPr>
+            </w:pPr>
+            <w:r>
+              <w:t>Закон</w:t>
+            </w:r>
+            <w:r>
+              <w:t xml:space="preserve"> </w:t>
+            </w:r>
+            <w:r>
+              <w:t>равновесия</w:t>
+            </w:r>
+          </w:p>
+        </w:tc>
+        <w:tc>
+          <w:tcPr>
+            <w:tcW w:w="7059" w:type="dxa"/>
+            <w:vAlign w:val="center"/>
+          </w:tcPr>
+          <w:p>
+            <w:pPr>
+              <w:spacing w:before="105" w:after="105" w:line="240" w:lineRule="auto"/>
+              <w:rPr>
+                <w:rFonts w:asciiTheme="minorHAnsi"/>
+                <w:sz w:val="28"/>
+                <w:szCs w:val="28"/>
+              </w:rPr>
+            </w:pPr>
+            <w:r>
+              <w:t>Большая</w:t>
+            </w:r>
+            <w:r>
+              <w:t xml:space="preserve"> </w:t>
+            </w:r>
+            <w:r>
+              <w:t>карточка</w:t>
+            </w:r>
+            <w:r>
+              <w:t xml:space="preserve"> </w:t>
+            </w:r>
+            <w:r>
+              <w:t>слева</w:t>
+            </w:r>
+            <w:r>
+              <w:t xml:space="preserve"> </w:t>
+            </w:r>
+            <w:r>
+              <w:t>визуально</w:t>
+            </w:r>
+            <w:r>
+              <w:t xml:space="preserve"> </w:t>
+            </w:r>
+            <w:r>
+              <w:t>уравновешивается</w:t>
+            </w:r>
+            <w:r>
+              <w:t xml:space="preserve"> </w:t>
+            </w:r>
+            <w:r>
+              <w:t>двумя</w:t>
+            </w:r>
+            <w:r>
+              <w:t xml:space="preserve"> </w:t>
+            </w:r>
+            <w:r>
+              <w:t>меньшими</w:t>
+            </w:r>
+            <w:r>
+              <w:t xml:space="preserve"> </w:t>
+            </w:r>
+            <w:r>
+              <w:t>карточками</w:t>
+            </w:r>
+            <w:r>
+              <w:t xml:space="preserve"> </w:t>
+            </w:r>
+            <w:r>
+              <w:t>справа</w:t>
+            </w:r>
+            <w:r>
+              <w:t xml:space="preserve">, </w:t>
+            </w:r>
+            <w:r>
+              <w:t>поэтому</w:t>
+            </w:r>
+            <w:r>
+              <w:t xml:space="preserve"> </w:t>
+            </w:r>
+            <w:r>
+              <w:t>композиция</w:t>
+            </w:r>
+            <w:r>
+              <w:t xml:space="preserve"> </w:t>
+            </w:r>
+            <w:r>
+              <w:t>выглядит</w:t>
+            </w:r>
+            <w:r>
+              <w:t xml:space="preserve"> </w:t>
+            </w:r>
+            <w:r>
+              <w:t>устойчивой</w:t>
+            </w:r>
+            <w:r>
+              <w:t xml:space="preserve"> </w:t>
+            </w:r>
+            <w:r>
+              <w:t>и</w:t>
+            </w:r>
+            <w:r>
+              <w:t xml:space="preserve"> </w:t>
+            </w:r>
+            <w:r>
+              <w:t>собранной</w:t>
+            </w:r>
+            <w:r>
+              <w:t xml:space="preserve">. </w:t>
+            </w:r>
+          </w:p>
+        </w:tc>
+      </w:tr>
+      <w:tr>
+        <w:tc>
+          <w:tcPr>
+            <w:tcW w:w="2857" w:type="dxa"/>
+            <w:vAlign w:val="center"/>
+          </w:tcPr>
+          <w:p>
+            <w:pPr>
+              <w:spacing w:before="105" w:after="105" w:line="240" w:lineRule="auto"/>
+              <w:rPr>
+                <w:rFonts w:asciiTheme="minorHAnsi"/>
+                <w:sz w:val="28"/>
+                <w:szCs w:val="28"/>
+              </w:rPr>
+            </w:pPr>
+            <w:r>
+              <w:t>Принцип</w:t>
+            </w:r>
+            <w:r>
+              <w:t xml:space="preserve"> </w:t>
+            </w:r>
+            <w:r>
+              <w:t>сходства</w:t>
+            </w:r>
+          </w:p>
+        </w:tc>
+        <w:tc>
+          <w:tcPr>
+            <w:tcW w:w="7059" w:type="dxa"/>
+            <w:vAlign w:val="center"/>
+          </w:tcPr>
+          <w:p>
+            <w:pPr>
+              <w:spacing w:before="105" w:after="105" w:line="240" w:lineRule="auto"/>
+              <w:rPr>
+                <w:rFonts w:asciiTheme="minorHAnsi"/>
+                <w:sz w:val="28"/>
+                <w:szCs w:val="28"/>
+              </w:rPr>
+            </w:pPr>
+            <w:r>
+              <w:t>Правые</w:t>
+            </w:r>
+            <w:r>
+              <w:t xml:space="preserve"> </w:t>
+            </w:r>
+            <w:r>
+              <w:t>дополнительные</w:t>
+            </w:r>
+            <w:r>
+              <w:t xml:space="preserve"> </w:t>
+            </w:r>
+            <w:r>
+              <w:t>блоки</w:t>
+            </w:r>
+            <w:r>
+              <w:t xml:space="preserve"> </w:t>
+            </w:r>
+            <w:r>
+              <w:t>оформлены</w:t>
+            </w:r>
+            <w:r>
+              <w:t xml:space="preserve"> </w:t>
+            </w:r>
+            <w:r>
+              <w:t>одинаково</w:t>
+            </w:r>
+            <w:r>
+              <w:t xml:space="preserve"> </w:t>
+            </w:r>
+            <w:r>
+              <w:t>по</w:t>
+            </w:r>
+            <w:r>
+              <w:t xml:space="preserve"> </w:t>
+            </w:r>
+            <w:r>
+              <w:t>форме</w:t>
+            </w:r>
+            <w:r>
+              <w:t xml:space="preserve"> </w:t>
+            </w:r>
+            <w:r>
+              <w:t>и</w:t>
+            </w:r>
+            <w:r>
+              <w:t xml:space="preserve"> </w:t>
+            </w:r>
+            <w:r>
+              <w:t>структуре</w:t>
+            </w:r>
+            <w:r>
+              <w:t xml:space="preserve">, </w:t>
+            </w:r>
+            <w:r>
+              <w:t>из</w:t>
+            </w:r>
+            <w:r>
+              <w:t>-</w:t>
+            </w:r>
+            <w:r>
+              <w:t>за</w:t>
+            </w:r>
+            <w:r>
+              <w:t xml:space="preserve"> </w:t>
+            </w:r>
+            <w:r>
+              <w:t>чего</w:t>
+            </w:r>
+            <w:r>
+              <w:t xml:space="preserve"> </w:t>
+            </w:r>
+            <w:r>
+              <w:t>воспринимаются</w:t>
+            </w:r>
+            <w:r>
+              <w:t xml:space="preserve"> </w:t>
+            </w:r>
+            <w:r>
+              <w:t>как</w:t>
+            </w:r>
+            <w:r>
+              <w:t xml:space="preserve"> </w:t>
+            </w:r>
+            <w:r>
+              <w:t>однотипные</w:t>
+            </w:r>
+            <w:r>
+              <w:t xml:space="preserve"> </w:t>
+            </w:r>
+            <w:r>
+              <w:t>информационные</w:t>
+            </w:r>
+            <w:r>
+              <w:t xml:space="preserve"> </w:t>
+            </w:r>
+            <w:r>
+              <w:t>секции</w:t>
+            </w:r>
+          </w:p>
+        </w:tc>
+      </w:tr>
+    </w:tbl>
+    <w:p>
+      <w:pPr>
+        <w:spacing w:before="105" w:after="105" w:line="240" w:lineRule="auto"/>
+        <w:ind w:left="540" w:hanging="540"/>
+        <w:rPr>
+          <w:rFonts w:asciiTheme="minorHAnsi"/>
+          <w:sz w:val="28"/>
+          <w:szCs w:val="28"/>
+        </w:rPr>
+      </w:pPr>
+    </w:p>
+    <w:p>
+      <w:pPr>
+        <w:spacing w:before="105" w:after="105" w:line="240" w:lineRule="auto"/>
+        <w:ind w:left="540" w:hanging="540"/>
+        <w:rPr>
+          <w:rFonts w:asciiTheme="minorHAnsi"/>
+          <w:sz w:val="28"/>
+          <w:szCs w:val="28"/>
+        </w:rPr>
+      </w:pPr>
+      <w:r>
+        <w:rPr>
+          <w:rFonts w:asciiTheme="minorHAnsi"/>
+          <w:sz w:val="28"/>
+          <w:szCs w:val="28"/>
+        </w:rPr>
+        <w:lastRenderedPageBreak/>
+        <w:drawing>
+          <wp:inline distT="0" distB="0" distL="0" distR="0" wp14:anchorId="3C532F9B" wp14:editId="78810B6F">
+            <wp:extent cx="6645910" cy="3771265"/>
+            <wp:effectExtent l="19050" t="19050" r="21590" b="19685"/>
+            <wp:docPr id="4" name="Рисунок 4"/>
+            <wp:cNvGraphicFramePr>
+              <a:graphicFrameLocks xmlns:a="http://schemas.openxmlformats.org/drawingml/2006/main" noChangeAspect="1"/>
+            </wp:cNvGraphicFramePr>
+            <a:graphic xmlns:a="http://schemas.openxmlformats.org/drawingml/2006/main">
+              <a:graphicData uri="http://schemas.openxmlformats.org/drawingml/2006/picture">
+                <pic:pic xmlns:pic="http://schemas.openxmlformats.org/drawingml/2006/picture">
+                  <pic:nvPicPr>
+                    <pic:cNvPr id="1" name=""/>
+                    <pic:cNvPicPr/>
+                  </pic:nvPicPr>
+                  <pic:blipFill>
+                    <a:blip r:embed="rId24"/>
+                    <a:stretch>
+                      <a:fillRect/>
+                    </a:stretch>
+                  </pic:blipFill>
+                  <pic:spPr>
+                    <a:xfrm>
+                      <a:off x="0" y="0"/>
+                      <a:ext cx="6645910" cy="3771265"/>
+                    </a:xfrm>
+                    <a:prstGeom prst="rect">
+                      <a:avLst/>
+                    </a:prstGeom>
+                    <a:ln>
+                      <a:solidFill>
+                        <a:schemeClr val="tx1"/>
+                      </a:solidFill>
+                    </a:ln>
+                  </pic:spPr>
+                </pic:pic>
+              </a:graphicData>
+            </a:graphic>
+          </wp:inline>
+        </w:drawing>
+      </w:r>
+    </w:p>
+    <w:tbl>
+      <w:tblPr>
+        <w:tblStyle w:val="ad"/>
+        <w:tblW w:w="0" w:type="auto"/>
+        <w:tblInd w:w="540" w:type="dxa"/>
+        <w:tblLook w:val="04A0" w:firstRow="1" w:lastRow="0" w:firstColumn="1" w:lastColumn="0" w:noHBand="0" w:noVBand="1"/>
+      </w:tblPr>
+      <w:tblGrid>
+        <w:gridCol w:w="2290"/>
+        <w:gridCol w:w="7626"/>
+      </w:tblGrid>
+      <w:tr>
+        <w:tc>
+          <w:tcPr>
+            <w:tcW w:w="2290" w:type="dxa"/>
+            <w:vAlign w:val="center"/>
+          </w:tcPr>
+          <w:p>
+            <w:pPr>
+              <w:spacing w:before="105" w:after="105" w:line="240" w:lineRule="auto"/>
+              <w:rPr>
+                <w:rFonts w:asciiTheme="minorHAnsi"/>
+                <w:sz w:val="28"/>
+                <w:szCs w:val="28"/>
+              </w:rPr>
+            </w:pPr>
+            <w:r>
+              <w:rPr>
+                <w:b/>
+                <w:bCs/>
+              </w:rPr>
+              <w:t>Закон</w:t>
+            </w:r>
+            <w:r>
+              <w:rPr>
+                <w:b/>
+                <w:bCs/>
+              </w:rPr>
+              <w:t xml:space="preserve"> / </w:t>
+            </w:r>
+            <w:r>
+              <w:rPr>
+                <w:b/>
+                <w:bCs/>
+              </w:rPr>
+              <w:t>Принцип</w:t>
+            </w:r>
+          </w:p>
+        </w:tc>
+        <w:tc>
+          <w:tcPr>
+            <w:tcW w:w="7626" w:type="dxa"/>
+            <w:vAlign w:val="center"/>
+          </w:tcPr>
+          <w:p>
+            <w:pPr>
+              <w:spacing w:before="105" w:after="105" w:line="240" w:lineRule="auto"/>
+              <w:rPr>
+                <w:rFonts w:asciiTheme="minorHAnsi"/>
+                <w:sz w:val="28"/>
+                <w:szCs w:val="28"/>
+              </w:rPr>
+            </w:pPr>
+            <w:r>
+              <w:rPr>
+                <w:b/>
+                <w:bCs/>
+              </w:rPr>
+              <w:t>Как</w:t>
+            </w:r>
+            <w:r>
+              <w:rPr>
+                <w:b/>
+                <w:bCs/>
+              </w:rPr>
+              <w:t xml:space="preserve"> </w:t>
+            </w:r>
+            <w:r>
+              <w:rPr>
+                <w:b/>
+                <w:bCs/>
+              </w:rPr>
+              <w:t>проявляется</w:t>
+            </w:r>
+          </w:p>
+        </w:tc>
+      </w:tr>
+      <w:tr>
+        <w:tc>
+          <w:tcPr>
+            <w:tcW w:w="2290" w:type="dxa"/>
+            <w:vAlign w:val="center"/>
+          </w:tcPr>
+          <w:p>
+            <w:pPr>
+              <w:spacing w:before="105" w:after="105" w:line="240" w:lineRule="auto"/>
+              <w:rPr>
+                <w:rFonts w:asciiTheme="minorHAnsi"/>
+                <w:sz w:val="28"/>
+                <w:szCs w:val="28"/>
+              </w:rPr>
+            </w:pPr>
+            <w:r>
+              <w:t>Принцип</w:t>
+            </w:r>
+            <w:r>
+              <w:t xml:space="preserve"> </w:t>
+            </w:r>
+            <w:r>
+              <w:t>близости</w:t>
+            </w:r>
+          </w:p>
+        </w:tc>
+        <w:tc>
+          <w:tcPr>
+            <w:tcW w:w="7626" w:type="dxa"/>
+            <w:vAlign w:val="center"/>
+          </w:tcPr>
+          <w:p>
+            <w:pPr>
+              <w:spacing w:before="105" w:after="105" w:line="240" w:lineRule="auto"/>
+              <w:rPr>
+                <w:rFonts w:asciiTheme="minorHAnsi"/>
+                <w:sz w:val="28"/>
+                <w:szCs w:val="28"/>
+              </w:rPr>
+            </w:pPr>
+            <w:r>
+              <w:t>Подписи</w:t>
+            </w:r>
+            <w:r>
+              <w:t xml:space="preserve"> </w:t>
+            </w:r>
+            <w:r>
+              <w:t>«Интернет»</w:t>
+            </w:r>
+            <w:r>
+              <w:t xml:space="preserve"> </w:t>
+            </w:r>
+            <w:r>
+              <w:t>и</w:t>
+            </w:r>
+            <w:r>
+              <w:t xml:space="preserve"> </w:t>
+            </w:r>
+            <w:r>
+              <w:t>«Минуты»</w:t>
+            </w:r>
+            <w:r>
+              <w:t xml:space="preserve">, </w:t>
+            </w:r>
+            <w:r>
+              <w:t>текущие</w:t>
+            </w:r>
+            <w:r>
+              <w:t xml:space="preserve"> </w:t>
+            </w:r>
+            <w:r>
+              <w:t>значения</w:t>
+            </w:r>
+            <w:r>
+              <w:t xml:space="preserve"> </w:t>
+            </w:r>
+            <w:r>
+              <w:t>и</w:t>
+            </w:r>
+            <w:r>
+              <w:t xml:space="preserve"> </w:t>
+            </w:r>
+            <w:r>
+              <w:t>соответствующие</w:t>
+            </w:r>
+            <w:r>
+              <w:t xml:space="preserve"> </w:t>
+            </w:r>
+            <w:r>
+              <w:t>им</w:t>
+            </w:r>
+            <w:r>
+              <w:t xml:space="preserve"> </w:t>
+            </w:r>
+            <w:r>
+              <w:t>ползунки</w:t>
+            </w:r>
+            <w:r>
+              <w:t xml:space="preserve"> </w:t>
+            </w:r>
+            <w:r>
+              <w:t>расположены</w:t>
+            </w:r>
+            <w:r>
+              <w:t xml:space="preserve"> </w:t>
+            </w:r>
+            <w:r>
+              <w:t>рядом</w:t>
+            </w:r>
+            <w:r>
+              <w:t xml:space="preserve">, </w:t>
+            </w:r>
+            <w:r>
+              <w:t>поэтому</w:t>
+            </w:r>
+            <w:r>
+              <w:t xml:space="preserve"> </w:t>
+            </w:r>
+            <w:r>
+              <w:t>пользователь</w:t>
+            </w:r>
+            <w:r>
+              <w:t xml:space="preserve"> </w:t>
+            </w:r>
+            <w:r>
+              <w:t>сразу</w:t>
+            </w:r>
+            <w:r>
+              <w:t xml:space="preserve"> </w:t>
+            </w:r>
+            <w:r>
+              <w:t>понимает</w:t>
+            </w:r>
+            <w:r>
+              <w:t xml:space="preserve">, </w:t>
+            </w:r>
+            <w:r>
+              <w:t>какой</w:t>
+            </w:r>
+            <w:r>
+              <w:t xml:space="preserve"> </w:t>
+            </w:r>
+            <w:r>
+              <w:t>элемент</w:t>
+            </w:r>
+            <w:r>
+              <w:t xml:space="preserve"> </w:t>
+            </w:r>
+            <w:r>
+              <w:t>управления</w:t>
+            </w:r>
+            <w:r>
+              <w:t xml:space="preserve"> </w:t>
+            </w:r>
+            <w:r>
+              <w:t>относится</w:t>
+            </w:r>
+            <w:r>
+              <w:t xml:space="preserve"> </w:t>
+            </w:r>
+            <w:r>
+              <w:t>к</w:t>
+            </w:r>
+            <w:r>
+              <w:t xml:space="preserve"> </w:t>
+            </w:r>
+            <w:r>
+              <w:t>какому</w:t>
+            </w:r>
+            <w:r>
+              <w:t xml:space="preserve"> </w:t>
+            </w:r>
+            <w:r>
+              <w:t>параметру</w:t>
+            </w:r>
+            <w:r>
+              <w:t xml:space="preserve">. </w:t>
+            </w:r>
+          </w:p>
+        </w:tc>
+      </w:tr>
+      <w:tr>
+        <w:tc>
+          <w:tcPr>
+            <w:tcW w:w="2290" w:type="dxa"/>
+            <w:vAlign w:val="center"/>
+          </w:tcPr>
+          <w:p>
+            <w:pPr>
+              <w:spacing w:before="105" w:after="105" w:line="240" w:lineRule="auto"/>
+              <w:rPr>
+                <w:rFonts w:asciiTheme="minorHAnsi"/>
+                <w:sz w:val="28"/>
+                <w:szCs w:val="28"/>
+              </w:rPr>
+            </w:pPr>
+            <w:r>
+              <w:t>Элемент</w:t>
+            </w:r>
+            <w:r>
+              <w:t xml:space="preserve"> </w:t>
+            </w:r>
+            <w:r>
+              <w:t>линия</w:t>
+            </w:r>
+          </w:p>
+        </w:tc>
+        <w:tc>
+          <w:tcPr>
+            <w:tcW w:w="7626" w:type="dxa"/>
+            <w:vAlign w:val="center"/>
+          </w:tcPr>
+          <w:p>
+            <w:pPr>
+              <w:spacing w:before="105" w:after="105" w:line="240" w:lineRule="auto"/>
+              <w:rPr>
+                <w:rFonts w:asciiTheme="minorHAnsi"/>
+                <w:sz w:val="28"/>
+                <w:szCs w:val="28"/>
+              </w:rPr>
+            </w:pPr>
+            <w:r>
+              <w:t>Два</w:t>
+            </w:r>
+            <w:r>
+              <w:t xml:space="preserve"> </w:t>
+            </w:r>
+            <w:r>
+              <w:t>длинных</w:t>
+            </w:r>
+            <w:r>
+              <w:t xml:space="preserve"> </w:t>
+            </w:r>
+            <w:r>
+              <w:t>горизонтальных</w:t>
+            </w:r>
+            <w:r>
+              <w:t xml:space="preserve"> </w:t>
+            </w:r>
+            <w:r>
+              <w:t>слайдера</w:t>
+            </w:r>
+            <w:r>
+              <w:t xml:space="preserve"> </w:t>
+            </w:r>
+            <w:r>
+              <w:t>образуют</w:t>
+            </w:r>
+            <w:r>
+              <w:t xml:space="preserve"> </w:t>
+            </w:r>
+            <w:r>
+              <w:t>чёткие</w:t>
+            </w:r>
+            <w:r>
+              <w:t xml:space="preserve"> </w:t>
+            </w:r>
+            <w:r>
+              <w:t>линии</w:t>
+            </w:r>
+            <w:r>
+              <w:t xml:space="preserve">, </w:t>
+            </w:r>
+            <w:r>
+              <w:t>которые</w:t>
+            </w:r>
+            <w:r>
+              <w:t xml:space="preserve"> </w:t>
+            </w:r>
+            <w:r>
+              <w:t>задают</w:t>
+            </w:r>
+            <w:r>
+              <w:t xml:space="preserve"> </w:t>
+            </w:r>
+            <w:r>
+              <w:t>направление</w:t>
+            </w:r>
+            <w:r>
+              <w:t xml:space="preserve"> </w:t>
+            </w:r>
+            <w:r>
+              <w:t>считывания</w:t>
+            </w:r>
+            <w:r>
+              <w:t xml:space="preserve"> </w:t>
+            </w:r>
+            <w:r>
+              <w:t>слева</w:t>
+            </w:r>
+            <w:r>
+              <w:t xml:space="preserve"> </w:t>
+            </w:r>
+            <w:r>
+              <w:t>направо</w:t>
+            </w:r>
+            <w:r>
+              <w:t xml:space="preserve"> </w:t>
+            </w:r>
+            <w:r>
+              <w:t>и</w:t>
+            </w:r>
+            <w:r>
+              <w:t xml:space="preserve"> </w:t>
+            </w:r>
+            <w:r>
+              <w:t>показывают</w:t>
+            </w:r>
+            <w:r>
+              <w:t xml:space="preserve"> </w:t>
+            </w:r>
+            <w:r>
+              <w:t>диапазон</w:t>
+            </w:r>
+            <w:r>
+              <w:t xml:space="preserve"> </w:t>
+            </w:r>
+            <w:r>
+              <w:t>изменения</w:t>
+            </w:r>
+            <w:r>
+              <w:t xml:space="preserve"> </w:t>
+            </w:r>
+            <w:r>
+              <w:t>значений</w:t>
+            </w:r>
+            <w:r>
+              <w:t xml:space="preserve">. </w:t>
+            </w:r>
+          </w:p>
+        </w:tc>
+      </w:tr>
+      <w:tr>
+        <w:tc>
+          <w:tcPr>
+            <w:tcW w:w="2290" w:type="dxa"/>
+            <w:vAlign w:val="center"/>
+          </w:tcPr>
+          <w:p>
+            <w:pPr>
+              <w:spacing w:before="105" w:after="105" w:line="240" w:lineRule="auto"/>
+              <w:rPr>
+                <w:rFonts w:asciiTheme="minorHAnsi"/>
+                <w:sz w:val="28"/>
+                <w:szCs w:val="28"/>
+              </w:rPr>
+            </w:pPr>
+            <w:r>
+              <w:t>Закон</w:t>
+            </w:r>
+            <w:r>
+              <w:t xml:space="preserve"> </w:t>
+            </w:r>
+            <w:r>
+              <w:t>соподчинения</w:t>
+            </w:r>
+          </w:p>
+        </w:tc>
+        <w:tc>
+          <w:tcPr>
+            <w:tcW w:w="7626" w:type="dxa"/>
+            <w:vAlign w:val="center"/>
+          </w:tcPr>
+          <w:p>
+            <w:pPr>
+              <w:spacing w:before="105" w:after="105" w:line="240" w:lineRule="auto"/>
+              <w:rPr>
+                <w:rFonts w:asciiTheme="minorHAnsi"/>
+                <w:sz w:val="28"/>
+                <w:szCs w:val="28"/>
+              </w:rPr>
+            </w:pPr>
+            <w:r>
+              <w:t>Блок</w:t>
+            </w:r>
+            <w:r>
+              <w:t xml:space="preserve"> </w:t>
+            </w:r>
+            <w:r>
+              <w:t>«Итого»</w:t>
+            </w:r>
+            <w:r>
+              <w:t xml:space="preserve"> </w:t>
+            </w:r>
+            <w:r>
+              <w:t>с</w:t>
+            </w:r>
+            <w:r>
+              <w:t xml:space="preserve"> </w:t>
+            </w:r>
+            <w:r>
+              <w:t>крупной</w:t>
+            </w:r>
+            <w:r>
+              <w:t xml:space="preserve"> </w:t>
+            </w:r>
+            <w:r>
+              <w:t>ценой</w:t>
+            </w:r>
+            <w:r>
+              <w:t xml:space="preserve"> </w:t>
+            </w:r>
+            <w:r>
+              <w:t>и</w:t>
+            </w:r>
+            <w:r>
+              <w:t xml:space="preserve"> </w:t>
+            </w:r>
+            <w:r>
+              <w:t>кнопкой</w:t>
+            </w:r>
+            <w:r>
+              <w:t xml:space="preserve"> </w:t>
+            </w:r>
+            <w:r>
+              <w:t>«Применить»</w:t>
+            </w:r>
+            <w:r>
+              <w:t xml:space="preserve"> </w:t>
+            </w:r>
+            <w:r>
+              <w:t>становится</w:t>
+            </w:r>
+            <w:r>
+              <w:t xml:space="preserve"> </w:t>
+            </w:r>
+            <w:r>
+              <w:t>композиционным</w:t>
+            </w:r>
+            <w:r>
+              <w:t xml:space="preserve"> </w:t>
+            </w:r>
+            <w:r>
+              <w:t>центром</w:t>
+            </w:r>
+            <w:r>
+              <w:t xml:space="preserve"> </w:t>
+            </w:r>
+            <w:r>
+              <w:t>правой</w:t>
+            </w:r>
+            <w:r>
+              <w:t xml:space="preserve"> </w:t>
+            </w:r>
+            <w:r>
+              <w:t>части</w:t>
+            </w:r>
+            <w:r>
+              <w:t xml:space="preserve"> </w:t>
+            </w:r>
+            <w:r>
+              <w:t>макета</w:t>
+            </w:r>
+            <w:r>
+              <w:t xml:space="preserve">, </w:t>
+            </w:r>
+            <w:r>
+              <w:t>так</w:t>
+            </w:r>
+            <w:r>
+              <w:t xml:space="preserve"> </w:t>
+            </w:r>
+            <w:r>
+              <w:t>как</w:t>
+            </w:r>
+            <w:r>
+              <w:t xml:space="preserve"> </w:t>
+            </w:r>
+            <w:r>
+              <w:t>именно</w:t>
+            </w:r>
+            <w:r>
+              <w:t xml:space="preserve"> </w:t>
+            </w:r>
+            <w:r>
+              <w:t>он</w:t>
+            </w:r>
+            <w:r>
+              <w:t xml:space="preserve"> </w:t>
+            </w:r>
+            <w:r>
+              <w:t>подводит</w:t>
+            </w:r>
+            <w:r>
+              <w:t xml:space="preserve"> </w:t>
+            </w:r>
+            <w:r>
+              <w:t>пользователя</w:t>
+            </w:r>
+            <w:r>
+              <w:t xml:space="preserve"> </w:t>
+            </w:r>
+            <w:r>
+              <w:t>к</w:t>
+            </w:r>
+            <w:r>
+              <w:t xml:space="preserve"> </w:t>
+            </w:r>
+            <w:r>
+              <w:t>финальному</w:t>
+            </w:r>
+            <w:r>
+              <w:t xml:space="preserve"> </w:t>
+            </w:r>
+            <w:r>
+              <w:t>действию</w:t>
+            </w:r>
+            <w:r>
+              <w:t xml:space="preserve">. </w:t>
+            </w:r>
+          </w:p>
+        </w:tc>
+      </w:tr>
+      <w:tr>
+        <w:tc>
+          <w:tcPr>
+            <w:tcW w:w="2290" w:type="dxa"/>
+            <w:vAlign w:val="center"/>
+          </w:tcPr>
+          <w:p>
+            <w:pPr>
+              <w:spacing w:before="105" w:after="105" w:line="240" w:lineRule="auto"/>
+              <w:rPr>
+                <w:rFonts w:asciiTheme="minorHAnsi"/>
+                <w:sz w:val="28"/>
+                <w:szCs w:val="28"/>
+              </w:rPr>
+            </w:pPr>
+            <w:r>
+              <w:t>Закон</w:t>
+            </w:r>
+            <w:r>
+              <w:t xml:space="preserve"> </w:t>
+            </w:r>
+            <w:r>
+              <w:t>равновесия</w:t>
+            </w:r>
+          </w:p>
+        </w:tc>
+        <w:tc>
+          <w:tcPr>
+            <w:tcW w:w="7626" w:type="dxa"/>
+            <w:vAlign w:val="center"/>
+          </w:tcPr>
+          <w:p>
+            <w:pPr>
+              <w:spacing w:before="105" w:after="105" w:line="240" w:lineRule="auto"/>
+              <w:rPr>
+                <w:rFonts w:asciiTheme="minorHAnsi"/>
+                <w:sz w:val="28"/>
+                <w:szCs w:val="28"/>
+              </w:rPr>
+            </w:pPr>
+            <w:r>
+              <w:t>Левая</w:t>
+            </w:r>
+            <w:r>
+              <w:t xml:space="preserve"> </w:t>
+            </w:r>
+            <w:r>
+              <w:t>часть</w:t>
+            </w:r>
+            <w:r>
+              <w:t xml:space="preserve"> </w:t>
+            </w:r>
+            <w:r>
+              <w:t>с</w:t>
+            </w:r>
+            <w:r>
+              <w:t xml:space="preserve"> </w:t>
+            </w:r>
+            <w:r>
+              <w:t>настройками</w:t>
+            </w:r>
+            <w:r>
+              <w:t xml:space="preserve"> </w:t>
+            </w:r>
+            <w:r>
+              <w:t>параметров</w:t>
+            </w:r>
+            <w:r>
+              <w:t xml:space="preserve"> </w:t>
+            </w:r>
+            <w:r>
+              <w:t>уравновешивается</w:t>
+            </w:r>
+            <w:r>
+              <w:t xml:space="preserve"> </w:t>
+            </w:r>
+            <w:r>
+              <w:t>правой</w:t>
+            </w:r>
+            <w:r>
+              <w:t xml:space="preserve"> </w:t>
+            </w:r>
+            <w:r>
+              <w:t>карточкой</w:t>
+            </w:r>
+            <w:r>
+              <w:t xml:space="preserve"> </w:t>
+            </w:r>
+            <w:r>
+              <w:t>итоговой</w:t>
+            </w:r>
+            <w:r>
+              <w:t xml:space="preserve"> </w:t>
+            </w:r>
+            <w:r>
+              <w:t>стоимости</w:t>
+            </w:r>
+            <w:r>
+              <w:t xml:space="preserve">, </w:t>
+            </w:r>
+            <w:r>
+              <w:t>поэтому</w:t>
+            </w:r>
+            <w:r>
+              <w:t xml:space="preserve"> </w:t>
+            </w:r>
+            <w:r>
+              <w:t>экран</w:t>
+            </w:r>
+            <w:r>
+              <w:t xml:space="preserve"> </w:t>
+            </w:r>
+            <w:r>
+              <w:t>не</w:t>
+            </w:r>
+            <w:r>
+              <w:t xml:space="preserve"> </w:t>
+            </w:r>
+            <w:r>
+              <w:t>выглядит</w:t>
+            </w:r>
+            <w:r>
+              <w:t xml:space="preserve"> </w:t>
+            </w:r>
+            <w:r>
+              <w:t>перегруженным</w:t>
+            </w:r>
+            <w:r>
+              <w:t xml:space="preserve"> </w:t>
+            </w:r>
+            <w:r>
+              <w:t>в</w:t>
+            </w:r>
+            <w:r>
+              <w:t xml:space="preserve"> </w:t>
+            </w:r>
+            <w:r>
+              <w:t>одну</w:t>
+            </w:r>
+            <w:r>
+              <w:t xml:space="preserve"> </w:t>
+            </w:r>
+            <w:r>
+              <w:t>сторону</w:t>
+            </w:r>
+            <w:r>
+              <w:t xml:space="preserve">. </w:t>
+            </w:r>
+          </w:p>
+        </w:tc>
+      </w:tr>
+      <w:tr>
+        <w:tc>
+          <w:tcPr>
+            <w:tcW w:w="2290" w:type="dxa"/>
+            <w:vAlign w:val="center"/>
+          </w:tcPr>
+          <w:p>
+            <w:pPr>
+              <w:spacing w:before="105" w:after="105" w:line="240" w:lineRule="auto"/>
+              <w:rPr>
+                <w:rFonts w:asciiTheme="minorHAnsi"/>
+                <w:sz w:val="28"/>
+                <w:szCs w:val="28"/>
+              </w:rPr>
+            </w:pPr>
+            <w:r>
+              <w:t>Элемент</w:t>
+            </w:r>
+            <w:r>
+              <w:t xml:space="preserve"> </w:t>
+            </w:r>
+            <w:r>
+              <w:t>форма</w:t>
+            </w:r>
+          </w:p>
+        </w:tc>
+        <w:tc>
+          <w:tcPr>
+            <w:tcW w:w="7626" w:type="dxa"/>
+            <w:vAlign w:val="center"/>
+          </w:tcPr>
+          <w:p>
+            <w:pPr>
+              <w:spacing w:before="105" w:after="105" w:line="240" w:lineRule="auto"/>
+              <w:rPr>
+                <w:rFonts w:asciiTheme="minorHAnsi"/>
+                <w:sz w:val="28"/>
+                <w:szCs w:val="28"/>
+              </w:rPr>
+            </w:pPr>
+            <w:r>
+              <w:t>Прямоугольные</w:t>
+            </w:r>
+            <w:r>
+              <w:t xml:space="preserve"> </w:t>
+            </w:r>
+            <w:r>
+              <w:t>поля</w:t>
+            </w:r>
+            <w:r>
+              <w:t xml:space="preserve"> </w:t>
+            </w:r>
+            <w:r>
+              <w:t>значений</w:t>
+            </w:r>
+            <w:r>
+              <w:t xml:space="preserve">, </w:t>
+            </w:r>
+            <w:r>
+              <w:t>круглые</w:t>
+            </w:r>
+            <w:r>
+              <w:t xml:space="preserve"> </w:t>
+            </w:r>
+            <w:r>
+              <w:t>маркеры</w:t>
+            </w:r>
+            <w:r>
+              <w:t xml:space="preserve"> </w:t>
+            </w:r>
+            <w:r>
+              <w:t>слайдеров</w:t>
+            </w:r>
+            <w:r>
+              <w:t xml:space="preserve"> </w:t>
+            </w:r>
+            <w:r>
+              <w:t>и</w:t>
+            </w:r>
+            <w:r>
+              <w:t xml:space="preserve"> </w:t>
+            </w:r>
+            <w:r>
+              <w:t>кнопка</w:t>
+            </w:r>
+            <w:r>
+              <w:t xml:space="preserve"> </w:t>
+            </w:r>
+            <w:r>
+              <w:t>подтверждения</w:t>
+            </w:r>
+            <w:r>
+              <w:t xml:space="preserve"> </w:t>
+            </w:r>
+            <w:r>
+              <w:t>различаются</w:t>
+            </w:r>
+            <w:r>
+              <w:t xml:space="preserve"> </w:t>
+            </w:r>
+            <w:r>
+              <w:t>по</w:t>
+            </w:r>
+            <w:r>
+              <w:t xml:space="preserve"> </w:t>
+            </w:r>
+            <w:r>
+              <w:t>форме</w:t>
+            </w:r>
+            <w:r>
+              <w:t xml:space="preserve">, </w:t>
+            </w:r>
+            <w:r>
+              <w:t>поэтому</w:t>
+            </w:r>
+            <w:r>
+              <w:t xml:space="preserve"> </w:t>
+            </w:r>
+            <w:r>
+              <w:t>пользователь</w:t>
+            </w:r>
+            <w:r>
+              <w:t xml:space="preserve"> </w:t>
+            </w:r>
+            <w:r>
+              <w:t>легко</w:t>
+            </w:r>
+            <w:r>
+              <w:t xml:space="preserve"> </w:t>
+            </w:r>
+            <w:r>
+              <w:t>распознаёт</w:t>
+            </w:r>
+            <w:r>
+              <w:t xml:space="preserve"> </w:t>
+            </w:r>
+            <w:r>
+              <w:t>их</w:t>
+            </w:r>
+            <w:r>
+              <w:t xml:space="preserve"> </w:t>
+            </w:r>
+            <w:r>
+              <w:t>функции</w:t>
+            </w:r>
+            <w:r>
+              <w:t xml:space="preserve">. </w:t>
+            </w:r>
+          </w:p>
+        </w:tc>
+      </w:tr>
+    </w:tbl>
+    <w:p>
+      <w:pPr>
+        <w:spacing w:before="105" w:after="105" w:line="240" w:lineRule="auto"/>
+        <w:ind w:left="540" w:hanging="540"/>
+        <w:rPr>
+          <w:rFonts w:asciiTheme="minorHAnsi"/>
+          <w:sz w:val="28"/>
+          <w:szCs w:val="28"/>
+        </w:rPr>
+      </w:pPr>
+    </w:p>
+    <w:p>
+      <w:pPr>
+        <w:spacing w:before="105" w:after="105" w:line="240" w:lineRule="auto"/>
+        <w:ind w:left="540" w:hanging="540"/>
+        <w:rPr>
+          <w:rFonts w:asciiTheme="minorHAnsi"/>
+          <w:sz w:val="28"/>
+          <w:szCs w:val="28"/>
+        </w:rPr>
+      </w:pPr>
+    </w:p>
+    <w:p>
+      <w:pPr>
+        <w:spacing w:before="105" w:after="105" w:line="240" w:lineRule="auto"/>
+        <w:ind w:left="540" w:hanging="540"/>
+        <w:rPr>
+          <w:rFonts w:asciiTheme="minorHAnsi"/>
+          <w:sz w:val="28"/>
+          <w:szCs w:val="28"/>
+        </w:rPr>
+      </w:pPr>
+    </w:p>
+    <w:p>
+      <w:pPr>
+        <w:spacing w:before="105" w:after="105" w:line="240" w:lineRule="auto"/>
+        <w:ind w:left="540" w:hanging="540"/>
+        <w:rPr>
+          <w:rFonts w:asciiTheme="minorHAnsi"/>
+          <w:sz w:val="28"/>
+          <w:szCs w:val="28"/>
+        </w:rPr>
+      </w:pPr>
+      <w:r>
+        <w:rPr>
+          <w:rFonts w:asciiTheme="minorHAnsi"/>
+          <w:sz w:val="28"/>
+          <w:szCs w:val="28"/>
+        </w:rPr>
+        <w:lastRenderedPageBreak/>
+        <w:drawing>
+          <wp:inline distT="0" distB="0" distL="0" distR="0" wp14:anchorId="4AB0341E" wp14:editId="614A769D">
+            <wp:extent cx="6645910" cy="2440132"/>
+            <wp:effectExtent l="19050" t="19050" r="21590" b="17780"/>
+            <wp:docPr id="5" name="Рисунок 5"/>
+            <wp:cNvGraphicFramePr>
+              <a:graphicFrameLocks xmlns:a="http://schemas.openxmlformats.org/drawingml/2006/main" noChangeAspect="1"/>
+            </wp:cNvGraphicFramePr>
+            <a:graphic xmlns:a="http://schemas.openxmlformats.org/drawingml/2006/main">
+              <a:graphicData uri="http://schemas.openxmlformats.org/drawingml/2006/picture">
+                <pic:pic xmlns:pic="http://schemas.openxmlformats.org/drawingml/2006/picture">
+                  <pic:nvPicPr>
+                    <pic:cNvPr id="1" name=""/>
+                    <pic:cNvPicPr/>
+                  </pic:nvPicPr>
+                  <pic:blipFill rotWithShape="1">
+                    <a:blip r:embed="rId25"/>
+                    <a:srcRect b="15433"/>
+                    <a:stretch/>
+                  </pic:blipFill>
+                  <pic:spPr bwMode="auto">
+                    <a:xfrm>
+                      <a:off x="0" y="0"/>
+                      <a:ext cx="6645910" cy="2440132"/>
+                    </a:xfrm>
+                    <a:prstGeom prst="rect">
+                      <a:avLst/>
+                    </a:prstGeom>
+                    <a:ln w="9525" cap="flat" cmpd="sng" algn="ctr">
+                      <a:solidFill>
+                        <a:sysClr val="windowText" lastClr="000000"/>
+                      </a:solidFill>
+                      <a:prstDash val="solid"/>
+                      <a:round/>
+                      <a:headEnd type="none" w="med" len="med"/>
+                      <a:tailEnd type="none" w="med" len="med"/>
+                      <a:extLst>
+                        <a:ext uri="{C807C97D-BFC1-408E-A445-0C87EB9F89A2}">
+                          <ask:lineSketchStyleProps xmlns:ask="http://schemas.microsoft.com/office/drawing/2018/sketchyshapes" sd="0">
+                            <a:custGeom>
+                              <a:avLst/>
+                              <a:gdLst/>
+                              <a:ahLst/>
+                              <a:cxnLst/>
+                              <a:rect l="0" t="0" r="0" b="0"/>
+                              <a:pathLst/>
+                            </a:custGeom>
+                            <ask:type/>
+                          </ask:lineSketchStyleProps>
+                        </a:ext>
+                      </a:extLst>
+                    </a:ln>
+                    <a:extLst>
+                      <a:ext uri="{53640926-AAD7-44D8-BBD7-CCE9431645EC}">
+                        <a14:shadowObscured xmlns:a14="http://schemas.microsoft.com/office/drawing/2010/main"/>
+                      </a:ext>
+                    </a:extLst>
+                  </pic:spPr>
+                </pic:pic>
+              </a:graphicData>
+            </a:graphic>
+          </wp:inline>
+        </w:drawing>
+      </w:r>
+    </w:p>
+    <w:tbl>
+      <w:tblPr>
+        <w:tblStyle w:val="ad"/>
+        <w:tblW w:w="0" w:type="auto"/>
+        <w:tblInd w:w="540" w:type="dxa"/>
+        <w:tblLook w:val="04A0" w:firstRow="1" w:lastRow="0" w:firstColumn="1" w:lastColumn="0" w:noHBand="0" w:noVBand="1"/>
+      </w:tblPr>
+      <w:tblGrid>
+        <w:gridCol w:w="4958"/>
+        <w:gridCol w:w="4958"/>
+      </w:tblGrid>
+      <w:tr>
+        <w:tc>
+          <w:tcPr>
+            <w:tcW w:w="4958" w:type="dxa"/>
+            <w:vAlign w:val="center"/>
+          </w:tcPr>
+          <w:p>
+            <w:pPr>
+              <w:spacing w:before="105" w:after="105" w:line="240" w:lineRule="auto"/>
+              <w:rPr>
+                <w:rFonts w:asciiTheme="minorHAnsi"/>
+                <w:sz w:val="28"/>
+                <w:szCs w:val="28"/>
+              </w:rPr>
+            </w:pPr>
+            <w:r>
+              <w:rPr>
+                <w:b/>
+                <w:bCs/>
+              </w:rPr>
+              <w:t>Закон</w:t>
+            </w:r>
+            <w:r>
+              <w:rPr>
+                <w:b/>
+                <w:bCs/>
+              </w:rPr>
+              <w:t xml:space="preserve"> / </w:t>
+            </w:r>
+            <w:r>
+              <w:rPr>
+                <w:b/>
+                <w:bCs/>
+              </w:rPr>
+              <w:t>Принцип</w:t>
+            </w:r>
+          </w:p>
+        </w:tc>
+        <w:tc>
+          <w:tcPr>
+            <w:tcW w:w="4958" w:type="dxa"/>
+            <w:vAlign w:val="center"/>
+          </w:tcPr>
+          <w:p>
+            <w:pPr>
+              <w:spacing w:before="105" w:after="105" w:line="240" w:lineRule="auto"/>
+              <w:rPr>
+                <w:rFonts w:asciiTheme="minorHAnsi"/>
+                <w:sz w:val="28"/>
+                <w:szCs w:val="28"/>
+              </w:rPr>
+            </w:pPr>
+            <w:r>
+              <w:rPr>
+                <w:b/>
+                <w:bCs/>
+              </w:rPr>
+              <w:t>Как</w:t>
+            </w:r>
+            <w:r>
+              <w:rPr>
+                <w:b/>
+                <w:bCs/>
+              </w:rPr>
+              <w:t xml:space="preserve"> </w:t>
+            </w:r>
+            <w:r>
+              <w:rPr>
+                <w:b/>
+                <w:bCs/>
+              </w:rPr>
+              <w:t>проявляется</w:t>
+            </w:r>
+          </w:p>
+        </w:tc>
+      </w:tr>
+      <w:tr>
+        <w:tc>
+          <w:tcPr>
+            <w:tcW w:w="4958" w:type="dxa"/>
+          </w:tcPr>
+          <w:p>
+            <w:pPr>
+              <w:spacing w:before="105" w:after="105" w:line="240" w:lineRule="auto"/>
+              <w:rPr>
+                <w:rFonts w:asciiTheme="minorHAnsi"/>
+                <w:szCs w:val="21"/>
+              </w:rPr>
+            </w:pPr>
+            <w:r>
+              <w:rPr>
+                <w:rFonts w:asciiTheme="minorHAnsi"/>
+                <w:szCs w:val="21"/>
+              </w:rPr>
+              <w:t>Принцип общего направления</w:t>
+            </w:r>
+          </w:p>
+        </w:tc>
+        <w:tc>
+          <w:tcPr>
+            <w:tcW w:w="4958" w:type="dxa"/>
+          </w:tcPr>
+          <w:p>
+            <w:pPr>
+              <w:spacing w:before="105" w:after="105" w:line="240" w:lineRule="auto"/>
+              <w:rPr>
+                <w:rFonts w:asciiTheme="minorHAnsi"/>
+                <w:szCs w:val="21"/>
+              </w:rPr>
+            </w:pPr>
+            <w:r>
+              <w:rPr>
+                <w:rFonts w:asciiTheme="minorHAnsi"/>
+                <w:szCs w:val="21"/>
+              </w:rPr>
+              <w:t>Блоки построены в виде логической последовательности и разделены направляющей стрелкой</w:t>
+            </w:r>
+            <w:r>
+              <w:rPr>
+                <w:rFonts w:asciiTheme="minorHAnsi"/>
+                <w:szCs w:val="21"/>
+              </w:rPr>
+              <w:t>. Это</w:t>
+            </w:r>
+            <w:r>
+              <w:rPr>
+                <w:rFonts w:ascii="Aptos" w:hAnsi="Aptos"/>
+                <w:sz w:val="28"/>
+                <w:szCs w:val="28"/>
+              </w:rPr>
+              <w:t xml:space="preserve"> </w:t>
+            </w:r>
+            <w:r>
+              <w:rPr>
+                <w:rFonts w:ascii="Aptos" w:hAnsi="Aptos"/>
+                <w:szCs w:val="21"/>
+              </w:rPr>
+              <w:t>объединяет их в одну смысловую группу.</w:t>
+            </w:r>
+          </w:p>
+        </w:tc>
+      </w:tr>
+      <w:tr>
+        <w:tc>
+          <w:tcPr>
+            <w:tcW w:w="4958" w:type="dxa"/>
+            <w:vAlign w:val="center"/>
+          </w:tcPr>
+          <w:p>
+            <w:pPr>
+              <w:spacing w:before="105" w:after="105" w:line="240" w:lineRule="auto"/>
+              <w:rPr>
+                <w:rFonts w:asciiTheme="minorHAnsi"/>
+                <w:sz w:val="28"/>
+                <w:szCs w:val="28"/>
+              </w:rPr>
+            </w:pPr>
+            <w:r>
+              <w:t>Принцип</w:t>
+            </w:r>
+            <w:r>
+              <w:t xml:space="preserve"> </w:t>
+            </w:r>
+            <w:r>
+              <w:t>сходства</w:t>
+            </w:r>
+          </w:p>
+        </w:tc>
+        <w:tc>
+          <w:tcPr>
+            <w:tcW w:w="4958" w:type="dxa"/>
+            <w:vAlign w:val="center"/>
+          </w:tcPr>
+          <w:p>
+            <w:pPr>
+              <w:spacing w:before="105" w:after="105" w:line="240" w:lineRule="auto"/>
+              <w:rPr>
+                <w:rFonts w:asciiTheme="minorHAnsi"/>
+                <w:sz w:val="28"/>
+                <w:szCs w:val="28"/>
+              </w:rPr>
+            </w:pPr>
+            <w:r>
+              <w:t>Б</w:t>
+            </w:r>
+            <w:r>
+              <w:t>локи</w:t>
+            </w:r>
+            <w:r>
+              <w:t xml:space="preserve"> </w:t>
+            </w:r>
+            <w:r>
+              <w:t>оформлены</w:t>
+            </w:r>
+            <w:r>
+              <w:t xml:space="preserve"> </w:t>
+            </w:r>
+            <w:r>
+              <w:t>одинаково</w:t>
+            </w:r>
+            <w:r>
+              <w:t xml:space="preserve"> </w:t>
+            </w:r>
+            <w:r>
+              <w:t>по</w:t>
+            </w:r>
+            <w:r>
+              <w:t xml:space="preserve"> </w:t>
+            </w:r>
+            <w:r>
+              <w:t>форме</w:t>
+            </w:r>
+            <w:r>
+              <w:t xml:space="preserve"> </w:t>
+            </w:r>
+            <w:r>
+              <w:t>и</w:t>
+            </w:r>
+            <w:r>
+              <w:t xml:space="preserve"> </w:t>
+            </w:r>
+            <w:r>
+              <w:t>структуре</w:t>
+            </w:r>
+            <w:r>
+              <w:t xml:space="preserve">, </w:t>
+            </w:r>
+            <w:r>
+              <w:t>из</w:t>
+            </w:r>
+            <w:r>
+              <w:t>-</w:t>
+            </w:r>
+            <w:r>
+              <w:t>за</w:t>
+            </w:r>
+            <w:r>
+              <w:t xml:space="preserve"> </w:t>
+            </w:r>
+            <w:r>
+              <w:t>чего</w:t>
+            </w:r>
+            <w:r>
+              <w:t xml:space="preserve"> </w:t>
+            </w:r>
+            <w:r>
+              <w:t>воспринимаются</w:t>
+            </w:r>
+            <w:r>
+              <w:t xml:space="preserve"> </w:t>
+            </w:r>
+            <w:r>
+              <w:t>как</w:t>
+            </w:r>
+            <w:r>
+              <w:t xml:space="preserve"> </w:t>
+            </w:r>
+            <w:r>
+              <w:t>однотипные</w:t>
+            </w:r>
+            <w:r>
+              <w:t xml:space="preserve"> </w:t>
+            </w:r>
+            <w:r>
+              <w:t>информационные</w:t>
+            </w:r>
+            <w:r>
+              <w:t xml:space="preserve"> </w:t>
+            </w:r>
+            <w:r>
+              <w:t>секции</w:t>
+            </w:r>
+          </w:p>
+        </w:tc>
+      </w:tr>
+      <w:tr>
+        <w:tc>
+          <w:tcPr>
+            <w:tcW w:w="4958" w:type="dxa"/>
+          </w:tcPr>
+          <w:p>
+            <w:pPr>
+              <w:spacing w:before="105" w:after="105" w:line="240" w:lineRule="auto"/>
+              <w:rPr>
+                <w:rFonts w:asciiTheme="minorHAnsi"/>
+                <w:sz w:val="28"/>
+                <w:szCs w:val="28"/>
+              </w:rPr>
+            </w:pPr>
+          </w:p>
+        </w:tc>
+        <w:tc>
+          <w:tcPr>
+            <w:tcW w:w="4958" w:type="dxa"/>
+          </w:tcPr>
+          <w:p>
+            <w:pPr>
+              <w:spacing w:before="105" w:after="105" w:line="240" w:lineRule="auto"/>
+              <w:rPr>
+                <w:rFonts w:asciiTheme="minorHAnsi"/>
+                <w:sz w:val="28"/>
+                <w:szCs w:val="28"/>
+              </w:rPr>
+            </w:pPr>
+          </w:p>
+        </w:tc>
+      </w:tr>
+      <w:tr>
+        <w:tc>
+          <w:tcPr>
+            <w:tcW w:w="4958" w:type="dxa"/>
+            <w:vAlign w:val="center"/>
+          </w:tcPr>
+          <w:p>
+            <w:pPr>
+              <w:spacing w:before="105" w:after="105" w:line="240" w:lineRule="auto"/>
+              <w:rPr>
+                <w:rFonts w:asciiTheme="minorHAnsi"/>
+                <w:sz w:val="28"/>
+                <w:szCs w:val="28"/>
+              </w:rPr>
+            </w:pPr>
+            <w:r>
+              <w:t>Закон</w:t>
+            </w:r>
+            <w:r>
+              <w:t xml:space="preserve"> </w:t>
+            </w:r>
+            <w:r>
+              <w:t>равновесия</w:t>
+            </w:r>
+          </w:p>
+        </w:tc>
+        <w:tc>
+          <w:tcPr>
+            <w:tcW w:w="4958" w:type="dxa"/>
+            <w:vAlign w:val="center"/>
+          </w:tcPr>
+          <w:p>
+            <w:pPr>
+              <w:spacing w:before="105" w:after="105" w:line="240" w:lineRule="auto"/>
+              <w:rPr>
+                <w:rFonts w:asciiTheme="minorHAnsi"/>
+                <w:sz w:val="28"/>
+                <w:szCs w:val="28"/>
+              </w:rPr>
+            </w:pPr>
+            <w:r>
+              <w:t>Четыре</w:t>
+            </w:r>
+            <w:r>
+              <w:t xml:space="preserve"> </w:t>
+            </w:r>
+            <w:r>
+              <w:t>карточки</w:t>
+            </w:r>
+            <w:r>
+              <w:t xml:space="preserve"> </w:t>
+            </w:r>
+            <w:r>
+              <w:t>равномерно</w:t>
+            </w:r>
+            <w:r>
+              <w:t xml:space="preserve"> </w:t>
+            </w:r>
+            <w:r>
+              <w:t>выстроены</w:t>
+            </w:r>
+            <w:r>
+              <w:t xml:space="preserve"> </w:t>
+            </w:r>
+            <w:r>
+              <w:t>в</w:t>
+            </w:r>
+            <w:r>
+              <w:t xml:space="preserve"> </w:t>
+            </w:r>
+            <w:r>
+              <w:t>один</w:t>
+            </w:r>
+            <w:r>
+              <w:t xml:space="preserve"> </w:t>
+            </w:r>
+            <w:r>
+              <w:t>горизонтальный</w:t>
+            </w:r>
+            <w:r>
+              <w:t xml:space="preserve"> </w:t>
+            </w:r>
+            <w:r>
+              <w:t>ряд</w:t>
+            </w:r>
+            <w:r>
+              <w:t xml:space="preserve">, </w:t>
+            </w:r>
+            <w:r>
+              <w:t>из</w:t>
+            </w:r>
+            <w:r>
+              <w:t>-</w:t>
+            </w:r>
+            <w:r>
+              <w:t>за</w:t>
+            </w:r>
+            <w:r>
+              <w:t xml:space="preserve"> </w:t>
+            </w:r>
+            <w:r>
+              <w:t>чего</w:t>
+            </w:r>
+            <w:r>
+              <w:t xml:space="preserve"> </w:t>
+            </w:r>
+            <w:r>
+              <w:t>инструкция</w:t>
+            </w:r>
+            <w:r>
+              <w:t xml:space="preserve"> </w:t>
+            </w:r>
+            <w:r>
+              <w:t>выглядит</w:t>
+            </w:r>
+            <w:r>
+              <w:t xml:space="preserve"> </w:t>
+            </w:r>
+            <w:r>
+              <w:t>собранн</w:t>
+            </w:r>
+            <w:r>
+              <w:t>ой</w:t>
+            </w:r>
+            <w:r>
+              <w:t xml:space="preserve"> </w:t>
+            </w:r>
+            <w:r>
+              <w:t>и</w:t>
+            </w:r>
+            <w:r>
+              <w:t xml:space="preserve"> </w:t>
+            </w:r>
+            <w:r>
+              <w:t>визуально</w:t>
+            </w:r>
+            <w:r>
+              <w:t xml:space="preserve"> </w:t>
+            </w:r>
+            <w:r>
+              <w:t>устойчив</w:t>
+            </w:r>
+            <w:r>
+              <w:t>ой</w:t>
+            </w:r>
+            <w:r>
+              <w:t xml:space="preserve">. </w:t>
+            </w:r>
+          </w:p>
+        </w:tc>
+      </w:tr>
+      <w:tr>
+        <w:tc>
+          <w:tcPr>
+            <w:tcW w:w="4958" w:type="dxa"/>
+          </w:tcPr>
+          <w:p>
+            <w:pPr>
+              <w:spacing w:before="105" w:after="105" w:line="240" w:lineRule="auto"/>
+              <w:rPr>
+                <w:rFonts w:asciiTheme="minorHAnsi"/>
+                <w:sz w:val="28"/>
+                <w:szCs w:val="28"/>
+              </w:rPr>
+            </w:pPr>
+          </w:p>
+        </w:tc>
+        <w:tc>
+          <w:tcPr>
+            <w:tcW w:w="4958" w:type="dxa"/>
+          </w:tcPr>
+          <w:p>
+            <w:pPr>
+              <w:spacing w:before="105" w:after="105" w:line="240" w:lineRule="auto"/>
+              <w:rPr>
+                <w:rFonts w:asciiTheme="minorHAnsi"/>
+                <w:sz w:val="28"/>
+                <w:szCs w:val="28"/>
+              </w:rPr>
+            </w:pPr>
+          </w:p>
+        </w:tc>
+      </w:tr>
+    </w:tbl>
+    <w:p>
+      <w:pPr>
+        <w:spacing w:before="105" w:after="105" w:line="240" w:lineRule="auto"/>
+        <w:ind w:left="540" w:hanging="540"/>
+        <w:rPr>
+          <w:rFonts w:asciiTheme="minorHAnsi"/>
+          <w:sz w:val="28"/>
+          <w:szCs w:val="28"/>
+        </w:rPr>
+      </w:pPr>
+    </w:p>
+    <w:p>
+      <w:pPr>
+        <w:spacing w:before="105" w:after="105" w:line="240" w:lineRule="auto"/>
+        <w:ind w:left="540" w:hanging="540"/>
+        <w:rPr>
+          <w:rFonts w:asciiTheme="minorHAnsi"/>
+          <w:sz w:val="28"/>
+          <w:szCs w:val="28"/>
+        </w:rPr>
+      </w:pPr>
+    </w:p>
+    <w:p>
+      <w:pPr>
+        <w:spacing w:before="105" w:after="105" w:line="240" w:lineRule="auto"/>
+        <w:ind w:left="540" w:hanging="540"/>
+        <w:rPr>
+          <w:rFonts w:asciiTheme="minorHAnsi"/>
+          <w:sz w:val="28"/>
+          <w:szCs w:val="28"/>
+        </w:rPr>
+      </w:pPr>
+      <w:r>
+        <w:rPr>
+          <w:rFonts w:asciiTheme="minorHAnsi"/>
+          <w:sz w:val="28"/>
+          <w:szCs w:val="28"/>
+        </w:rPr>
+        <w:drawing>
+          <wp:inline distT="0" distB="0" distL="0" distR="0" wp14:anchorId="578BB3A1" wp14:editId="1E2AC64B">
+            <wp:extent cx="6645910" cy="3451514"/>
+            <wp:effectExtent l="19050" t="19050" r="21590" b="15875"/>
+            <wp:docPr id="6" name="Рисунок 6"/>
+            <wp:cNvGraphicFramePr>
+              <a:graphicFrameLocks xmlns:a="http://schemas.openxmlformats.org/drawingml/2006/main" noChangeAspect="1"/>
+            </wp:cNvGraphicFramePr>
+            <a:graphic xmlns:a="http://schemas.openxmlformats.org/drawingml/2006/main">
+              <a:graphicData uri="http://schemas.openxmlformats.org/drawingml/2006/picture">
+                <pic:pic xmlns:pic="http://schemas.openxmlformats.org/drawingml/2006/picture">
+                  <pic:nvPicPr>
+                    <pic:cNvPr id="1" name=""/>
+                    <pic:cNvPicPr/>
+                  </pic:nvPicPr>
+                  <pic:blipFill rotWithShape="1">
+                    <a:blip r:embed="rId26"/>
+                    <a:srcRect b="8755"/>
+                    <a:stretch/>
+                  </pic:blipFill>
+                  <pic:spPr bwMode="auto">
+                    <a:xfrm>
+                      <a:off x="0" y="0"/>
+                      <a:ext cx="6645910" cy="3451514"/>
+                    </a:xfrm>
+                    <a:prstGeom prst="rect">
+                      <a:avLst/>
+                    </a:prstGeom>
+                    <a:ln w="9525" cap="flat" cmpd="sng" algn="ctr">
+                      <a:solidFill>
+                        <a:sysClr val="windowText" lastClr="000000"/>
+                      </a:solidFill>
+                      <a:prstDash val="solid"/>
+                      <a:round/>
+                      <a:headEnd type="none" w="med" len="med"/>
+                      <a:tailEnd type="none" w="med" len="med"/>
+                      <a:extLst>
+                        <a:ext uri="{C807C97D-BFC1-408E-A445-0C87EB9F89A2}">
+                          <ask:lineSketchStyleProps xmlns:ask="http://schemas.microsoft.com/office/drawing/2018/sketchyshapes" sd="0">
+                            <a:custGeom>
+                              <a:avLst/>
+                              <a:gdLst/>
+                              <a:ahLst/>
+                              <a:cxnLst/>
+                              <a:rect l="0" t="0" r="0" b="0"/>
+                              <a:pathLst/>
+                            </a:custGeom>
+                            <ask:type/>
+                          </ask:lineSketchStyleProps>
+                        </a:ext>
+                      </a:extLst>
+                    </a:ln>
+                    <a:extLst>
+                      <a:ext uri="{53640926-AAD7-44D8-BBD7-CCE9431645EC}">
+                        <a14:shadowObscured xmlns:a14="http://schemas.microsoft.com/office/drawing/2010/main"/>
+                      </a:ext>
+                    </a:extLst>
+                  </pic:spPr>
+                </pic:pic>
+              </a:graphicData>
+            </a:graphic>
+          </wp:inline>
+        </w:drawing>
+      </w:r>
+    </w:p>
+    <w:tbl>
+      <w:tblPr>
+        <w:tblStyle w:val="ad"/>
+        <w:tblW w:w="0" w:type="auto"/>
+        <w:tblInd w:w="540" w:type="dxa"/>
+        <w:tblLook w:val="04A0" w:firstRow="1" w:lastRow="0" w:firstColumn="1" w:lastColumn="0" w:noHBand="0" w:noVBand="1"/>
+      </w:tblPr>
+      <w:tblGrid>
+        <w:gridCol w:w="2574"/>
+        <w:gridCol w:w="7342"/>
+      </w:tblGrid>
+      <w:tr>
+        <w:tc>
+          <w:tcPr>
+            <w:tcW w:w="2574" w:type="dxa"/>
+            <w:vAlign w:val="center"/>
+          </w:tcPr>
+          <w:p>
+            <w:pPr>
+              <w:spacing w:before="105" w:after="105" w:line="240" w:lineRule="auto"/>
+              <w:rPr>
+                <w:rFonts w:asciiTheme="minorHAnsi"/>
+                <w:sz w:val="28"/>
+                <w:szCs w:val="28"/>
+              </w:rPr>
+            </w:pPr>
+            <w:r>
+              <w:rPr>
+                <w:b/>
+                <w:bCs/>
+              </w:rPr>
+              <w:lastRenderedPageBreak/>
+              <w:t>Закон</w:t>
+            </w:r>
+            <w:r>
+              <w:rPr>
+                <w:b/>
+                <w:bCs/>
+              </w:rPr>
+              <w:t xml:space="preserve"> / </w:t>
+            </w:r>
+            <w:r>
+              <w:rPr>
+                <w:b/>
+                <w:bCs/>
+              </w:rPr>
+              <w:t>Принцип</w:t>
+            </w:r>
+          </w:p>
+        </w:tc>
+        <w:tc>
+          <w:tcPr>
+            <w:tcW w:w="7342" w:type="dxa"/>
+            <w:vAlign w:val="center"/>
+          </w:tcPr>
+          <w:p>
+            <w:pPr>
+              <w:spacing w:before="105" w:after="105" w:line="240" w:lineRule="auto"/>
+              <w:rPr>
+                <w:rFonts w:asciiTheme="minorHAnsi"/>
+                <w:sz w:val="28"/>
+                <w:szCs w:val="28"/>
+              </w:rPr>
+            </w:pPr>
+            <w:r>
+              <w:rPr>
+                <w:b/>
+                <w:bCs/>
+              </w:rPr>
+              <w:t>Как</w:t>
+            </w:r>
+            <w:r>
+              <w:rPr>
+                <w:b/>
+                <w:bCs/>
+              </w:rPr>
+              <w:t xml:space="preserve"> </w:t>
+            </w:r>
+            <w:r>
+              <w:rPr>
+                <w:b/>
+                <w:bCs/>
+              </w:rPr>
+              <w:t>проявляется</w:t>
+            </w:r>
+          </w:p>
+        </w:tc>
+      </w:tr>
+      <w:tr>
+        <w:tc>
+          <w:tcPr>
+            <w:tcW w:w="2574" w:type="dxa"/>
+            <w:vAlign w:val="center"/>
+          </w:tcPr>
+          <w:p>
+            <w:pPr>
+              <w:spacing w:before="105" w:after="105" w:line="240" w:lineRule="auto"/>
+              <w:rPr>
+                <w:rFonts w:asciiTheme="minorHAnsi"/>
+                <w:sz w:val="28"/>
+                <w:szCs w:val="28"/>
+              </w:rPr>
+            </w:pPr>
+            <w:r>
+              <w:t>Принцип</w:t>
+            </w:r>
+            <w:r>
+              <w:t xml:space="preserve"> </w:t>
+            </w:r>
+            <w:r>
+              <w:t>симметрии</w:t>
+            </w:r>
+          </w:p>
+        </w:tc>
+        <w:tc>
+          <w:tcPr>
+            <w:tcW w:w="7342" w:type="dxa"/>
+            <w:vAlign w:val="center"/>
+          </w:tcPr>
+          <w:p>
+            <w:pPr>
+              <w:spacing w:before="105" w:after="105" w:line="240" w:lineRule="auto"/>
+              <w:rPr>
+                <w:rFonts w:asciiTheme="minorHAnsi"/>
+                <w:sz w:val="28"/>
+                <w:szCs w:val="28"/>
+              </w:rPr>
+            </w:pPr>
+            <w:r>
+              <w:t>Две</w:t>
+            </w:r>
+            <w:r>
+              <w:t xml:space="preserve"> </w:t>
+            </w:r>
+            <w:r>
+              <w:t>большие</w:t>
+            </w:r>
+            <w:r>
+              <w:t xml:space="preserve"> </w:t>
+            </w:r>
+            <w:r>
+              <w:t>карточки</w:t>
+            </w:r>
+            <w:r>
+              <w:t xml:space="preserve"> </w:t>
+            </w:r>
+            <w:r>
+              <w:t>—</w:t>
+            </w:r>
+            <w:r>
+              <w:t xml:space="preserve"> </w:t>
+            </w:r>
+            <w:r>
+              <w:t>«Физическая</w:t>
+            </w:r>
+            <w:r>
+              <w:t xml:space="preserve"> SIM</w:t>
+            </w:r>
+            <w:r>
+              <w:t>»</w:t>
+            </w:r>
+            <w:r>
+              <w:t xml:space="preserve"> </w:t>
+            </w:r>
+            <w:r>
+              <w:t>и</w:t>
+            </w:r>
+            <w:r>
+              <w:t xml:space="preserve"> </w:t>
+            </w:r>
+            <w:r>
+              <w:t>«</w:t>
+            </w:r>
+            <w:proofErr w:type="spellStart"/>
+            <w:r>
+              <w:t>eSIM</w:t>
+            </w:r>
+            <w:proofErr w:type="spellEnd"/>
+            <w:r>
+              <w:t>»</w:t>
+            </w:r>
+            <w:r>
+              <w:t xml:space="preserve"> </w:t>
+            </w:r>
+            <w:r>
+              <w:t>—</w:t>
+            </w:r>
+            <w:r>
+              <w:t xml:space="preserve"> </w:t>
+            </w:r>
+            <w:r>
+              <w:t>расположены</w:t>
+            </w:r>
+            <w:r>
+              <w:t xml:space="preserve"> </w:t>
+            </w:r>
+            <w:r>
+              <w:t>симметрично</w:t>
+            </w:r>
+            <w:r>
+              <w:t xml:space="preserve"> </w:t>
+            </w:r>
+            <w:r>
+              <w:t>относительно</w:t>
+            </w:r>
+            <w:r>
+              <w:t xml:space="preserve"> </w:t>
+            </w:r>
+            <w:r>
+              <w:t>центра</w:t>
+            </w:r>
+            <w:r>
+              <w:t xml:space="preserve"> </w:t>
+            </w:r>
+            <w:r>
+              <w:t>страницы</w:t>
+            </w:r>
+            <w:r>
+              <w:t xml:space="preserve">, </w:t>
+            </w:r>
+            <w:r>
+              <w:t>из</w:t>
+            </w:r>
+            <w:r>
+              <w:t>-</w:t>
+            </w:r>
+            <w:r>
+              <w:t>за</w:t>
+            </w:r>
+            <w:r>
+              <w:t xml:space="preserve"> </w:t>
+            </w:r>
+            <w:r>
+              <w:t>чего</w:t>
+            </w:r>
+            <w:r>
+              <w:t xml:space="preserve"> </w:t>
+            </w:r>
+            <w:r>
+              <w:t>экран</w:t>
+            </w:r>
+            <w:r>
+              <w:t xml:space="preserve"> </w:t>
+            </w:r>
+            <w:r>
+              <w:t>воспринимается</w:t>
+            </w:r>
+            <w:r>
+              <w:t xml:space="preserve"> </w:t>
+            </w:r>
+            <w:r>
+              <w:t>спокойным</w:t>
+            </w:r>
+            <w:r>
+              <w:t xml:space="preserve"> </w:t>
+            </w:r>
+            <w:r>
+              <w:t>и</w:t>
+            </w:r>
+            <w:r>
+              <w:t xml:space="preserve"> </w:t>
+            </w:r>
+            <w:r>
+              <w:t>сбалансированным</w:t>
+            </w:r>
+            <w:r>
+              <w:t xml:space="preserve">. </w:t>
+            </w:r>
+          </w:p>
+        </w:tc>
+      </w:tr>
+      <w:tr>
+        <w:tc>
+          <w:tcPr>
+            <w:tcW w:w="2574" w:type="dxa"/>
+            <w:vAlign w:val="center"/>
+          </w:tcPr>
+          <w:p>
+            <w:pPr>
+              <w:spacing w:before="105" w:after="105" w:line="240" w:lineRule="auto"/>
+              <w:rPr>
+                <w:rFonts w:asciiTheme="minorHAnsi"/>
+                <w:sz w:val="28"/>
+                <w:szCs w:val="28"/>
+              </w:rPr>
+            </w:pPr>
+            <w:r>
+              <w:t>Принцип</w:t>
+            </w:r>
+            <w:r>
+              <w:t xml:space="preserve"> </w:t>
+            </w:r>
+            <w:r>
+              <w:t>сходства</w:t>
+            </w:r>
+          </w:p>
+        </w:tc>
+        <w:tc>
+          <w:tcPr>
+            <w:tcW w:w="7342" w:type="dxa"/>
+            <w:vAlign w:val="center"/>
+          </w:tcPr>
+          <w:p>
+            <w:pPr>
+              <w:spacing w:before="105" w:after="105" w:line="240" w:lineRule="auto"/>
+              <w:rPr>
+                <w:rFonts w:asciiTheme="minorHAnsi"/>
+                <w:sz w:val="28"/>
+                <w:szCs w:val="28"/>
+              </w:rPr>
+            </w:pPr>
+            <w:r>
+              <w:t>Обе</w:t>
+            </w:r>
+            <w:r>
+              <w:t xml:space="preserve"> </w:t>
+            </w:r>
+            <w:r>
+              <w:t>карточки</w:t>
+            </w:r>
+            <w:r>
+              <w:t xml:space="preserve"> </w:t>
+            </w:r>
+            <w:r>
+              <w:t>имеют</w:t>
+            </w:r>
+            <w:r>
+              <w:t xml:space="preserve"> </w:t>
+            </w:r>
+            <w:r>
+              <w:t>одинаковую</w:t>
+            </w:r>
+            <w:r>
+              <w:t xml:space="preserve"> </w:t>
+            </w:r>
+            <w:r>
+              <w:t>форму</w:t>
+            </w:r>
+            <w:r>
+              <w:t xml:space="preserve">, </w:t>
+            </w:r>
+            <w:r>
+              <w:t>одинаковую</w:t>
+            </w:r>
+            <w:r>
+              <w:t xml:space="preserve"> </w:t>
+            </w:r>
+            <w:r>
+              <w:t>структуру</w:t>
+            </w:r>
+            <w:r>
+              <w:t xml:space="preserve"> </w:t>
+            </w:r>
+            <w:r>
+              <w:t>текста</w:t>
+            </w:r>
+            <w:r>
+              <w:t xml:space="preserve"> </w:t>
+            </w:r>
+            <w:r>
+              <w:t>и</w:t>
+            </w:r>
+            <w:r>
+              <w:t xml:space="preserve"> </w:t>
+            </w:r>
+            <w:r>
+              <w:t>одинаковые</w:t>
+            </w:r>
+            <w:r>
+              <w:t xml:space="preserve"> </w:t>
+            </w:r>
+            <w:r>
+              <w:t>кнопки</w:t>
+            </w:r>
+            <w:r>
+              <w:t xml:space="preserve"> </w:t>
+            </w:r>
+            <w:r>
+              <w:t>«Выбрать»</w:t>
+            </w:r>
+            <w:r>
+              <w:t xml:space="preserve">, </w:t>
+            </w:r>
+            <w:r>
+              <w:t>поэтому</w:t>
+            </w:r>
+            <w:r>
+              <w:t xml:space="preserve"> </w:t>
+            </w:r>
+            <w:r>
+              <w:t>пользователь</w:t>
+            </w:r>
+            <w:r>
+              <w:t xml:space="preserve"> </w:t>
+            </w:r>
+            <w:r>
+              <w:t>считывает</w:t>
+            </w:r>
+            <w:r>
+              <w:t xml:space="preserve"> </w:t>
+            </w:r>
+            <w:r>
+              <w:t>их</w:t>
+            </w:r>
+            <w:r>
+              <w:t xml:space="preserve"> </w:t>
+            </w:r>
+            <w:r>
+              <w:t>как</w:t>
+            </w:r>
+            <w:r>
+              <w:t xml:space="preserve"> </w:t>
+            </w:r>
+            <w:r>
+              <w:t>равнозначные</w:t>
+            </w:r>
+            <w:r>
+              <w:t xml:space="preserve"> </w:t>
+            </w:r>
+            <w:r>
+              <w:t>варианты</w:t>
+            </w:r>
+            <w:r>
+              <w:t xml:space="preserve"> </w:t>
+            </w:r>
+            <w:r>
+              <w:t>выбора</w:t>
+            </w:r>
+            <w:r>
+              <w:t xml:space="preserve">. </w:t>
+            </w:r>
+          </w:p>
+        </w:tc>
+      </w:tr>
+      <w:tr>
+        <w:tc>
+          <w:tcPr>
+            <w:tcW w:w="2574" w:type="dxa"/>
+            <w:vAlign w:val="center"/>
+          </w:tcPr>
+          <w:p>
+            <w:pPr>
+              <w:spacing w:before="105" w:after="105" w:line="240" w:lineRule="auto"/>
+              <w:rPr>
+                <w:rFonts w:asciiTheme="minorHAnsi"/>
+                <w:sz w:val="28"/>
+                <w:szCs w:val="28"/>
+              </w:rPr>
+            </w:pPr>
+            <w:r>
+              <w:t>Принцип</w:t>
+            </w:r>
+            <w:r>
+              <w:t xml:space="preserve"> </w:t>
+            </w:r>
+            <w:r>
+              <w:t>общей</w:t>
+            </w:r>
+            <w:r>
+              <w:t xml:space="preserve"> </w:t>
+            </w:r>
+            <w:r>
+              <w:t>области</w:t>
+            </w:r>
+          </w:p>
+        </w:tc>
+        <w:tc>
+          <w:tcPr>
+            <w:tcW w:w="7342" w:type="dxa"/>
+            <w:vAlign w:val="center"/>
+          </w:tcPr>
+          <w:p>
+            <w:pPr>
+              <w:spacing w:before="105" w:after="105" w:line="240" w:lineRule="auto"/>
+              <w:rPr>
+                <w:rFonts w:asciiTheme="minorHAnsi"/>
+                <w:sz w:val="28"/>
+                <w:szCs w:val="28"/>
+              </w:rPr>
+            </w:pPr>
+            <w:r>
+              <w:t>Каждый</w:t>
+            </w:r>
+            <w:r>
+              <w:t xml:space="preserve"> </w:t>
+            </w:r>
+            <w:r>
+              <w:t>вариант</w:t>
+            </w:r>
+            <w:r>
+              <w:t xml:space="preserve"> SIM-</w:t>
+            </w:r>
+            <w:r>
+              <w:t>карты</w:t>
+            </w:r>
+            <w:r>
+              <w:t xml:space="preserve"> </w:t>
+            </w:r>
+            <w:r>
+              <w:t>помещён</w:t>
+            </w:r>
+            <w:r>
+              <w:t xml:space="preserve"> </w:t>
+            </w:r>
+            <w:r>
+              <w:t>в</w:t>
+            </w:r>
+            <w:r>
+              <w:t xml:space="preserve"> </w:t>
+            </w:r>
+            <w:r>
+              <w:t>собственный</w:t>
+            </w:r>
+            <w:r>
+              <w:t xml:space="preserve"> </w:t>
+            </w:r>
+            <w:r>
+              <w:t>прямоугольный</w:t>
+            </w:r>
+            <w:r>
+              <w:t xml:space="preserve"> </w:t>
+            </w:r>
+            <w:r>
+              <w:t>блок</w:t>
+            </w:r>
+            <w:r>
+              <w:t xml:space="preserve">, </w:t>
+            </w:r>
+            <w:r>
+              <w:t>что</w:t>
+            </w:r>
+            <w:r>
+              <w:t xml:space="preserve"> </w:t>
+            </w:r>
+            <w:r>
+              <w:t>помогает</w:t>
+            </w:r>
+            <w:r>
+              <w:t xml:space="preserve"> </w:t>
+            </w:r>
+            <w:r>
+              <w:t>чётко</w:t>
+            </w:r>
+            <w:r>
+              <w:t xml:space="preserve"> </w:t>
+            </w:r>
+            <w:r>
+              <w:t>отделить</w:t>
+            </w:r>
+            <w:r>
+              <w:t xml:space="preserve"> </w:t>
+            </w:r>
+            <w:r>
+              <w:t>один</w:t>
+            </w:r>
+            <w:r>
+              <w:t xml:space="preserve"> </w:t>
+            </w:r>
+            <w:r>
+              <w:t>сценарий</w:t>
+            </w:r>
+            <w:r>
+              <w:t xml:space="preserve"> </w:t>
+            </w:r>
+            <w:r>
+              <w:t>подключения</w:t>
+            </w:r>
+            <w:r>
+              <w:t xml:space="preserve"> </w:t>
+            </w:r>
+            <w:r>
+              <w:t>от</w:t>
+            </w:r>
+            <w:r>
+              <w:t xml:space="preserve"> </w:t>
+            </w:r>
+            <w:r>
+              <w:t>другого</w:t>
+            </w:r>
+            <w:r>
+              <w:t xml:space="preserve">. </w:t>
+            </w:r>
+          </w:p>
+        </w:tc>
+      </w:tr>
+      <w:tr>
+        <w:tc>
+          <w:tcPr>
+            <w:tcW w:w="2574" w:type="dxa"/>
+            <w:vAlign w:val="center"/>
+          </w:tcPr>
+          <w:p>
+            <w:pPr>
+              <w:spacing w:before="105" w:after="105" w:line="240" w:lineRule="auto"/>
+              <w:rPr>
+                <w:rFonts w:asciiTheme="minorHAnsi"/>
+                <w:sz w:val="28"/>
+                <w:szCs w:val="28"/>
+              </w:rPr>
+            </w:pPr>
+            <w:r>
+              <w:t>Закон</w:t>
+            </w:r>
+            <w:r>
+              <w:t xml:space="preserve"> </w:t>
+            </w:r>
+            <w:r>
+              <w:t>равновесия</w:t>
+            </w:r>
+          </w:p>
+        </w:tc>
+        <w:tc>
+          <w:tcPr>
+            <w:tcW w:w="7342" w:type="dxa"/>
+            <w:vAlign w:val="center"/>
+          </w:tcPr>
+          <w:p>
+            <w:pPr>
+              <w:spacing w:before="105" w:after="105" w:line="240" w:lineRule="auto"/>
+              <w:rPr>
+                <w:rFonts w:asciiTheme="minorHAnsi"/>
+                <w:sz w:val="28"/>
+                <w:szCs w:val="28"/>
+              </w:rPr>
+            </w:pPr>
+            <w:r>
+              <w:t>Одинаковые</w:t>
+            </w:r>
+            <w:r>
+              <w:t xml:space="preserve"> </w:t>
+            </w:r>
+            <w:r>
+              <w:t>по</w:t>
+            </w:r>
+            <w:r>
+              <w:t xml:space="preserve"> </w:t>
+            </w:r>
+            <w:r>
+              <w:t>размеру</w:t>
+            </w:r>
+            <w:r>
+              <w:t xml:space="preserve"> </w:t>
+            </w:r>
+            <w:r>
+              <w:t>карточки</w:t>
+            </w:r>
+            <w:r>
+              <w:t xml:space="preserve"> </w:t>
+            </w:r>
+            <w:r>
+              <w:t>распределяют</w:t>
+            </w:r>
+            <w:r>
+              <w:t xml:space="preserve"> </w:t>
+            </w:r>
+            <w:r>
+              <w:t>визуальный</w:t>
+            </w:r>
+            <w:r>
+              <w:t xml:space="preserve"> </w:t>
+            </w:r>
+            <w:r>
+              <w:t>вес</w:t>
+            </w:r>
+            <w:r>
+              <w:t xml:space="preserve"> </w:t>
+            </w:r>
+            <w:r>
+              <w:t>поровну</w:t>
+            </w:r>
+            <w:r>
+              <w:t xml:space="preserve"> </w:t>
+            </w:r>
+            <w:r>
+              <w:t>между</w:t>
+            </w:r>
+            <w:r>
+              <w:t xml:space="preserve"> </w:t>
+            </w:r>
+            <w:r>
+              <w:t>левой</w:t>
+            </w:r>
+            <w:r>
+              <w:t xml:space="preserve"> </w:t>
+            </w:r>
+            <w:r>
+              <w:t>и</w:t>
+            </w:r>
+            <w:r>
+              <w:t xml:space="preserve"> </w:t>
+            </w:r>
+            <w:r>
+              <w:t>правой</w:t>
+            </w:r>
+            <w:r>
+              <w:t xml:space="preserve"> </w:t>
+            </w:r>
+            <w:r>
+              <w:t>частью</w:t>
+            </w:r>
+            <w:r>
+              <w:t xml:space="preserve"> </w:t>
+            </w:r>
+            <w:r>
+              <w:t>макета</w:t>
+            </w:r>
+            <w:r>
+              <w:t xml:space="preserve">, </w:t>
+            </w:r>
+            <w:r>
+              <w:t>поэтому</w:t>
+            </w:r>
+            <w:r>
+              <w:t xml:space="preserve"> </w:t>
+            </w:r>
+            <w:r>
+              <w:t>композиция</w:t>
+            </w:r>
+            <w:r>
+              <w:t xml:space="preserve"> </w:t>
+            </w:r>
+            <w:r>
+              <w:t>выглядит</w:t>
+            </w:r>
+            <w:r>
+              <w:t xml:space="preserve"> </w:t>
+            </w:r>
+            <w:r>
+              <w:t>устойчивой</w:t>
+            </w:r>
+            <w:r>
+              <w:t xml:space="preserve">. </w:t>
+            </w:r>
+          </w:p>
+        </w:tc>
+      </w:tr>
+      <w:tr>
+        <w:tc>
+          <w:tcPr>
+            <w:tcW w:w="2574" w:type="dxa"/>
+            <w:vAlign w:val="center"/>
+          </w:tcPr>
+          <w:p>
+            <w:pPr>
+              <w:spacing w:before="105" w:after="105" w:line="240" w:lineRule="auto"/>
+              <w:rPr>
+                <w:rFonts w:asciiTheme="minorHAnsi"/>
+                <w:sz w:val="28"/>
+                <w:szCs w:val="28"/>
+              </w:rPr>
+            </w:pPr>
+            <w:r>
+              <w:t>Закон</w:t>
+            </w:r>
+            <w:r>
+              <w:t xml:space="preserve"> </w:t>
+            </w:r>
+            <w:r>
+              <w:t>соподчинения</w:t>
+            </w:r>
+          </w:p>
+        </w:tc>
+        <w:tc>
+          <w:tcPr>
+            <w:tcW w:w="7342" w:type="dxa"/>
+            <w:vAlign w:val="center"/>
+          </w:tcPr>
+          <w:p>
+            <w:pPr>
+              <w:spacing w:before="105" w:after="105" w:line="240" w:lineRule="auto"/>
+              <w:rPr>
+                <w:rFonts w:asciiTheme="minorHAnsi"/>
+                <w:sz w:val="28"/>
+                <w:szCs w:val="28"/>
+              </w:rPr>
+            </w:pPr>
+            <w:r>
+              <w:t>Главными</w:t>
+            </w:r>
+            <w:r>
+              <w:t xml:space="preserve"> </w:t>
+            </w:r>
+            <w:r>
+              <w:t>элементами</w:t>
+            </w:r>
+            <w:r>
+              <w:t xml:space="preserve"> </w:t>
+            </w:r>
+            <w:r>
+              <w:t>внутри</w:t>
+            </w:r>
+            <w:r>
+              <w:t xml:space="preserve"> </w:t>
+            </w:r>
+            <w:r>
+              <w:t>каждой</w:t>
+            </w:r>
+            <w:r>
+              <w:t xml:space="preserve"> </w:t>
+            </w:r>
+            <w:r>
+              <w:t>карточки</w:t>
+            </w:r>
+            <w:r>
+              <w:t xml:space="preserve"> </w:t>
+            </w:r>
+            <w:r>
+              <w:t>выступают</w:t>
+            </w:r>
+            <w:r>
+              <w:t xml:space="preserve"> </w:t>
+            </w:r>
+            <w:r>
+              <w:t>название</w:t>
+            </w:r>
+            <w:r>
+              <w:t xml:space="preserve"> </w:t>
+            </w:r>
+            <w:r>
+              <w:t>варианта</w:t>
+            </w:r>
+            <w:r>
+              <w:t xml:space="preserve"> </w:t>
+            </w:r>
+            <w:r>
+              <w:t>и</w:t>
+            </w:r>
+            <w:r>
+              <w:t xml:space="preserve"> </w:t>
+            </w:r>
+            <w:r>
+              <w:t>кнопка</w:t>
+            </w:r>
+            <w:r>
+              <w:t xml:space="preserve"> </w:t>
+            </w:r>
+            <w:r>
+              <w:t>выбора</w:t>
+            </w:r>
+            <w:r>
+              <w:t xml:space="preserve">, </w:t>
+            </w:r>
+            <w:r>
+              <w:t>а</w:t>
+            </w:r>
+            <w:r>
+              <w:t xml:space="preserve"> </w:t>
+            </w:r>
+            <w:r>
+              <w:t>описательный</w:t>
+            </w:r>
+            <w:r>
+              <w:t xml:space="preserve"> </w:t>
+            </w:r>
+            <w:r>
+              <w:t>текст</w:t>
+            </w:r>
+            <w:r>
+              <w:t xml:space="preserve"> </w:t>
+            </w:r>
+            <w:r>
+              <w:t>помогает</w:t>
+            </w:r>
+            <w:r>
+              <w:t xml:space="preserve"> </w:t>
+            </w:r>
+            <w:r>
+              <w:t>принять</w:t>
+            </w:r>
+            <w:r>
+              <w:t xml:space="preserve"> </w:t>
+            </w:r>
+            <w:r>
+              <w:t>решение</w:t>
+            </w:r>
+            <w:r>
+              <w:t xml:space="preserve">, </w:t>
+            </w:r>
+            <w:r>
+              <w:t>не</w:t>
+            </w:r>
+            <w:r>
+              <w:t xml:space="preserve"> </w:t>
+            </w:r>
+            <w:r>
+              <w:t>споря</w:t>
+            </w:r>
+            <w:r>
+              <w:t xml:space="preserve"> </w:t>
+            </w:r>
+            <w:r>
+              <w:t>с</w:t>
+            </w:r>
+            <w:r>
+              <w:t xml:space="preserve"> </w:t>
+            </w:r>
+            <w:r>
+              <w:t>основным</w:t>
+            </w:r>
+            <w:r>
+              <w:t xml:space="preserve"> </w:t>
+            </w:r>
+            <w:r>
+              <w:t>действием</w:t>
+            </w:r>
+            <w:r>
+              <w:t>.</w:t>
+            </w:r>
+          </w:p>
+        </w:tc>
+      </w:tr>
+    </w:tbl>
+    <w:p>
+      <w:pPr>
+        <w:spacing w:before="105" w:after="105" w:line="240" w:lineRule="auto"/>
+        <w:ind w:left="540" w:hanging="540"/>
         <w:rPr>
           <w:rFonts w:asciiTheme="minorHAnsi"/>
           <w:sz w:val="28"/>
@@ -5743,7 +11299,7 @@
 </file>
 
 <file path=word/numbering.xml><?xml version="1.0" encoding="utf-8"?>
-<w:numbering xmlns:wpc="http://schemas.microsoft.com/office/word/2010/wordprocessingCanvas" xmlns:cx="http://schemas.microsoft.com/office/drawing/2014/chartex" xmlns:cx1="http://schemas.microsoft.com/office/drawing/2015/9/8/chartex" xmlns:cx2="http://schemas.microsoft.com/office/drawing/2015/10/21/chartex" xmlns:cx3="http://schemas.microsoft.com/office/drawing/2016/5/9/chartex" xmlns:cx4="http://schemas.microsoft.com/office/drawing/2016/5/10/chartex" xmlns:cx5="http://schemas.microsoft.com/office/drawing/2016/5/11/chartex" xmlns:cx6="http://schemas.microsoft.com/office/drawing/2016/5/12/chartex" xmlns:cx7="http://schemas.microsoft.com/office/drawing/2016/5/13/chartex" xmlns:cx8="http://schemas.microsoft.com/office/drawing/2016/5/14/chartex" xmlns:mc="http://schemas.openxmlformats.org/markup-compatibility/2006" xmlns:aink="http://schemas.microsoft.com/office/drawing/2016/ink" xmlns:am3d="http://schemas.microsoft.com/office/drawing/2017/model3d" xmlns:o="urn:schemas-microsoft-com:office:office" xmlns:oel="http://schemas.microsoft.com/office/2019/extlst" xmlns:r="http://schemas.openxmlformats.org/officeDocument/2006/relationships" xmlns:m="http://schemas.openxmlformats.org/officeDocument/2006/math" xmlns:v="urn:schemas-microsoft-com:vml" xmlns:wp14="http://schemas.microsoft.com/office/word/2010/wordprocessingDrawing" xmlns:wp="http://schemas.openxmlformats.org/drawingml/2006/wordprocessingDrawing" xmlns:w10="urn:schemas-microsoft-com:office:word" xmlns:w="http://schemas.openxmlformats.org/wordprocessingml/2006/main" xmlns:w14="http://schemas.microsoft.com/office/word/2010/wordml" xmlns:w15="http://schemas.microsoft.com/office/word/2012/wordml" xmlns:w16cex="http://schemas.microsoft.com/office/word/2018/wordml/cex" xmlns:w16cid="http://schemas.microsoft.com/office/word/2016/wordml/cid" xmlns:w16="http://schemas.microsoft.com/office/word/2018/wordml" xmlns:w16du="http://schemas.microsoft.com/office/word/2023/wordml/word16du" xmlns:w16sdtdh="http://schemas.microsoft.com/office/word/2020/wordml/sdtdatahash" xmlns:w16sdtfl="http://schemas.microsoft.com/office/word/2024/wordml/sdtformatlock" xmlns:w16se="http://schemas.microsoft.com/office/word/2015/wordml/symex" xmlns:wpg="http://schemas.microsoft.com/office/word/2010/wordprocessingGroup" xmlns:wpi="http://schemas.microsoft.com/office/word/2010/wordprocessingInk" xmlns:wne="http://schemas.microsoft.com/office/word/2006/wordml" xmlns:wps="http://schemas.microsoft.com/office/word/2010/wordprocessingShape" mc:Ignorable="w14 w15 w16se w16cid w16 w16cex w16sdtdh w16sdtfl w16du wp14">
+<w:numbering xmlns:wpc="http://schemas.microsoft.com/office/word/2010/wordprocessingCanvas" xmlns:cx="http://schemas.microsoft.com/office/drawing/2014/chartex" xmlns:cx1="http://schemas.microsoft.com/office/drawing/2015/9/8/chartex" xmlns:cx2="http://schemas.microsoft.com/office/drawing/2015/10/21/chartex" xmlns:cx3="http://schemas.microsoft.com/office/drawing/2016/5/9/chartex" xmlns:cx4="http://schemas.microsoft.com/office/drawing/2016/5/10/chartex" xmlns:cx5="http://schemas.microsoft.com/office/drawing/2016/5/11/chartex" xmlns:cx6="http://schemas.microsoft.com/office/drawing/2016/5/12/chartex" xmlns:cx7="http://schemas.microsoft.com/office/drawing/2016/5/13/chartex" xmlns:cx8="http://schemas.microsoft.com/office/drawing/2016/5/14/chartex" xmlns:mc="http://schemas.openxmlformats.org/markup-compatibility/2006" xmlns:aink="http://schemas.microsoft.com/office/drawing/2016/ink" xmlns:am3d="http://schemas.microsoft.com/office/drawing/2017/model3d" xmlns:o="urn:schemas-microsoft-com:office:office" xmlns:oel="http://schemas.microsoft.com/office/2019/extlst" xmlns:r="http://schemas.openxmlformats.org/officeDocument/2006/relationships" xmlns:m="http://schemas.openxmlformats.org/officeDocument/2006/math" xmlns:v="urn:schemas-microsoft-com:vml" xmlns:wp14="http://schemas.microsoft.com/office/word/2010/wordprocessingDrawing" xmlns:wp="http://schemas.openxmlformats.org/drawingml/2006/wordprocessingDrawing" xmlns:w10="urn:schemas-microsoft-com:office:word" xmlns:w="http://schemas.openxmlformats.org/wordprocessingml/2006/main" xmlns:w14="http://schemas.microsoft.com/office/word/2010/wordml" xmlns:w15="http://schemas.microsoft.com/office/word/2012/wordml" xmlns:w16cex="http://schemas.microsoft.com/office/word/2018/wordml/cex" xmlns:w16cid="http://schemas.microsoft.com/office/word/2016/wordml/cid" xmlns:w16="http://schemas.microsoft.com/office/word/2018/wordml" xmlns:w16sdtdh="http://schemas.microsoft.com/office/word/2020/wordml/sdtdatahash" xmlns:w16se="http://schemas.microsoft.com/office/word/2015/wordml/symex" xmlns:wpg="http://schemas.microsoft.com/office/word/2010/wordprocessingGroup" xmlns:wpi="http://schemas.microsoft.com/office/word/2010/wordprocessingInk" xmlns:wne="http://schemas.microsoft.com/office/word/2006/wordml" xmlns:wps="http://schemas.microsoft.com/office/word/2010/wordprocessingShape" mc:Ignorable="w14 w15 w16se w16cid w16 w16cex w16sdtdh wp14">
   <w:abstractNum w:abstractNumId="0" w15:restartNumberingAfterBreak="0">
     <w:nsid w:val="14FA7428"/>
     <w:multiLevelType w:val="hybridMultilevel"/>
@@ -6269,7 +11825,7 @@
 </file>
 
 <file path=word/styles.xml><?xml version="1.0" encoding="utf-8"?>
-<w:styles xmlns:mc="http://schemas.openxmlformats.org/markup-compatibility/2006" xmlns:r="http://schemas.openxmlformats.org/officeDocument/2006/relationships" xmlns:w="http://schemas.openxmlformats.org/wordprocessingml/2006/main" xmlns:w14="http://schemas.microsoft.com/office/word/2010/wordml" xmlns:w15="http://schemas.microsoft.com/office/word/2012/wordml" xmlns:w16cex="http://schemas.microsoft.com/office/word/2018/wordml/cex" xmlns:w16cid="http://schemas.microsoft.com/office/word/2016/wordml/cid" xmlns:w16="http://schemas.microsoft.com/office/word/2018/wordml" xmlns:w16du="http://schemas.microsoft.com/office/word/2023/wordml/word16du" xmlns:w16sdtdh="http://schemas.microsoft.com/office/word/2020/wordml/sdtdatahash" xmlns:w16sdtfl="http://schemas.microsoft.com/office/word/2024/wordml/sdtformatlock" xmlns:w16se="http://schemas.microsoft.com/office/word/2015/wordml/symex" mc:Ignorable="w14 w15 w16se w16cid w16 w16cex w16sdtdh w16sdtfl w16du">
+<w:styles xmlns:mc="http://schemas.openxmlformats.org/markup-compatibility/2006" xmlns:r="http://schemas.openxmlformats.org/officeDocument/2006/relationships" xmlns:w="http://schemas.openxmlformats.org/wordprocessingml/2006/main" xmlns:w14="http://schemas.microsoft.com/office/word/2010/wordml" xmlns:w15="http://schemas.microsoft.com/office/word/2012/wordml" xmlns:w16cex="http://schemas.microsoft.com/office/word/2018/wordml/cex" xmlns:w16cid="http://schemas.microsoft.com/office/word/2016/wordml/cid" xmlns:w16="http://schemas.microsoft.com/office/word/2018/wordml" xmlns:w16sdtdh="http://schemas.microsoft.com/office/word/2020/wordml/sdtdatahash" xmlns:w16se="http://schemas.microsoft.com/office/word/2015/wordml/symex" mc:Ignorable="w14 w15 w16se w16cid w16 w16cex w16sdtdh">
   <w:docDefaults>
     <w:rPrDefault>
       <w:rPr>
@@ -7225,6 +12781,25 @@
       <w:bCs/>
     </w:rPr>
   </w:style>
+  <w:style w:type="table" w:styleId="ad">
+    <w:name w:val="Table Grid"/>
+    <w:basedOn w:val="a1"/>
+    <w:uiPriority w:val="39"/>
+    <w:rsid w:val="00E51688"/>
+    <w:pPr>
+      <w:spacing w:after="0" w:line="240" w:lineRule="auto"/>
+    </w:pPr>
+    <w:tblPr>
+      <w:tblBorders>
+        <w:top w:val="single" w:sz="4" w:space="0" w:color="auto"/>
+        <w:left w:val="single" w:sz="4" w:space="0" w:color="auto"/>
+        <w:bottom w:val="single" w:sz="4" w:space="0" w:color="auto"/>
+        <w:right w:val="single" w:sz="4" w:space="0" w:color="auto"/>
+        <w:insideH w:val="single" w:sz="4" w:space="0" w:color="auto"/>
+        <w:insideV w:val="single" w:sz="4" w:space="0" w:color="auto"/>
+      </w:tblBorders>
+    </w:tblPr>
+  </w:style>
 </w:styles>
 </file>
 

--- a/UI_UX/lab6/lab06.docx
+++ b/UI_UX/lab6/lab06.docx
@@ -5719,6 +5719,7 @@
       <w:r>
         <w:rPr>
           <w:rFonts w:asciiTheme="minorHAnsi"/>
+          <w:noProof/>
           <w:sz w:val="28"/>
           <w:szCs w:val="28"/>
         </w:rPr>
@@ -6654,6 +6655,7 @@
       <w:r>
         <w:rPr>
           <w:rFonts w:asciiTheme="minorHAnsi"/>
+          <w:noProof/>
           <w:sz w:val="28"/>
           <w:szCs w:val="28"/>
         </w:rPr>
@@ -7690,6 +7692,7 @@
       <w:r>
         <w:rPr>
           <w:rFonts w:asciiTheme="minorHAnsi"/>
+          <w:noProof/>
           <w:sz w:val="28"/>
           <w:szCs w:val="28"/>
         </w:rPr>
@@ -8696,6 +8699,7 @@
       <w:r>
         <w:rPr>
           <w:rFonts w:asciiTheme="minorHAnsi"/>
+          <w:noProof/>
           <w:sz w:val="28"/>
           <w:szCs w:val="28"/>
         </w:rPr>
@@ -9691,6 +9695,7 @@
       <w:r>
         <w:rPr>
           <w:rFonts w:asciiTheme="minorHAnsi"/>
+          <w:noProof/>
           <w:sz w:val="28"/>
           <w:szCs w:val="28"/>
         </w:rPr>
@@ -9768,13 +9773,13 @@
         <w:tblLook w:val="04A0" w:firstRow="1" w:lastRow="0" w:firstColumn="1" w:lastColumn="0" w:noHBand="0" w:noVBand="1"/>
       </w:tblPr>
       <w:tblGrid>
-        <w:gridCol w:w="4958"/>
-        <w:gridCol w:w="4958"/>
+        <w:gridCol w:w="2432"/>
+        <w:gridCol w:w="7484"/>
       </w:tblGrid>
       <w:tr>
         <w:tc>
           <w:tcPr>
-            <w:tcW w:w="4958" w:type="dxa"/>
+            <w:tcW w:w="2432" w:type="dxa"/>
             <w:vAlign w:val="center"/>
           </w:tcPr>
           <w:p>
@@ -9811,7 +9816,7 @@
         </w:tc>
         <w:tc>
           <w:tcPr>
-            <w:tcW w:w="4958" w:type="dxa"/>
+            <w:tcW w:w="7484" w:type="dxa"/>
             <w:vAlign w:val="center"/>
           </w:tcPr>
           <w:p>
@@ -9850,7 +9855,8 @@
       <w:tr>
         <w:tc>
           <w:tcPr>
-            <w:tcW w:w="4958" w:type="dxa"/>
+            <w:tcW w:w="2432" w:type="dxa"/>
+            <w:vAlign w:val="center"/>
           </w:tcPr>
           <w:p>
             <w:pPr>
@@ -9861,17 +9867,20 @@
               </w:rPr>
             </w:pPr>
             <w:r>
-              <w:rPr>
-                <w:rFonts w:asciiTheme="minorHAnsi"/>
-                <w:szCs w:val="21"/>
-              </w:rPr>
-              <w:t>Принцип общего направления</w:t>
+              <w:t>Принцип</w:t>
+            </w:r>
+            <w:r>
+              <w:t xml:space="preserve"> </w:t>
+            </w:r>
+            <w:r>
+              <w:t>непрерывности</w:t>
             </w:r>
           </w:p>
         </w:tc>
         <w:tc>
           <w:tcPr>
-            <w:tcW w:w="4958" w:type="dxa"/>
+            <w:tcW w:w="7484" w:type="dxa"/>
+            <w:vAlign w:val="center"/>
           </w:tcPr>
           <w:p>
             <w:pPr>
@@ -9882,33 +9891,148 @@
               </w:rPr>
             </w:pPr>
             <w:r>
-              <w:rPr>
-                <w:rFonts w:asciiTheme="minorHAnsi"/>
-                <w:szCs w:val="21"/>
-              </w:rPr>
-              <w:t>Блоки построены в виде логической последовательности и разделены направляющей стрелкой</w:t>
-            </w:r>
-            <w:r>
-              <w:rPr>
-                <w:rFonts w:asciiTheme="minorHAnsi"/>
-                <w:szCs w:val="21"/>
-              </w:rPr>
-              <w:t>. Это</w:t>
-            </w:r>
-            <w:r>
-              <w:rPr>
-                <w:rFonts w:ascii="Aptos" w:hAnsi="Aptos"/>
-                <w:sz w:val="28"/>
-                <w:szCs w:val="28"/>
-              </w:rPr>
-              <w:t xml:space="preserve"> </w:t>
-            </w:r>
-            <w:r>
-              <w:rPr>
-                <w:rFonts w:ascii="Aptos" w:hAnsi="Aptos"/>
-                <w:szCs w:val="21"/>
-              </w:rPr>
-              <w:t>объединяет их в одну смысловую группу.</w:t>
+              <w:t>Четыре</w:t>
+            </w:r>
+            <w:r>
+              <w:t xml:space="preserve"> </w:t>
+            </w:r>
+            <w:r>
+              <w:t>карточки</w:t>
+            </w:r>
+            <w:r>
+              <w:t xml:space="preserve"> </w:t>
+            </w:r>
+            <w:r>
+              <w:t>шагов</w:t>
+            </w:r>
+            <w:r>
+              <w:t xml:space="preserve"> </w:t>
+            </w:r>
+            <w:r>
+              <w:t>выстроены</w:t>
+            </w:r>
+            <w:r>
+              <w:t xml:space="preserve"> </w:t>
+            </w:r>
+            <w:r>
+              <w:t>в</w:t>
+            </w:r>
+            <w:r>
+              <w:t xml:space="preserve"> </w:t>
+            </w:r>
+            <w:r>
+              <w:t>единую</w:t>
+            </w:r>
+            <w:r>
+              <w:t xml:space="preserve"> </w:t>
+            </w:r>
+            <w:r>
+              <w:t>горизонтальную</w:t>
+            </w:r>
+            <w:r>
+              <w:t xml:space="preserve"> </w:t>
+            </w:r>
+            <w:r>
+              <w:t>линию</w:t>
+            </w:r>
+            <w:r>
+              <w:t xml:space="preserve"> </w:t>
+            </w:r>
+            <w:r>
+              <w:t>и</w:t>
+            </w:r>
+            <w:r>
+              <w:t xml:space="preserve"> </w:t>
+            </w:r>
+            <w:r>
+              <w:t>соединены</w:t>
+            </w:r>
+            <w:r>
+              <w:t xml:space="preserve"> </w:t>
+            </w:r>
+            <w:r>
+              <w:t>стрелками</w:t>
+            </w:r>
+            <w:r>
+              <w:t xml:space="preserve">. </w:t>
+            </w:r>
+            <w:r>
+              <w:t>Взгляд</w:t>
+            </w:r>
+            <w:r>
+              <w:t xml:space="preserve"> </w:t>
+            </w:r>
+            <w:r>
+              <w:t>пользователя</w:t>
+            </w:r>
+            <w:r>
+              <w:t xml:space="preserve"> </w:t>
+            </w:r>
+            <w:r>
+              <w:t>естественно</w:t>
+            </w:r>
+            <w:r>
+              <w:t xml:space="preserve"> </w:t>
+            </w:r>
+            <w:r>
+              <w:t>движется</w:t>
+            </w:r>
+            <w:r>
+              <w:t xml:space="preserve"> </w:t>
+            </w:r>
+            <w:r>
+              <w:t>слева</w:t>
+            </w:r>
+            <w:r>
+              <w:t xml:space="preserve"> </w:t>
+            </w:r>
+            <w:r>
+              <w:t>направо</w:t>
+            </w:r>
+            <w:r>
+              <w:t xml:space="preserve">, </w:t>
+            </w:r>
+            <w:r>
+              <w:t>считывая</w:t>
+            </w:r>
+            <w:r>
+              <w:t xml:space="preserve"> </w:t>
+            </w:r>
+            <w:r>
+              <w:t>последовательность</w:t>
+            </w:r>
+            <w:r>
+              <w:t xml:space="preserve"> </w:t>
+            </w:r>
+            <w:r>
+              <w:t>действий</w:t>
+            </w:r>
+            <w:r>
+              <w:t xml:space="preserve"> </w:t>
+            </w:r>
+            <w:r>
+              <w:t>от</w:t>
+            </w:r>
+            <w:r>
+              <w:t xml:space="preserve"> </w:t>
+            </w:r>
+            <w:r>
+              <w:t>покупки</w:t>
+            </w:r>
+            <w:r>
+              <w:t xml:space="preserve"> </w:t>
+            </w:r>
+            <w:r>
+              <w:t>до</w:t>
+            </w:r>
+            <w:r>
+              <w:t xml:space="preserve"> </w:t>
+            </w:r>
+            <w:r>
+              <w:t>активации</w:t>
+            </w:r>
+            <w:r>
+              <w:t xml:space="preserve">. </w:t>
             </w:r>
           </w:p>
         </w:tc>
@@ -9916,7 +10040,7 @@
       <w:tr>
         <w:tc>
           <w:tcPr>
-            <w:tcW w:w="4958" w:type="dxa"/>
+            <w:tcW w:w="2432" w:type="dxa"/>
             <w:vAlign w:val="center"/>
           </w:tcPr>
           <w:p>
@@ -9941,7 +10065,7 @@
         </w:tc>
         <w:tc>
           <w:tcPr>
-            <w:tcW w:w="4958" w:type="dxa"/>
+            <w:tcW w:w="7484" w:type="dxa"/>
             <w:vAlign w:val="center"/>
           </w:tcPr>
           <w:p>
@@ -9954,10 +10078,19 @@
               </w:rPr>
             </w:pPr>
             <w:r>
-              <w:t>Б</w:t>
-            </w:r>
-            <w:r>
-              <w:t>локи</w:t>
+              <w:t>Все</w:t>
+            </w:r>
+            <w:r>
+              <w:t xml:space="preserve"> </w:t>
+            </w:r>
+            <w:r>
+              <w:t>четыре</w:t>
+            </w:r>
+            <w:r>
+              <w:t xml:space="preserve"> </w:t>
+            </w:r>
+            <w:r>
+              <w:t>карточки</w:t>
             </w:r>
             <w:r>
               <w:t xml:space="preserve"> </w:t>
@@ -9972,6 +10105,30 @@
               <w:t>одинаково</w:t>
             </w:r>
             <w:r>
+              <w:t xml:space="preserve">: </w:t>
+            </w:r>
+            <w:r>
+              <w:t>пронумерованный</w:t>
+            </w:r>
+            <w:r>
+              <w:t xml:space="preserve"> </w:t>
+            </w:r>
+            <w:r>
+              <w:t>кружок</w:t>
+            </w:r>
+            <w:r>
+              <w:t xml:space="preserve"> </w:t>
+            </w:r>
+            <w:r>
+              <w:t>сверху</w:t>
+            </w:r>
+            <w:r>
+              <w:t xml:space="preserve">, </w:t>
+            </w:r>
+            <w:r>
+              <w:t>иконка</w:t>
+            </w:r>
+            <w:r>
               <w:t xml:space="preserve"> </w:t>
             </w:r>
             <w:r>
@@ -9981,7 +10138,7 @@
               <w:t xml:space="preserve"> </w:t>
             </w:r>
             <w:r>
-              <w:t>форме</w:t>
+              <w:t>центру</w:t>
             </w:r>
             <w:r>
               <w:t xml:space="preserve"> </w:t>
@@ -9993,37 +10150,55 @@
               <w:t xml:space="preserve"> </w:t>
             </w:r>
             <w:r>
-              <w:t>структуре</w:t>
+              <w:t>текстовые</w:t>
+            </w:r>
+            <w:r>
+              <w:t xml:space="preserve"> </w:t>
+            </w:r>
+            <w:r>
+              <w:t>плашки</w:t>
+            </w:r>
+            <w:r>
+              <w:t xml:space="preserve"> </w:t>
+            </w:r>
+            <w:r>
+              <w:t>снизу</w:t>
+            </w:r>
+            <w:r>
+              <w:t xml:space="preserve">. </w:t>
+            </w:r>
+            <w:r>
+              <w:t>Пользователь</w:t>
+            </w:r>
+            <w:r>
+              <w:t xml:space="preserve"> </w:t>
+            </w:r>
+            <w:r>
+              <w:t>мгновенно</w:t>
+            </w:r>
+            <w:r>
+              <w:t xml:space="preserve"> </w:t>
+            </w:r>
+            <w:r>
+              <w:t>понимает</w:t>
             </w:r>
             <w:r>
               <w:t xml:space="preserve">, </w:t>
             </w:r>
             <w:r>
-              <w:t>из</w:t>
-            </w:r>
-            <w:r>
-              <w:t>-</w:t>
-            </w:r>
-            <w:r>
-              <w:t>за</w:t>
-            </w:r>
-            <w:r>
-              <w:t xml:space="preserve"> </w:t>
-            </w:r>
-            <w:r>
-              <w:t>чего</w:t>
-            </w:r>
-            <w:r>
-              <w:t xml:space="preserve"> </w:t>
-            </w:r>
-            <w:r>
-              <w:t>воспринимаются</w:t>
-            </w:r>
-            <w:r>
-              <w:t xml:space="preserve"> </w:t>
-            </w:r>
-            <w:r>
-              <w:t>как</w:t>
+              <w:t>что</w:t>
+            </w:r>
+            <w:r>
+              <w:t xml:space="preserve"> </w:t>
+            </w:r>
+            <w:r>
+              <w:t>перед</w:t>
+            </w:r>
+            <w:r>
+              <w:t xml:space="preserve"> </w:t>
+            </w:r>
+            <w:r>
+              <w:t>ним</w:t>
             </w:r>
             <w:r>
               <w:t xml:space="preserve"> </w:t>
@@ -10035,13 +10210,22 @@
               <w:t xml:space="preserve"> </w:t>
             </w:r>
             <w:r>
-              <w:t>информационные</w:t>
-            </w:r>
-            <w:r>
-              <w:t xml:space="preserve"> </w:t>
-            </w:r>
-            <w:r>
-              <w:t>секции</w:t>
+              <w:t>шаги</w:t>
+            </w:r>
+            <w:r>
+              <w:t xml:space="preserve"> </w:t>
+            </w:r>
+            <w:r>
+              <w:t>единого</w:t>
+            </w:r>
+            <w:r>
+              <w:t xml:space="preserve"> </w:t>
+            </w:r>
+            <w:r>
+              <w:t>процесса</w:t>
+            </w:r>
+            <w:r>
+              <w:t xml:space="preserve">. </w:t>
             </w:r>
           </w:p>
         </w:tc>
@@ -10049,39 +10233,7 @@
       <w:tr>
         <w:tc>
           <w:tcPr>
-            <w:tcW w:w="4958" w:type="dxa"/>
-          </w:tcPr>
-          <w:p>
-            <w:pPr>
-              <w:spacing w:before="105" w:after="105" w:line="240" w:lineRule="auto"/>
-              <w:rPr>
-                <w:rFonts w:asciiTheme="minorHAnsi"/>
-                <w:sz w:val="28"/>
-                <w:szCs w:val="28"/>
-              </w:rPr>
-            </w:pPr>
-          </w:p>
-        </w:tc>
-        <w:tc>
-          <w:tcPr>
-            <w:tcW w:w="4958" w:type="dxa"/>
-          </w:tcPr>
-          <w:p>
-            <w:pPr>
-              <w:spacing w:before="105" w:after="105" w:line="240" w:lineRule="auto"/>
-              <w:rPr>
-                <w:rFonts w:asciiTheme="minorHAnsi"/>
-                <w:sz w:val="28"/>
-                <w:szCs w:val="28"/>
-              </w:rPr>
-            </w:pPr>
-          </w:p>
-        </w:tc>
-      </w:tr>
-      <w:tr>
-        <w:tc>
-          <w:tcPr>
-            <w:tcW w:w="4958" w:type="dxa"/>
+            <w:tcW w:w="2432" w:type="dxa"/>
             <w:vAlign w:val="center"/>
           </w:tcPr>
           <w:p>
@@ -10094,19 +10246,25 @@
               </w:rPr>
             </w:pPr>
             <w:r>
-              <w:t>Закон</w:t>
-            </w:r>
-            <w:r>
-              <w:t xml:space="preserve"> </w:t>
-            </w:r>
-            <w:r>
-              <w:t>равновесия</w:t>
+              <w:t>Принцип</w:t>
+            </w:r>
+            <w:r>
+              <w:t xml:space="preserve"> </w:t>
+            </w:r>
+            <w:r>
+              <w:t>общей</w:t>
+            </w:r>
+            <w:r>
+              <w:t xml:space="preserve"> </w:t>
+            </w:r>
+            <w:r>
+              <w:t>области</w:t>
             </w:r>
           </w:p>
         </w:tc>
         <w:tc>
           <w:tcPr>
-            <w:tcW w:w="4958" w:type="dxa"/>
+            <w:tcW w:w="7484" w:type="dxa"/>
             <w:vAlign w:val="center"/>
           </w:tcPr>
           <w:p>
@@ -10119,25 +10277,19 @@
               </w:rPr>
             </w:pPr>
             <w:r>
-              <w:t>Четыре</w:t>
-            </w:r>
-            <w:r>
-              <w:t xml:space="preserve"> </w:t>
-            </w:r>
-            <w:r>
-              <w:t>карточки</w:t>
-            </w:r>
-            <w:r>
-              <w:t xml:space="preserve"> </w:t>
-            </w:r>
-            <w:r>
-              <w:t>равномерно</w:t>
-            </w:r>
-            <w:r>
-              <w:t xml:space="preserve"> </w:t>
-            </w:r>
-            <w:r>
-              <w:t>выстроены</w:t>
+              <w:t>Каждый</w:t>
+            </w:r>
+            <w:r>
+              <w:t xml:space="preserve"> </w:t>
+            </w:r>
+            <w:r>
+              <w:t>шаг</w:t>
+            </w:r>
+            <w:r>
+              <w:t xml:space="preserve"> </w:t>
+            </w:r>
+            <w:r>
+              <w:t>заключён</w:t>
             </w:r>
             <w:r>
               <w:t xml:space="preserve"> </w:t>
@@ -10149,58 +10301,55 @@
               <w:t xml:space="preserve"> </w:t>
             </w:r>
             <w:r>
-              <w:t>один</w:t>
-            </w:r>
-            <w:r>
-              <w:t xml:space="preserve"> </w:t>
-            </w:r>
-            <w:r>
-              <w:t>горизонтальный</w:t>
-            </w:r>
-            <w:r>
-              <w:t xml:space="preserve"> </w:t>
-            </w:r>
-            <w:r>
-              <w:t>ряд</w:t>
+              <w:t>собственный</w:t>
+            </w:r>
+            <w:r>
+              <w:t xml:space="preserve"> </w:t>
+            </w:r>
+            <w:r>
+              <w:t>прямоугольный</w:t>
+            </w:r>
+            <w:r>
+              <w:t xml:space="preserve"> </w:t>
+            </w:r>
+            <w:r>
+              <w:t>блок</w:t>
+            </w:r>
+            <w:r>
+              <w:t xml:space="preserve"> </w:t>
+            </w:r>
+            <w:r>
+              <w:t>с</w:t>
+            </w:r>
+            <w:r>
+              <w:t xml:space="preserve"> </w:t>
+            </w:r>
+            <w:r>
+              <w:t>границей</w:t>
             </w:r>
             <w:r>
               <w:t xml:space="preserve">, </w:t>
             </w:r>
             <w:r>
-              <w:t>из</w:t>
-            </w:r>
-            <w:r>
-              <w:t>-</w:t>
-            </w:r>
-            <w:r>
-              <w:t>за</w:t>
-            </w:r>
-            <w:r>
-              <w:t xml:space="preserve"> </w:t>
-            </w:r>
-            <w:r>
-              <w:t>чего</w:t>
-            </w:r>
-            <w:r>
-              <w:t xml:space="preserve"> </w:t>
-            </w:r>
-            <w:r>
-              <w:t>инструкция</w:t>
-            </w:r>
-            <w:r>
-              <w:t xml:space="preserve"> </w:t>
-            </w:r>
-            <w:r>
-              <w:t>выглядит</w:t>
-            </w:r>
-            <w:r>
-              <w:t xml:space="preserve"> </w:t>
-            </w:r>
-            <w:r>
-              <w:t>собранн</w:t>
-            </w:r>
-            <w:r>
-              <w:t>ой</w:t>
+              <w:t>что</w:t>
+            </w:r>
+            <w:r>
+              <w:t xml:space="preserve"> </w:t>
+            </w:r>
+            <w:r>
+              <w:t>чётко</w:t>
+            </w:r>
+            <w:r>
+              <w:t xml:space="preserve"> </w:t>
+            </w:r>
+            <w:r>
+              <w:t>разделяет</w:t>
+            </w:r>
+            <w:r>
+              <w:t xml:space="preserve"> </w:t>
+            </w:r>
+            <w:r>
+              <w:t>действия</w:t>
             </w:r>
             <w:r>
               <w:t xml:space="preserve"> </w:t>
@@ -10212,16 +10361,25 @@
               <w:t xml:space="preserve"> </w:t>
             </w:r>
             <w:r>
-              <w:t>визуально</w:t>
-            </w:r>
-            <w:r>
-              <w:t xml:space="preserve"> </w:t>
-            </w:r>
-            <w:r>
-              <w:t>устойчив</w:t>
-            </w:r>
-            <w:r>
-              <w:t>ой</w:t>
+              <w:t>не</w:t>
+            </w:r>
+            <w:r>
+              <w:t xml:space="preserve"> </w:t>
+            </w:r>
+            <w:r>
+              <w:t>даёт</w:t>
+            </w:r>
+            <w:r>
+              <w:t xml:space="preserve"> </w:t>
+            </w:r>
+            <w:r>
+              <w:t>им</w:t>
+            </w:r>
+            <w:r>
+              <w:t xml:space="preserve"> </w:t>
+            </w:r>
+            <w:r>
+              <w:t>смешиваться</w:t>
             </w:r>
             <w:r>
               <w:t xml:space="preserve">. </w:t>
@@ -10232,7 +10390,8 @@
       <w:tr>
         <w:tc>
           <w:tcPr>
-            <w:tcW w:w="4958" w:type="dxa"/>
+            <w:tcW w:w="2432" w:type="dxa"/>
+            <w:vAlign w:val="center"/>
           </w:tcPr>
           <w:p>
             <w:pPr>
@@ -10243,11 +10402,21 @@
                 <w:szCs w:val="28"/>
               </w:rPr>
             </w:pPr>
+            <w:r>
+              <w:t>Закон</w:t>
+            </w:r>
+            <w:r>
+              <w:t xml:space="preserve"> </w:t>
+            </w:r>
+            <w:r>
+              <w:t>равновесия</w:t>
+            </w:r>
           </w:p>
         </w:tc>
         <w:tc>
           <w:tcPr>
-            <w:tcW w:w="4958" w:type="dxa"/>
+            <w:tcW w:w="7484" w:type="dxa"/>
+            <w:vAlign w:val="center"/>
           </w:tcPr>
           <w:p>
             <w:pPr>
@@ -10258,6 +10427,295 @@
                 <w:szCs w:val="28"/>
               </w:rPr>
             </w:pPr>
+            <w:r>
+              <w:t>Четыре</w:t>
+            </w:r>
+            <w:r>
+              <w:t xml:space="preserve"> </w:t>
+            </w:r>
+            <w:r>
+              <w:t>одинаковые</w:t>
+            </w:r>
+            <w:r>
+              <w:t xml:space="preserve"> </w:t>
+            </w:r>
+            <w:r>
+              <w:t>по</w:t>
+            </w:r>
+            <w:r>
+              <w:t xml:space="preserve"> </w:t>
+            </w:r>
+            <w:r>
+              <w:t>размеру</w:t>
+            </w:r>
+            <w:r>
+              <w:t xml:space="preserve"> </w:t>
+            </w:r>
+            <w:r>
+              <w:t>карточки</w:t>
+            </w:r>
+            <w:r>
+              <w:t xml:space="preserve"> </w:t>
+            </w:r>
+            <w:r>
+              <w:t>равномерно</w:t>
+            </w:r>
+            <w:r>
+              <w:t xml:space="preserve"> </w:t>
+            </w:r>
+            <w:r>
+              <w:t>распределены</w:t>
+            </w:r>
+            <w:r>
+              <w:t xml:space="preserve"> </w:t>
+            </w:r>
+            <w:r>
+              <w:t>по</w:t>
+            </w:r>
+            <w:r>
+              <w:t xml:space="preserve"> </w:t>
+            </w:r>
+            <w:r>
+              <w:t>горизонтали</w:t>
+            </w:r>
+            <w:r>
+              <w:t xml:space="preserve">, </w:t>
+            </w:r>
+            <w:r>
+              <w:t>поэтому</w:t>
+            </w:r>
+            <w:r>
+              <w:t xml:space="preserve"> </w:t>
+            </w:r>
+            <w:r>
+              <w:t>блок</w:t>
+            </w:r>
+            <w:r>
+              <w:t xml:space="preserve"> </w:t>
+            </w:r>
+            <w:r>
+              <w:t>выглядит</w:t>
+            </w:r>
+            <w:r>
+              <w:t xml:space="preserve"> </w:t>
+            </w:r>
+            <w:r>
+              <w:t>устойчиво</w:t>
+            </w:r>
+            <w:r>
+              <w:t xml:space="preserve"> </w:t>
+            </w:r>
+            <w:r>
+              <w:t>и</w:t>
+            </w:r>
+            <w:r>
+              <w:t xml:space="preserve"> </w:t>
+            </w:r>
+            <w:r>
+              <w:t>не</w:t>
+            </w:r>
+            <w:r>
+              <w:t xml:space="preserve"> </w:t>
+            </w:r>
+            <w:r>
+              <w:t>перегружает</w:t>
+            </w:r>
+            <w:r>
+              <w:t xml:space="preserve"> </w:t>
+            </w:r>
+            <w:r>
+              <w:t>ни</w:t>
+            </w:r>
+            <w:r>
+              <w:t xml:space="preserve"> </w:t>
+            </w:r>
+            <w:r>
+              <w:t>одну</w:t>
+            </w:r>
+            <w:r>
+              <w:t xml:space="preserve"> </w:t>
+            </w:r>
+            <w:r>
+              <w:t>из</w:t>
+            </w:r>
+            <w:r>
+              <w:t xml:space="preserve"> </w:t>
+            </w:r>
+            <w:r>
+              <w:t>сторон</w:t>
+            </w:r>
+            <w:r>
+              <w:t xml:space="preserve"> </w:t>
+            </w:r>
+            <w:r>
+              <w:t>экрана</w:t>
+            </w:r>
+            <w:r>
+              <w:t xml:space="preserve">. </w:t>
+            </w:r>
+          </w:p>
+        </w:tc>
+      </w:tr>
+      <w:tr>
+        <w:tc>
+          <w:tcPr>
+            <w:tcW w:w="2432" w:type="dxa"/>
+            <w:vAlign w:val="center"/>
+          </w:tcPr>
+          <w:p>
+            <w:pPr>
+              <w:spacing w:before="105" w:after="105" w:line="240" w:lineRule="auto"/>
+              <w:rPr>
+                <w:rFonts w:asciiTheme="minorHAnsi"/>
+                <w:sz w:val="28"/>
+                <w:szCs w:val="28"/>
+              </w:rPr>
+            </w:pPr>
+            <w:r>
+              <w:t>Закон</w:t>
+            </w:r>
+            <w:r>
+              <w:t xml:space="preserve"> </w:t>
+            </w:r>
+            <w:r>
+              <w:t>соподчинения</w:t>
+            </w:r>
+          </w:p>
+        </w:tc>
+        <w:tc>
+          <w:tcPr>
+            <w:tcW w:w="7484" w:type="dxa"/>
+            <w:vAlign w:val="center"/>
+          </w:tcPr>
+          <w:p>
+            <w:pPr>
+              <w:spacing w:before="105" w:after="105" w:line="240" w:lineRule="auto"/>
+              <w:rPr>
+                <w:rFonts w:asciiTheme="minorHAnsi"/>
+                <w:sz w:val="28"/>
+                <w:szCs w:val="28"/>
+              </w:rPr>
+            </w:pPr>
+            <w:r>
+              <w:t>Главным</w:t>
+            </w:r>
+            <w:r>
+              <w:t xml:space="preserve"> </w:t>
+            </w:r>
+            <w:r>
+              <w:t>смысловым</w:t>
+            </w:r>
+            <w:r>
+              <w:t xml:space="preserve"> </w:t>
+            </w:r>
+            <w:r>
+              <w:t>центром</w:t>
+            </w:r>
+            <w:r>
+              <w:t xml:space="preserve"> </w:t>
+            </w:r>
+            <w:r>
+              <w:t>каждой</w:t>
+            </w:r>
+            <w:r>
+              <w:t xml:space="preserve"> </w:t>
+            </w:r>
+            <w:r>
+              <w:t>карточки</w:t>
+            </w:r>
+            <w:r>
+              <w:t xml:space="preserve"> </w:t>
+            </w:r>
+            <w:r>
+              <w:t>является</w:t>
+            </w:r>
+            <w:r>
+              <w:t xml:space="preserve"> </w:t>
+            </w:r>
+            <w:r>
+              <w:t>пронумерованная</w:t>
+            </w:r>
+            <w:r>
+              <w:t xml:space="preserve"> </w:t>
+            </w:r>
+            <w:r>
+              <w:t>иконка</w:t>
+            </w:r>
+            <w:r>
+              <w:t xml:space="preserve"> </w:t>
+            </w:r>
+            <w:r>
+              <w:t>действия</w:t>
+            </w:r>
+            <w:r>
+              <w:t xml:space="preserve">, </w:t>
+            </w:r>
+            <w:r>
+              <w:t>а</w:t>
+            </w:r>
+            <w:r>
+              <w:t xml:space="preserve"> </w:t>
+            </w:r>
+            <w:r>
+              <w:t>текстовые</w:t>
+            </w:r>
+            <w:r>
+              <w:t xml:space="preserve"> </w:t>
+            </w:r>
+            <w:r>
+              <w:t>подписи</w:t>
+            </w:r>
+            <w:r>
+              <w:t xml:space="preserve"> </w:t>
+            </w:r>
+            <w:r>
+              <w:t>под</w:t>
+            </w:r>
+            <w:r>
+              <w:t xml:space="preserve"> </w:t>
+            </w:r>
+            <w:r>
+              <w:t>ней</w:t>
+            </w:r>
+            <w:r>
+              <w:t xml:space="preserve"> </w:t>
+            </w:r>
+            <w:r>
+              <w:t>играют</w:t>
+            </w:r>
+            <w:r>
+              <w:t xml:space="preserve"> </w:t>
+            </w:r>
+            <w:r>
+              <w:t>вспомогательную</w:t>
+            </w:r>
+            <w:r>
+              <w:t xml:space="preserve"> </w:t>
+            </w:r>
+            <w:r>
+              <w:t>роль</w:t>
+            </w:r>
+            <w:r>
+              <w:t xml:space="preserve">, </w:t>
+            </w:r>
+            <w:r>
+              <w:t>уточняя</w:t>
+            </w:r>
+            <w:r>
+              <w:t xml:space="preserve"> </w:t>
+            </w:r>
+            <w:r>
+              <w:t>содержание</w:t>
+            </w:r>
+            <w:r>
+              <w:t xml:space="preserve"> </w:t>
+            </w:r>
+            <w:r>
+              <w:t>шага</w:t>
+            </w:r>
+            <w:r>
+              <w:t xml:space="preserve">. </w:t>
+            </w:r>
           </w:p>
         </w:tc>
       </w:tr>
@@ -10297,9 +10755,11 @@
       <w:r>
         <w:rPr>
           <w:rFonts w:asciiTheme="minorHAnsi"/>
-          <w:sz w:val="28"/>
-          <w:szCs w:val="28"/>
-        </w:rPr>
+          <w:noProof/>
+          <w:sz w:val="28"/>
+          <w:szCs w:val="28"/>
+        </w:rPr>
+        <w:lastRenderedPageBreak/>
         <w:drawing>
           <wp:inline distT="0" distB="0" distL="0" distR="0" wp14:anchorId="578BB3A1" wp14:editId="1E2AC64B">
             <wp:extent cx="6645910" cy="3451514"/>
@@ -10396,7 +10856,6 @@
                 <w:b/>
                 <w:bCs/>
               </w:rPr>
-              <w:lastRenderedPageBreak/>
               <w:t>Закон</w:t>
             </w:r>
             <w:r>
@@ -11285,6 +11744,831 @@
           <w:rFonts w:asciiTheme="minorHAnsi"/>
           <w:sz w:val="28"/>
           <w:szCs w:val="28"/>
+        </w:rPr>
+      </w:pPr>
+    </w:p>
+    <w:p>
+      <w:pPr>
+        <w:spacing w:after="160" w:line="259" w:lineRule="auto"/>
+        <w:rPr>
+          <w:rFonts w:asciiTheme="minorHAnsi"/>
+          <w:sz w:val="28"/>
+          <w:szCs w:val="28"/>
+        </w:rPr>
+      </w:pPr>
+      <w:r>
+        <w:rPr>
+          <w:rFonts w:asciiTheme="minorHAnsi"/>
+          <w:sz w:val="28"/>
+          <w:szCs w:val="28"/>
+        </w:rPr>
+        <w:br w:type="page"/>
+      </w:r>
+    </w:p>
+    <w:p>
+      <w:pPr>
+        <w:spacing w:before="105" w:after="105" w:line="240" w:lineRule="auto"/>
+        <w:ind w:left="540" w:hanging="114"/>
+        <w:rPr>
+          <w:rFonts w:asciiTheme="minorHAnsi"/>
+          <w:sz w:val="28"/>
+          <w:szCs w:val="28"/>
+          <w:lang w:val="ru-BY"/>
+        </w:rPr>
+      </w:pPr>
+      <w:r>
+        <w:rPr>
+          <w:rFonts w:asciiTheme="minorHAnsi"/>
+          <w:b/>
+          <w:bCs/>
+          <w:sz w:val="28"/>
+          <w:szCs w:val="28"/>
+          <w:lang w:val="ru-BY"/>
+        </w:rPr>
+        <w:lastRenderedPageBreak/>
+        <w:t>Что такое композиция?</w:t>
+      </w:r>
+      <w:r>
+        <w:rPr>
+          <w:rFonts w:asciiTheme="minorHAnsi"/>
+          <w:sz w:val="28"/>
+          <w:szCs w:val="28"/>
+          <w:lang w:val="ru-BY"/>
+        </w:rPr>
+        <w:br/>
+        <w:t>Композиция — это схема построения графического произведения, например сайта, мобильного или десктопного приложения, при которой элементы расположены так, чтобы они гармонично сочетались друг с другом и с окружением.</w:t>
+      </w:r>
+      <w:r>
+        <w:rPr>
+          <w:rFonts w:asciiTheme="minorHAnsi"/>
+          <w:sz w:val="28"/>
+          <w:szCs w:val="28"/>
+          <w:lang w:val="ru-BY"/>
+        </w:rPr>
+        <w:br/>
+        <w:t>Она помогает передавать смысл интерфейса и делает его понятным для пользователя, чтобы тот мог легко решить свою задачу с помощью системы.</w:t>
+      </w:r>
+    </w:p>
+    <w:p>
+      <w:pPr>
+        <w:spacing w:before="105" w:after="105" w:line="240" w:lineRule="auto"/>
+        <w:ind w:left="540" w:hanging="540"/>
+        <w:rPr>
+          <w:rFonts w:asciiTheme="minorHAnsi"/>
+          <w:sz w:val="28"/>
+          <w:szCs w:val="28"/>
+          <w:lang w:val="ru-BY"/>
+        </w:rPr>
+      </w:pPr>
+    </w:p>
+    <w:p>
+      <w:pPr>
+        <w:spacing w:before="105" w:after="105" w:line="240" w:lineRule="auto"/>
+        <w:ind w:left="540" w:hanging="114"/>
+        <w:rPr>
+          <w:rFonts w:asciiTheme="minorHAnsi"/>
+          <w:sz w:val="28"/>
+          <w:szCs w:val="28"/>
+          <w:lang w:val="ru-BY"/>
+        </w:rPr>
+      </w:pPr>
+      <w:r>
+        <w:rPr>
+          <w:rFonts w:asciiTheme="minorHAnsi"/>
+          <w:b/>
+          <w:bCs/>
+          <w:sz w:val="28"/>
+          <w:szCs w:val="28"/>
+          <w:lang w:val="ru-BY"/>
+        </w:rPr>
+        <w:t>Какие существуют основные законы композиции?</w:t>
+      </w:r>
+      <w:r>
+        <w:rPr>
+          <w:rFonts w:asciiTheme="minorHAnsi"/>
+          <w:sz w:val="28"/>
+          <w:szCs w:val="28"/>
+          <w:lang w:val="ru-BY"/>
+        </w:rPr>
+        <w:br/>
+        <w:t xml:space="preserve">В лабораторной выделены три главных закона композиции: </w:t>
+      </w:r>
+    </w:p>
+    <w:p>
+      <w:pPr>
+        <w:pStyle w:val="a7"/>
+        <w:numPr>
+          <w:ilvl w:val="0"/>
+          <w:numId w:val="8"/>
+        </w:numPr>
+        <w:spacing w:before="105" w:after="105" w:line="240" w:lineRule="auto"/>
+        <w:rPr>
+          <w:rFonts w:asciiTheme="minorHAnsi"/>
+          <w:sz w:val="28"/>
+          <w:szCs w:val="28"/>
+          <w:lang w:val="ru-BY"/>
+        </w:rPr>
+      </w:pPr>
+      <w:r>
+        <w:rPr>
+          <w:rFonts w:asciiTheme="minorHAnsi"/>
+          <w:sz w:val="28"/>
+          <w:szCs w:val="28"/>
+          <w:lang w:val="ru-BY"/>
+        </w:rPr>
+        <w:t>Е</w:t>
+      </w:r>
+      <w:r>
+        <w:rPr>
+          <w:rFonts w:asciiTheme="minorHAnsi"/>
+          <w:sz w:val="28"/>
+          <w:szCs w:val="28"/>
+          <w:lang w:val="ru-BY"/>
+        </w:rPr>
+        <w:t>динство</w:t>
+      </w:r>
+      <w:r>
+        <w:rPr>
+          <w:rFonts w:asciiTheme="minorHAnsi"/>
+          <w:sz w:val="28"/>
+          <w:szCs w:val="28"/>
+          <w:lang w:val="ru-BY"/>
+        </w:rPr>
+        <w:t xml:space="preserve"> </w:t>
+      </w:r>
+      <w:r>
+        <w:rPr>
+          <w:rFonts w:asciiTheme="minorHAnsi"/>
+          <w:sz w:val="28"/>
+          <w:szCs w:val="28"/>
+          <w:lang w:val="ru-BY"/>
+        </w:rPr>
+        <w:t xml:space="preserve">- </w:t>
+      </w:r>
+      <w:r>
+        <w:rPr>
+          <w:rFonts w:asciiTheme="minorHAnsi"/>
+          <w:sz w:val="28"/>
+          <w:szCs w:val="28"/>
+          <w:lang w:val="ru-BY"/>
+        </w:rPr>
+        <w:t>означает, что все элементы интерфейса взаимодействуют друг с другом и формируют целостную картину.</w:t>
+      </w:r>
+    </w:p>
+    <w:p>
+      <w:pPr>
+        <w:pStyle w:val="a7"/>
+        <w:numPr>
+          <w:ilvl w:val="0"/>
+          <w:numId w:val="8"/>
+        </w:numPr>
+        <w:spacing w:before="105" w:after="105" w:line="240" w:lineRule="auto"/>
+        <w:rPr>
+          <w:rFonts w:asciiTheme="minorHAnsi"/>
+          <w:sz w:val="28"/>
+          <w:szCs w:val="28"/>
+          <w:lang w:val="ru-BY"/>
+        </w:rPr>
+      </w:pPr>
+      <w:r>
+        <w:rPr>
+          <w:rFonts w:asciiTheme="minorHAnsi"/>
+          <w:sz w:val="28"/>
+          <w:szCs w:val="28"/>
+          <w:lang w:val="ru-BY"/>
+        </w:rPr>
+        <w:t xml:space="preserve">соподчинение </w:t>
+      </w:r>
+      <w:r>
+        <w:rPr>
+          <w:rFonts w:asciiTheme="minorHAnsi"/>
+          <w:sz w:val="28"/>
+          <w:szCs w:val="28"/>
+          <w:lang w:val="ru-BY"/>
+        </w:rPr>
+        <w:t xml:space="preserve">- </w:t>
+      </w:r>
+      <w:r>
+        <w:rPr>
+          <w:rFonts w:asciiTheme="minorHAnsi"/>
+          <w:sz w:val="28"/>
+          <w:szCs w:val="28"/>
+          <w:lang w:val="ru-BY"/>
+        </w:rPr>
+        <w:t>связано с выделением композиционного центра, которому подчиняются остальные элементы и усиливают его значимость.</w:t>
+      </w:r>
+    </w:p>
+    <w:p>
+      <w:pPr>
+        <w:pStyle w:val="a7"/>
+        <w:numPr>
+          <w:ilvl w:val="0"/>
+          <w:numId w:val="8"/>
+        </w:numPr>
+        <w:spacing w:before="105" w:after="105" w:line="240" w:lineRule="auto"/>
+        <w:rPr>
+          <w:rFonts w:asciiTheme="minorHAnsi"/>
+          <w:sz w:val="28"/>
+          <w:szCs w:val="28"/>
+          <w:lang w:val="ru-BY"/>
+        </w:rPr>
+      </w:pPr>
+      <w:r>
+        <w:rPr>
+          <w:rFonts w:asciiTheme="minorHAnsi"/>
+          <w:sz w:val="28"/>
+          <w:szCs w:val="28"/>
+          <w:lang w:val="ru-BY"/>
+        </w:rPr>
+        <w:t>Р</w:t>
+      </w:r>
+      <w:r>
+        <w:rPr>
+          <w:rFonts w:asciiTheme="minorHAnsi"/>
+          <w:sz w:val="28"/>
+          <w:szCs w:val="28"/>
+          <w:lang w:val="ru-BY"/>
+        </w:rPr>
+        <w:t>авновесие</w:t>
+      </w:r>
+      <w:r>
+        <w:rPr>
+          <w:rFonts w:asciiTheme="minorHAnsi"/>
+          <w:sz w:val="28"/>
+          <w:szCs w:val="28"/>
+          <w:lang w:val="ru-BY"/>
+        </w:rPr>
+        <w:t xml:space="preserve"> - </w:t>
+      </w:r>
+      <w:r>
+        <w:rPr>
+          <w:rFonts w:asciiTheme="minorHAnsi"/>
+          <w:sz w:val="28"/>
+          <w:szCs w:val="28"/>
+          <w:lang w:val="ru-BY"/>
+        </w:rPr>
+        <w:t>это такое распределение элементов в композиции, при котором ни одна часть не перевешивает другую.</w:t>
+      </w:r>
+    </w:p>
+    <w:p>
+      <w:pPr>
+        <w:spacing w:before="105" w:after="105" w:line="240" w:lineRule="auto"/>
+        <w:ind w:left="540" w:firstLine="27"/>
+        <w:rPr>
+          <w:rFonts w:asciiTheme="minorHAnsi"/>
+          <w:b/>
+          <w:bCs/>
+          <w:sz w:val="28"/>
+          <w:szCs w:val="28"/>
+          <w:lang w:val="ru-BY"/>
+        </w:rPr>
+      </w:pPr>
+    </w:p>
+    <w:p>
+      <w:pPr>
+        <w:spacing w:before="105" w:after="105" w:line="240" w:lineRule="auto"/>
+        <w:ind w:left="540" w:firstLine="27"/>
+        <w:rPr>
+          <w:rFonts w:asciiTheme="minorHAnsi"/>
+          <w:sz w:val="28"/>
+          <w:szCs w:val="28"/>
+          <w:lang w:val="ru-BY"/>
+        </w:rPr>
+      </w:pPr>
+      <w:r>
+        <w:rPr>
+          <w:rFonts w:asciiTheme="minorHAnsi"/>
+          <w:b/>
+          <w:bCs/>
+          <w:sz w:val="28"/>
+          <w:szCs w:val="28"/>
+          <w:lang w:val="ru-BY"/>
+        </w:rPr>
+        <w:t>Назовите основные элементы композиции.</w:t>
+      </w:r>
+      <w:r>
+        <w:rPr>
+          <w:rFonts w:asciiTheme="minorHAnsi"/>
+          <w:sz w:val="28"/>
+          <w:szCs w:val="28"/>
+          <w:lang w:val="ru-BY"/>
+        </w:rPr>
+        <w:br/>
+        <w:t xml:space="preserve">В теоретической части лабораторной к основным элементам композиции отнесены </w:t>
+      </w:r>
+    </w:p>
+    <w:p>
+      <w:pPr>
+        <w:pStyle w:val="a7"/>
+        <w:numPr>
+          <w:ilvl w:val="0"/>
+          <w:numId w:val="7"/>
+        </w:numPr>
+        <w:spacing w:before="105" w:after="105" w:line="240" w:lineRule="auto"/>
+        <w:rPr>
+          <w:rFonts w:asciiTheme="minorHAnsi"/>
+          <w:sz w:val="28"/>
+          <w:szCs w:val="28"/>
+          <w:lang w:val="ru-BY"/>
+        </w:rPr>
+      </w:pPr>
+      <w:r>
+        <w:rPr>
+          <w:rFonts w:asciiTheme="minorHAnsi"/>
+          <w:sz w:val="28"/>
+          <w:szCs w:val="28"/>
+          <w:lang w:val="ru-BY"/>
+        </w:rPr>
+        <w:t>Т</w:t>
+      </w:r>
+      <w:r>
+        <w:rPr>
+          <w:rFonts w:asciiTheme="minorHAnsi"/>
+          <w:sz w:val="28"/>
+          <w:szCs w:val="28"/>
+          <w:lang w:val="ru-BY"/>
+        </w:rPr>
+        <w:t>очка</w:t>
+      </w:r>
+      <w:r>
+        <w:rPr>
+          <w:rFonts w:asciiTheme="minorHAnsi"/>
+          <w:sz w:val="28"/>
+          <w:szCs w:val="28"/>
+          <w:lang w:val="ru-BY"/>
+        </w:rPr>
+        <w:t xml:space="preserve"> - </w:t>
+      </w:r>
+      <w:r>
+        <w:rPr>
+          <w:rFonts w:asciiTheme="minorHAnsi"/>
+          <w:sz w:val="28"/>
+          <w:szCs w:val="28"/>
+          <w:lang w:val="ru-BY"/>
+        </w:rPr>
+        <w:t>выступа</w:t>
+      </w:r>
+      <w:r>
+        <w:rPr>
+          <w:rFonts w:asciiTheme="minorHAnsi"/>
+          <w:sz w:val="28"/>
+          <w:szCs w:val="28"/>
+          <w:lang w:val="ru-BY"/>
+        </w:rPr>
+        <w:t>ет</w:t>
+      </w:r>
+      <w:r>
+        <w:rPr>
+          <w:rFonts w:asciiTheme="minorHAnsi"/>
+          <w:sz w:val="28"/>
+          <w:szCs w:val="28"/>
+          <w:lang w:val="ru-BY"/>
+        </w:rPr>
+        <w:t xml:space="preserve"> акцентом и центром притяжения взгляда.</w:t>
+      </w:r>
+    </w:p>
+    <w:p>
+      <w:pPr>
+        <w:pStyle w:val="a7"/>
+        <w:numPr>
+          <w:ilvl w:val="0"/>
+          <w:numId w:val="7"/>
+        </w:numPr>
+        <w:spacing w:before="105" w:after="105" w:line="240" w:lineRule="auto"/>
+        <w:rPr>
+          <w:rFonts w:asciiTheme="minorHAnsi"/>
+          <w:sz w:val="28"/>
+          <w:szCs w:val="28"/>
+          <w:lang w:val="ru-BY"/>
+        </w:rPr>
+      </w:pPr>
+      <w:r>
+        <w:rPr>
+          <w:rFonts w:asciiTheme="minorHAnsi"/>
+          <w:sz w:val="28"/>
+          <w:szCs w:val="28"/>
+          <w:lang w:val="ru-BY"/>
+        </w:rPr>
+        <w:t>Л</w:t>
+      </w:r>
+      <w:r>
+        <w:rPr>
+          <w:rFonts w:asciiTheme="minorHAnsi"/>
+          <w:sz w:val="28"/>
+          <w:szCs w:val="28"/>
+          <w:lang w:val="ru-BY"/>
+        </w:rPr>
+        <w:t>иния</w:t>
+      </w:r>
+      <w:r>
+        <w:rPr>
+          <w:rFonts w:asciiTheme="minorHAnsi"/>
+          <w:sz w:val="28"/>
+          <w:szCs w:val="28"/>
+          <w:lang w:val="ru-BY"/>
+        </w:rPr>
+        <w:t xml:space="preserve"> - </w:t>
+      </w:r>
+      <w:r>
+        <w:rPr>
+          <w:rFonts w:asciiTheme="minorHAnsi"/>
+          <w:sz w:val="28"/>
+          <w:szCs w:val="28"/>
+          <w:lang w:val="ru-BY"/>
+        </w:rPr>
+        <w:t>задаёт направление, передаёт движение и влияет на форму композиции.</w:t>
+      </w:r>
+    </w:p>
+    <w:p>
+      <w:pPr>
+        <w:pStyle w:val="a7"/>
+        <w:numPr>
+          <w:ilvl w:val="0"/>
+          <w:numId w:val="7"/>
+        </w:numPr>
+        <w:spacing w:before="105" w:after="105" w:line="240" w:lineRule="auto"/>
+        <w:rPr>
+          <w:rFonts w:asciiTheme="minorHAnsi"/>
+          <w:sz w:val="28"/>
+          <w:szCs w:val="28"/>
+          <w:lang w:val="ru-BY"/>
+        </w:rPr>
+      </w:pPr>
+      <w:r>
+        <w:rPr>
+          <w:rFonts w:asciiTheme="minorHAnsi"/>
+          <w:sz w:val="28"/>
+          <w:szCs w:val="28"/>
+          <w:lang w:val="ru-BY"/>
+        </w:rPr>
+        <w:t>Р</w:t>
+      </w:r>
+      <w:r>
+        <w:rPr>
+          <w:rFonts w:asciiTheme="minorHAnsi"/>
+          <w:sz w:val="28"/>
+          <w:szCs w:val="28"/>
+          <w:lang w:val="ru-BY"/>
+        </w:rPr>
+        <w:t xml:space="preserve">асположение </w:t>
+      </w:r>
+      <w:r>
+        <w:rPr>
+          <w:rFonts w:asciiTheme="minorHAnsi"/>
+          <w:sz w:val="28"/>
+          <w:szCs w:val="28"/>
+          <w:lang w:val="ru-BY"/>
+        </w:rPr>
+        <w:t xml:space="preserve">- </w:t>
+      </w:r>
+      <w:r>
+        <w:rPr>
+          <w:rFonts w:asciiTheme="minorHAnsi"/>
+          <w:sz w:val="28"/>
+          <w:szCs w:val="28"/>
+          <w:lang w:val="ru-BY"/>
+        </w:rPr>
+        <w:t>связано с симметричной и асимметричной организацией элементов на экране.</w:t>
+      </w:r>
+    </w:p>
+    <w:p>
+      <w:pPr>
+        <w:pStyle w:val="a7"/>
+        <w:numPr>
+          <w:ilvl w:val="0"/>
+          <w:numId w:val="7"/>
+        </w:numPr>
+        <w:spacing w:before="105" w:after="105" w:line="240" w:lineRule="auto"/>
+        <w:rPr>
+          <w:rFonts w:asciiTheme="minorHAnsi"/>
+          <w:sz w:val="28"/>
+          <w:szCs w:val="28"/>
+          <w:lang w:val="ru-BY"/>
+        </w:rPr>
+      </w:pPr>
+      <w:r>
+        <w:rPr>
+          <w:rFonts w:asciiTheme="minorHAnsi"/>
+          <w:sz w:val="28"/>
+          <w:szCs w:val="28"/>
+          <w:lang w:val="ru-BY"/>
+        </w:rPr>
+        <w:t>Ф</w:t>
+      </w:r>
+      <w:r>
+        <w:rPr>
+          <w:rFonts w:asciiTheme="minorHAnsi"/>
+          <w:sz w:val="28"/>
+          <w:szCs w:val="28"/>
+          <w:lang w:val="ru-BY"/>
+        </w:rPr>
+        <w:t>орм</w:t>
+      </w:r>
+      <w:r>
+        <w:rPr>
+          <w:rFonts w:asciiTheme="minorHAnsi"/>
+          <w:sz w:val="28"/>
+          <w:szCs w:val="28"/>
+          <w:lang w:val="ru-BY"/>
+        </w:rPr>
+        <w:t xml:space="preserve">а - </w:t>
+      </w:r>
+      <w:r>
+        <w:rPr>
+          <w:rFonts w:asciiTheme="minorHAnsi"/>
+          <w:sz w:val="28"/>
+          <w:szCs w:val="28"/>
+          <w:lang w:val="ru-BY"/>
+        </w:rPr>
+        <w:t>определяется назначением объекта и помогает понять, что перед пользователем: кнопка, поле ввода или другой интерфейсный элемент.</w:t>
+      </w:r>
+    </w:p>
+    <w:p>
+      <w:pPr>
+        <w:pStyle w:val="a7"/>
+        <w:spacing w:before="105" w:after="105" w:line="240" w:lineRule="auto"/>
+        <w:ind w:left="540"/>
+        <w:rPr>
+          <w:rFonts w:asciiTheme="minorHAnsi"/>
+          <w:sz w:val="28"/>
+          <w:szCs w:val="28"/>
+          <w:lang w:val="ru-BY"/>
+        </w:rPr>
+      </w:pPr>
+    </w:p>
+    <w:p>
+      <w:pPr>
+        <w:pStyle w:val="a7"/>
+        <w:spacing w:before="105" w:after="105" w:line="240" w:lineRule="auto"/>
+        <w:ind w:left="540"/>
+        <w:rPr>
+          <w:rFonts w:asciiTheme="minorHAnsi"/>
+          <w:sz w:val="28"/>
+          <w:szCs w:val="28"/>
+          <w:lang w:val="ru-BY"/>
+        </w:rPr>
+      </w:pPr>
+      <w:r>
+        <w:rPr>
+          <w:rFonts w:asciiTheme="minorHAnsi"/>
+          <w:sz w:val="28"/>
+          <w:szCs w:val="28"/>
+          <w:lang w:val="ru-BY"/>
+        </w:rPr>
+        <w:t xml:space="preserve"> </w:t>
+      </w:r>
+      <w:r>
+        <w:rPr>
+          <w:rFonts w:asciiTheme="minorHAnsi"/>
+          <w:b/>
+          <w:bCs/>
+          <w:sz w:val="28"/>
+          <w:szCs w:val="28"/>
+          <w:lang w:val="ru-BY"/>
+        </w:rPr>
+        <w:t>Назовите принципы гештальта.</w:t>
+      </w:r>
+      <w:r>
+        <w:rPr>
+          <w:rFonts w:asciiTheme="minorHAnsi"/>
+          <w:sz w:val="28"/>
+          <w:szCs w:val="28"/>
+          <w:lang w:val="ru-BY"/>
+        </w:rPr>
+        <w:br/>
+        <w:t>В лабораторной перечислены следующие принципы гештальта:</w:t>
+      </w:r>
+    </w:p>
+    <w:p>
+      <w:pPr>
+        <w:pStyle w:val="a7"/>
+        <w:numPr>
+          <w:ilvl w:val="0"/>
+          <w:numId w:val="6"/>
+        </w:numPr>
+        <w:spacing w:before="105" w:after="105" w:line="240" w:lineRule="auto"/>
+        <w:rPr>
+          <w:rFonts w:asciiTheme="minorHAnsi"/>
+          <w:sz w:val="28"/>
+          <w:szCs w:val="28"/>
+          <w:lang w:val="ru-BY"/>
+        </w:rPr>
+      </w:pPr>
+      <w:r>
+        <w:rPr>
+          <w:rFonts w:asciiTheme="minorHAnsi"/>
+          <w:sz w:val="28"/>
+          <w:szCs w:val="28"/>
+          <w:lang w:val="ru-BY"/>
+        </w:rPr>
+        <w:t>принцип близости,</w:t>
+      </w:r>
+    </w:p>
+    <w:p>
+      <w:pPr>
+        <w:pStyle w:val="a7"/>
+        <w:numPr>
+          <w:ilvl w:val="0"/>
+          <w:numId w:val="6"/>
+        </w:numPr>
+        <w:spacing w:before="105" w:after="105" w:line="240" w:lineRule="auto"/>
+        <w:rPr>
+          <w:rFonts w:asciiTheme="minorHAnsi"/>
+          <w:sz w:val="28"/>
+          <w:szCs w:val="28"/>
+          <w:lang w:val="ru-BY"/>
+        </w:rPr>
+      </w:pPr>
+      <w:r>
+        <w:rPr>
+          <w:rFonts w:asciiTheme="minorHAnsi"/>
+          <w:sz w:val="28"/>
+          <w:szCs w:val="28"/>
+          <w:lang w:val="ru-BY"/>
+        </w:rPr>
+        <w:t xml:space="preserve">принцип общей области, </w:t>
+      </w:r>
+    </w:p>
+    <w:p>
+      <w:pPr>
+        <w:pStyle w:val="a7"/>
+        <w:numPr>
+          <w:ilvl w:val="0"/>
+          <w:numId w:val="6"/>
+        </w:numPr>
+        <w:spacing w:before="105" w:after="105" w:line="240" w:lineRule="auto"/>
+        <w:rPr>
+          <w:rFonts w:asciiTheme="minorHAnsi"/>
+          <w:sz w:val="28"/>
+          <w:szCs w:val="28"/>
+          <w:lang w:val="ru-BY"/>
+        </w:rPr>
+      </w:pPr>
+      <w:r>
+        <w:rPr>
+          <w:rFonts w:asciiTheme="minorHAnsi"/>
+          <w:sz w:val="28"/>
+          <w:szCs w:val="28"/>
+          <w:lang w:val="ru-BY"/>
+        </w:rPr>
+        <w:t xml:space="preserve">принцип сходства, </w:t>
+      </w:r>
+    </w:p>
+    <w:p>
+      <w:pPr>
+        <w:pStyle w:val="a7"/>
+        <w:numPr>
+          <w:ilvl w:val="0"/>
+          <w:numId w:val="6"/>
+        </w:numPr>
+        <w:spacing w:before="105" w:after="105" w:line="240" w:lineRule="auto"/>
+        <w:rPr>
+          <w:rFonts w:asciiTheme="minorHAnsi"/>
+          <w:sz w:val="28"/>
+          <w:szCs w:val="28"/>
+          <w:lang w:val="ru-BY"/>
+        </w:rPr>
+      </w:pPr>
+      <w:r>
+        <w:rPr>
+          <w:rFonts w:asciiTheme="minorHAnsi"/>
+          <w:sz w:val="28"/>
+          <w:szCs w:val="28"/>
+          <w:lang w:val="ru-BY"/>
+        </w:rPr>
+        <w:t xml:space="preserve">принцип завершённости, </w:t>
+      </w:r>
+    </w:p>
+    <w:p>
+      <w:pPr>
+        <w:pStyle w:val="a7"/>
+        <w:numPr>
+          <w:ilvl w:val="0"/>
+          <w:numId w:val="6"/>
+        </w:numPr>
+        <w:spacing w:before="105" w:after="105" w:line="240" w:lineRule="auto"/>
+        <w:rPr>
+          <w:rFonts w:asciiTheme="minorHAnsi"/>
+          <w:sz w:val="28"/>
+          <w:szCs w:val="28"/>
+          <w:lang w:val="ru-BY"/>
+        </w:rPr>
+      </w:pPr>
+      <w:r>
+        <w:rPr>
+          <w:rFonts w:asciiTheme="minorHAnsi"/>
+          <w:sz w:val="28"/>
+          <w:szCs w:val="28"/>
+          <w:lang w:val="ru-BY"/>
+        </w:rPr>
+        <w:t xml:space="preserve">принцип симметрии и асимметрии, </w:t>
+      </w:r>
+    </w:p>
+    <w:p>
+      <w:pPr>
+        <w:pStyle w:val="a7"/>
+        <w:numPr>
+          <w:ilvl w:val="0"/>
+          <w:numId w:val="6"/>
+        </w:numPr>
+        <w:spacing w:before="105" w:after="105" w:line="240" w:lineRule="auto"/>
+        <w:rPr>
+          <w:rFonts w:asciiTheme="minorHAnsi"/>
+          <w:sz w:val="28"/>
+          <w:szCs w:val="28"/>
+          <w:lang w:val="ru-BY"/>
+        </w:rPr>
+      </w:pPr>
+      <w:r>
+        <w:rPr>
+          <w:rFonts w:asciiTheme="minorHAnsi"/>
+          <w:sz w:val="28"/>
+          <w:szCs w:val="28"/>
+          <w:lang w:val="ru-BY"/>
+        </w:rPr>
+        <w:t xml:space="preserve">принцип непрерывности, </w:t>
+      </w:r>
+    </w:p>
+    <w:p>
+      <w:pPr>
+        <w:pStyle w:val="a7"/>
+        <w:numPr>
+          <w:ilvl w:val="0"/>
+          <w:numId w:val="6"/>
+        </w:numPr>
+        <w:spacing w:before="105" w:after="105" w:line="240" w:lineRule="auto"/>
+        <w:rPr>
+          <w:rFonts w:asciiTheme="minorHAnsi"/>
+          <w:sz w:val="28"/>
+          <w:szCs w:val="28"/>
+          <w:lang w:val="ru-BY"/>
+        </w:rPr>
+      </w:pPr>
+      <w:r>
+        <w:rPr>
+          <w:rFonts w:asciiTheme="minorHAnsi"/>
+          <w:sz w:val="28"/>
+          <w:szCs w:val="28"/>
+          <w:lang w:val="ru-BY"/>
+        </w:rPr>
+        <w:t xml:space="preserve">принцип общего направления </w:t>
+      </w:r>
+    </w:p>
+    <w:p>
+      <w:pPr>
+        <w:pStyle w:val="a7"/>
+        <w:numPr>
+          <w:ilvl w:val="0"/>
+          <w:numId w:val="6"/>
+        </w:numPr>
+        <w:spacing w:before="105" w:after="105" w:line="240" w:lineRule="auto"/>
+        <w:rPr>
+          <w:rFonts w:asciiTheme="minorHAnsi"/>
+          <w:sz w:val="28"/>
+          <w:szCs w:val="28"/>
+          <w:lang w:val="ru-BY"/>
+        </w:rPr>
+      </w:pPr>
+      <w:r>
+        <w:rPr>
+          <w:rFonts w:asciiTheme="minorHAnsi"/>
+          <w:sz w:val="28"/>
+          <w:szCs w:val="28"/>
+          <w:lang w:val="ru-BY"/>
+        </w:rPr>
+        <w:t>принцип соотношения фигуры и фона.</w:t>
+      </w:r>
+    </w:p>
+    <w:p>
+      <w:pPr>
+        <w:pStyle w:val="a7"/>
+        <w:spacing w:before="105" w:after="105" w:line="240" w:lineRule="auto"/>
+        <w:rPr>
+          <w:rFonts w:asciiTheme="minorHAnsi"/>
+          <w:sz w:val="28"/>
+          <w:szCs w:val="28"/>
+          <w:lang w:val="ru-BY"/>
+        </w:rPr>
+      </w:pPr>
+      <w:r>
+        <w:rPr>
+          <w:rFonts w:asciiTheme="minorHAnsi"/>
+          <w:sz w:val="28"/>
+          <w:szCs w:val="28"/>
+          <w:lang w:val="ru-BY"/>
+        </w:rPr>
+        <w:t>Эти принципы используются для того, чтобы человек быстрее воспринимал связи между элементами интерфейса и легче ориентировался в информации.</w:t>
+      </w:r>
+    </w:p>
+    <w:p>
+      <w:pPr>
+        <w:spacing w:before="105" w:after="105" w:line="240" w:lineRule="auto"/>
+        <w:ind w:left="540" w:hanging="540"/>
+        <w:rPr>
+          <w:rFonts w:asciiTheme="minorHAnsi"/>
+          <w:sz w:val="28"/>
+          <w:szCs w:val="28"/>
+          <w:lang w:val="ru-BY"/>
         </w:rPr>
       </w:pPr>
     </w:p>
@@ -11387,6 +12671,119 @@
     </w:lvl>
   </w:abstractNum>
   <w:abstractNum w:abstractNumId="1" w15:restartNumberingAfterBreak="0">
+    <w:nsid w:val="266364E9"/>
+    <w:multiLevelType w:val="hybridMultilevel"/>
+    <w:tmpl w:val="FD08C14A"/>
+    <w:lvl w:ilvl="0" w:tplc="20000001">
+      <w:start w:val="1"/>
+      <w:numFmt w:val="bullet"/>
+      <w:lvlText w:val=""/>
+      <w:lvlJc w:val="left"/>
+      <w:pPr>
+        <w:ind w:left="720" w:hanging="360"/>
+      </w:pPr>
+      <w:rPr>
+        <w:rFonts w:ascii="Symbol" w:hAnsi="Symbol" w:hint="default"/>
+      </w:rPr>
+    </w:lvl>
+    <w:lvl w:ilvl="1" w:tplc="20000003" w:tentative="1">
+      <w:start w:val="1"/>
+      <w:numFmt w:val="bullet"/>
+      <w:lvlText w:val="o"/>
+      <w:lvlJc w:val="left"/>
+      <w:pPr>
+        <w:ind w:left="1440" w:hanging="360"/>
+      </w:pPr>
+      <w:rPr>
+        <w:rFonts w:ascii="Courier New" w:hAnsi="Courier New" w:cs="Courier New" w:hint="default"/>
+      </w:rPr>
+    </w:lvl>
+    <w:lvl w:ilvl="2" w:tplc="20000005" w:tentative="1">
+      <w:start w:val="1"/>
+      <w:numFmt w:val="bullet"/>
+      <w:lvlText w:val=""/>
+      <w:lvlJc w:val="left"/>
+      <w:pPr>
+        <w:ind w:left="2160" w:hanging="360"/>
+      </w:pPr>
+      <w:rPr>
+        <w:rFonts w:ascii="Wingdings" w:hAnsi="Wingdings" w:hint="default"/>
+      </w:rPr>
+    </w:lvl>
+    <w:lvl w:ilvl="3" w:tplc="20000001" w:tentative="1">
+      <w:start w:val="1"/>
+      <w:numFmt w:val="bullet"/>
+      <w:lvlText w:val=""/>
+      <w:lvlJc w:val="left"/>
+      <w:pPr>
+        <w:ind w:left="2880" w:hanging="360"/>
+      </w:pPr>
+      <w:rPr>
+        <w:rFonts w:ascii="Symbol" w:hAnsi="Symbol" w:hint="default"/>
+      </w:rPr>
+    </w:lvl>
+    <w:lvl w:ilvl="4" w:tplc="20000003" w:tentative="1">
+      <w:start w:val="1"/>
+      <w:numFmt w:val="bullet"/>
+      <w:lvlText w:val="o"/>
+      <w:lvlJc w:val="left"/>
+      <w:pPr>
+        <w:ind w:left="3600" w:hanging="360"/>
+      </w:pPr>
+      <w:rPr>
+        <w:rFonts w:ascii="Courier New" w:hAnsi="Courier New" w:cs="Courier New" w:hint="default"/>
+      </w:rPr>
+    </w:lvl>
+    <w:lvl w:ilvl="5" w:tplc="20000005" w:tentative="1">
+      <w:start w:val="1"/>
+      <w:numFmt w:val="bullet"/>
+      <w:lvlText w:val=""/>
+      <w:lvlJc w:val="left"/>
+      <w:pPr>
+        <w:ind w:left="4320" w:hanging="360"/>
+      </w:pPr>
+      <w:rPr>
+        <w:rFonts w:ascii="Wingdings" w:hAnsi="Wingdings" w:hint="default"/>
+      </w:rPr>
+    </w:lvl>
+    <w:lvl w:ilvl="6" w:tplc="20000001" w:tentative="1">
+      <w:start w:val="1"/>
+      <w:numFmt w:val="bullet"/>
+      <w:lvlText w:val=""/>
+      <w:lvlJc w:val="left"/>
+      <w:pPr>
+        <w:ind w:left="5040" w:hanging="360"/>
+      </w:pPr>
+      <w:rPr>
+        <w:rFonts w:ascii="Symbol" w:hAnsi="Symbol" w:hint="default"/>
+      </w:rPr>
+    </w:lvl>
+    <w:lvl w:ilvl="7" w:tplc="20000003" w:tentative="1">
+      <w:start w:val="1"/>
+      <w:numFmt w:val="bullet"/>
+      <w:lvlText w:val="o"/>
+      <w:lvlJc w:val="left"/>
+      <w:pPr>
+        <w:ind w:left="5760" w:hanging="360"/>
+      </w:pPr>
+      <w:rPr>
+        <w:rFonts w:ascii="Courier New" w:hAnsi="Courier New" w:cs="Courier New" w:hint="default"/>
+      </w:rPr>
+    </w:lvl>
+    <w:lvl w:ilvl="8" w:tplc="20000005" w:tentative="1">
+      <w:start w:val="1"/>
+      <w:numFmt w:val="bullet"/>
+      <w:lvlText w:val=""/>
+      <w:lvlJc w:val="left"/>
+      <w:pPr>
+        <w:ind w:left="6480" w:hanging="360"/>
+      </w:pPr>
+      <w:rPr>
+        <w:rFonts w:ascii="Wingdings" w:hAnsi="Wingdings" w:hint="default"/>
+      </w:rPr>
+    </w:lvl>
+  </w:abstractNum>
+  <w:abstractNum w:abstractNumId="2" w15:restartNumberingAfterBreak="0">
     <w:nsid w:val="39EE2FF1"/>
     <w:multiLevelType w:val="hybridMultilevel"/>
     <w:tmpl w:val="E8E42E20"/>
@@ -11446,7 +12843,120 @@
       <w:lvlJc w:val="left"/>
     </w:lvl>
   </w:abstractNum>
-  <w:abstractNum w:abstractNumId="2" w15:restartNumberingAfterBreak="0">
+  <w:abstractNum w:abstractNumId="3" w15:restartNumberingAfterBreak="0">
+    <w:nsid w:val="430B47AE"/>
+    <w:multiLevelType w:val="hybridMultilevel"/>
+    <w:tmpl w:val="3AD455F2"/>
+    <w:lvl w:ilvl="0" w:tplc="20000001">
+      <w:start w:val="1"/>
+      <w:numFmt w:val="bullet"/>
+      <w:lvlText w:val=""/>
+      <w:lvlJc w:val="left"/>
+      <w:pPr>
+        <w:ind w:left="720" w:hanging="360"/>
+      </w:pPr>
+      <w:rPr>
+        <w:rFonts w:ascii="Symbol" w:hAnsi="Symbol" w:hint="default"/>
+      </w:rPr>
+    </w:lvl>
+    <w:lvl w:ilvl="1" w:tplc="20000003" w:tentative="1">
+      <w:start w:val="1"/>
+      <w:numFmt w:val="bullet"/>
+      <w:lvlText w:val="o"/>
+      <w:lvlJc w:val="left"/>
+      <w:pPr>
+        <w:ind w:left="1440" w:hanging="360"/>
+      </w:pPr>
+      <w:rPr>
+        <w:rFonts w:ascii="Courier New" w:hAnsi="Courier New" w:cs="Courier New" w:hint="default"/>
+      </w:rPr>
+    </w:lvl>
+    <w:lvl w:ilvl="2" w:tplc="20000005" w:tentative="1">
+      <w:start w:val="1"/>
+      <w:numFmt w:val="bullet"/>
+      <w:lvlText w:val=""/>
+      <w:lvlJc w:val="left"/>
+      <w:pPr>
+        <w:ind w:left="2160" w:hanging="360"/>
+      </w:pPr>
+      <w:rPr>
+        <w:rFonts w:ascii="Wingdings" w:hAnsi="Wingdings" w:hint="default"/>
+      </w:rPr>
+    </w:lvl>
+    <w:lvl w:ilvl="3" w:tplc="20000001" w:tentative="1">
+      <w:start w:val="1"/>
+      <w:numFmt w:val="bullet"/>
+      <w:lvlText w:val=""/>
+      <w:lvlJc w:val="left"/>
+      <w:pPr>
+        <w:ind w:left="2880" w:hanging="360"/>
+      </w:pPr>
+      <w:rPr>
+        <w:rFonts w:ascii="Symbol" w:hAnsi="Symbol" w:hint="default"/>
+      </w:rPr>
+    </w:lvl>
+    <w:lvl w:ilvl="4" w:tplc="20000003" w:tentative="1">
+      <w:start w:val="1"/>
+      <w:numFmt w:val="bullet"/>
+      <w:lvlText w:val="o"/>
+      <w:lvlJc w:val="left"/>
+      <w:pPr>
+        <w:ind w:left="3600" w:hanging="360"/>
+      </w:pPr>
+      <w:rPr>
+        <w:rFonts w:ascii="Courier New" w:hAnsi="Courier New" w:cs="Courier New" w:hint="default"/>
+      </w:rPr>
+    </w:lvl>
+    <w:lvl w:ilvl="5" w:tplc="20000005" w:tentative="1">
+      <w:start w:val="1"/>
+      <w:numFmt w:val="bullet"/>
+      <w:lvlText w:val=""/>
+      <w:lvlJc w:val="left"/>
+      <w:pPr>
+        <w:ind w:left="4320" w:hanging="360"/>
+      </w:pPr>
+      <w:rPr>
+        <w:rFonts w:ascii="Wingdings" w:hAnsi="Wingdings" w:hint="default"/>
+      </w:rPr>
+    </w:lvl>
+    <w:lvl w:ilvl="6" w:tplc="20000001" w:tentative="1">
+      <w:start w:val="1"/>
+      <w:numFmt w:val="bullet"/>
+      <w:lvlText w:val=""/>
+      <w:lvlJc w:val="left"/>
+      <w:pPr>
+        <w:ind w:left="5040" w:hanging="360"/>
+      </w:pPr>
+      <w:rPr>
+        <w:rFonts w:ascii="Symbol" w:hAnsi="Symbol" w:hint="default"/>
+      </w:rPr>
+    </w:lvl>
+    <w:lvl w:ilvl="7" w:tplc="20000003" w:tentative="1">
+      <w:start w:val="1"/>
+      <w:numFmt w:val="bullet"/>
+      <w:lvlText w:val="o"/>
+      <w:lvlJc w:val="left"/>
+      <w:pPr>
+        <w:ind w:left="5760" w:hanging="360"/>
+      </w:pPr>
+      <w:rPr>
+        <w:rFonts w:ascii="Courier New" w:hAnsi="Courier New" w:cs="Courier New" w:hint="default"/>
+      </w:rPr>
+    </w:lvl>
+    <w:lvl w:ilvl="8" w:tplc="20000005" w:tentative="1">
+      <w:start w:val="1"/>
+      <w:numFmt w:val="bullet"/>
+      <w:lvlText w:val=""/>
+      <w:lvlJc w:val="left"/>
+      <w:pPr>
+        <w:ind w:left="6480" w:hanging="360"/>
+      </w:pPr>
+      <w:rPr>
+        <w:rFonts w:ascii="Wingdings" w:hAnsi="Wingdings" w:hint="default"/>
+      </w:rPr>
+    </w:lvl>
+  </w:abstractNum>
+  <w:abstractNum w:abstractNumId="4" w15:restartNumberingAfterBreak="0">
     <w:nsid w:val="46892D47"/>
     <w:multiLevelType w:val="multilevel"/>
     <w:tmpl w:val="E8965FA6"/>
@@ -11567,7 +13077,7 @@
       </w:rPr>
     </w:lvl>
   </w:abstractNum>
-  <w:abstractNum w:abstractNumId="3" w15:restartNumberingAfterBreak="0">
+  <w:abstractNum w:abstractNumId="5" w15:restartNumberingAfterBreak="0">
     <w:nsid w:val="48BD3F14"/>
     <w:multiLevelType w:val="multilevel"/>
     <w:tmpl w:val="39C6C82C"/>
@@ -11688,7 +13198,120 @@
       </w:rPr>
     </w:lvl>
   </w:abstractNum>
-  <w:abstractNum w:abstractNumId="4" w15:restartNumberingAfterBreak="0">
+  <w:abstractNum w:abstractNumId="6" w15:restartNumberingAfterBreak="0">
+    <w:nsid w:val="54B86623"/>
+    <w:multiLevelType w:val="hybridMultilevel"/>
+    <w:tmpl w:val="40AEAE38"/>
+    <w:lvl w:ilvl="0" w:tplc="20000001">
+      <w:start w:val="1"/>
+      <w:numFmt w:val="bullet"/>
+      <w:lvlText w:val=""/>
+      <w:lvlJc w:val="left"/>
+      <w:pPr>
+        <w:ind w:left="720" w:hanging="360"/>
+      </w:pPr>
+      <w:rPr>
+        <w:rFonts w:ascii="Symbol" w:hAnsi="Symbol" w:hint="default"/>
+      </w:rPr>
+    </w:lvl>
+    <w:lvl w:ilvl="1" w:tplc="20000003" w:tentative="1">
+      <w:start w:val="1"/>
+      <w:numFmt w:val="bullet"/>
+      <w:lvlText w:val="o"/>
+      <w:lvlJc w:val="left"/>
+      <w:pPr>
+        <w:ind w:left="1440" w:hanging="360"/>
+      </w:pPr>
+      <w:rPr>
+        <w:rFonts w:ascii="Courier New" w:hAnsi="Courier New" w:cs="Courier New" w:hint="default"/>
+      </w:rPr>
+    </w:lvl>
+    <w:lvl w:ilvl="2" w:tplc="20000005" w:tentative="1">
+      <w:start w:val="1"/>
+      <w:numFmt w:val="bullet"/>
+      <w:lvlText w:val=""/>
+      <w:lvlJc w:val="left"/>
+      <w:pPr>
+        <w:ind w:left="2160" w:hanging="360"/>
+      </w:pPr>
+      <w:rPr>
+        <w:rFonts w:ascii="Wingdings" w:hAnsi="Wingdings" w:hint="default"/>
+      </w:rPr>
+    </w:lvl>
+    <w:lvl w:ilvl="3" w:tplc="20000001" w:tentative="1">
+      <w:start w:val="1"/>
+      <w:numFmt w:val="bullet"/>
+      <w:lvlText w:val=""/>
+      <w:lvlJc w:val="left"/>
+      <w:pPr>
+        <w:ind w:left="2880" w:hanging="360"/>
+      </w:pPr>
+      <w:rPr>
+        <w:rFonts w:ascii="Symbol" w:hAnsi="Symbol" w:hint="default"/>
+      </w:rPr>
+    </w:lvl>
+    <w:lvl w:ilvl="4" w:tplc="20000003" w:tentative="1">
+      <w:start w:val="1"/>
+      <w:numFmt w:val="bullet"/>
+      <w:lvlText w:val="o"/>
+      <w:lvlJc w:val="left"/>
+      <w:pPr>
+        <w:ind w:left="3600" w:hanging="360"/>
+      </w:pPr>
+      <w:rPr>
+        <w:rFonts w:ascii="Courier New" w:hAnsi="Courier New" w:cs="Courier New" w:hint="default"/>
+      </w:rPr>
+    </w:lvl>
+    <w:lvl w:ilvl="5" w:tplc="20000005" w:tentative="1">
+      <w:start w:val="1"/>
+      <w:numFmt w:val="bullet"/>
+      <w:lvlText w:val=""/>
+      <w:lvlJc w:val="left"/>
+      <w:pPr>
+        <w:ind w:left="4320" w:hanging="360"/>
+      </w:pPr>
+      <w:rPr>
+        <w:rFonts w:ascii="Wingdings" w:hAnsi="Wingdings" w:hint="default"/>
+      </w:rPr>
+    </w:lvl>
+    <w:lvl w:ilvl="6" w:tplc="20000001" w:tentative="1">
+      <w:start w:val="1"/>
+      <w:numFmt w:val="bullet"/>
+      <w:lvlText w:val=""/>
+      <w:lvlJc w:val="left"/>
+      <w:pPr>
+        <w:ind w:left="5040" w:hanging="360"/>
+      </w:pPr>
+      <w:rPr>
+        <w:rFonts w:ascii="Symbol" w:hAnsi="Symbol" w:hint="default"/>
+      </w:rPr>
+    </w:lvl>
+    <w:lvl w:ilvl="7" w:tplc="20000003" w:tentative="1">
+      <w:start w:val="1"/>
+      <w:numFmt w:val="bullet"/>
+      <w:lvlText w:val="o"/>
+      <w:lvlJc w:val="left"/>
+      <w:pPr>
+        <w:ind w:left="5760" w:hanging="360"/>
+      </w:pPr>
+      <w:rPr>
+        <w:rFonts w:ascii="Courier New" w:hAnsi="Courier New" w:cs="Courier New" w:hint="default"/>
+      </w:rPr>
+    </w:lvl>
+    <w:lvl w:ilvl="8" w:tplc="20000005" w:tentative="1">
+      <w:start w:val="1"/>
+      <w:numFmt w:val="bullet"/>
+      <w:lvlText w:val=""/>
+      <w:lvlJc w:val="left"/>
+      <w:pPr>
+        <w:ind w:left="6480" w:hanging="360"/>
+      </w:pPr>
+      <w:rPr>
+        <w:rFonts w:ascii="Wingdings" w:hAnsi="Wingdings" w:hint="default"/>
+      </w:rPr>
+    </w:lvl>
+  </w:abstractNum>
+  <w:abstractNum w:abstractNumId="7" w15:restartNumberingAfterBreak="0">
     <w:nsid w:val="5E565B7E"/>
     <w:multiLevelType w:val="multilevel"/>
     <w:tmpl w:val="AED6EBA0"/>
@@ -11807,19 +13430,28 @@
     </w:lvl>
   </w:abstractNum>
   <w:num w:numId="1" w16cid:durableId="1638487768">
-    <w:abstractNumId w:val="3"/>
+    <w:abstractNumId w:val="5"/>
   </w:num>
   <w:num w:numId="2" w16cid:durableId="1501769043">
     <w:abstractNumId w:val="0"/>
   </w:num>
   <w:num w:numId="3" w16cid:durableId="1992250879">
+    <w:abstractNumId w:val="7"/>
+  </w:num>
+  <w:num w:numId="4" w16cid:durableId="584387739">
     <w:abstractNumId w:val="4"/>
   </w:num>
-  <w:num w:numId="4" w16cid:durableId="584387739">
+  <w:num w:numId="5" w16cid:durableId="565603767">
     <w:abstractNumId w:val="2"/>
   </w:num>
-  <w:num w:numId="5" w16cid:durableId="565603767">
+  <w:num w:numId="6" w16cid:durableId="130099717">
+    <w:abstractNumId w:val="3"/>
+  </w:num>
+  <w:num w:numId="7" w16cid:durableId="14113248">
     <w:abstractNumId w:val="1"/>
+  </w:num>
+  <w:num w:numId="8" w16cid:durableId="988024360">
+    <w:abstractNumId w:val="6"/>
   </w:num>
 </w:numbering>
 </file>
@@ -12431,7 +14063,6 @@
   <w:style w:type="character" w:default="1" w:styleId="a0">
     <w:name w:val="Default Paragraph Font"/>
     <w:uiPriority w:val="1"/>
-    <w:semiHidden/>
     <w:unhideWhenUsed/>
   </w:style>
   <w:style w:type="table" w:default="1" w:styleId="a1">

--- a/UI_UX/lab6/lab06.docx
+++ b/UI_UX/lab6/lab06.docx
@@ -7,7 +7,7 @@
         <w:spacing w:after="0" w:line="240" w:lineRule="auto"/>
         <w:jc w:val="center"/>
         <w:rPr>
-          <w:rFonts w:ascii="Aptos" w:eastAsia="Georgia" w:hAnsi="Aptos" w:cs="Georgia"/>
+          <w:rFonts w:asciiTheme="minorHAnsi" w:eastAsia="Georgia" w:cs="Georgia"/>
           <w:b/>
           <w:color w:val="000000"/>
           <w:sz w:val="28"/>
@@ -17,7 +17,7 @@
       <w:bookmarkStart w:id="0" w:name="лабораторная_работа_6"/>
       <w:r>
         <w:rPr>
-          <w:rFonts w:ascii="Aptos" w:eastAsia="Georgia" w:hAnsi="Aptos" w:cs="Georgia"/>
+          <w:rFonts w:asciiTheme="minorHAnsi" w:eastAsia="Georgia" w:cs="Georgia"/>
           <w:b/>
           <w:color w:val="000000"/>
           <w:sz w:val="28"/>
@@ -32,7 +32,7 @@
         <w:spacing w:after="0" w:line="240" w:lineRule="auto"/>
         <w:jc w:val="center"/>
         <w:rPr>
-          <w:rFonts w:ascii="Aptos" w:hAnsi="Aptos"/>
+          <w:rFonts w:asciiTheme="minorHAnsi"/>
           <w:sz w:val="28"/>
           <w:szCs w:val="28"/>
         </w:rPr>
@@ -43,7 +43,7 @@
         <w:spacing w:after="0" w:line="240" w:lineRule="auto"/>
         <w:ind w:firstLine="851"/>
         <w:rPr>
-          <w:rFonts w:ascii="Aptos" w:hAnsi="Aptos"/>
+          <w:rFonts w:asciiTheme="minorHAnsi"/>
           <w:bCs/>
           <w:sz w:val="28"/>
           <w:szCs w:val="28"/>
@@ -51,7 +51,7 @@
       </w:pPr>
       <w:r>
         <w:rPr>
-          <w:rFonts w:ascii="Aptos" w:eastAsia="Georgia" w:hAnsi="Aptos" w:cs="Georgia"/>
+          <w:rFonts w:asciiTheme="minorHAnsi" w:eastAsia="Georgia" w:cs="Georgia"/>
           <w:bCs/>
           <w:color w:val="000000"/>
           <w:sz w:val="28"/>
@@ -65,14 +65,14 @@
         <w:spacing w:after="0" w:line="240" w:lineRule="auto"/>
         <w:ind w:firstLine="851"/>
         <w:rPr>
-          <w:rFonts w:ascii="Aptos" w:hAnsi="Aptos"/>
-          <w:sz w:val="28"/>
-          <w:szCs w:val="28"/>
-        </w:rPr>
-      </w:pPr>
-      <w:r>
-        <w:rPr>
-          <w:rFonts w:ascii="Aptos" w:eastAsia="Georgia" w:hAnsi="Aptos" w:cs="Georgia"/>
+          <w:rFonts w:asciiTheme="minorHAnsi"/>
+          <w:sz w:val="28"/>
+          <w:szCs w:val="28"/>
+        </w:rPr>
+      </w:pPr>
+      <w:r>
+        <w:rPr>
+          <w:rFonts w:asciiTheme="minorHAnsi" w:eastAsia="Georgia" w:cs="Georgia"/>
           <w:bCs/>
           <w:color w:val="000000"/>
           <w:sz w:val="28"/>
@@ -90,14 +90,14 @@
         </w:numPr>
         <w:ind w:hanging="11"/>
         <w:rPr>
-          <w:rFonts w:asciiTheme="majorHAnsi" w:eastAsia="Georgia" w:hAnsiTheme="majorHAnsi"/>
+          <w:rFonts w:asciiTheme="minorHAnsi" w:eastAsia="Georgia" w:hAnsiTheme="minorHAnsi"/>
           <w:lang w:val="en-US"/>
         </w:rPr>
       </w:pPr>
       <w:bookmarkStart w:id="1" w:name="bm_1_принципы_гештальта"/>
       <w:r>
         <w:rPr>
-          <w:rFonts w:eastAsia="Georgia"/>
+          <w:rFonts w:asciiTheme="minorHAnsi" w:eastAsia="Georgia" w:hAnsiTheme="minorHAnsi"/>
         </w:rPr>
         <w:t>Принципы гештальта</w:t>
       </w:r>
@@ -108,7 +108,7 @@
         <w:spacing w:before="240" w:after="160" w:line="240" w:lineRule="auto"/>
         <w:ind w:firstLine="709"/>
         <w:rPr>
-          <w:rFonts w:ascii="Aptos" w:eastAsia="Georgia" w:hAnsi="Aptos" w:cs="Georgia"/>
+          <w:rFonts w:asciiTheme="minorHAnsi" w:eastAsia="Georgia" w:cs="Georgia"/>
           <w:b/>
           <w:color w:val="000000"/>
           <w:sz w:val="28"/>
@@ -118,7 +118,7 @@
       <w:bookmarkStart w:id="2" w:name="bm_1_1_принцип_близости"/>
       <w:r>
         <w:rPr>
-          <w:rFonts w:ascii="Aptos" w:eastAsia="Georgia" w:hAnsi="Aptos" w:cs="Georgia"/>
+          <w:rFonts w:asciiTheme="minorHAnsi" w:eastAsia="Georgia" w:cs="Georgia"/>
           <w:b/>
           <w:color w:val="000000"/>
           <w:sz w:val="28"/>
@@ -128,7 +128,7 @@
       </w:r>
       <w:r>
         <w:rPr>
-          <w:rFonts w:ascii="Aptos" w:eastAsia="Georgia" w:hAnsi="Aptos" w:cs="Georgia"/>
+          <w:rFonts w:asciiTheme="minorHAnsi" w:eastAsia="Georgia" w:cs="Georgia"/>
           <w:b/>
           <w:color w:val="000000"/>
           <w:sz w:val="28"/>
@@ -139,7 +139,7 @@
       </w:r>
       <w:r>
         <w:rPr>
-          <w:rFonts w:ascii="Aptos" w:eastAsia="Georgia" w:hAnsi="Aptos" w:cs="Georgia"/>
+          <w:rFonts w:asciiTheme="minorHAnsi" w:eastAsia="Georgia" w:cs="Georgia"/>
           <w:b/>
           <w:color w:val="000000"/>
           <w:sz w:val="28"/>
@@ -150,7 +150,7 @@
       </w:r>
       <w:r>
         <w:rPr>
-          <w:rFonts w:ascii="Aptos" w:eastAsia="Georgia" w:hAnsi="Aptos" w:cs="Georgia"/>
+          <w:rFonts w:asciiTheme="minorHAnsi" w:eastAsia="Georgia" w:cs="Georgia"/>
           <w:b/>
           <w:color w:val="000000"/>
           <w:sz w:val="28"/>
@@ -165,52 +165,33 @@
         <w:spacing w:after="0" w:line="240" w:lineRule="auto"/>
         <w:ind w:firstLine="708"/>
         <w:rPr>
-          <w:rFonts w:ascii="Aptos" w:hAnsi="Aptos"/>
-          <w:sz w:val="28"/>
-          <w:szCs w:val="28"/>
-        </w:rPr>
-      </w:pPr>
-      <w:r>
-        <w:rPr>
-          <w:rFonts w:ascii="Aptos" w:eastAsia="Georgia" w:hAnsi="Aptos" w:cs="Georgia"/>
+          <w:rFonts w:asciiTheme="minorHAnsi"/>
+          <w:sz w:val="28"/>
+          <w:szCs w:val="28"/>
+        </w:rPr>
+      </w:pPr>
+      <w:r>
+        <w:rPr>
+          <w:rFonts w:asciiTheme="minorHAnsi" w:eastAsia="Georgia" w:cs="Georgia"/>
           <w:b/>
           <w:color w:val="000000"/>
           <w:sz w:val="28"/>
           <w:szCs w:val="28"/>
         </w:rPr>
-        <w:t>П</w:t>
-      </w:r>
-      <w:r>
-        <w:rPr>
-          <w:rFonts w:ascii="Aptos" w:eastAsia="Georgia" w:hAnsi="Aptos" w:cs="Georgia"/>
-          <w:b/>
-          <w:color w:val="000000"/>
-          <w:sz w:val="28"/>
-          <w:szCs w:val="28"/>
-        </w:rPr>
-        <w:t>риложение:</w:t>
-      </w:r>
-      <w:r>
-        <w:rPr>
-          <w:rFonts w:ascii="Aptos" w:eastAsia="Georgia" w:hAnsi="Aptos" w:cs="Georgia"/>
-          <w:color w:val="000000"/>
-          <w:sz w:val="28"/>
-          <w:szCs w:val="28"/>
-        </w:rPr>
-        <w:t xml:space="preserve"> </w:t>
-      </w:r>
-      <w:r>
-        <w:rPr>
-          <w:rFonts w:ascii="Aptos" w:eastAsia="Georgia" w:hAnsi="Aptos" w:cs="Georgia"/>
-          <w:color w:val="000000"/>
-          <w:sz w:val="28"/>
-          <w:szCs w:val="28"/>
-        </w:rPr>
-        <w:t xml:space="preserve">Мой </w:t>
-      </w:r>
-      <w:r>
-        <w:rPr>
-          <w:rFonts w:ascii="Aptos" w:eastAsia="Georgia" w:hAnsi="Aptos" w:cs="Georgia"/>
+        <w:t>Приложение:</w:t>
+      </w:r>
+      <w:r>
+        <w:rPr>
+          <w:rFonts w:asciiTheme="minorHAnsi" w:eastAsia="Georgia" w:cs="Georgia"/>
+          <w:color w:val="000000"/>
+          <w:sz w:val="28"/>
+          <w:szCs w:val="28"/>
+        </w:rPr>
+        <w:t xml:space="preserve"> Мой </w:t>
+      </w:r>
+      <w:r>
+        <w:rPr>
+          <w:rFonts w:asciiTheme="minorHAnsi" w:eastAsia="Georgia" w:cs="Georgia"/>
           <w:color w:val="000000"/>
           <w:sz w:val="28"/>
           <w:szCs w:val="28"/>
@@ -224,15 +205,15 @@
         <w:spacing w:after="0" w:line="240" w:lineRule="auto"/>
         <w:ind w:firstLine="708"/>
         <w:rPr>
-          <w:rFonts w:ascii="Aptos" w:eastAsia="Georgia" w:hAnsi="Aptos" w:cs="Georgia"/>
-          <w:color w:val="000000"/>
-          <w:sz w:val="28"/>
-          <w:szCs w:val="28"/>
-        </w:rPr>
-      </w:pPr>
-      <w:r>
-        <w:rPr>
-          <w:rFonts w:ascii="Aptos" w:eastAsia="Georgia" w:hAnsi="Aptos" w:cs="Georgia"/>
+          <w:rFonts w:asciiTheme="minorHAnsi" w:eastAsia="Georgia" w:cs="Georgia"/>
+          <w:color w:val="000000"/>
+          <w:sz w:val="28"/>
+          <w:szCs w:val="28"/>
+        </w:rPr>
+      </w:pPr>
+      <w:r>
+        <w:rPr>
+          <w:rFonts w:asciiTheme="minorHAnsi" w:eastAsia="Georgia" w:cs="Georgia"/>
           <w:b/>
           <w:color w:val="000000"/>
           <w:sz w:val="28"/>
@@ -242,7 +223,7 @@
       </w:r>
       <w:r>
         <w:rPr>
-          <w:rFonts w:ascii="Aptos" w:eastAsia="Georgia" w:hAnsi="Aptos" w:cs="Georgia"/>
+          <w:rFonts w:asciiTheme="minorHAnsi" w:eastAsia="Georgia" w:cs="Georgia"/>
           <w:b/>
           <w:color w:val="000000"/>
           <w:sz w:val="28"/>
@@ -252,28 +233,19 @@
       </w:r>
       <w:r>
         <w:rPr>
-          <w:rFonts w:ascii="Aptos" w:eastAsia="Georgia" w:hAnsi="Aptos" w:cs="Georgia"/>
-          <w:color w:val="000000"/>
-          <w:sz w:val="28"/>
-          <w:szCs w:val="28"/>
-        </w:rPr>
-        <w:t xml:space="preserve"> </w:t>
-      </w:r>
-      <w:r>
-        <w:rPr>
-          <w:rFonts w:ascii="Aptos" w:eastAsia="Georgia" w:hAnsi="Aptos" w:cs="Georgia"/>
-          <w:color w:val="000000"/>
-          <w:sz w:val="28"/>
-          <w:szCs w:val="28"/>
-        </w:rPr>
-        <w:t>на экране личного кабинета блок «У вас осталось» содержит три компактные карточки с остатками услуг: «Режим модема», «Трафик на высокой скорости» и «Интернет». Внутри каждой карточки название услуги, числовое значение и единица измерения расположены близко друг к другу, тогда как между самими карточками сохранены заметные интервалы, из-за чего они воспринимаются как отдельные, но связанные между собой группы.</w:t>
+          <w:rFonts w:asciiTheme="minorHAnsi" w:eastAsia="Georgia" w:cs="Georgia"/>
+          <w:color w:val="000000"/>
+          <w:sz w:val="28"/>
+          <w:szCs w:val="28"/>
+        </w:rPr>
+        <w:t xml:space="preserve"> на экране личного кабинета блок «У вас осталось» содержит три компактные карточки с остатками услуг: «Режим модема», «Трафик на высокой скорости» и «Интернет». Внутри каждой карточки название услуги, числовое значение и единица измерения расположены близко друг к другу, тогда как между самими карточками сохранены заметные интервалы, из-за чего они воспринимаются как отдельные, но связанные между собой группы.</w:t>
       </w:r>
     </w:p>
     <w:p>
       <w:pPr>
         <w:spacing w:after="0" w:line="240" w:lineRule="auto"/>
         <w:rPr>
-          <w:rFonts w:ascii="Aptos" w:eastAsia="Georgia" w:hAnsi="Aptos" w:cs="Georgia"/>
+          <w:rFonts w:asciiTheme="minorHAnsi" w:eastAsia="Georgia" w:cs="Georgia"/>
           <w:color w:val="000000"/>
           <w:sz w:val="28"/>
           <w:szCs w:val="28"/>
@@ -285,15 +257,15 @@
         <w:spacing w:after="0" w:line="240" w:lineRule="auto"/>
         <w:ind w:firstLine="708"/>
         <w:rPr>
-          <w:rFonts w:ascii="Aptos" w:eastAsia="Georgia" w:hAnsi="Aptos" w:cs="Georgia"/>
-          <w:color w:val="000000"/>
-          <w:sz w:val="28"/>
-          <w:szCs w:val="28"/>
-        </w:rPr>
-      </w:pPr>
-      <w:r>
-        <w:rPr>
-          <w:rFonts w:ascii="Aptos" w:eastAsia="Georgia" w:hAnsi="Aptos" w:cs="Georgia"/>
+          <w:rFonts w:asciiTheme="minorHAnsi" w:eastAsia="Georgia" w:cs="Georgia"/>
+          <w:color w:val="000000"/>
+          <w:sz w:val="28"/>
+          <w:szCs w:val="28"/>
+        </w:rPr>
+      </w:pPr>
+      <w:r>
+        <w:rPr>
+          <w:rFonts w:asciiTheme="minorHAnsi" w:eastAsia="Georgia" w:cs="Georgia"/>
           <w:b/>
           <w:color w:val="000000"/>
           <w:sz w:val="28"/>
@@ -303,7 +275,7 @@
       </w:r>
       <w:r>
         <w:rPr>
-          <w:rFonts w:ascii="Aptos" w:eastAsia="Georgia" w:hAnsi="Aptos" w:cs="Georgia"/>
+          <w:rFonts w:asciiTheme="minorHAnsi" w:eastAsia="Georgia" w:cs="Georgia"/>
           <w:b/>
           <w:color w:val="000000"/>
           <w:sz w:val="28"/>
@@ -313,21 +285,12 @@
       </w:r>
       <w:r>
         <w:rPr>
-          <w:rFonts w:ascii="Aptos" w:eastAsia="Georgia" w:hAnsi="Aptos" w:cs="Georgia"/>
-          <w:color w:val="000000"/>
-          <w:sz w:val="28"/>
-          <w:szCs w:val="28"/>
-        </w:rPr>
-        <w:t xml:space="preserve"> </w:t>
-      </w:r>
-      <w:r>
-        <w:rPr>
-          <w:rFonts w:ascii="Aptos" w:eastAsia="Georgia" w:hAnsi="Aptos" w:cs="Georgia"/>
-          <w:color w:val="000000"/>
-          <w:sz w:val="28"/>
-          <w:szCs w:val="28"/>
-        </w:rPr>
-        <w:t>благодаря близости пользователь сразу понимает, что название, число и подпись внутри одной карточки относятся к одному конкретному ресурсу. Например, «87,73 МБ» считывается именно как остаток режима модема, а «26353,74 МБ» как объём трафика; при этом расстояние между карточками помогает быстро отличать один пакет услуг от другого и не смешивать их между собой</w:t>
+          <w:rFonts w:asciiTheme="minorHAnsi" w:eastAsia="Georgia" w:cs="Georgia"/>
+          <w:color w:val="000000"/>
+          <w:sz w:val="28"/>
+          <w:szCs w:val="28"/>
+        </w:rPr>
+        <w:t xml:space="preserve"> благодаря близости пользователь сразу понимает, что название, число и подпись внутри одной карточки относятся к одному конкретному ресурсу. Например, «87,73 МБ» считывается именно как остаток режима модема, а «26353,74 МБ» как объём трафика; при этом расстояние между карточками помогает быстро отличать один пакет услуг от другого и не смешивать их между собой</w:t>
       </w:r>
     </w:p>
     <w:p>
@@ -336,13 +299,14 @@
         <w:ind w:firstLine="708"/>
         <w:jc w:val="center"/>
         <w:rPr>
-          <w:rFonts w:ascii="Aptos" w:hAnsi="Aptos"/>
-          <w:sz w:val="28"/>
-          <w:szCs w:val="28"/>
-        </w:rPr>
-      </w:pPr>
-      <w:r>
-        <w:rPr>
+          <w:rFonts w:asciiTheme="minorHAnsi"/>
+          <w:sz w:val="28"/>
+          <w:szCs w:val="28"/>
+        </w:rPr>
+      </w:pPr>
+      <w:r>
+        <w:rPr>
+          <w:rFonts w:asciiTheme="minorHAnsi"/>
           <w:b/>
           <w:bCs/>
           <w:noProof/>
@@ -402,14 +366,14 @@
         <w:ind w:firstLine="709"/>
         <w:jc w:val="center"/>
         <w:rPr>
-          <w:rFonts w:ascii="Aptos" w:hAnsi="Aptos"/>
-          <w:sz w:val="28"/>
-          <w:szCs w:val="28"/>
-        </w:rPr>
-      </w:pPr>
-      <w:r>
-        <w:rPr>
-          <w:rFonts w:ascii="Aptos" w:hAnsi="Aptos"/>
+          <w:rFonts w:asciiTheme="minorHAnsi"/>
+          <w:sz w:val="28"/>
+          <w:szCs w:val="28"/>
+        </w:rPr>
+      </w:pPr>
+      <w:r>
+        <w:rPr>
+          <w:rFonts w:asciiTheme="minorHAnsi"/>
           <w:sz w:val="28"/>
           <w:szCs w:val="28"/>
         </w:rPr>
@@ -422,7 +386,7 @@
         <w:ind w:firstLine="709"/>
         <w:jc w:val="center"/>
         <w:rPr>
-          <w:rFonts w:ascii="Aptos" w:hAnsi="Aptos"/>
+          <w:rFonts w:asciiTheme="minorHAnsi"/>
           <w:sz w:val="28"/>
           <w:szCs w:val="28"/>
         </w:rPr>
@@ -434,7 +398,7 @@
         <w:ind w:firstLine="709"/>
         <w:jc w:val="center"/>
         <w:rPr>
-          <w:rFonts w:ascii="Aptos" w:hAnsi="Aptos"/>
+          <w:rFonts w:asciiTheme="minorHAnsi"/>
           <w:sz w:val="28"/>
           <w:szCs w:val="28"/>
         </w:rPr>
@@ -446,7 +410,7 @@
         <w:ind w:firstLine="709"/>
         <w:jc w:val="center"/>
         <w:rPr>
-          <w:rFonts w:ascii="Aptos" w:hAnsi="Aptos"/>
+          <w:rFonts w:asciiTheme="minorHAnsi"/>
           <w:sz w:val="28"/>
           <w:szCs w:val="28"/>
         </w:rPr>
@@ -458,7 +422,7 @@
         <w:ind w:firstLine="709"/>
         <w:jc w:val="center"/>
         <w:rPr>
-          <w:rFonts w:ascii="Aptos" w:hAnsi="Aptos"/>
+          <w:rFonts w:asciiTheme="minorHAnsi"/>
           <w:sz w:val="28"/>
           <w:szCs w:val="28"/>
         </w:rPr>
@@ -470,7 +434,7 @@
         <w:ind w:firstLine="709"/>
         <w:jc w:val="center"/>
         <w:rPr>
-          <w:rFonts w:ascii="Aptos" w:hAnsi="Aptos"/>
+          <w:rFonts w:asciiTheme="minorHAnsi"/>
           <w:sz w:val="28"/>
           <w:szCs w:val="28"/>
         </w:rPr>
@@ -479,9 +443,15 @@
     <w:p>
       <w:pPr>
         <w:pStyle w:val="a3"/>
+        <w:rPr>
+          <w:rFonts w:asciiTheme="minorHAnsi" w:hAnsiTheme="minorHAnsi"/>
+        </w:rPr>
       </w:pPr>
       <w:bookmarkStart w:id="3" w:name="bm_1_2_принцип_общей_области"/>
       <w:r>
+        <w:rPr>
+          <w:rFonts w:asciiTheme="minorHAnsi" w:hAnsiTheme="minorHAnsi"/>
+        </w:rPr>
         <w:lastRenderedPageBreak/>
         <w:t>1.2 Принцип общей области</w:t>
       </w:r>
@@ -492,52 +462,33 @@
         <w:spacing w:after="0" w:line="240" w:lineRule="auto"/>
         <w:ind w:firstLine="709"/>
         <w:rPr>
-          <w:rFonts w:ascii="Aptos" w:hAnsi="Aptos"/>
-          <w:sz w:val="28"/>
-          <w:szCs w:val="28"/>
-        </w:rPr>
-      </w:pPr>
-      <w:r>
-        <w:rPr>
-          <w:rFonts w:ascii="Aptos" w:eastAsia="Georgia" w:hAnsi="Aptos" w:cs="Georgia"/>
+          <w:rFonts w:asciiTheme="minorHAnsi"/>
+          <w:sz w:val="28"/>
+          <w:szCs w:val="28"/>
+        </w:rPr>
+      </w:pPr>
+      <w:r>
+        <w:rPr>
+          <w:rFonts w:asciiTheme="minorHAnsi" w:eastAsia="Georgia" w:cs="Georgia"/>
           <w:b/>
           <w:color w:val="000000"/>
           <w:sz w:val="28"/>
           <w:szCs w:val="28"/>
         </w:rPr>
-        <w:t>П</w:t>
-      </w:r>
-      <w:r>
-        <w:rPr>
-          <w:rFonts w:ascii="Aptos" w:eastAsia="Georgia" w:hAnsi="Aptos" w:cs="Georgia"/>
-          <w:b/>
-          <w:color w:val="000000"/>
-          <w:sz w:val="28"/>
-          <w:szCs w:val="28"/>
-        </w:rPr>
-        <w:t>риложение:</w:t>
-      </w:r>
-      <w:r>
-        <w:rPr>
-          <w:rFonts w:ascii="Aptos" w:eastAsia="Georgia" w:hAnsi="Aptos" w:cs="Georgia"/>
-          <w:color w:val="000000"/>
-          <w:sz w:val="28"/>
-          <w:szCs w:val="28"/>
-        </w:rPr>
-        <w:t xml:space="preserve"> </w:t>
-      </w:r>
-      <w:r>
-        <w:rPr>
-          <w:rFonts w:ascii="Aptos" w:eastAsia="Georgia" w:hAnsi="Aptos" w:cs="Georgia"/>
-          <w:color w:val="000000"/>
-          <w:sz w:val="28"/>
-          <w:szCs w:val="28"/>
-        </w:rPr>
-        <w:t xml:space="preserve">Мой </w:t>
-      </w:r>
-      <w:r>
-        <w:rPr>
-          <w:rFonts w:ascii="Aptos" w:eastAsia="Georgia" w:hAnsi="Aptos" w:cs="Georgia"/>
+        <w:t>Приложение:</w:t>
+      </w:r>
+      <w:r>
+        <w:rPr>
+          <w:rFonts w:asciiTheme="minorHAnsi" w:eastAsia="Georgia" w:cs="Georgia"/>
+          <w:color w:val="000000"/>
+          <w:sz w:val="28"/>
+          <w:szCs w:val="28"/>
+        </w:rPr>
+        <w:t xml:space="preserve"> Мой </w:t>
+      </w:r>
+      <w:r>
+        <w:rPr>
+          <w:rFonts w:asciiTheme="minorHAnsi" w:eastAsia="Georgia" w:cs="Georgia"/>
           <w:color w:val="000000"/>
           <w:sz w:val="28"/>
           <w:szCs w:val="28"/>
@@ -573,25 +524,7 @@
           <w:sz w:val="28"/>
           <w:szCs w:val="28"/>
         </w:rPr>
-        <w:t xml:space="preserve"> В разделе «Мой тариф» все параметры текущего плана — название тарифа, стоимость, </w:t>
-      </w:r>
-      <w:r>
-        <w:rPr>
-          <w:rFonts w:asciiTheme="minorHAnsi" w:eastAsia="Georgia" w:cs="Georgia"/>
-          <w:color w:val="000000"/>
-          <w:sz w:val="28"/>
-          <w:szCs w:val="28"/>
-        </w:rPr>
-        <w:t xml:space="preserve">объём </w:t>
-      </w:r>
-      <w:r>
-        <w:rPr>
-          <w:rFonts w:asciiTheme="minorHAnsi" w:eastAsia="Georgia" w:cs="Georgia"/>
-          <w:color w:val="000000"/>
-          <w:sz w:val="28"/>
-          <w:szCs w:val="28"/>
-        </w:rPr>
-        <w:t>гигабайтов и минут</w:t>
+        <w:t xml:space="preserve"> В разделе «Мой тариф» все параметры текущего плана — название тарифа, стоимость, объём гигабайтов и минут</w:t>
       </w:r>
     </w:p>
     <w:p>
@@ -622,16 +555,7 @@
           <w:sz w:val="28"/>
           <w:szCs w:val="28"/>
         </w:rPr>
-        <w:t xml:space="preserve"> Карточка тарифа формирует визуальную общую область, внутри которой все элементы воспринимаются как единое целое. Пользователь сразу понимает, что эти данные относятся к </w:t>
-      </w:r>
-      <w:r>
-        <w:rPr>
-          <w:rFonts w:asciiTheme="minorHAnsi" w:eastAsia="Georgia" w:cs="Georgia"/>
-          <w:color w:val="000000"/>
-          <w:sz w:val="28"/>
-          <w:szCs w:val="28"/>
-        </w:rPr>
-        <w:t>его тарифному плану.</w:t>
+        <w:t xml:space="preserve"> Карточка тарифа формирует визуальную общую область, внутри которой все элементы воспринимаются как единое целое. Пользователь сразу понимает, что эти данные относятся к его тарифному плану.</w:t>
       </w:r>
     </w:p>
     <w:p>
@@ -749,12 +673,14 @@
         </w:numPr>
         <w:rPr>
           <w:rStyle w:val="a4"/>
+          <w:rFonts w:asciiTheme="minorHAnsi" w:hAnsiTheme="minorHAnsi"/>
           <w:b/>
         </w:rPr>
       </w:pPr>
       <w:r>
         <w:rPr>
           <w:rStyle w:val="a4"/>
+          <w:rFonts w:asciiTheme="minorHAnsi" w:hAnsiTheme="minorHAnsi"/>
           <w:b/>
         </w:rPr>
         <w:lastRenderedPageBreak/>
@@ -763,6 +689,7 @@
       <w:r>
         <w:rPr>
           <w:rStyle w:val="a4"/>
+          <w:rFonts w:asciiTheme="minorHAnsi" w:hAnsiTheme="minorHAnsi"/>
           <w:b/>
         </w:rPr>
         <w:t xml:space="preserve"> сходства</w:t>
@@ -773,7 +700,7 @@
         <w:spacing w:after="0" w:line="240" w:lineRule="auto"/>
         <w:ind w:firstLine="709"/>
         <w:rPr>
-          <w:rFonts w:ascii="Aptos" w:hAnsi="Aptos"/>
+          <w:rFonts w:asciiTheme="minorHAnsi"/>
           <w:sz w:val="28"/>
           <w:szCs w:val="28"/>
           <w:lang w:val="en-US"/>
@@ -781,27 +708,17 @@
       </w:pPr>
       <w:r>
         <w:rPr>
-          <w:rFonts w:ascii="Aptos" w:eastAsia="Georgia" w:hAnsi="Aptos" w:cs="Georgia"/>
+          <w:rFonts w:asciiTheme="minorHAnsi" w:eastAsia="Georgia" w:cs="Georgia"/>
           <w:b/>
           <w:color w:val="000000"/>
           <w:sz w:val="28"/>
           <w:szCs w:val="28"/>
         </w:rPr>
-        <w:t>Сайт</w:t>
-      </w:r>
-      <w:r>
-        <w:rPr>
-          <w:rFonts w:ascii="Aptos" w:eastAsia="Georgia" w:hAnsi="Aptos" w:cs="Georgia"/>
-          <w:b/>
-          <w:color w:val="000000"/>
-          <w:sz w:val="28"/>
-          <w:szCs w:val="28"/>
-        </w:rPr>
-        <w:t>:</w:t>
-      </w:r>
-      <w:r>
-        <w:rPr>
-          <w:rFonts w:ascii="Aptos" w:eastAsia="Georgia" w:hAnsi="Aptos" w:cs="Georgia"/>
+        <w:t>Сайт:</w:t>
+      </w:r>
+      <w:r>
+        <w:rPr>
+          <w:rFonts w:asciiTheme="minorHAnsi" w:eastAsia="Georgia" w:cs="Georgia"/>
           <w:color w:val="000000"/>
           <w:sz w:val="28"/>
           <w:szCs w:val="28"/>
@@ -810,7 +727,7 @@
       </w:r>
       <w:r>
         <w:rPr>
-          <w:rFonts w:ascii="Aptos" w:eastAsia="Georgia" w:hAnsi="Aptos" w:cs="Georgia"/>
+          <w:rFonts w:asciiTheme="minorHAnsi" w:eastAsia="Georgia" w:cs="Georgia"/>
           <w:color w:val="000000"/>
           <w:sz w:val="28"/>
           <w:szCs w:val="28"/>
@@ -846,52 +763,7 @@
           <w:sz w:val="28"/>
           <w:szCs w:val="28"/>
         </w:rPr>
-        <w:t xml:space="preserve"> Раздел с готовыми тарифными планами представляет собой ряд карточек — «</w:t>
-      </w:r>
-      <w:r>
-        <w:rPr>
-          <w:rFonts w:asciiTheme="minorHAnsi" w:eastAsia="Georgia" w:cs="Georgia"/>
-          <w:color w:val="000000"/>
-          <w:sz w:val="28"/>
-          <w:szCs w:val="28"/>
-        </w:rPr>
-        <w:t>Все легко</w:t>
-      </w:r>
-      <w:r>
-        <w:rPr>
-          <w:rFonts w:asciiTheme="minorHAnsi" w:eastAsia="Georgia" w:cs="Georgia"/>
-          <w:color w:val="000000"/>
-          <w:sz w:val="28"/>
-          <w:szCs w:val="28"/>
-        </w:rPr>
-        <w:t>», «</w:t>
-      </w:r>
-      <w:r>
-        <w:rPr>
-          <w:rFonts w:asciiTheme="minorHAnsi" w:eastAsia="Georgia" w:cs="Georgia"/>
-          <w:color w:val="000000"/>
-          <w:sz w:val="28"/>
-          <w:szCs w:val="28"/>
-        </w:rPr>
-        <w:t>Все легко+</w:t>
-      </w:r>
-      <w:r>
-        <w:rPr>
-          <w:rFonts w:asciiTheme="minorHAnsi" w:eastAsia="Georgia" w:cs="Georgia"/>
-          <w:color w:val="000000"/>
-          <w:sz w:val="28"/>
-          <w:szCs w:val="28"/>
-        </w:rPr>
-        <w:t>», «</w:t>
-      </w:r>
-      <w:r>
-        <w:rPr>
-          <w:rFonts w:asciiTheme="minorHAnsi" w:eastAsia="Georgia" w:cs="Georgia"/>
-          <w:color w:val="000000"/>
-          <w:sz w:val="28"/>
-          <w:szCs w:val="28"/>
-        </w:rPr>
-        <w:t xml:space="preserve">Все легко </w:t>
+        <w:t xml:space="preserve"> Раздел с готовыми тарифными планами представляет собой ряд карточек — «Все легко», «Все легко+», «Все легко </w:t>
       </w:r>
       <w:r>
         <w:rPr>
@@ -910,16 +782,7 @@
           <w:sz w:val="28"/>
           <w:szCs w:val="28"/>
         </w:rPr>
-        <w:t>», «</w:t>
-      </w:r>
-      <w:r>
-        <w:rPr>
-          <w:rFonts w:asciiTheme="minorHAnsi" w:eastAsia="Georgia" w:cs="Georgia"/>
-          <w:color w:val="000000"/>
-          <w:sz w:val="28"/>
-          <w:szCs w:val="28"/>
-        </w:rPr>
-        <w:t xml:space="preserve">Все легко </w:t>
+        <w:t xml:space="preserve">», «Все легко </w:t>
       </w:r>
       <w:r>
         <w:rPr>
@@ -938,79 +801,7 @@
           <w:sz w:val="28"/>
           <w:szCs w:val="28"/>
         </w:rPr>
-        <w:t>». Каждая карточка оформлена одинаково: название, цена, список услуг</w:t>
-      </w:r>
-      <w:r>
-        <w:rPr>
-          <w:rFonts w:asciiTheme="minorHAnsi" w:eastAsia="Georgia" w:cs="Georgia"/>
-          <w:color w:val="000000"/>
-          <w:sz w:val="28"/>
-          <w:szCs w:val="28"/>
-        </w:rPr>
-        <w:t>,</w:t>
-      </w:r>
-      <w:r>
-        <w:rPr>
-          <w:rFonts w:asciiTheme="minorHAnsi" w:eastAsia="Georgia" w:cs="Georgia"/>
-          <w:color w:val="000000"/>
-          <w:sz w:val="28"/>
-          <w:szCs w:val="28"/>
-        </w:rPr>
-        <w:t xml:space="preserve"> кнопк</w:t>
-      </w:r>
-      <w:r>
-        <w:rPr>
-          <w:rFonts w:asciiTheme="minorHAnsi" w:eastAsia="Georgia" w:cs="Georgia"/>
-          <w:color w:val="000000"/>
-          <w:sz w:val="28"/>
-          <w:szCs w:val="28"/>
-        </w:rPr>
-        <w:t>и</w:t>
-      </w:r>
-      <w:r>
-        <w:rPr>
-          <w:rFonts w:asciiTheme="minorHAnsi" w:eastAsia="Georgia" w:cs="Georgia"/>
-          <w:color w:val="000000"/>
-          <w:sz w:val="28"/>
-          <w:szCs w:val="28"/>
-        </w:rPr>
-        <w:t xml:space="preserve"> «</w:t>
-      </w:r>
-      <w:r>
-        <w:rPr>
-          <w:rFonts w:asciiTheme="minorHAnsi" w:eastAsia="Georgia" w:cs="Georgia"/>
-          <w:color w:val="000000"/>
-          <w:sz w:val="28"/>
-          <w:szCs w:val="28"/>
-        </w:rPr>
-        <w:t>Заказать</w:t>
-      </w:r>
-      <w:r>
-        <w:rPr>
-          <w:rFonts w:asciiTheme="minorHAnsi" w:eastAsia="Georgia" w:cs="Georgia"/>
-          <w:color w:val="000000"/>
-          <w:sz w:val="28"/>
-          <w:szCs w:val="28"/>
-        </w:rPr>
-        <w:t>»</w:t>
-      </w:r>
-      <w:r>
-        <w:rPr>
-          <w:rFonts w:asciiTheme="minorHAnsi" w:eastAsia="Georgia" w:cs="Georgia"/>
-          <w:color w:val="000000"/>
-          <w:sz w:val="28"/>
-          <w:szCs w:val="28"/>
-        </w:rPr>
-        <w:t xml:space="preserve"> и «Подробнее»</w:t>
-      </w:r>
-      <w:r>
-        <w:rPr>
-          <w:rFonts w:asciiTheme="minorHAnsi" w:eastAsia="Georgia" w:cs="Georgia"/>
-          <w:color w:val="000000"/>
-          <w:sz w:val="28"/>
-          <w:szCs w:val="28"/>
-        </w:rPr>
-        <w:t>.</w:t>
+        <w:t>». Каждая карточка оформлена одинаково: название, цена, список услуг, кнопки «Заказать» и «Подробнее».</w:t>
       </w:r>
     </w:p>
     <w:p>
@@ -1044,8 +835,14 @@
       </w:r>
     </w:p>
     <w:p>
-      <w:r>
-        <w:rPr>
+      <w:pPr>
+        <w:rPr>
+          <w:rFonts w:asciiTheme="minorHAnsi"/>
+        </w:rPr>
+      </w:pPr>
+      <w:r>
+        <w:rPr>
+          <w:rFonts w:asciiTheme="minorHAnsi"/>
           <w:noProof/>
         </w:rPr>
         <w:drawing>
@@ -1104,31 +901,109 @@
         </w:drawing>
       </w:r>
     </w:p>
-    <w:p/>
-    <w:p/>
-    <w:p/>
-    <w:p/>
-    <w:p/>
-    <w:p/>
-    <w:p/>
-    <w:p/>
-    <w:p/>
-    <w:p/>
-    <w:p/>
-    <w:p/>
-    <w:p/>
+    <w:p>
+      <w:pPr>
+        <w:rPr>
+          <w:rFonts w:asciiTheme="minorHAnsi"/>
+        </w:rPr>
+      </w:pPr>
+    </w:p>
+    <w:p>
+      <w:pPr>
+        <w:rPr>
+          <w:rFonts w:asciiTheme="minorHAnsi"/>
+        </w:rPr>
+      </w:pPr>
+    </w:p>
+    <w:p>
+      <w:pPr>
+        <w:rPr>
+          <w:rFonts w:asciiTheme="minorHAnsi"/>
+        </w:rPr>
+      </w:pPr>
+    </w:p>
+    <w:p>
+      <w:pPr>
+        <w:rPr>
+          <w:rFonts w:asciiTheme="minorHAnsi"/>
+        </w:rPr>
+      </w:pPr>
+    </w:p>
+    <w:p>
+      <w:pPr>
+        <w:rPr>
+          <w:rFonts w:asciiTheme="minorHAnsi"/>
+        </w:rPr>
+      </w:pPr>
+    </w:p>
+    <w:p>
+      <w:pPr>
+        <w:rPr>
+          <w:rFonts w:asciiTheme="minorHAnsi"/>
+        </w:rPr>
+      </w:pPr>
+    </w:p>
+    <w:p>
+      <w:pPr>
+        <w:rPr>
+          <w:rFonts w:asciiTheme="minorHAnsi"/>
+        </w:rPr>
+      </w:pPr>
+    </w:p>
+    <w:p>
+      <w:pPr>
+        <w:rPr>
+          <w:rFonts w:asciiTheme="minorHAnsi"/>
+        </w:rPr>
+      </w:pPr>
+    </w:p>
+    <w:p>
+      <w:pPr>
+        <w:rPr>
+          <w:rFonts w:asciiTheme="minorHAnsi"/>
+        </w:rPr>
+      </w:pPr>
+    </w:p>
+    <w:p>
+      <w:pPr>
+        <w:rPr>
+          <w:rFonts w:asciiTheme="minorHAnsi"/>
+        </w:rPr>
+      </w:pPr>
+    </w:p>
+    <w:p>
+      <w:pPr>
+        <w:rPr>
+          <w:rFonts w:asciiTheme="minorHAnsi"/>
+        </w:rPr>
+      </w:pPr>
+    </w:p>
+    <w:p>
+      <w:pPr>
+        <w:rPr>
+          <w:rFonts w:asciiTheme="minorHAnsi"/>
+        </w:rPr>
+      </w:pPr>
+    </w:p>
+    <w:p>
+      <w:pPr>
+        <w:rPr>
+          <w:rFonts w:asciiTheme="minorHAnsi"/>
+        </w:rPr>
+      </w:pPr>
+    </w:p>
     <w:p>
       <w:pPr>
         <w:jc w:val="center"/>
         <w:rPr>
-          <w:rFonts w:ascii="Aptos" w:hAnsi="Aptos"/>
-          <w:sz w:val="28"/>
-          <w:szCs w:val="28"/>
-        </w:rPr>
-      </w:pPr>
-      <w:r>
-        <w:rPr>
-          <w:rFonts w:ascii="Aptos" w:hAnsi="Aptos"/>
+          <w:rFonts w:asciiTheme="minorHAnsi"/>
+          <w:sz w:val="28"/>
+          <w:szCs w:val="28"/>
+        </w:rPr>
+      </w:pPr>
+      <w:r>
+        <w:rPr>
+          <w:rFonts w:asciiTheme="minorHAnsi"/>
           <w:sz w:val="28"/>
           <w:szCs w:val="28"/>
         </w:rPr>
@@ -1136,7 +1011,7 @@
       </w:r>
       <w:r>
         <w:rPr>
-          <w:rFonts w:ascii="Aptos" w:hAnsi="Aptos"/>
+          <w:rFonts w:asciiTheme="minorHAnsi"/>
           <w:sz w:val="28"/>
           <w:szCs w:val="28"/>
           <w:lang w:val="en-US"/>
@@ -1145,7 +1020,7 @@
       </w:r>
       <w:r>
         <w:rPr>
-          <w:rFonts w:ascii="Aptos" w:hAnsi="Aptos"/>
+          <w:rFonts w:asciiTheme="minorHAnsi"/>
           <w:sz w:val="28"/>
           <w:szCs w:val="28"/>
         </w:rPr>
@@ -1153,7 +1028,7 @@
       </w:r>
       <w:r>
         <w:rPr>
-          <w:rFonts w:ascii="Aptos" w:hAnsi="Aptos"/>
+          <w:rFonts w:asciiTheme="minorHAnsi"/>
           <w:sz w:val="28"/>
           <w:szCs w:val="28"/>
           <w:lang w:val="en-US"/>
@@ -1162,7 +1037,7 @@
       </w:r>
       <w:r>
         <w:rPr>
-          <w:rFonts w:ascii="Aptos" w:hAnsi="Aptos"/>
+          <w:rFonts w:asciiTheme="minorHAnsi"/>
           <w:sz w:val="28"/>
           <w:szCs w:val="28"/>
         </w:rPr>
@@ -1173,14 +1048,14 @@
       <w:pPr>
         <w:spacing w:after="160" w:line="259" w:lineRule="auto"/>
         <w:rPr>
-          <w:rFonts w:ascii="Aptos" w:hAnsi="Aptos"/>
-          <w:sz w:val="28"/>
-          <w:szCs w:val="28"/>
-        </w:rPr>
-      </w:pPr>
-      <w:r>
-        <w:rPr>
-          <w:rFonts w:ascii="Aptos" w:hAnsi="Aptos"/>
+          <w:rFonts w:asciiTheme="minorHAnsi"/>
+          <w:sz w:val="28"/>
+          <w:szCs w:val="28"/>
+        </w:rPr>
+      </w:pPr>
+      <w:r>
+        <w:rPr>
+          <w:rFonts w:asciiTheme="minorHAnsi"/>
           <w:sz w:val="28"/>
           <w:szCs w:val="28"/>
         </w:rPr>
@@ -1190,8 +1065,14 @@
     <w:p>
       <w:pPr>
         <w:pStyle w:val="a3"/>
-      </w:pPr>
-      <w:r>
+        <w:rPr>
+          <w:rFonts w:asciiTheme="minorHAnsi" w:hAnsiTheme="minorHAnsi"/>
+        </w:rPr>
+      </w:pPr>
+      <w:r>
+        <w:rPr>
+          <w:rFonts w:asciiTheme="minorHAnsi" w:hAnsiTheme="minorHAnsi"/>
+        </w:rPr>
         <w:lastRenderedPageBreak/>
         <w:t>1.4 Принцип завершённости</w:t>
       </w:r>
@@ -1201,14 +1082,14 @@
         <w:spacing w:after="0" w:line="240" w:lineRule="auto"/>
         <w:ind w:firstLine="709"/>
         <w:rPr>
-          <w:rFonts w:ascii="Aptos" w:hAnsi="Aptos"/>
-          <w:sz w:val="28"/>
-          <w:szCs w:val="28"/>
-        </w:rPr>
-      </w:pPr>
-      <w:r>
-        <w:rPr>
-          <w:rFonts w:ascii="Aptos" w:eastAsia="Georgia" w:hAnsi="Aptos" w:cs="Georgia"/>
+          <w:rFonts w:asciiTheme="minorHAnsi"/>
+          <w:sz w:val="28"/>
+          <w:szCs w:val="28"/>
+        </w:rPr>
+      </w:pPr>
+      <w:r>
+        <w:rPr>
+          <w:rFonts w:asciiTheme="minorHAnsi" w:eastAsia="Georgia" w:cs="Georgia"/>
           <w:b/>
           <w:color w:val="000000"/>
           <w:sz w:val="28"/>
@@ -1218,7 +1099,7 @@
       </w:r>
       <w:r>
         <w:rPr>
-          <w:rFonts w:ascii="Aptos" w:eastAsia="Georgia" w:hAnsi="Aptos" w:cs="Georgia"/>
+          <w:rFonts w:asciiTheme="minorHAnsi" w:eastAsia="Georgia" w:cs="Georgia"/>
           <w:b/>
           <w:color w:val="000000"/>
           <w:sz w:val="28"/>
@@ -1228,7 +1109,7 @@
       </w:r>
       <w:r>
         <w:rPr>
-          <w:rFonts w:ascii="Aptos" w:eastAsia="Georgia" w:hAnsi="Aptos" w:cs="Georgia"/>
+          <w:rFonts w:asciiTheme="minorHAnsi" w:eastAsia="Georgia" w:cs="Georgia"/>
           <w:color w:val="000000"/>
           <w:sz w:val="28"/>
           <w:szCs w:val="28"/>
@@ -1238,7 +1119,7 @@
       <w:proofErr w:type="spellStart"/>
       <w:r>
         <w:rPr>
-          <w:rFonts w:ascii="Aptos" w:eastAsia="Georgia" w:hAnsi="Aptos" w:cs="Georgia"/>
+          <w:rFonts w:asciiTheme="minorHAnsi" w:eastAsia="Georgia" w:cs="Georgia"/>
           <w:color w:val="000000"/>
           <w:sz w:val="28"/>
           <w:szCs w:val="28"/>
@@ -1248,7 +1129,7 @@
       </w:r>
       <w:r>
         <w:rPr>
-          <w:rFonts w:ascii="Aptos" w:eastAsia="Georgia" w:hAnsi="Aptos" w:cs="Georgia"/>
+          <w:rFonts w:asciiTheme="minorHAnsi" w:eastAsia="Georgia" w:cs="Georgia"/>
           <w:color w:val="000000"/>
           <w:sz w:val="28"/>
           <w:szCs w:val="28"/>
@@ -1259,7 +1140,7 @@
       <w:proofErr w:type="spellEnd"/>
       <w:r>
         <w:rPr>
-          <w:rFonts w:ascii="Aptos" w:eastAsia="Georgia" w:hAnsi="Aptos" w:cs="Georgia"/>
+          <w:rFonts w:asciiTheme="minorHAnsi" w:eastAsia="Georgia" w:cs="Georgia"/>
           <w:color w:val="000000"/>
           <w:sz w:val="28"/>
           <w:szCs w:val="28"/>
@@ -1268,7 +1149,7 @@
       </w:r>
       <w:r>
         <w:rPr>
-          <w:rFonts w:ascii="Aptos" w:eastAsia="Georgia" w:hAnsi="Aptos" w:cs="Georgia"/>
+          <w:rFonts w:asciiTheme="minorHAnsi" w:eastAsia="Georgia" w:cs="Georgia"/>
           <w:color w:val="000000"/>
           <w:sz w:val="28"/>
           <w:szCs w:val="28"/>
@@ -1363,16 +1244,7 @@
           <w:sz w:val="28"/>
           <w:szCs w:val="28"/>
         </w:rPr>
-        <w:t xml:space="preserve"> </w:t>
-      </w:r>
-      <w:r>
-        <w:rPr>
-          <w:rFonts w:asciiTheme="minorHAnsi" w:eastAsia="Georgia" w:cs="Georgia"/>
-          <w:color w:val="000000"/>
-          <w:sz w:val="28"/>
-          <w:szCs w:val="28"/>
-        </w:rPr>
-        <w:t>несмотря на то, что правые карточки обрезаны, пользователь воспринимает их как полноценные прямоугольные объекты, так как мозг автоматически достраивает недостающую часть формы. Это проявление принципа завершённости служит чёткой визуальной подсказкой: оно сообщает пользователю, что список новостей не закончился, и мотивирует его нажать на стрелку вправо (или свайпнуть), чтобы просмотреть скрытый контент</w:t>
+        <w:t xml:space="preserve"> несмотря на то, что правые карточки обрезаны, пользователь воспринимает их как полноценные прямоугольные объекты, так как мозг автоматически достраивает недостающую часть формы. Это проявление принципа завершённости служит чёткой визуальной подсказкой: оно сообщает пользователю, что список новостей не закончился, и мотивирует его нажать на стрелку вправо (или свайпнуть), чтобы просмотреть скрытый контент</w:t>
       </w:r>
       <w:r>
         <w:rPr>
@@ -1387,13 +1259,14 @@
     <w:p>
       <w:pPr>
         <w:rPr>
-          <w:rFonts w:ascii="Aptos" w:hAnsi="Aptos"/>
-          <w:sz w:val="28"/>
-          <w:szCs w:val="28"/>
-        </w:rPr>
-      </w:pPr>
-      <w:r>
-        <w:rPr>
+          <w:rFonts w:asciiTheme="minorHAnsi"/>
+          <w:sz w:val="28"/>
+          <w:szCs w:val="28"/>
+        </w:rPr>
+      </w:pPr>
+      <w:r>
+        <w:rPr>
+          <w:rFonts w:asciiTheme="minorHAnsi"/>
           <w:noProof/>
         </w:rPr>
         <w:drawing>
@@ -1442,14 +1315,14 @@
       <w:pPr>
         <w:jc w:val="center"/>
         <w:rPr>
-          <w:rFonts w:ascii="Aptos" w:hAnsi="Aptos"/>
-          <w:sz w:val="28"/>
-          <w:szCs w:val="28"/>
-        </w:rPr>
-      </w:pPr>
-      <w:r>
-        <w:rPr>
-          <w:rFonts w:ascii="Aptos" w:hAnsi="Aptos"/>
+          <w:rFonts w:asciiTheme="minorHAnsi"/>
+          <w:sz w:val="28"/>
+          <w:szCs w:val="28"/>
+        </w:rPr>
+      </w:pPr>
+      <w:r>
+        <w:rPr>
+          <w:rFonts w:asciiTheme="minorHAnsi"/>
           <w:sz w:val="28"/>
           <w:szCs w:val="28"/>
         </w:rPr>
@@ -1458,7 +1331,7 @@
       <w:proofErr w:type="spellStart"/>
       <w:r>
         <w:rPr>
-          <w:rFonts w:ascii="Aptos" w:hAnsi="Aptos"/>
+          <w:rFonts w:asciiTheme="minorHAnsi"/>
           <w:sz w:val="28"/>
           <w:szCs w:val="28"/>
           <w:lang w:val="en-US"/>
@@ -1468,7 +1341,7 @@
       <w:proofErr w:type="spellEnd"/>
       <w:r>
         <w:rPr>
-          <w:rFonts w:ascii="Aptos" w:hAnsi="Aptos"/>
+          <w:rFonts w:asciiTheme="minorHAnsi"/>
           <w:sz w:val="28"/>
           <w:szCs w:val="28"/>
         </w:rPr>
@@ -1476,7 +1349,7 @@
       </w:r>
       <w:r>
         <w:rPr>
-          <w:rFonts w:ascii="Aptos" w:hAnsi="Aptos"/>
+          <w:rFonts w:asciiTheme="minorHAnsi"/>
           <w:sz w:val="28"/>
           <w:szCs w:val="28"/>
           <w:lang w:val="en-US"/>
@@ -1485,7 +1358,7 @@
       </w:r>
       <w:r>
         <w:rPr>
-          <w:rFonts w:ascii="Aptos" w:hAnsi="Aptos"/>
+          <w:rFonts w:asciiTheme="minorHAnsi"/>
           <w:sz w:val="28"/>
           <w:szCs w:val="28"/>
         </w:rPr>
@@ -1496,14 +1369,14 @@
       <w:pPr>
         <w:spacing w:after="160" w:line="259" w:lineRule="auto"/>
         <w:rPr>
-          <w:rFonts w:ascii="Aptos" w:hAnsi="Aptos"/>
-          <w:sz w:val="28"/>
-          <w:szCs w:val="28"/>
-        </w:rPr>
-      </w:pPr>
-      <w:r>
-        <w:rPr>
-          <w:rFonts w:ascii="Aptos" w:hAnsi="Aptos"/>
+          <w:rFonts w:asciiTheme="minorHAnsi"/>
+          <w:sz w:val="28"/>
+          <w:szCs w:val="28"/>
+        </w:rPr>
+      </w:pPr>
+      <w:r>
+        <w:rPr>
+          <w:rFonts w:asciiTheme="minorHAnsi"/>
           <w:sz w:val="28"/>
           <w:szCs w:val="28"/>
         </w:rPr>
@@ -1513,13 +1386,16 @@
     <w:p>
       <w:pPr>
         <w:pStyle w:val="a3"/>
-      </w:pPr>
-      <w:r>
+        <w:rPr>
+          <w:rFonts w:asciiTheme="minorHAnsi" w:hAnsiTheme="minorHAnsi"/>
+        </w:rPr>
+      </w:pPr>
+      <w:r>
+        <w:rPr>
+          <w:rFonts w:asciiTheme="minorHAnsi" w:hAnsiTheme="minorHAnsi"/>
+        </w:rPr>
         <w:lastRenderedPageBreak/>
-        <w:t xml:space="preserve">1.5 </w:t>
-      </w:r>
-      <w:r>
-        <w:t>Принцип симметрии и асимметрии</w:t>
+        <w:t>1.5 Принцип симметрии и асимметрии</w:t>
       </w:r>
     </w:p>
     <w:p>
@@ -1527,14 +1403,14 @@
         <w:spacing w:after="0" w:line="240" w:lineRule="auto"/>
         <w:ind w:firstLine="709"/>
         <w:rPr>
-          <w:rFonts w:ascii="Aptos" w:hAnsi="Aptos"/>
-          <w:sz w:val="28"/>
-          <w:szCs w:val="28"/>
-        </w:rPr>
-      </w:pPr>
-      <w:r>
-        <w:rPr>
-          <w:rFonts w:ascii="Aptos" w:eastAsia="Georgia" w:hAnsi="Aptos" w:cs="Georgia"/>
+          <w:rFonts w:asciiTheme="minorHAnsi"/>
+          <w:sz w:val="28"/>
+          <w:szCs w:val="28"/>
+        </w:rPr>
+      </w:pPr>
+      <w:r>
+        <w:rPr>
+          <w:rFonts w:asciiTheme="minorHAnsi" w:eastAsia="Georgia" w:cs="Georgia"/>
           <w:b/>
           <w:color w:val="000000"/>
           <w:sz w:val="28"/>
@@ -1544,7 +1420,7 @@
       </w:r>
       <w:r>
         <w:rPr>
-          <w:rFonts w:ascii="Aptos" w:eastAsia="Georgia" w:hAnsi="Aptos" w:cs="Georgia"/>
+          <w:rFonts w:asciiTheme="minorHAnsi" w:eastAsia="Georgia" w:cs="Georgia"/>
           <w:b/>
           <w:color w:val="000000"/>
           <w:sz w:val="28"/>
@@ -1554,7 +1430,7 @@
       </w:r>
       <w:r>
         <w:rPr>
-          <w:rFonts w:ascii="Aptos" w:eastAsia="Georgia" w:hAnsi="Aptos" w:cs="Georgia"/>
+          <w:rFonts w:asciiTheme="minorHAnsi" w:eastAsia="Georgia" w:cs="Georgia"/>
           <w:b/>
           <w:color w:val="000000"/>
           <w:sz w:val="28"/>
@@ -1564,7 +1440,7 @@
       </w:r>
       <w:r>
         <w:rPr>
-          <w:rFonts w:ascii="Aptos" w:eastAsia="Georgia" w:hAnsi="Aptos" w:cs="Georgia"/>
+          <w:rFonts w:asciiTheme="minorHAnsi" w:eastAsia="Georgia" w:cs="Georgia"/>
           <w:color w:val="000000"/>
           <w:sz w:val="28"/>
           <w:szCs w:val="28"/>
@@ -1573,7 +1449,7 @@
       </w:r>
       <w:r>
         <w:rPr>
-          <w:rFonts w:ascii="Aptos" w:eastAsia="Georgia" w:hAnsi="Aptos" w:cs="Georgia"/>
+          <w:rFonts w:asciiTheme="minorHAnsi" w:eastAsia="Georgia" w:cs="Georgia"/>
           <w:color w:val="000000"/>
           <w:sz w:val="28"/>
           <w:szCs w:val="28"/>
@@ -1582,7 +1458,7 @@
       </w:r>
       <w:r>
         <w:rPr>
-          <w:rFonts w:ascii="Aptos" w:eastAsia="Georgia" w:hAnsi="Aptos" w:cs="Georgia"/>
+          <w:rFonts w:asciiTheme="minorHAnsi" w:eastAsia="Georgia" w:cs="Georgia"/>
           <w:color w:val="000000"/>
           <w:sz w:val="28"/>
           <w:szCs w:val="28"/>
@@ -1591,7 +1467,7 @@
       </w:r>
       <w:r>
         <w:rPr>
-          <w:rFonts w:ascii="Aptos" w:eastAsia="Georgia" w:hAnsi="Aptos" w:cs="Georgia"/>
+          <w:rFonts w:asciiTheme="minorHAnsi" w:eastAsia="Georgia" w:cs="Georgia"/>
           <w:color w:val="000000"/>
           <w:sz w:val="28"/>
           <w:szCs w:val="28"/>
@@ -1601,7 +1477,7 @@
       </w:r>
       <w:r>
         <w:rPr>
-          <w:rFonts w:ascii="Aptos" w:eastAsia="Georgia" w:hAnsi="Aptos" w:cs="Georgia"/>
+          <w:rFonts w:asciiTheme="minorHAnsi" w:eastAsia="Georgia" w:cs="Georgia"/>
           <w:color w:val="000000"/>
           <w:sz w:val="28"/>
           <w:szCs w:val="28"/>
@@ -1611,7 +1487,7 @@
       <w:proofErr w:type="spellStart"/>
       <w:r>
         <w:rPr>
-          <w:rFonts w:ascii="Aptos" w:eastAsia="Georgia" w:hAnsi="Aptos" w:cs="Georgia"/>
+          <w:rFonts w:asciiTheme="minorHAnsi" w:eastAsia="Georgia" w:cs="Georgia"/>
           <w:color w:val="000000"/>
           <w:sz w:val="28"/>
           <w:szCs w:val="28"/>
@@ -1702,8 +1578,14 @@
       </w:r>
     </w:p>
     <w:p>
-      <w:r>
-        <w:rPr>
+      <w:pPr>
+        <w:rPr>
+          <w:rFonts w:asciiTheme="minorHAnsi"/>
+        </w:rPr>
+      </w:pPr>
+      <w:r>
+        <w:rPr>
+          <w:rFonts w:asciiTheme="minorHAnsi"/>
           <w:noProof/>
         </w:rPr>
         <w:drawing>
@@ -1763,23 +1645,7 @@
           <w:sz w:val="28"/>
           <w:szCs w:val="28"/>
         </w:rPr>
-        <w:t xml:space="preserve">Рисунок 1.5 </w:t>
-      </w:r>
-      <w:r>
-        <w:rPr>
-          <w:rFonts w:ascii="Aptos" w:hAnsi="Aptos"/>
-          <w:sz w:val="28"/>
-          <w:szCs w:val="28"/>
-        </w:rPr>
-        <w:t xml:space="preserve">– </w:t>
-      </w:r>
-      <w:r>
-        <w:rPr>
-          <w:rFonts w:asciiTheme="minorHAnsi"/>
-          <w:sz w:val="28"/>
-          <w:szCs w:val="28"/>
-        </w:rPr>
-        <w:t>Принцип симметрии на сайте «</w:t>
+        <w:t>Рисунок 1.5 – Принцип симметрии на сайте «</w:t>
       </w:r>
       <w:proofErr w:type="spellStart"/>
       <w:r>
@@ -1878,11 +1744,13 @@
       <w:pPr>
         <w:ind w:firstLine="709"/>
         <w:rPr>
+          <w:rFonts w:asciiTheme="minorHAnsi"/>
           <w:noProof/>
         </w:rPr>
       </w:pPr>
       <w:r>
         <w:rPr>
+          <w:rFonts w:asciiTheme="minorHAnsi"/>
           <w:noProof/>
         </w:rPr>
         <w:drawing>
@@ -2046,23 +1914,7 @@
           <w:sz w:val="28"/>
           <w:szCs w:val="28"/>
         </w:rPr>
-        <w:t xml:space="preserve">Рисунок 1.6 </w:t>
-      </w:r>
-      <w:r>
-        <w:rPr>
-          <w:rFonts w:ascii="Aptos" w:hAnsi="Aptos"/>
-          <w:sz w:val="28"/>
-          <w:szCs w:val="28"/>
-        </w:rPr>
-        <w:t xml:space="preserve">– </w:t>
-      </w:r>
-      <w:r>
-        <w:rPr>
-          <w:rFonts w:asciiTheme="minorHAnsi"/>
-          <w:sz w:val="28"/>
-          <w:szCs w:val="28"/>
-        </w:rPr>
-        <w:t>Принцип асимметрии на сайте «</w:t>
+        <w:t>Рисунок 1.6 – Принцип асимметрии на сайте «</w:t>
       </w:r>
       <w:r>
         <w:rPr>
@@ -2126,8 +1978,14 @@
           <w:ilvl w:val="1"/>
           <w:numId w:val="4"/>
         </w:numPr>
-      </w:pPr>
-      <w:r>
+        <w:rPr>
+          <w:rFonts w:asciiTheme="minorHAnsi" w:hAnsiTheme="minorHAnsi"/>
+        </w:rPr>
+      </w:pPr>
+      <w:r>
+        <w:rPr>
+          <w:rFonts w:asciiTheme="minorHAnsi" w:hAnsiTheme="minorHAnsi"/>
+        </w:rPr>
         <w:lastRenderedPageBreak/>
         <w:t>Принцип непрерывности</w:t>
       </w:r>
@@ -2137,14 +1995,14 @@
         <w:spacing w:after="0" w:line="240" w:lineRule="auto"/>
         <w:ind w:firstLine="709"/>
         <w:rPr>
-          <w:rFonts w:ascii="Aptos" w:hAnsi="Aptos"/>
-          <w:sz w:val="28"/>
-          <w:szCs w:val="28"/>
-        </w:rPr>
-      </w:pPr>
-      <w:r>
-        <w:rPr>
-          <w:rFonts w:ascii="Aptos" w:eastAsia="Georgia" w:hAnsi="Aptos" w:cs="Georgia"/>
+          <w:rFonts w:asciiTheme="minorHAnsi"/>
+          <w:sz w:val="28"/>
+          <w:szCs w:val="28"/>
+        </w:rPr>
+      </w:pPr>
+      <w:r>
+        <w:rPr>
+          <w:rFonts w:asciiTheme="minorHAnsi" w:eastAsia="Georgia" w:cs="Georgia"/>
           <w:b/>
           <w:color w:val="000000"/>
           <w:sz w:val="28"/>
@@ -2154,7 +2012,7 @@
       </w:r>
       <w:r>
         <w:rPr>
-          <w:rFonts w:ascii="Aptos" w:eastAsia="Georgia" w:hAnsi="Aptos" w:cs="Georgia"/>
+          <w:rFonts w:asciiTheme="minorHAnsi" w:eastAsia="Georgia" w:cs="Georgia"/>
           <w:color w:val="000000"/>
           <w:sz w:val="28"/>
           <w:szCs w:val="28"/>
@@ -2163,7 +2021,7 @@
       </w:r>
       <w:r>
         <w:rPr>
-          <w:rFonts w:ascii="Aptos" w:eastAsia="Georgia" w:hAnsi="Aptos" w:cs="Georgia"/>
+          <w:rFonts w:asciiTheme="minorHAnsi" w:eastAsia="Georgia" w:cs="Georgia"/>
           <w:color w:val="000000"/>
           <w:sz w:val="28"/>
           <w:szCs w:val="28"/>
@@ -2201,25 +2059,7 @@
           <w:sz w:val="28"/>
           <w:szCs w:val="28"/>
         </w:rPr>
-        <w:t xml:space="preserve"> </w:t>
-      </w:r>
-      <w:r>
-        <w:rPr>
-          <w:rFonts w:asciiTheme="minorHAnsi" w:eastAsia="Georgia" w:cs="Georgia"/>
-          <w:color w:val="000000"/>
-          <w:sz w:val="28"/>
-          <w:szCs w:val="28"/>
-        </w:rPr>
-        <w:t>в</w:t>
-      </w:r>
-      <w:r>
-        <w:rPr>
-          <w:rFonts w:asciiTheme="minorHAnsi" w:eastAsia="Georgia" w:cs="Georgia"/>
-          <w:color w:val="000000"/>
-          <w:sz w:val="28"/>
-          <w:szCs w:val="28"/>
-        </w:rPr>
-        <w:t xml:space="preserve"> разделе «Услуги» все доступные выстроены в один ровный вертикальный список. Названия услуг и их описания выровнены строго по левому краю, образуя визуально прямую вертикальную линию.</w:t>
+        <w:t xml:space="preserve"> в разделе «Услуги» все доступные выстроены в один ровный вертикальный список. Названия услуг и их описания выровнены строго по левому краю, образуя визуально прямую вертикальную линию.</w:t>
       </w:r>
     </w:p>
     <w:p>
@@ -2251,79 +2091,7 @@
           <w:sz w:val="28"/>
           <w:szCs w:val="28"/>
         </w:rPr>
-        <w:t xml:space="preserve"> </w:t>
-      </w:r>
-      <w:r>
-        <w:rPr>
-          <w:rFonts w:asciiTheme="minorHAnsi" w:eastAsia="Georgia" w:cs="Georgia"/>
-          <w:color w:val="000000"/>
-          <w:sz w:val="28"/>
-          <w:szCs w:val="28"/>
-        </w:rPr>
-        <w:t>э</w:t>
-      </w:r>
-      <w:r>
-        <w:rPr>
-          <w:rFonts w:asciiTheme="minorHAnsi" w:eastAsia="Georgia" w:cs="Georgia"/>
-          <w:color w:val="000000"/>
-          <w:sz w:val="28"/>
-          <w:szCs w:val="28"/>
-        </w:rPr>
-        <w:t xml:space="preserve">лементы, выстроенные в одну линию, воспринимаются как связанные. Благодаря строгому вертикальному выравниванию список услуг образует непрерывную визуальную ось. Взгляд пользователя естественно </w:t>
-      </w:r>
-      <w:r>
-        <w:rPr>
-          <w:rFonts w:asciiTheme="minorHAnsi" w:eastAsia="Georgia" w:cs="Georgia"/>
-          <w:color w:val="000000"/>
-          <w:sz w:val="28"/>
-          <w:szCs w:val="28"/>
-        </w:rPr>
-        <w:t>движется</w:t>
-      </w:r>
-      <w:r>
-        <w:rPr>
-          <w:rFonts w:asciiTheme="minorHAnsi" w:eastAsia="Georgia" w:cs="Georgia"/>
-          <w:color w:val="000000"/>
-          <w:sz w:val="28"/>
-          <w:szCs w:val="28"/>
-        </w:rPr>
-        <w:t xml:space="preserve"> по этой невидимой линии сверху вниз, что помогает быстро, не отвлекаясь, </w:t>
-      </w:r>
-      <w:r>
-        <w:rPr>
-          <w:rFonts w:asciiTheme="minorHAnsi" w:eastAsia="Georgia" w:cs="Georgia"/>
-          <w:color w:val="000000"/>
-          <w:sz w:val="28"/>
-          <w:szCs w:val="28"/>
-        </w:rPr>
-        <w:t xml:space="preserve">изучать </w:t>
-      </w:r>
-      <w:r>
-        <w:rPr>
-          <w:rFonts w:asciiTheme="minorHAnsi" w:eastAsia="Georgia" w:cs="Georgia"/>
-          <w:color w:val="000000"/>
-          <w:sz w:val="28"/>
-          <w:szCs w:val="28"/>
-        </w:rPr>
-        <w:t>большой объём текста и последовательно просматривать доступные</w:t>
-      </w:r>
-      <w:r>
-        <w:rPr>
-          <w:rFonts w:asciiTheme="minorHAnsi" w:eastAsia="Georgia" w:cs="Georgia"/>
-          <w:color w:val="000000"/>
-          <w:sz w:val="28"/>
-          <w:szCs w:val="28"/>
-        </w:rPr>
-        <w:t xml:space="preserve"> услуги</w:t>
-      </w:r>
-      <w:r>
-        <w:rPr>
-          <w:rFonts w:asciiTheme="minorHAnsi" w:eastAsia="Georgia" w:cs="Georgia"/>
-          <w:color w:val="000000"/>
-          <w:sz w:val="28"/>
-          <w:szCs w:val="28"/>
-        </w:rPr>
-        <w:t>.</w:t>
+        <w:t xml:space="preserve"> элементы, выстроенные в одну линию, воспринимаются как связанные. Благодаря строгому вертикальному выравниванию список услуг образует непрерывную визуальную ось. Взгляд пользователя естественно движется по этой невидимой линии сверху вниз, что помогает быстро, не отвлекаясь, изучать большой объём текста и последовательно просматривать доступные услуги.</w:t>
       </w:r>
     </w:p>
     <w:p>
@@ -2331,11 +2099,13 @@
         <w:ind w:left="708"/>
         <w:jc w:val="center"/>
         <w:rPr>
+          <w:rFonts w:asciiTheme="minorHAnsi"/>
           <w:lang w:val="en-US"/>
         </w:rPr>
       </w:pPr>
       <w:r>
         <w:rPr>
+          <w:rFonts w:asciiTheme="minorHAnsi"/>
           <w:noProof/>
         </w:rPr>
         <w:drawing>
@@ -2406,7 +2176,7 @@
       </w:r>
       <w:r>
         <w:rPr>
-          <w:rFonts w:ascii="Aptos" w:hAnsi="Aptos"/>
+          <w:rFonts w:asciiTheme="minorHAnsi"/>
           <w:sz w:val="28"/>
           <w:szCs w:val="28"/>
         </w:rPr>
@@ -2446,8 +2216,14 @@
           <w:ilvl w:val="1"/>
           <w:numId w:val="4"/>
         </w:numPr>
-      </w:pPr>
-      <w:r>
+        <w:rPr>
+          <w:rFonts w:asciiTheme="minorHAnsi" w:hAnsiTheme="minorHAnsi"/>
+        </w:rPr>
+      </w:pPr>
+      <w:r>
+        <w:rPr>
+          <w:rFonts w:asciiTheme="minorHAnsi" w:hAnsiTheme="minorHAnsi"/>
+        </w:rPr>
         <w:lastRenderedPageBreak/>
         <w:t>Принцип общего направления</w:t>
       </w:r>
@@ -2457,15 +2233,15 @@
         <w:pStyle w:val="a7"/>
         <w:spacing w:after="0" w:line="240" w:lineRule="auto"/>
         <w:rPr>
-          <w:rFonts w:ascii="Aptos" w:eastAsia="Georgia" w:hAnsi="Aptos" w:cs="Georgia"/>
-          <w:color w:val="000000"/>
-          <w:sz w:val="28"/>
-          <w:szCs w:val="28"/>
-        </w:rPr>
-      </w:pPr>
-      <w:r>
-        <w:rPr>
-          <w:rFonts w:ascii="Aptos" w:eastAsia="Georgia" w:hAnsi="Aptos" w:cs="Georgia"/>
+          <w:rFonts w:asciiTheme="minorHAnsi" w:eastAsia="Georgia" w:cs="Georgia"/>
+          <w:color w:val="000000"/>
+          <w:sz w:val="28"/>
+          <w:szCs w:val="28"/>
+        </w:rPr>
+      </w:pPr>
+      <w:r>
+        <w:rPr>
+          <w:rFonts w:asciiTheme="minorHAnsi" w:eastAsia="Georgia" w:cs="Georgia"/>
           <w:b/>
           <w:color w:val="000000"/>
           <w:sz w:val="28"/>
@@ -2475,7 +2251,7 @@
       </w:r>
       <w:r>
         <w:rPr>
-          <w:rFonts w:ascii="Aptos" w:eastAsia="Georgia" w:hAnsi="Aptos" w:cs="Georgia"/>
+          <w:rFonts w:asciiTheme="minorHAnsi" w:eastAsia="Georgia" w:cs="Georgia"/>
           <w:color w:val="000000"/>
           <w:sz w:val="28"/>
           <w:szCs w:val="28"/>
@@ -2484,7 +2260,7 @@
       </w:r>
       <w:r>
         <w:rPr>
-          <w:rFonts w:ascii="Aptos" w:eastAsia="Georgia" w:hAnsi="Aptos" w:cs="Georgia"/>
+          <w:rFonts w:asciiTheme="minorHAnsi" w:eastAsia="Georgia" w:cs="Georgia"/>
           <w:color w:val="000000"/>
           <w:sz w:val="28"/>
           <w:szCs w:val="28"/>
@@ -2494,7 +2270,7 @@
       </w:r>
       <w:r>
         <w:rPr>
-          <w:rFonts w:ascii="Aptos" w:eastAsia="Georgia" w:hAnsi="Aptos" w:cs="Georgia"/>
+          <w:rFonts w:asciiTheme="minorHAnsi" w:eastAsia="Georgia" w:cs="Georgia"/>
           <w:color w:val="000000"/>
           <w:sz w:val="28"/>
           <w:szCs w:val="28"/>
@@ -2503,7 +2279,7 @@
       </w:r>
       <w:r>
         <w:rPr>
-          <w:rFonts w:ascii="Aptos" w:eastAsia="Georgia" w:hAnsi="Aptos" w:cs="Georgia"/>
+          <w:rFonts w:asciiTheme="minorHAnsi" w:eastAsia="Georgia" w:cs="Georgia"/>
           <w:color w:val="000000"/>
           <w:sz w:val="28"/>
           <w:szCs w:val="28"/>
@@ -2517,7 +2293,7 @@
         <w:spacing w:line="240" w:lineRule="auto"/>
         <w:ind w:firstLine="709"/>
         <w:rPr>
-          <w:rFonts w:ascii="Aptos" w:hAnsi="Aptos"/>
+          <w:rFonts w:asciiTheme="minorHAnsi"/>
           <w:sz w:val="28"/>
           <w:szCs w:val="28"/>
         </w:rPr>
@@ -2525,7 +2301,7 @@
       <w:r>
         <w:rPr>
           <w:rStyle w:val="ac"/>
-          <w:rFonts w:ascii="Aptos" w:hAnsi="Aptos"/>
+          <w:rFonts w:asciiTheme="minorHAnsi"/>
           <w:sz w:val="28"/>
           <w:szCs w:val="28"/>
         </w:rPr>
@@ -2533,7 +2309,7 @@
       </w:r>
       <w:r>
         <w:rPr>
-          <w:rFonts w:ascii="Aptos" w:hAnsi="Aptos"/>
+          <w:rFonts w:asciiTheme="minorHAnsi"/>
           <w:sz w:val="28"/>
           <w:szCs w:val="28"/>
         </w:rPr>
@@ -2545,7 +2321,7 @@
         <w:spacing w:after="0" w:line="240" w:lineRule="auto"/>
         <w:ind w:firstLine="709"/>
         <w:rPr>
-          <w:rFonts w:ascii="Aptos" w:hAnsi="Aptos"/>
+          <w:rFonts w:asciiTheme="minorHAnsi"/>
           <w:sz w:val="28"/>
           <w:szCs w:val="28"/>
         </w:rPr>
@@ -2553,7 +2329,7 @@
       <w:r>
         <w:rPr>
           <w:rStyle w:val="ac"/>
-          <w:rFonts w:ascii="Aptos" w:hAnsi="Aptos"/>
+          <w:rFonts w:asciiTheme="minorHAnsi"/>
           <w:sz w:val="28"/>
           <w:szCs w:val="28"/>
         </w:rPr>
@@ -2561,7 +2337,7 @@
       </w:r>
       <w:r>
         <w:rPr>
-          <w:rFonts w:ascii="Aptos" w:hAnsi="Aptos"/>
+          <w:rFonts w:asciiTheme="minorHAnsi"/>
           <w:sz w:val="28"/>
           <w:szCs w:val="28"/>
         </w:rPr>
@@ -2579,6 +2355,7 @@
       </w:pPr>
       <w:r>
         <w:rPr>
+          <w:rFonts w:asciiTheme="minorHAnsi"/>
           <w:noProof/>
         </w:rPr>
         <w:drawing>
@@ -2639,27 +2416,11 @@
           <w:sz w:val="28"/>
           <w:szCs w:val="28"/>
         </w:rPr>
-        <w:t>Рисунок 1.</w:t>
-      </w:r>
-      <w:r>
-        <w:rPr>
-          <w:rFonts w:asciiTheme="minorHAnsi"/>
-          <w:sz w:val="28"/>
-          <w:szCs w:val="28"/>
-        </w:rPr>
-        <w:t>8</w:t>
-      </w:r>
-      <w:r>
-        <w:rPr>
-          <w:rFonts w:asciiTheme="minorHAnsi"/>
-          <w:sz w:val="28"/>
-          <w:szCs w:val="28"/>
-        </w:rPr>
-        <w:t xml:space="preserve"> </w:t>
-      </w:r>
-      <w:r>
-        <w:rPr>
-          <w:rFonts w:ascii="Aptos" w:hAnsi="Aptos"/>
+        <w:t xml:space="preserve">Рисунок 1.8 </w:t>
+      </w:r>
+      <w:r>
+        <w:rPr>
+          <w:rFonts w:asciiTheme="minorHAnsi"/>
           <w:sz w:val="28"/>
           <w:szCs w:val="28"/>
         </w:rPr>
@@ -2729,13 +2490,16 @@
     <w:p>
       <w:pPr>
         <w:pStyle w:val="a3"/>
-      </w:pPr>
-      <w:r>
+        <w:rPr>
+          <w:rFonts w:asciiTheme="minorHAnsi" w:hAnsiTheme="minorHAnsi"/>
+        </w:rPr>
+      </w:pPr>
+      <w:r>
+        <w:rPr>
+          <w:rFonts w:asciiTheme="minorHAnsi" w:hAnsiTheme="minorHAnsi"/>
+        </w:rPr>
         <w:lastRenderedPageBreak/>
-        <w:t xml:space="preserve">1.8 </w:t>
-      </w:r>
-      <w:r>
-        <w:t>Принцип соотношения фигуры и фона</w:t>
+        <w:t>1.8 Принцип соотношения фигуры и фона</w:t>
       </w:r>
     </w:p>
     <w:p>
@@ -2743,15 +2507,15 @@
         <w:pStyle w:val="a7"/>
         <w:spacing w:after="0" w:line="240" w:lineRule="auto"/>
         <w:rPr>
-          <w:rFonts w:ascii="Aptos" w:eastAsia="Georgia" w:hAnsi="Aptos" w:cs="Georgia"/>
-          <w:color w:val="000000"/>
-          <w:sz w:val="28"/>
-          <w:szCs w:val="28"/>
-        </w:rPr>
-      </w:pPr>
-      <w:r>
-        <w:rPr>
-          <w:rFonts w:ascii="Aptos" w:eastAsia="Georgia" w:hAnsi="Aptos" w:cs="Georgia"/>
+          <w:rFonts w:asciiTheme="minorHAnsi" w:eastAsia="Georgia" w:cs="Georgia"/>
+          <w:color w:val="000000"/>
+          <w:sz w:val="28"/>
+          <w:szCs w:val="28"/>
+        </w:rPr>
+      </w:pPr>
+      <w:r>
+        <w:rPr>
+          <w:rFonts w:asciiTheme="minorHAnsi" w:eastAsia="Georgia" w:cs="Georgia"/>
           <w:b/>
           <w:color w:val="000000"/>
           <w:sz w:val="28"/>
@@ -2761,7 +2525,7 @@
       </w:r>
       <w:r>
         <w:rPr>
-          <w:rFonts w:ascii="Aptos" w:eastAsia="Georgia" w:hAnsi="Aptos" w:cs="Georgia"/>
+          <w:rFonts w:asciiTheme="minorHAnsi" w:eastAsia="Georgia" w:cs="Georgia"/>
           <w:color w:val="000000"/>
           <w:sz w:val="28"/>
           <w:szCs w:val="28"/>
@@ -2771,7 +2535,7 @@
       <w:proofErr w:type="spellStart"/>
       <w:r>
         <w:rPr>
-          <w:rFonts w:ascii="Aptos" w:eastAsia="Georgia" w:hAnsi="Aptos" w:cs="Georgia"/>
+          <w:rFonts w:asciiTheme="minorHAnsi" w:eastAsia="Georgia" w:cs="Georgia"/>
           <w:color w:val="000000"/>
           <w:sz w:val="28"/>
           <w:szCs w:val="28"/>
@@ -2782,7 +2546,7 @@
       <w:proofErr w:type="spellEnd"/>
       <w:r>
         <w:rPr>
-          <w:rFonts w:ascii="Aptos" w:eastAsia="Georgia" w:hAnsi="Aptos" w:cs="Georgia"/>
+          <w:rFonts w:asciiTheme="minorHAnsi" w:eastAsia="Georgia" w:cs="Georgia"/>
           <w:color w:val="000000"/>
           <w:sz w:val="28"/>
           <w:szCs w:val="28"/>
@@ -2792,7 +2556,7 @@
       <w:proofErr w:type="spellStart"/>
       <w:r>
         <w:rPr>
-          <w:rFonts w:ascii="Aptos" w:eastAsia="Georgia" w:hAnsi="Aptos" w:cs="Georgia"/>
+          <w:rFonts w:asciiTheme="minorHAnsi" w:eastAsia="Georgia" w:cs="Georgia"/>
           <w:color w:val="000000"/>
           <w:sz w:val="28"/>
           <w:szCs w:val="28"/>
@@ -2807,14 +2571,14 @@
         <w:spacing w:line="240" w:lineRule="auto"/>
         <w:ind w:firstLine="709"/>
         <w:rPr>
-          <w:rFonts w:ascii="Aptos" w:hAnsi="Aptos"/>
-          <w:sz w:val="28"/>
-          <w:szCs w:val="28"/>
-        </w:rPr>
-      </w:pPr>
-      <w:r>
-        <w:rPr>
-          <w:rFonts w:ascii="Aptos" w:hAnsi="Aptos"/>
+          <w:rFonts w:asciiTheme="minorHAnsi"/>
+          <w:sz w:val="28"/>
+          <w:szCs w:val="28"/>
+        </w:rPr>
+      </w:pPr>
+      <w:r>
+        <w:rPr>
+          <w:rFonts w:asciiTheme="minorHAnsi"/>
           <w:b/>
           <w:bCs/>
           <w:sz w:val="28"/>
@@ -2824,27 +2588,11 @@
       </w:r>
       <w:r>
         <w:rPr>
-          <w:rFonts w:ascii="Aptos" w:hAnsi="Aptos"/>
-          <w:sz w:val="28"/>
-          <w:szCs w:val="28"/>
-        </w:rPr>
-        <w:t xml:space="preserve"> </w:t>
-      </w:r>
-      <w:r>
-        <w:rPr>
-          <w:rFonts w:ascii="Aptos" w:hAnsi="Aptos"/>
-          <w:sz w:val="28"/>
-          <w:szCs w:val="28"/>
-        </w:rPr>
-        <w:t xml:space="preserve">в </w:t>
-      </w:r>
-      <w:r>
-        <w:rPr>
-          <w:rFonts w:ascii="Aptos" w:hAnsi="Aptos"/>
-          <w:sz w:val="28"/>
-          <w:szCs w:val="28"/>
-        </w:rPr>
-        <w:t>конструкторе тарифов представлены ползунки для выбора количества минут и гигабайтов. Активная, выбранная часть шкалы ползунка залита насыщенным голубым цветом, в то время как невыбранная часть шкалы окрашена в светло-серый цвет, сливающийся с белым экраном.</w:t>
+          <w:rFonts w:asciiTheme="minorHAnsi"/>
+          <w:sz w:val="28"/>
+          <w:szCs w:val="28"/>
+        </w:rPr>
+        <w:t xml:space="preserve"> в конструкторе тарифов представлены ползунки для выбора количества минут и гигабайтов. Активная, выбранная часть шкалы ползунка залита насыщенным голубым цветом, в то время как невыбранная часть шкалы окрашена в светло-серый цвет, сливающийся с белым экраном.</w:t>
       </w:r>
     </w:p>
     <w:p>
@@ -2852,14 +2600,14 @@
         <w:spacing w:after="0" w:line="240" w:lineRule="auto"/>
         <w:ind w:firstLine="709"/>
         <w:rPr>
-          <w:rFonts w:ascii="Aptos" w:hAnsi="Aptos"/>
-          <w:sz w:val="28"/>
-          <w:szCs w:val="28"/>
-        </w:rPr>
-      </w:pPr>
-      <w:r>
-        <w:rPr>
-          <w:rFonts w:ascii="Aptos" w:hAnsi="Aptos"/>
+          <w:rFonts w:asciiTheme="minorHAnsi"/>
+          <w:sz w:val="28"/>
+          <w:szCs w:val="28"/>
+        </w:rPr>
+      </w:pPr>
+      <w:r>
+        <w:rPr>
+          <w:rFonts w:asciiTheme="minorHAnsi"/>
           <w:b/>
           <w:bCs/>
           <w:sz w:val="28"/>
@@ -2869,7 +2617,7 @@
       </w:r>
       <w:r>
         <w:rPr>
-          <w:rFonts w:ascii="Aptos" w:hAnsi="Aptos"/>
+          <w:rFonts w:asciiTheme="minorHAnsi"/>
           <w:sz w:val="28"/>
           <w:szCs w:val="28"/>
         </w:rPr>
@@ -2880,13 +2628,14 @@
       <w:pPr>
         <w:spacing w:after="0" w:line="240" w:lineRule="auto"/>
         <w:rPr>
-          <w:rFonts w:ascii="Aptos" w:hAnsi="Aptos"/>
-          <w:sz w:val="28"/>
-          <w:szCs w:val="28"/>
-        </w:rPr>
-      </w:pPr>
-      <w:r>
-        <w:rPr>
+          <w:rFonts w:asciiTheme="minorHAnsi"/>
+          <w:sz w:val="28"/>
+          <w:szCs w:val="28"/>
+        </w:rPr>
+      </w:pPr>
+      <w:r>
+        <w:rPr>
+          <w:rFonts w:asciiTheme="minorHAnsi"/>
           <w:noProof/>
         </w:rPr>
         <w:drawing>
@@ -2949,7 +2698,7 @@
       <w:pPr>
         <w:spacing w:after="0" w:line="240" w:lineRule="auto"/>
         <w:rPr>
-          <w:rFonts w:ascii="Aptos" w:hAnsi="Aptos"/>
+          <w:rFonts w:asciiTheme="minorHAnsi"/>
           <w:sz w:val="28"/>
           <w:szCs w:val="28"/>
         </w:rPr>
@@ -2959,7 +2708,7 @@
       <w:pPr>
         <w:spacing w:after="0" w:line="240" w:lineRule="auto"/>
         <w:rPr>
-          <w:rFonts w:ascii="Aptos" w:hAnsi="Aptos"/>
+          <w:rFonts w:asciiTheme="minorHAnsi"/>
           <w:sz w:val="28"/>
           <w:szCs w:val="28"/>
         </w:rPr>
@@ -2969,51 +2718,81 @@
       <w:pPr>
         <w:ind w:left="708"/>
         <w:jc w:val="center"/>
+        <w:rPr>
+          <w:rFonts w:asciiTheme="minorHAnsi"/>
+        </w:rPr>
       </w:pPr>
     </w:p>
     <w:p>
       <w:pPr>
         <w:ind w:left="708"/>
         <w:jc w:val="center"/>
+        <w:rPr>
+          <w:rFonts w:asciiTheme="minorHAnsi"/>
+        </w:rPr>
       </w:pPr>
     </w:p>
     <w:p>
       <w:pPr>
         <w:ind w:left="708"/>
         <w:jc w:val="center"/>
+        <w:rPr>
+          <w:rFonts w:asciiTheme="minorHAnsi"/>
+        </w:rPr>
       </w:pPr>
     </w:p>
     <w:p>
       <w:pPr>
         <w:ind w:left="708"/>
         <w:jc w:val="center"/>
+        <w:rPr>
+          <w:rFonts w:asciiTheme="minorHAnsi"/>
+        </w:rPr>
       </w:pPr>
     </w:p>
     <w:p>
       <w:pPr>
         <w:ind w:left="708"/>
         <w:jc w:val="center"/>
+        <w:rPr>
+          <w:rFonts w:asciiTheme="minorHAnsi"/>
+        </w:rPr>
       </w:pPr>
     </w:p>
     <w:p>
       <w:pPr>
         <w:ind w:left="708"/>
         <w:jc w:val="center"/>
+        <w:rPr>
+          <w:rFonts w:asciiTheme="minorHAnsi"/>
+        </w:rPr>
       </w:pPr>
     </w:p>
     <w:p>
       <w:pPr>
         <w:ind w:left="708"/>
         <w:jc w:val="center"/>
+        <w:rPr>
+          <w:rFonts w:asciiTheme="minorHAnsi"/>
+        </w:rPr>
       </w:pPr>
     </w:p>
     <w:p>
       <w:pPr>
         <w:ind w:left="708"/>
         <w:jc w:val="center"/>
-      </w:pPr>
-    </w:p>
-    <w:p/>
+        <w:rPr>
+          <w:rFonts w:asciiTheme="minorHAnsi"/>
+        </w:rPr>
+      </w:pPr>
+    </w:p>
+    <w:p>
+      <w:pPr>
+        <w:rPr>
+          <w:rFonts w:asciiTheme="minorHAnsi"/>
+        </w:rPr>
+      </w:pPr>
+    </w:p>
     <w:p>
       <w:pPr>
         <w:jc w:val="center"/>
@@ -3029,27 +2808,11 @@
           <w:sz w:val="28"/>
           <w:szCs w:val="28"/>
         </w:rPr>
-        <w:t>Рисунок 1.</w:t>
-      </w:r>
-      <w:r>
-        <w:rPr>
-          <w:rFonts w:asciiTheme="minorHAnsi"/>
-          <w:sz w:val="28"/>
-          <w:szCs w:val="28"/>
-        </w:rPr>
-        <w:t>9</w:t>
-      </w:r>
-      <w:r>
-        <w:rPr>
-          <w:rFonts w:asciiTheme="minorHAnsi"/>
-          <w:sz w:val="28"/>
-          <w:szCs w:val="28"/>
-        </w:rPr>
-        <w:t xml:space="preserve"> </w:t>
-      </w:r>
-      <w:r>
-        <w:rPr>
-          <w:rFonts w:ascii="Aptos" w:hAnsi="Aptos"/>
+        <w:t xml:space="preserve">Рисунок 1.9 </w:t>
+      </w:r>
+      <w:r>
+        <w:rPr>
+          <w:rFonts w:asciiTheme="minorHAnsi"/>
           <w:sz w:val="28"/>
           <w:szCs w:val="28"/>
         </w:rPr>
@@ -3129,8 +2892,14 @@
         </w:numPr>
         <w:spacing w:after="160"/>
         <w:ind w:hanging="11"/>
-      </w:pPr>
-      <w:r>
+        <w:rPr>
+          <w:rFonts w:asciiTheme="minorHAnsi" w:hAnsiTheme="minorHAnsi"/>
+        </w:rPr>
+      </w:pPr>
+      <w:r>
+        <w:rPr>
+          <w:rFonts w:asciiTheme="minorHAnsi" w:hAnsiTheme="minorHAnsi"/>
+        </w:rPr>
         <w:lastRenderedPageBreak/>
         <w:t>Законы и элементы композиции</w:t>
       </w:r>
@@ -3139,14 +2908,23 @@
       <w:pPr>
         <w:pStyle w:val="a3"/>
         <w:ind w:left="0"/>
+        <w:rPr>
+          <w:rFonts w:asciiTheme="minorHAnsi" w:hAnsiTheme="minorHAnsi"/>
+        </w:rPr>
       </w:pPr>
     </w:p>
     <w:p>
       <w:pPr>
         <w:pStyle w:val="a3"/>
         <w:ind w:left="0" w:firstLine="708"/>
-      </w:pPr>
-      <w:r>
+        <w:rPr>
+          <w:rFonts w:asciiTheme="minorHAnsi" w:hAnsiTheme="minorHAnsi"/>
+        </w:rPr>
+      </w:pPr>
+      <w:r>
+        <w:rPr>
+          <w:rFonts w:asciiTheme="minorHAnsi" w:hAnsiTheme="minorHAnsi"/>
+        </w:rPr>
         <w:t>2.1 Закон единства</w:t>
       </w:r>
     </w:p>
@@ -3155,15 +2933,15 @@
         <w:pStyle w:val="a7"/>
         <w:spacing w:after="0" w:line="240" w:lineRule="auto"/>
         <w:rPr>
-          <w:rFonts w:ascii="Aptos" w:eastAsia="Georgia" w:hAnsi="Aptos" w:cs="Georgia"/>
-          <w:color w:val="000000"/>
-          <w:sz w:val="28"/>
-          <w:szCs w:val="28"/>
-        </w:rPr>
-      </w:pPr>
-      <w:r>
-        <w:rPr>
-          <w:rFonts w:ascii="Aptos" w:eastAsia="Georgia" w:hAnsi="Aptos" w:cs="Georgia"/>
+          <w:rFonts w:asciiTheme="minorHAnsi" w:eastAsia="Georgia" w:cs="Georgia"/>
+          <w:color w:val="000000"/>
+          <w:sz w:val="28"/>
+          <w:szCs w:val="28"/>
+        </w:rPr>
+      </w:pPr>
+      <w:r>
+        <w:rPr>
+          <w:rFonts w:asciiTheme="minorHAnsi" w:eastAsia="Georgia" w:cs="Georgia"/>
           <w:b/>
           <w:color w:val="000000"/>
           <w:sz w:val="28"/>
@@ -3173,7 +2951,7 @@
       </w:r>
       <w:r>
         <w:rPr>
-          <w:rFonts w:ascii="Aptos" w:eastAsia="Georgia" w:hAnsi="Aptos" w:cs="Georgia"/>
+          <w:rFonts w:asciiTheme="minorHAnsi" w:eastAsia="Georgia" w:cs="Georgia"/>
           <w:color w:val="000000"/>
           <w:sz w:val="28"/>
           <w:szCs w:val="28"/>
@@ -3182,7 +2960,7 @@
       </w:r>
       <w:r>
         <w:rPr>
-          <w:rFonts w:ascii="Aptos" w:eastAsia="Georgia" w:hAnsi="Aptos" w:cs="Georgia"/>
+          <w:rFonts w:asciiTheme="minorHAnsi" w:eastAsia="Georgia" w:cs="Georgia"/>
           <w:color w:val="000000"/>
           <w:sz w:val="28"/>
           <w:szCs w:val="28"/>
@@ -3192,7 +2970,7 @@
       </w:r>
       <w:r>
         <w:rPr>
-          <w:rFonts w:ascii="Aptos" w:eastAsia="Georgia" w:hAnsi="Aptos" w:cs="Georgia"/>
+          <w:rFonts w:asciiTheme="minorHAnsi" w:eastAsia="Georgia" w:cs="Georgia"/>
           <w:color w:val="000000"/>
           <w:sz w:val="28"/>
           <w:szCs w:val="28"/>
@@ -3202,7 +2980,7 @@
       <w:proofErr w:type="spellStart"/>
       <w:r>
         <w:rPr>
-          <w:rFonts w:ascii="Aptos" w:eastAsia="Georgia" w:hAnsi="Aptos" w:cs="Georgia"/>
+          <w:rFonts w:asciiTheme="minorHAnsi" w:eastAsia="Georgia" w:cs="Georgia"/>
           <w:color w:val="000000"/>
           <w:sz w:val="28"/>
           <w:szCs w:val="28"/>
@@ -3237,23 +3015,7 @@
           <w:sz w:val="28"/>
           <w:szCs w:val="28"/>
         </w:rPr>
-        <w:t xml:space="preserve"> </w:t>
-      </w:r>
-      <w:r>
-        <w:rPr>
-          <w:rFonts w:asciiTheme="minorHAnsi"/>
-          <w:sz w:val="28"/>
-          <w:szCs w:val="28"/>
-        </w:rPr>
-        <w:t>и</w:t>
-      </w:r>
-      <w:r>
-        <w:rPr>
-          <w:rFonts w:asciiTheme="minorHAnsi"/>
-          <w:sz w:val="28"/>
-          <w:szCs w:val="28"/>
-        </w:rPr>
-        <w:t>нтерфейс главной страницы выдержан в строгой единой дизайн-системе: фирменный красный цвет используется как сквозной акцент для всех ключевых кнопок («Войти», «Пополнить») и логотипов; карточки блоков («Пополнение баланса», «Личный кабинет», «Поддержка») имеют одинаковый белый фон и идентичные скругления углов, а текстовые элементы набраны одним фирменным шрифтом.</w:t>
+        <w:t xml:space="preserve"> интерфейс главной страницы выдержан в строгой единой дизайн-системе: фирменный красный цвет используется как сквозной акцент для всех ключевых кнопок («Войти», «Пополнить») и логотипов; карточки блоков («Пополнение баланса», «Личный кабинет», «Поддержка») имеют одинаковый белый фон и идентичные скругления углов, а текстовые элементы набраны одним фирменным шрифтом.</w:t>
       </w:r>
     </w:p>
     <w:p>
@@ -3281,32 +3043,20 @@
           <w:sz w:val="28"/>
           <w:szCs w:val="28"/>
         </w:rPr>
-        <w:t xml:space="preserve"> </w:t>
-      </w:r>
-      <w:r>
-        <w:rPr>
-          <w:rFonts w:asciiTheme="minorHAnsi"/>
-          <w:sz w:val="28"/>
-          <w:szCs w:val="28"/>
-        </w:rPr>
-        <w:t>н</w:t>
-      </w:r>
-      <w:r>
-        <w:rPr>
-          <w:rFonts w:asciiTheme="minorHAnsi"/>
-          <w:sz w:val="28"/>
-          <w:szCs w:val="28"/>
-        </w:rPr>
-        <w:t>есмотря на то, что на странице представлено множество разнородных элементов (рекламный баннер, навигационное меню с иконками, платёжные формы и информационные блоки), интерфейс не распадается на части, а воспринимается как цельный и аккуратный продукт. Этого удаётся достичь именно благодаря закону единства: повторяющиеся красные акценты, единая форма карточек и консистентная типографика связывают все элементы в общую гармоничную композицию.</w:t>
+        <w:t xml:space="preserve"> несмотря на то, что на странице представлено множество разнородных элементов (рекламный баннер, навигационное меню с иконками, платёжные формы и информационные блоки), интерфейс не распадается на части, а воспринимается как цельный и аккуратный продукт. Этого удаётся достичь именно благодаря закону единства: повторяющиеся красные акценты, единая форма карточек и консистентная типографика связывают все элементы в общую гармоничную композицию.</w:t>
       </w:r>
     </w:p>
     <w:p>
       <w:pPr>
         <w:ind w:left="708"/>
         <w:jc w:val="center"/>
-      </w:pPr>
-      <w:r>
-        <w:rPr>
+        <w:rPr>
+          <w:rFonts w:asciiTheme="minorHAnsi"/>
+        </w:rPr>
+      </w:pPr>
+      <w:r>
+        <w:rPr>
+          <w:rFonts w:asciiTheme="minorHAnsi"/>
           <w:noProof/>
         </w:rPr>
         <w:drawing>
@@ -3366,31 +3116,7 @@
           <w:sz w:val="28"/>
           <w:szCs w:val="28"/>
         </w:rPr>
-        <w:t xml:space="preserve">Рисунок 2.1 </w:t>
-      </w:r>
-      <w:r>
-        <w:rPr>
-          <w:rFonts w:ascii="Aptos" w:hAnsi="Aptos"/>
-          <w:sz w:val="28"/>
-          <w:szCs w:val="28"/>
-        </w:rPr>
-        <w:t>–</w:t>
-      </w:r>
-      <w:r>
-        <w:rPr>
-          <w:rFonts w:asciiTheme="minorHAnsi"/>
-          <w:sz w:val="28"/>
-          <w:szCs w:val="28"/>
-        </w:rPr>
-        <w:t xml:space="preserve"> </w:t>
-      </w:r>
-      <w:r>
-        <w:rPr>
-          <w:rFonts w:asciiTheme="minorHAnsi"/>
-          <w:sz w:val="28"/>
-          <w:szCs w:val="28"/>
-        </w:rPr>
-        <w:t>Закон единства на сайте «</w:t>
+        <w:t>Рисунок 2.1 – Закон единства на сайте «</w:t>
       </w:r>
       <w:r>
         <w:rPr>
@@ -3433,16 +3159,16 @@
       <w:pPr>
         <w:pStyle w:val="a3"/>
         <w:ind w:left="0" w:firstLine="708"/>
-      </w:pPr>
-      <w:r>
+        <w:rPr>
+          <w:rFonts w:asciiTheme="minorHAnsi" w:hAnsiTheme="minorHAnsi"/>
+        </w:rPr>
+      </w:pPr>
+      <w:r>
+        <w:rPr>
+          <w:rFonts w:asciiTheme="minorHAnsi" w:hAnsiTheme="minorHAnsi"/>
+        </w:rPr>
         <w:lastRenderedPageBreak/>
-        <w:t>2.</w:t>
-      </w:r>
-      <w:r>
-        <w:t>2</w:t>
-      </w:r>
-      <w:r>
-        <w:t xml:space="preserve"> Закон соподчинения (композиционный центр)</w:t>
+        <w:t>2.2 Закон соподчинения (композиционный центр)</w:t>
       </w:r>
     </w:p>
     <w:p>
@@ -3450,15 +3176,15 @@
         <w:pStyle w:val="a7"/>
         <w:spacing w:after="0" w:line="240" w:lineRule="auto"/>
         <w:rPr>
-          <w:rFonts w:ascii="Aptos" w:eastAsia="Georgia" w:hAnsi="Aptos" w:cs="Georgia"/>
-          <w:color w:val="000000"/>
-          <w:sz w:val="28"/>
-          <w:szCs w:val="28"/>
-        </w:rPr>
-      </w:pPr>
-      <w:r>
-        <w:rPr>
-          <w:rFonts w:ascii="Aptos" w:eastAsia="Georgia" w:hAnsi="Aptos" w:cs="Georgia"/>
+          <w:rFonts w:asciiTheme="minorHAnsi" w:eastAsia="Georgia" w:cs="Georgia"/>
+          <w:color w:val="000000"/>
+          <w:sz w:val="28"/>
+          <w:szCs w:val="28"/>
+        </w:rPr>
+      </w:pPr>
+      <w:r>
+        <w:rPr>
+          <w:rFonts w:asciiTheme="minorHAnsi" w:eastAsia="Georgia" w:cs="Georgia"/>
           <w:b/>
           <w:color w:val="000000"/>
           <w:sz w:val="28"/>
@@ -3468,7 +3194,7 @@
       </w:r>
       <w:r>
         <w:rPr>
-          <w:rFonts w:ascii="Aptos" w:eastAsia="Georgia" w:hAnsi="Aptos" w:cs="Georgia"/>
+          <w:rFonts w:asciiTheme="minorHAnsi" w:eastAsia="Georgia" w:cs="Georgia"/>
           <w:color w:val="000000"/>
           <w:sz w:val="28"/>
           <w:szCs w:val="28"/>
@@ -3477,7 +3203,7 @@
       </w:r>
       <w:r>
         <w:rPr>
-          <w:rFonts w:ascii="Aptos" w:eastAsia="Georgia" w:hAnsi="Aptos" w:cs="Georgia"/>
+          <w:rFonts w:asciiTheme="minorHAnsi" w:eastAsia="Georgia" w:cs="Georgia"/>
           <w:color w:val="000000"/>
           <w:sz w:val="28"/>
           <w:szCs w:val="28"/>
@@ -3487,7 +3213,7 @@
       </w:r>
       <w:r>
         <w:rPr>
-          <w:rFonts w:ascii="Aptos" w:eastAsia="Georgia" w:hAnsi="Aptos" w:cs="Georgia"/>
+          <w:rFonts w:asciiTheme="minorHAnsi" w:eastAsia="Georgia" w:cs="Georgia"/>
           <w:color w:val="000000"/>
           <w:sz w:val="28"/>
           <w:szCs w:val="28"/>
@@ -3496,7 +3222,7 @@
       </w:r>
       <w:r>
         <w:rPr>
-          <w:rFonts w:ascii="Aptos" w:eastAsia="Georgia" w:hAnsi="Aptos" w:cs="Georgia"/>
+          <w:rFonts w:asciiTheme="minorHAnsi" w:eastAsia="Georgia" w:cs="Georgia"/>
           <w:color w:val="000000"/>
           <w:sz w:val="28"/>
           <w:szCs w:val="28"/>
@@ -3531,23 +3257,7 @@
           <w:sz w:val="28"/>
           <w:szCs w:val="28"/>
         </w:rPr>
-        <w:t xml:space="preserve"> </w:t>
-      </w:r>
-      <w:r>
-        <w:rPr>
-          <w:rFonts w:asciiTheme="minorHAnsi"/>
-          <w:sz w:val="28"/>
-          <w:szCs w:val="28"/>
-        </w:rPr>
-        <w:t>н</w:t>
-      </w:r>
-      <w:r>
-        <w:rPr>
-          <w:rFonts w:asciiTheme="minorHAnsi"/>
-          <w:sz w:val="28"/>
-          <w:szCs w:val="28"/>
-        </w:rPr>
-        <w:t>а экране представлена информация. Композиционным центром (доминантой) здесь выступает карточка с ценой и яркой красной кнопкой «Подключить тариф», расположенная слева на переднем плане. Фоновое изображение людей с телефонами и крупный заголовок справа выступают в роли второстепенных элементов.</w:t>
+        <w:t xml:space="preserve"> на экране представлена информация. Композиционным центром (доминантой) здесь выступает карточка с ценой и яркой красной кнопкой «Подключить тариф», расположенная слева на переднем плане. Фоновое изображение людей с телефонами и крупный заголовок справа выступают в роли второстепенных элементов.</w:t>
       </w:r>
     </w:p>
     <w:p>
@@ -3576,23 +3286,7 @@
           <w:sz w:val="28"/>
           <w:szCs w:val="28"/>
         </w:rPr>
-        <w:t xml:space="preserve"> </w:t>
-      </w:r>
-      <w:r>
-        <w:rPr>
-          <w:rFonts w:asciiTheme="minorHAnsi"/>
-          <w:sz w:val="28"/>
-          <w:szCs w:val="28"/>
-        </w:rPr>
-        <w:t>в</w:t>
-      </w:r>
-      <w:r>
-        <w:rPr>
-          <w:rFonts w:asciiTheme="minorHAnsi"/>
-          <w:sz w:val="28"/>
-          <w:szCs w:val="28"/>
-        </w:rPr>
-        <w:t xml:space="preserve">ся композиция выстроена вокруг главного действия — покупки. Белая карточка с красной кнопкой перетягивает на себя максимум визуального веса и становится центром, которому подчиняются все остальные элементы. </w:t>
+        <w:t xml:space="preserve"> вся композиция выстроена вокруг главного действия — покупки. Белая карточка с красной кнопкой перетягивает на себя максимум визуального веса и становится центром, которому подчиняются все остальные элементы. </w:t>
       </w:r>
     </w:p>
     <w:p>
@@ -3608,6 +3302,7 @@
       </w:pPr>
       <w:r>
         <w:rPr>
+          <w:rFonts w:asciiTheme="minorHAnsi"/>
           <w:noProof/>
         </w:rPr>
         <w:drawing>
@@ -3667,31 +3362,7 @@
           <w:sz w:val="28"/>
           <w:szCs w:val="28"/>
         </w:rPr>
-        <w:t xml:space="preserve">Рисунок 2.2 </w:t>
-      </w:r>
-      <w:r>
-        <w:rPr>
-          <w:rFonts w:ascii="Aptos" w:hAnsi="Aptos"/>
-          <w:sz w:val="28"/>
-          <w:szCs w:val="28"/>
-        </w:rPr>
-        <w:t>–</w:t>
-      </w:r>
-      <w:r>
-        <w:rPr>
-          <w:rFonts w:asciiTheme="minorHAnsi"/>
-          <w:sz w:val="28"/>
-          <w:szCs w:val="28"/>
-        </w:rPr>
-        <w:t xml:space="preserve"> </w:t>
-      </w:r>
-      <w:r>
-        <w:rPr>
-          <w:rFonts w:asciiTheme="minorHAnsi"/>
-          <w:sz w:val="28"/>
-          <w:szCs w:val="28"/>
-        </w:rPr>
-        <w:t>Закон соподчинения на сайте «</w:t>
+        <w:t>Рисунок 2.2 – Закон соподчинения на сайте «</w:t>
       </w:r>
       <w:r>
         <w:rPr>
@@ -3750,16 +3421,16 @@
       <w:pPr>
         <w:pStyle w:val="a3"/>
         <w:ind w:left="0" w:firstLine="708"/>
-      </w:pPr>
-      <w:r>
+        <w:rPr>
+          <w:rFonts w:asciiTheme="minorHAnsi" w:hAnsiTheme="minorHAnsi"/>
+        </w:rPr>
+      </w:pPr>
+      <w:r>
+        <w:rPr>
+          <w:rFonts w:asciiTheme="minorHAnsi" w:hAnsiTheme="minorHAnsi"/>
+        </w:rPr>
         <w:lastRenderedPageBreak/>
-        <w:t>2.</w:t>
-      </w:r>
-      <w:r>
-        <w:t>3</w:t>
-      </w:r>
-      <w:r>
-        <w:t xml:space="preserve"> Закон равновесия</w:t>
+        <w:t>2.3 Закон равновесия</w:t>
       </w:r>
     </w:p>
     <w:p>
@@ -3767,15 +3438,15 @@
         <w:pStyle w:val="a7"/>
         <w:spacing w:after="0" w:line="240" w:lineRule="auto"/>
         <w:rPr>
-          <w:rFonts w:ascii="Aptos" w:eastAsia="Georgia" w:hAnsi="Aptos" w:cs="Georgia"/>
-          <w:color w:val="000000"/>
-          <w:sz w:val="28"/>
-          <w:szCs w:val="28"/>
-        </w:rPr>
-      </w:pPr>
-      <w:r>
-        <w:rPr>
-          <w:rFonts w:ascii="Aptos" w:eastAsia="Georgia" w:hAnsi="Aptos" w:cs="Georgia"/>
+          <w:rFonts w:asciiTheme="minorHAnsi" w:eastAsia="Georgia" w:cs="Georgia"/>
+          <w:color w:val="000000"/>
+          <w:sz w:val="28"/>
+          <w:szCs w:val="28"/>
+        </w:rPr>
+      </w:pPr>
+      <w:r>
+        <w:rPr>
+          <w:rFonts w:asciiTheme="minorHAnsi" w:eastAsia="Georgia" w:cs="Georgia"/>
           <w:b/>
           <w:color w:val="000000"/>
           <w:sz w:val="28"/>
@@ -3785,7 +3456,7 @@
       </w:r>
       <w:r>
         <w:rPr>
-          <w:rFonts w:ascii="Aptos" w:eastAsia="Georgia" w:hAnsi="Aptos" w:cs="Georgia"/>
+          <w:rFonts w:asciiTheme="minorHAnsi" w:eastAsia="Georgia" w:cs="Georgia"/>
           <w:color w:val="000000"/>
           <w:sz w:val="28"/>
           <w:szCs w:val="28"/>
@@ -3794,7 +3465,7 @@
       </w:r>
       <w:r>
         <w:rPr>
-          <w:rFonts w:ascii="Aptos" w:eastAsia="Georgia" w:hAnsi="Aptos" w:cs="Georgia"/>
+          <w:rFonts w:asciiTheme="minorHAnsi" w:eastAsia="Georgia" w:cs="Georgia"/>
           <w:color w:val="000000"/>
           <w:sz w:val="28"/>
           <w:szCs w:val="28"/>
@@ -3804,7 +3475,7 @@
       </w:r>
       <w:r>
         <w:rPr>
-          <w:rFonts w:ascii="Aptos" w:eastAsia="Georgia" w:hAnsi="Aptos" w:cs="Georgia"/>
+          <w:rFonts w:asciiTheme="minorHAnsi" w:eastAsia="Georgia" w:cs="Georgia"/>
           <w:color w:val="000000"/>
           <w:sz w:val="28"/>
           <w:szCs w:val="28"/>
@@ -3813,7 +3484,7 @@
       </w:r>
       <w:r>
         <w:rPr>
-          <w:rFonts w:ascii="Aptos" w:eastAsia="Georgia" w:hAnsi="Aptos" w:cs="Georgia"/>
+          <w:rFonts w:asciiTheme="minorHAnsi" w:eastAsia="Georgia" w:cs="Georgia"/>
           <w:color w:val="000000"/>
           <w:sz w:val="28"/>
           <w:szCs w:val="28"/>
@@ -3847,39 +3518,7 @@
           <w:sz w:val="28"/>
           <w:szCs w:val="28"/>
         </w:rPr>
-        <w:t xml:space="preserve"> </w:t>
-      </w:r>
-      <w:r>
-        <w:rPr>
-          <w:rFonts w:asciiTheme="minorHAnsi"/>
-          <w:sz w:val="28"/>
-          <w:szCs w:val="28"/>
-        </w:rPr>
-        <w:t>в</w:t>
-      </w:r>
-      <w:r>
-        <w:rPr>
-          <w:rFonts w:asciiTheme="minorHAnsi"/>
-          <w:sz w:val="28"/>
-          <w:szCs w:val="28"/>
-        </w:rPr>
-        <w:t xml:space="preserve"> блоке подписок расположены три карточки: слева находится одна широкая, акцентная карточка сервиса с крупной иллюстрацией, а справа — две узкие карточки</w:t>
-      </w:r>
-      <w:r>
-        <w:rPr>
-          <w:rFonts w:asciiTheme="minorHAnsi"/>
-          <w:sz w:val="28"/>
-          <w:szCs w:val="28"/>
-        </w:rPr>
-        <w:t xml:space="preserve"> </w:t>
-      </w:r>
-      <w:r>
-        <w:rPr>
-          <w:rFonts w:asciiTheme="minorHAnsi"/>
-          <w:sz w:val="28"/>
-          <w:szCs w:val="28"/>
-        </w:rPr>
-        <w:t>со стандартным оформлением, выстроенные в ряд.</w:t>
+        <w:t xml:space="preserve"> в блоке подписок расположены три карточки: слева находится одна широкая, акцентная карточка сервиса с крупной иллюстрацией, а справа — две узкие карточки со стандартным оформлением, выстроенные в ряд.</w:t>
       </w:r>
     </w:p>
     <w:p>
@@ -3907,23 +3546,7 @@
           <w:sz w:val="28"/>
           <w:szCs w:val="28"/>
         </w:rPr>
-        <w:t xml:space="preserve"> </w:t>
-      </w:r>
-      <w:r>
-        <w:rPr>
-          <w:rFonts w:asciiTheme="minorHAnsi"/>
-          <w:sz w:val="28"/>
-          <w:szCs w:val="28"/>
-        </w:rPr>
-        <w:t>н</w:t>
-      </w:r>
-      <w:r>
-        <w:rPr>
-          <w:rFonts w:asciiTheme="minorHAnsi"/>
-          <w:sz w:val="28"/>
-          <w:szCs w:val="28"/>
-        </w:rPr>
-        <w:t>а экране использовано асимметричное равновесие. Крупная и визуально тяжёлая левая карточка полностью уравновешивается двумя меньшими карточками справа, которые в сумме занимают точно такую же площадь. Благодаря такому распределению масс блок выглядит гармоничным и устойчивым, несмотря на разный размер элементов, а интерфейс не перекашивается в одну сторону</w:t>
+        <w:t xml:space="preserve"> на экране использовано асимметричное равновесие. Крупная и визуально тяжёлая левая карточка полностью уравновешивается двумя меньшими карточками справа, которые в сумме занимают точно такую же площадь. Благодаря такому распределению масс блок выглядит гармоничным и устойчивым, несмотря на разный размер элементов, а интерфейс не перекашивается в одну сторону</w:t>
       </w:r>
       <w:r>
         <w:rPr>
@@ -3946,6 +3569,7 @@
       </w:pPr>
       <w:r>
         <w:rPr>
+          <w:rFonts w:asciiTheme="minorHAnsi"/>
           <w:noProof/>
         </w:rPr>
         <w:drawing>
@@ -4005,31 +3629,7 @@
           <w:sz w:val="28"/>
           <w:szCs w:val="28"/>
         </w:rPr>
-        <w:t xml:space="preserve">Рисунок 2.3 </w:t>
-      </w:r>
-      <w:r>
-        <w:rPr>
-          <w:rFonts w:ascii="Aptos" w:hAnsi="Aptos"/>
-          <w:sz w:val="28"/>
-          <w:szCs w:val="28"/>
-        </w:rPr>
-        <w:t>–</w:t>
-      </w:r>
-      <w:r>
-        <w:rPr>
-          <w:rFonts w:asciiTheme="minorHAnsi"/>
-          <w:sz w:val="28"/>
-          <w:szCs w:val="28"/>
-        </w:rPr>
-        <w:t xml:space="preserve"> </w:t>
-      </w:r>
-      <w:r>
-        <w:rPr>
-          <w:rFonts w:asciiTheme="minorHAnsi"/>
-          <w:sz w:val="28"/>
-          <w:szCs w:val="28"/>
-        </w:rPr>
-        <w:t>Закон равновесия на сайте «</w:t>
+        <w:t>Рисунок 2.3 – Закон равновесия на сайте «</w:t>
       </w:r>
       <w:r>
         <w:rPr>
@@ -4080,15 +3680,15 @@
       <w:pPr>
         <w:pStyle w:val="a3"/>
         <w:ind w:left="0" w:firstLine="708"/>
-      </w:pPr>
-      <w:r>
-        <w:t>2.</w:t>
-      </w:r>
-      <w:r>
-        <w:t xml:space="preserve">4 </w:t>
-      </w:r>
-      <w:r>
-        <w:t>Элемент линия</w:t>
+        <w:rPr>
+          <w:rFonts w:asciiTheme="minorHAnsi" w:hAnsiTheme="minorHAnsi"/>
+        </w:rPr>
+      </w:pPr>
+      <w:r>
+        <w:rPr>
+          <w:rFonts w:asciiTheme="minorHAnsi" w:hAnsiTheme="minorHAnsi"/>
+        </w:rPr>
+        <w:t>2.4 Элемент линия</w:t>
       </w:r>
     </w:p>
     <w:p>
@@ -4096,15 +3696,15 @@
         <w:pStyle w:val="a7"/>
         <w:spacing w:after="0" w:line="240" w:lineRule="auto"/>
         <w:rPr>
-          <w:rFonts w:ascii="Aptos" w:eastAsia="Georgia" w:hAnsi="Aptos" w:cs="Georgia"/>
-          <w:color w:val="000000"/>
-          <w:sz w:val="28"/>
-          <w:szCs w:val="28"/>
-        </w:rPr>
-      </w:pPr>
-      <w:r>
-        <w:rPr>
-          <w:rFonts w:ascii="Aptos" w:eastAsia="Georgia" w:hAnsi="Aptos" w:cs="Georgia"/>
+          <w:rFonts w:asciiTheme="minorHAnsi" w:eastAsia="Georgia" w:cs="Georgia"/>
+          <w:color w:val="000000"/>
+          <w:sz w:val="28"/>
+          <w:szCs w:val="28"/>
+        </w:rPr>
+      </w:pPr>
+      <w:r>
+        <w:rPr>
+          <w:rFonts w:asciiTheme="minorHAnsi" w:eastAsia="Georgia" w:cs="Georgia"/>
           <w:b/>
           <w:color w:val="000000"/>
           <w:sz w:val="28"/>
@@ -4114,7 +3714,7 @@
       </w:r>
       <w:r>
         <w:rPr>
-          <w:rFonts w:ascii="Aptos" w:eastAsia="Georgia" w:hAnsi="Aptos" w:cs="Georgia"/>
+          <w:rFonts w:asciiTheme="minorHAnsi" w:eastAsia="Georgia" w:cs="Georgia"/>
           <w:color w:val="000000"/>
           <w:sz w:val="28"/>
           <w:szCs w:val="28"/>
@@ -4123,7 +3723,7 @@
       </w:r>
       <w:r>
         <w:rPr>
-          <w:rFonts w:ascii="Aptos" w:eastAsia="Georgia" w:hAnsi="Aptos" w:cs="Georgia"/>
+          <w:rFonts w:asciiTheme="minorHAnsi" w:eastAsia="Georgia" w:cs="Georgia"/>
           <w:color w:val="000000"/>
           <w:sz w:val="28"/>
           <w:szCs w:val="28"/>
@@ -4133,7 +3733,7 @@
       </w:r>
       <w:r>
         <w:rPr>
-          <w:rFonts w:ascii="Aptos" w:eastAsia="Georgia" w:hAnsi="Aptos" w:cs="Georgia"/>
+          <w:rFonts w:asciiTheme="minorHAnsi" w:eastAsia="Georgia" w:cs="Georgia"/>
           <w:color w:val="000000"/>
           <w:sz w:val="28"/>
           <w:szCs w:val="28"/>
@@ -4142,7 +3742,7 @@
       </w:r>
       <w:r>
         <w:rPr>
-          <w:rFonts w:ascii="Aptos" w:eastAsia="Georgia" w:hAnsi="Aptos" w:cs="Georgia"/>
+          <w:rFonts w:asciiTheme="minorHAnsi" w:eastAsia="Georgia" w:cs="Georgia"/>
           <w:color w:val="000000"/>
           <w:sz w:val="28"/>
           <w:szCs w:val="28"/>
@@ -4176,23 +3776,7 @@
           <w:sz w:val="28"/>
           <w:szCs w:val="28"/>
         </w:rPr>
-        <w:t xml:space="preserve"> </w:t>
-      </w:r>
-      <w:r>
-        <w:rPr>
-          <w:rFonts w:asciiTheme="minorHAnsi"/>
-          <w:sz w:val="28"/>
-          <w:szCs w:val="28"/>
-        </w:rPr>
-        <w:t>н</w:t>
-      </w:r>
-      <w:r>
-        <w:rPr>
-          <w:rFonts w:asciiTheme="minorHAnsi"/>
-          <w:sz w:val="28"/>
-          <w:szCs w:val="28"/>
-        </w:rPr>
-        <w:t xml:space="preserve">а экране представлена инструкция «Как получить </w:t>
+        <w:t xml:space="preserve"> на экране представлена инструкция «Как получить </w:t>
       </w:r>
       <w:proofErr w:type="spellStart"/>
       <w:r>
@@ -4238,23 +3822,7 @@
           <w:sz w:val="28"/>
           <w:szCs w:val="28"/>
         </w:rPr>
-        <w:t xml:space="preserve"> </w:t>
-      </w:r>
-      <w:r>
-        <w:rPr>
-          <w:rFonts w:asciiTheme="minorHAnsi"/>
-          <w:sz w:val="28"/>
-          <w:szCs w:val="28"/>
-        </w:rPr>
-        <w:t>к</w:t>
-      </w:r>
-      <w:r>
-        <w:rPr>
-          <w:rFonts w:asciiTheme="minorHAnsi"/>
-          <w:sz w:val="28"/>
-          <w:szCs w:val="28"/>
-        </w:rPr>
-        <w:t>арточки образуют чёткую невидимую горизонтальную линию, которая задаёт направление движения взгляда. Эта линия ведёт пользователя слева направо, помогая ему легко и последовательно считать хронологию действий от первого шага до финальной активации тарифа. Горизонтальное расположение придаёт сценарию ощущение плавности и логического завершения.</w:t>
+        <w:t xml:space="preserve"> карточки образуют чёткую невидимую горизонтальную линию, которая задаёт направление движения взгляда. Эта линия ведёт пользователя слева направо, помогая ему легко и последовательно считать хронологию действий от первого шага до финальной активации тарифа. Горизонтальное расположение придаёт сценарию ощущение плавности и логического завершения.</w:t>
       </w:r>
     </w:p>
     <w:p>
@@ -4330,23 +3898,7 @@
           <w:sz w:val="28"/>
           <w:szCs w:val="28"/>
         </w:rPr>
-        <w:t xml:space="preserve">Рисунок 2.4 </w:t>
-      </w:r>
-      <w:r>
-        <w:rPr>
-          <w:rFonts w:ascii="Aptos" w:hAnsi="Aptos"/>
-          <w:sz w:val="28"/>
-          <w:szCs w:val="28"/>
-        </w:rPr>
-        <w:t xml:space="preserve">– Элемент линия </w:t>
-      </w:r>
-      <w:r>
-        <w:rPr>
-          <w:rFonts w:asciiTheme="minorHAnsi"/>
-          <w:sz w:val="28"/>
-          <w:szCs w:val="28"/>
-        </w:rPr>
-        <w:t>на сайте «</w:t>
+        <w:t>Рисунок 2.4 – Элемент линия на сайте «</w:t>
       </w:r>
       <w:r>
         <w:rPr>
@@ -4386,8 +3938,14 @@
     <w:p>
       <w:pPr>
         <w:pStyle w:val="a3"/>
-      </w:pPr>
-      <w:r>
+        <w:rPr>
+          <w:rFonts w:asciiTheme="minorHAnsi" w:hAnsiTheme="minorHAnsi"/>
+        </w:rPr>
+      </w:pPr>
+      <w:r>
+        <w:rPr>
+          <w:rFonts w:asciiTheme="minorHAnsi" w:hAnsiTheme="minorHAnsi"/>
+        </w:rPr>
         <w:lastRenderedPageBreak/>
         <w:t>2.5 Элемент точка</w:t>
       </w:r>
@@ -4397,49 +3955,30 @@
         <w:pStyle w:val="a7"/>
         <w:spacing w:after="0" w:line="240" w:lineRule="auto"/>
         <w:rPr>
-          <w:rFonts w:ascii="Aptos" w:eastAsia="Georgia" w:hAnsi="Aptos" w:cs="Georgia"/>
-          <w:color w:val="000000"/>
-          <w:sz w:val="28"/>
-          <w:szCs w:val="28"/>
-        </w:rPr>
-      </w:pPr>
-      <w:r>
-        <w:rPr>
-          <w:rFonts w:ascii="Aptos" w:eastAsia="Georgia" w:hAnsi="Aptos" w:cs="Georgia"/>
+          <w:rFonts w:asciiTheme="minorHAnsi" w:eastAsia="Georgia" w:cs="Georgia"/>
+          <w:color w:val="000000"/>
+          <w:sz w:val="28"/>
+          <w:szCs w:val="28"/>
+        </w:rPr>
+      </w:pPr>
+      <w:r>
+        <w:rPr>
+          <w:rFonts w:asciiTheme="minorHAnsi" w:eastAsia="Georgia" w:cs="Georgia"/>
           <w:b/>
           <w:color w:val="000000"/>
           <w:sz w:val="28"/>
           <w:szCs w:val="28"/>
         </w:rPr>
-        <w:t>Приложение</w:t>
-      </w:r>
-      <w:r>
-        <w:rPr>
-          <w:rFonts w:ascii="Aptos" w:eastAsia="Georgia" w:hAnsi="Aptos" w:cs="Georgia"/>
-          <w:b/>
-          <w:color w:val="000000"/>
-          <w:sz w:val="28"/>
-          <w:szCs w:val="28"/>
-        </w:rPr>
-        <w:t>:</w:t>
-      </w:r>
-      <w:r>
-        <w:rPr>
-          <w:rFonts w:ascii="Aptos" w:eastAsia="Georgia" w:hAnsi="Aptos" w:cs="Georgia"/>
-          <w:color w:val="000000"/>
-          <w:sz w:val="28"/>
-          <w:szCs w:val="28"/>
-        </w:rPr>
-        <w:t xml:space="preserve"> </w:t>
-      </w:r>
-      <w:r>
-        <w:rPr>
-          <w:rFonts w:ascii="Aptos" w:eastAsia="Georgia" w:hAnsi="Aptos" w:cs="Georgia"/>
-          <w:color w:val="000000"/>
-          <w:sz w:val="28"/>
-          <w:szCs w:val="28"/>
-        </w:rPr>
-        <w:t>Мой МТС</w:t>
+        <w:t>Приложение:</w:t>
+      </w:r>
+      <w:r>
+        <w:rPr>
+          <w:rFonts w:asciiTheme="minorHAnsi" w:eastAsia="Georgia" w:cs="Georgia"/>
+          <w:color w:val="000000"/>
+          <w:sz w:val="28"/>
+          <w:szCs w:val="28"/>
+        </w:rPr>
+        <w:t xml:space="preserve"> Мой МТС</w:t>
       </w:r>
     </w:p>
     <w:p>
@@ -4447,14 +3986,14 @@
         <w:spacing w:line="240" w:lineRule="auto"/>
         <w:ind w:firstLine="709"/>
         <w:rPr>
-          <w:rFonts w:ascii="Aptos" w:hAnsi="Aptos"/>
-          <w:sz w:val="28"/>
-          <w:szCs w:val="28"/>
-        </w:rPr>
-      </w:pPr>
-      <w:r>
-        <w:rPr>
-          <w:rFonts w:ascii="Aptos" w:eastAsia="Georgia" w:hAnsi="Aptos" w:cs="Georgia"/>
+          <w:rFonts w:asciiTheme="minorHAnsi"/>
+          <w:sz w:val="28"/>
+          <w:szCs w:val="28"/>
+        </w:rPr>
+      </w:pPr>
+      <w:r>
+        <w:rPr>
+          <w:rFonts w:asciiTheme="minorHAnsi" w:eastAsia="Georgia" w:cs="Georgia"/>
           <w:b/>
           <w:color w:val="000000"/>
           <w:sz w:val="28"/>
@@ -4464,7 +4003,7 @@
       </w:r>
       <w:r>
         <w:rPr>
-          <w:rFonts w:ascii="Aptos" w:eastAsia="Georgia" w:hAnsi="Aptos" w:cs="Georgia"/>
+          <w:rFonts w:asciiTheme="minorHAnsi" w:eastAsia="Georgia" w:cs="Georgia"/>
           <w:color w:val="000000"/>
           <w:sz w:val="28"/>
           <w:szCs w:val="28"/>
@@ -4473,7 +4012,7 @@
       </w:r>
       <w:r>
         <w:rPr>
-          <w:rFonts w:ascii="Aptos" w:eastAsia="Georgia" w:hAnsi="Aptos" w:cs="Georgia"/>
+          <w:rFonts w:asciiTheme="minorHAnsi" w:eastAsia="Georgia" w:cs="Georgia"/>
           <w:color w:val="000000"/>
           <w:sz w:val="28"/>
           <w:szCs w:val="28"/>
@@ -4482,7 +4021,7 @@
       </w:r>
       <w:r>
         <w:rPr>
-          <w:rFonts w:ascii="Aptos" w:eastAsia="Georgia" w:hAnsi="Aptos" w:cs="Georgia"/>
+          <w:rFonts w:asciiTheme="minorHAnsi" w:eastAsia="Georgia" w:cs="Georgia"/>
           <w:color w:val="000000"/>
           <w:sz w:val="28"/>
           <w:szCs w:val="28"/>
@@ -4491,7 +4030,7 @@
       </w:r>
       <w:r>
         <w:rPr>
-          <w:rFonts w:ascii="Aptos" w:eastAsia="Georgia" w:hAnsi="Aptos" w:cs="Georgia"/>
+          <w:rFonts w:asciiTheme="minorHAnsi" w:eastAsia="Georgia" w:cs="Georgia"/>
           <w:color w:val="000000"/>
           <w:sz w:val="28"/>
           <w:szCs w:val="28"/>
@@ -4500,7 +4039,7 @@
       </w:r>
       <w:r>
         <w:rPr>
-          <w:rFonts w:ascii="Aptos" w:eastAsia="Georgia" w:hAnsi="Aptos" w:cs="Georgia"/>
+          <w:rFonts w:asciiTheme="minorHAnsi" w:eastAsia="Georgia" w:cs="Georgia"/>
           <w:color w:val="000000"/>
           <w:sz w:val="28"/>
           <w:szCs w:val="28"/>
@@ -4513,15 +4052,15 @@
         <w:spacing w:after="0" w:line="240" w:lineRule="auto"/>
         <w:ind w:firstLine="709"/>
         <w:rPr>
-          <w:rFonts w:ascii="Aptos" w:eastAsia="Georgia" w:hAnsi="Aptos" w:cs="Georgia"/>
-          <w:color w:val="000000"/>
-          <w:sz w:val="28"/>
-          <w:szCs w:val="28"/>
-        </w:rPr>
-      </w:pPr>
-      <w:r>
-        <w:rPr>
-          <w:rFonts w:ascii="Aptos" w:eastAsia="Georgia" w:hAnsi="Aptos" w:cs="Georgia"/>
+          <w:rFonts w:asciiTheme="minorHAnsi" w:eastAsia="Georgia" w:cs="Georgia"/>
+          <w:color w:val="000000"/>
+          <w:sz w:val="28"/>
+          <w:szCs w:val="28"/>
+        </w:rPr>
+      </w:pPr>
+      <w:r>
+        <w:rPr>
+          <w:rFonts w:asciiTheme="minorHAnsi" w:eastAsia="Georgia" w:cs="Georgia"/>
           <w:b/>
           <w:color w:val="000000"/>
           <w:sz w:val="28"/>
@@ -4531,7 +4070,7 @@
       </w:r>
       <w:r>
         <w:rPr>
-          <w:rFonts w:ascii="Aptos" w:eastAsia="Georgia" w:hAnsi="Aptos" w:cs="Georgia"/>
+          <w:rFonts w:asciiTheme="minorHAnsi" w:eastAsia="Georgia" w:cs="Georgia"/>
           <w:b/>
           <w:color w:val="000000"/>
           <w:sz w:val="28"/>
@@ -4541,7 +4080,7 @@
       </w:r>
       <w:r>
         <w:rPr>
-          <w:rFonts w:ascii="Aptos" w:eastAsia="Georgia" w:hAnsi="Aptos" w:cs="Georgia"/>
+          <w:rFonts w:asciiTheme="minorHAnsi" w:eastAsia="Georgia" w:cs="Georgia"/>
           <w:b/>
           <w:color w:val="000000"/>
           <w:sz w:val="28"/>
@@ -4551,7 +4090,7 @@
       </w:r>
       <w:r>
         <w:rPr>
-          <w:rFonts w:ascii="Aptos" w:eastAsia="Georgia" w:hAnsi="Aptos" w:cs="Georgia"/>
+          <w:rFonts w:asciiTheme="minorHAnsi" w:eastAsia="Georgia" w:cs="Georgia"/>
           <w:color w:val="000000"/>
           <w:sz w:val="28"/>
           <w:szCs w:val="28"/>
@@ -4564,7 +4103,7 @@
         <w:spacing w:after="0" w:line="240" w:lineRule="auto"/>
         <w:ind w:firstLine="709"/>
         <w:rPr>
-          <w:rFonts w:ascii="Aptos" w:eastAsia="Georgia" w:hAnsi="Aptos" w:cs="Georgia"/>
+          <w:rFonts w:asciiTheme="minorHAnsi" w:eastAsia="Georgia" w:cs="Georgia"/>
           <w:color w:val="000000"/>
           <w:sz w:val="28"/>
           <w:szCs w:val="28"/>
@@ -4577,14 +4116,14 @@
         <w:ind w:firstLine="709"/>
         <w:jc w:val="center"/>
         <w:rPr>
-          <w:rFonts w:ascii="Aptos" w:hAnsi="Aptos"/>
-          <w:sz w:val="28"/>
-          <w:szCs w:val="28"/>
-        </w:rPr>
-      </w:pPr>
-      <w:r>
-        <w:rPr>
-          <w:rFonts w:ascii="Aptos" w:hAnsi="Aptos"/>
+          <w:rFonts w:asciiTheme="minorHAnsi"/>
+          <w:sz w:val="28"/>
+          <w:szCs w:val="28"/>
+        </w:rPr>
+      </w:pPr>
+      <w:r>
+        <w:rPr>
+          <w:rFonts w:asciiTheme="minorHAnsi"/>
           <w:noProof/>
           <w:sz w:val="28"/>
           <w:szCs w:val="28"/>
@@ -4643,7 +4182,7 @@
         <w:ind w:firstLine="709"/>
         <w:jc w:val="center"/>
         <w:rPr>
-          <w:rFonts w:ascii="Aptos" w:hAnsi="Aptos"/>
+          <w:rFonts w:asciiTheme="minorHAnsi"/>
           <w:sz w:val="28"/>
           <w:szCs w:val="28"/>
         </w:rPr>
@@ -4653,30 +4192,22 @@
       <w:pPr>
         <w:jc w:val="center"/>
         <w:rPr>
-          <w:rFonts w:ascii="Aptos" w:hAnsi="Aptos"/>
-          <w:sz w:val="28"/>
-          <w:szCs w:val="28"/>
-        </w:rPr>
-      </w:pPr>
-      <w:r>
-        <w:rPr>
-          <w:rFonts w:asciiTheme="minorHAnsi"/>
-          <w:sz w:val="28"/>
-          <w:szCs w:val="28"/>
-        </w:rPr>
-        <w:t xml:space="preserve">Рисунок 2.5 </w:t>
-      </w:r>
-      <w:r>
-        <w:rPr>
-          <w:rFonts w:ascii="Aptos" w:hAnsi="Aptos"/>
-          <w:sz w:val="28"/>
-          <w:szCs w:val="28"/>
-        </w:rPr>
-        <w:t>– Элемент точка в приложении «Мой МТС»</w:t>
-      </w:r>
-      <w:r>
-        <w:rPr>
-          <w:rFonts w:ascii="Aptos" w:hAnsi="Aptos"/>
+          <w:rFonts w:asciiTheme="minorHAnsi"/>
+          <w:sz w:val="28"/>
+          <w:szCs w:val="28"/>
+        </w:rPr>
+      </w:pPr>
+      <w:r>
+        <w:rPr>
+          <w:rFonts w:asciiTheme="minorHAnsi"/>
+          <w:sz w:val="28"/>
+          <w:szCs w:val="28"/>
+        </w:rPr>
+        <w:t>Рисунок 2.5 – Элемент точка в приложении «Мой МТС»</w:t>
+      </w:r>
+      <w:r>
+        <w:rPr>
+          <w:rFonts w:asciiTheme="minorHAnsi"/>
           <w:sz w:val="28"/>
           <w:szCs w:val="28"/>
         </w:rPr>
@@ -4686,12 +4217,21 @@
     <w:p>
       <w:pPr>
         <w:pStyle w:val="a3"/>
-      </w:pPr>
-      <w:r>
+        <w:rPr>
+          <w:rFonts w:asciiTheme="minorHAnsi" w:hAnsiTheme="minorHAnsi"/>
+        </w:rPr>
+      </w:pPr>
+      <w:r>
+        <w:rPr>
+          <w:rFonts w:asciiTheme="minorHAnsi" w:hAnsiTheme="minorHAnsi"/>
+        </w:rPr>
         <w:lastRenderedPageBreak/>
         <w:t xml:space="preserve">2.6 Элемент </w:t>
       </w:r>
       <w:r>
+        <w:rPr>
+          <w:rFonts w:asciiTheme="minorHAnsi" w:hAnsiTheme="minorHAnsi"/>
+        </w:rPr>
         <w:t>расположение</w:t>
       </w:r>
     </w:p>
@@ -4700,49 +4240,30 @@
         <w:pStyle w:val="a7"/>
         <w:spacing w:after="0" w:line="240" w:lineRule="auto"/>
         <w:rPr>
-          <w:rFonts w:ascii="Aptos" w:eastAsia="Georgia" w:hAnsi="Aptos" w:cs="Georgia"/>
-          <w:color w:val="000000"/>
-          <w:sz w:val="28"/>
-          <w:szCs w:val="28"/>
-        </w:rPr>
-      </w:pPr>
-      <w:r>
-        <w:rPr>
-          <w:rFonts w:ascii="Aptos" w:eastAsia="Georgia" w:hAnsi="Aptos" w:cs="Georgia"/>
+          <w:rFonts w:asciiTheme="minorHAnsi" w:eastAsia="Georgia" w:cs="Georgia"/>
+          <w:color w:val="000000"/>
+          <w:sz w:val="28"/>
+          <w:szCs w:val="28"/>
+        </w:rPr>
+      </w:pPr>
+      <w:r>
+        <w:rPr>
+          <w:rFonts w:asciiTheme="minorHAnsi" w:eastAsia="Georgia" w:cs="Georgia"/>
           <w:b/>
           <w:color w:val="000000"/>
           <w:sz w:val="28"/>
           <w:szCs w:val="28"/>
         </w:rPr>
-        <w:t>Приложение</w:t>
-      </w:r>
-      <w:r>
-        <w:rPr>
-          <w:rFonts w:ascii="Aptos" w:eastAsia="Georgia" w:hAnsi="Aptos" w:cs="Georgia"/>
-          <w:b/>
-          <w:color w:val="000000"/>
-          <w:sz w:val="28"/>
-          <w:szCs w:val="28"/>
-        </w:rPr>
-        <w:t>:</w:t>
-      </w:r>
-      <w:r>
-        <w:rPr>
-          <w:rFonts w:ascii="Aptos" w:eastAsia="Georgia" w:hAnsi="Aptos" w:cs="Georgia"/>
-          <w:color w:val="000000"/>
-          <w:sz w:val="28"/>
-          <w:szCs w:val="28"/>
-        </w:rPr>
-        <w:t xml:space="preserve"> </w:t>
-      </w:r>
-      <w:r>
-        <w:rPr>
-          <w:rFonts w:ascii="Aptos" w:eastAsia="Georgia" w:hAnsi="Aptos" w:cs="Georgia"/>
-          <w:color w:val="000000"/>
-          <w:sz w:val="28"/>
-          <w:szCs w:val="28"/>
-        </w:rPr>
-        <w:t>Мой МТС</w:t>
+        <w:t>Приложение:</w:t>
+      </w:r>
+      <w:r>
+        <w:rPr>
+          <w:rFonts w:asciiTheme="minorHAnsi" w:eastAsia="Georgia" w:cs="Georgia"/>
+          <w:color w:val="000000"/>
+          <w:sz w:val="28"/>
+          <w:szCs w:val="28"/>
+        </w:rPr>
+        <w:t xml:space="preserve"> Мой МТС</w:t>
       </w:r>
     </w:p>
     <w:p>
@@ -4750,14 +4271,14 @@
         <w:spacing w:after="210" w:line="240" w:lineRule="auto"/>
         <w:ind w:firstLine="709"/>
         <w:rPr>
-          <w:rFonts w:ascii="Aptos" w:hAnsi="Aptos"/>
-          <w:sz w:val="28"/>
-          <w:szCs w:val="28"/>
-        </w:rPr>
-      </w:pPr>
-      <w:r>
-        <w:rPr>
-          <w:rFonts w:ascii="Aptos" w:eastAsia="Georgia" w:hAnsi="Aptos" w:cs="Georgia"/>
+          <w:rFonts w:asciiTheme="minorHAnsi"/>
+          <w:sz w:val="28"/>
+          <w:szCs w:val="28"/>
+        </w:rPr>
+      </w:pPr>
+      <w:r>
+        <w:rPr>
+          <w:rFonts w:asciiTheme="minorHAnsi" w:eastAsia="Georgia" w:cs="Georgia"/>
           <w:b/>
           <w:color w:val="000000"/>
           <w:sz w:val="28"/>
@@ -4767,7 +4288,7 @@
       </w:r>
       <w:r>
         <w:rPr>
-          <w:rFonts w:ascii="Aptos" w:eastAsia="Georgia" w:hAnsi="Aptos" w:cs="Georgia"/>
+          <w:rFonts w:asciiTheme="minorHAnsi" w:eastAsia="Georgia" w:cs="Georgia"/>
           <w:color w:val="000000"/>
           <w:sz w:val="28"/>
           <w:szCs w:val="28"/>
@@ -4776,7 +4297,7 @@
       </w:r>
       <w:r>
         <w:rPr>
-          <w:rFonts w:ascii="Aptos" w:eastAsia="Georgia" w:hAnsi="Aptos" w:cs="Times New Roman"/>
+          <w:rFonts w:asciiTheme="minorHAnsi" w:eastAsia="Georgia" w:cs="Times New Roman"/>
           <w:color w:val="000000"/>
           <w:sz w:val="28"/>
           <w:szCs w:val="28"/>
@@ -4785,7 +4306,7 @@
       </w:r>
       <w:r>
         <w:rPr>
-          <w:rFonts w:ascii="Aptos" w:eastAsia="Georgia" w:hAnsi="Aptos" w:cs="Georgia"/>
+          <w:rFonts w:asciiTheme="minorHAnsi" w:eastAsia="Georgia" w:cs="Georgia"/>
           <w:color w:val="000000"/>
           <w:sz w:val="28"/>
           <w:szCs w:val="28"/>
@@ -4794,7 +4315,7 @@
       </w:r>
       <w:r>
         <w:rPr>
-          <w:rFonts w:ascii="Aptos" w:eastAsia="Georgia" w:hAnsi="Aptos" w:cs="Times New Roman"/>
+          <w:rFonts w:asciiTheme="minorHAnsi" w:eastAsia="Georgia" w:cs="Times New Roman"/>
           <w:color w:val="000000"/>
           <w:sz w:val="28"/>
           <w:szCs w:val="28"/>
@@ -4803,7 +4324,7 @@
       </w:r>
       <w:r>
         <w:rPr>
-          <w:rFonts w:ascii="Aptos" w:eastAsia="Georgia" w:hAnsi="Aptos" w:cs="Georgia"/>
+          <w:rFonts w:asciiTheme="minorHAnsi" w:eastAsia="Georgia" w:cs="Georgia"/>
           <w:color w:val="000000"/>
           <w:sz w:val="28"/>
           <w:szCs w:val="28"/>
@@ -4812,7 +4333,7 @@
       </w:r>
       <w:r>
         <w:rPr>
-          <w:rFonts w:ascii="Aptos" w:eastAsia="Georgia" w:hAnsi="Aptos" w:cs="Times New Roman"/>
+          <w:rFonts w:asciiTheme="minorHAnsi" w:eastAsia="Georgia" w:cs="Times New Roman"/>
           <w:color w:val="000000"/>
           <w:sz w:val="28"/>
           <w:szCs w:val="28"/>
@@ -4821,7 +4342,7 @@
       </w:r>
       <w:r>
         <w:rPr>
-          <w:rFonts w:ascii="Aptos" w:eastAsia="Georgia" w:hAnsi="Aptos" w:cs="Georgia"/>
+          <w:rFonts w:asciiTheme="minorHAnsi" w:eastAsia="Georgia" w:cs="Georgia"/>
           <w:color w:val="000000"/>
           <w:sz w:val="28"/>
           <w:szCs w:val="28"/>
@@ -4834,14 +4355,14 @@
         <w:spacing w:after="210" w:line="240" w:lineRule="auto"/>
         <w:ind w:firstLine="709"/>
         <w:rPr>
-          <w:rFonts w:ascii="Aptos" w:hAnsi="Aptos"/>
-          <w:sz w:val="28"/>
-          <w:szCs w:val="28"/>
-        </w:rPr>
-      </w:pPr>
-      <w:r>
-        <w:rPr>
-          <w:rFonts w:ascii="Aptos" w:eastAsia="Georgia" w:hAnsi="Aptos" w:cs="Georgia"/>
+          <w:rFonts w:asciiTheme="minorHAnsi"/>
+          <w:sz w:val="28"/>
+          <w:szCs w:val="28"/>
+        </w:rPr>
+      </w:pPr>
+      <w:r>
+        <w:rPr>
+          <w:rFonts w:asciiTheme="minorHAnsi" w:eastAsia="Georgia" w:cs="Georgia"/>
           <w:b/>
           <w:color w:val="000000"/>
           <w:sz w:val="28"/>
@@ -4851,7 +4372,7 @@
       </w:r>
       <w:r>
         <w:rPr>
-          <w:rFonts w:ascii="Aptos" w:eastAsia="Georgia" w:hAnsi="Aptos" w:cs="Georgia"/>
+          <w:rFonts w:asciiTheme="minorHAnsi" w:eastAsia="Georgia" w:cs="Georgia"/>
           <w:b/>
           <w:color w:val="000000"/>
           <w:sz w:val="28"/>
@@ -4861,7 +4382,7 @@
       </w:r>
       <w:r>
         <w:rPr>
-          <w:rFonts w:ascii="Aptos" w:eastAsia="Georgia" w:hAnsi="Aptos" w:cs="Georgia"/>
+          <w:rFonts w:asciiTheme="minorHAnsi" w:eastAsia="Georgia" w:cs="Georgia"/>
           <w:b/>
           <w:color w:val="000000"/>
           <w:sz w:val="28"/>
@@ -4871,7 +4392,7 @@
       </w:r>
       <w:r>
         <w:rPr>
-          <w:rFonts w:ascii="Aptos" w:eastAsia="Georgia" w:hAnsi="Aptos" w:cs="Georgia"/>
+          <w:rFonts w:asciiTheme="minorHAnsi" w:eastAsia="Georgia" w:cs="Georgia"/>
           <w:color w:val="000000"/>
           <w:sz w:val="28"/>
           <w:szCs w:val="28"/>
@@ -4880,25 +4401,16 @@
       </w:r>
       <w:r>
         <w:rPr>
-          <w:rFonts w:ascii="Aptos" w:eastAsia="Georgia" w:hAnsi="Aptos" w:cs="Georgia"/>
-          <w:color w:val="000000"/>
-          <w:sz w:val="28"/>
-          <w:szCs w:val="28"/>
-        </w:rPr>
-        <w:t xml:space="preserve">, </w:t>
-      </w:r>
-      <w:r>
-        <w:rPr>
-          <w:rFonts w:ascii="Aptos" w:eastAsia="Georgia" w:hAnsi="Aptos" w:cs="Georgia"/>
-          <w:color w:val="000000"/>
-          <w:sz w:val="28"/>
-          <w:szCs w:val="28"/>
-        </w:rPr>
-        <w:t>остатки</w:t>
-      </w:r>
-      <w:r>
-        <w:rPr>
-          <w:rFonts w:ascii="Aptos" w:eastAsia="Georgia" w:hAnsi="Aptos" w:cs="Georgia"/>
+          <w:rFonts w:asciiTheme="minorHAnsi" w:eastAsia="Georgia" w:cs="Georgia"/>
+          <w:color w:val="000000"/>
+          <w:sz w:val="28"/>
+          <w:szCs w:val="28"/>
+        </w:rPr>
+        <w:t>, остатки</w:t>
+      </w:r>
+      <w:r>
+        <w:rPr>
+          <w:rFonts w:asciiTheme="minorHAnsi" w:eastAsia="Georgia" w:cs="Georgia"/>
           <w:color w:val="000000"/>
           <w:sz w:val="28"/>
           <w:szCs w:val="28"/>
@@ -4980,40 +4492,32 @@
       <w:pPr>
         <w:jc w:val="center"/>
         <w:rPr>
-          <w:rFonts w:ascii="Aptos" w:hAnsi="Aptos"/>
-          <w:sz w:val="28"/>
-          <w:szCs w:val="28"/>
-        </w:rPr>
-      </w:pPr>
-      <w:r>
-        <w:rPr>
-          <w:rFonts w:asciiTheme="minorHAnsi"/>
-          <w:sz w:val="28"/>
-          <w:szCs w:val="28"/>
-        </w:rPr>
-        <w:t xml:space="preserve">Рисунок 2.6 </w:t>
-      </w:r>
-      <w:r>
-        <w:rPr>
-          <w:rFonts w:ascii="Aptos" w:hAnsi="Aptos"/>
-          <w:sz w:val="28"/>
-          <w:szCs w:val="28"/>
-        </w:rPr>
-        <w:t>– Элемент расположение в приложении «Мой МТС»</w:t>
+          <w:rFonts w:asciiTheme="minorHAnsi"/>
+          <w:sz w:val="28"/>
+          <w:szCs w:val="28"/>
+        </w:rPr>
+      </w:pPr>
+      <w:r>
+        <w:rPr>
+          <w:rFonts w:asciiTheme="minorHAnsi"/>
+          <w:sz w:val="28"/>
+          <w:szCs w:val="28"/>
+        </w:rPr>
+        <w:t>Рисунок 2.6 – Элемент расположение в приложении «Мой МТС»</w:t>
       </w:r>
     </w:p>
     <w:p>
       <w:pPr>
         <w:spacing w:after="160" w:line="259" w:lineRule="auto"/>
         <w:rPr>
-          <w:rFonts w:ascii="Aptos" w:hAnsi="Aptos"/>
-          <w:sz w:val="28"/>
-          <w:szCs w:val="28"/>
-        </w:rPr>
-      </w:pPr>
-      <w:r>
-        <w:rPr>
-          <w:rFonts w:ascii="Aptos" w:hAnsi="Aptos"/>
+          <w:rFonts w:asciiTheme="minorHAnsi"/>
+          <w:sz w:val="28"/>
+          <w:szCs w:val="28"/>
+        </w:rPr>
+      </w:pPr>
+      <w:r>
+        <w:rPr>
+          <w:rFonts w:asciiTheme="minorHAnsi"/>
           <w:sz w:val="28"/>
           <w:szCs w:val="28"/>
         </w:rPr>
@@ -5023,8 +4527,14 @@
     <w:p>
       <w:pPr>
         <w:pStyle w:val="a3"/>
-      </w:pPr>
-      <w:r>
+        <w:rPr>
+          <w:rFonts w:asciiTheme="minorHAnsi" w:hAnsiTheme="minorHAnsi"/>
+        </w:rPr>
+      </w:pPr>
+      <w:r>
+        <w:rPr>
+          <w:rFonts w:asciiTheme="minorHAnsi" w:hAnsiTheme="minorHAnsi"/>
+        </w:rPr>
         <w:lastRenderedPageBreak/>
         <w:t>2.5 Элемент форма</w:t>
       </w:r>
@@ -5034,53 +4544,34 @@
         <w:pStyle w:val="a7"/>
         <w:spacing w:after="0" w:line="240" w:lineRule="auto"/>
         <w:rPr>
-          <w:rFonts w:ascii="Aptos" w:eastAsia="Georgia" w:hAnsi="Aptos" w:cs="Georgia"/>
-          <w:color w:val="000000"/>
-          <w:sz w:val="28"/>
-          <w:szCs w:val="28"/>
-        </w:rPr>
-      </w:pPr>
-      <w:r>
-        <w:rPr>
-          <w:rFonts w:ascii="Aptos" w:eastAsia="Georgia" w:hAnsi="Aptos" w:cs="Georgia"/>
+          <w:rFonts w:asciiTheme="minorHAnsi" w:eastAsia="Georgia" w:cs="Georgia"/>
+          <w:color w:val="000000"/>
+          <w:sz w:val="28"/>
+          <w:szCs w:val="28"/>
+        </w:rPr>
+      </w:pPr>
+      <w:r>
+        <w:rPr>
+          <w:rFonts w:asciiTheme="minorHAnsi" w:eastAsia="Georgia" w:cs="Georgia"/>
           <w:b/>
           <w:color w:val="000000"/>
           <w:sz w:val="28"/>
           <w:szCs w:val="28"/>
         </w:rPr>
-        <w:t>Сайт</w:t>
-      </w:r>
-      <w:r>
-        <w:rPr>
-          <w:rFonts w:ascii="Aptos" w:eastAsia="Georgia" w:hAnsi="Aptos" w:cs="Georgia"/>
-          <w:b/>
-          <w:color w:val="000000"/>
-          <w:sz w:val="28"/>
-          <w:szCs w:val="28"/>
-        </w:rPr>
-        <w:t>:</w:t>
-      </w:r>
-      <w:r>
-        <w:rPr>
-          <w:rFonts w:ascii="Aptos" w:eastAsia="Georgia" w:hAnsi="Aptos" w:cs="Georgia"/>
-          <w:color w:val="000000"/>
-          <w:sz w:val="28"/>
-          <w:szCs w:val="28"/>
-        </w:rPr>
-        <w:t xml:space="preserve"> </w:t>
-      </w:r>
-      <w:r>
-        <w:rPr>
-          <w:rFonts w:ascii="Aptos" w:eastAsia="Georgia" w:hAnsi="Aptos" w:cs="Georgia"/>
-          <w:color w:val="000000"/>
-          <w:sz w:val="28"/>
-          <w:szCs w:val="28"/>
-        </w:rPr>
-        <w:t xml:space="preserve">Мой </w:t>
-      </w:r>
-      <w:r>
-        <w:rPr>
-          <w:rFonts w:ascii="Aptos" w:eastAsia="Georgia" w:hAnsi="Aptos" w:cs="Georgia"/>
+        <w:t>Сайт:</w:t>
+      </w:r>
+      <w:r>
+        <w:rPr>
+          <w:rFonts w:asciiTheme="minorHAnsi" w:eastAsia="Georgia" w:cs="Georgia"/>
+          <w:color w:val="000000"/>
+          <w:sz w:val="28"/>
+          <w:szCs w:val="28"/>
+        </w:rPr>
+        <w:t xml:space="preserve"> Мой </w:t>
+      </w:r>
+      <w:r>
+        <w:rPr>
+          <w:rFonts w:asciiTheme="minorHAnsi" w:eastAsia="Georgia" w:cs="Georgia"/>
           <w:color w:val="000000"/>
           <w:sz w:val="28"/>
           <w:szCs w:val="28"/>
@@ -5090,7 +4581,7 @@
       </w:r>
       <w:r>
         <w:rPr>
-          <w:rFonts w:ascii="Aptos" w:eastAsia="Georgia" w:hAnsi="Aptos" w:cs="Georgia"/>
+          <w:rFonts w:asciiTheme="minorHAnsi" w:eastAsia="Georgia" w:cs="Georgia"/>
           <w:color w:val="000000"/>
           <w:sz w:val="28"/>
           <w:szCs w:val="28"/>
@@ -5099,7 +4590,7 @@
       </w:r>
       <w:r>
         <w:rPr>
-          <w:rFonts w:ascii="Aptos" w:eastAsia="Georgia" w:hAnsi="Aptos" w:cs="Georgia"/>
+          <w:rFonts w:asciiTheme="minorHAnsi" w:eastAsia="Georgia" w:cs="Georgia"/>
           <w:color w:val="000000"/>
           <w:sz w:val="28"/>
           <w:szCs w:val="28"/>
@@ -5210,16 +4701,7 @@
           <w:sz w:val="28"/>
           <w:szCs w:val="28"/>
         </w:rPr>
-        <w:t xml:space="preserve"> </w:t>
-      </w:r>
-      <w:r>
-        <w:rPr>
-          <w:rFonts w:asciiTheme="minorHAnsi"/>
-          <w:color w:val="000000" w:themeColor="text1"/>
-          <w:sz w:val="28"/>
-          <w:szCs w:val="28"/>
-        </w:rPr>
-        <w:t>и кнопк</w:t>
+        <w:t xml:space="preserve"> и кнопк</w:t>
       </w:r>
       <w:r>
         <w:rPr>
@@ -5359,7 +4841,7 @@
         <w:spacing w:after="0" w:line="240" w:lineRule="auto"/>
         <w:ind w:firstLine="709"/>
         <w:rPr>
-          <w:rFonts w:ascii="Aptos" w:eastAsia="Georgia" w:hAnsi="Aptos" w:cs="Georgia"/>
+          <w:rFonts w:asciiTheme="minorHAnsi" w:eastAsia="Georgia" w:cs="Georgia"/>
           <w:color w:val="000000"/>
           <w:sz w:val="28"/>
           <w:szCs w:val="28"/>
@@ -5372,14 +4854,14 @@
         <w:ind w:firstLine="709"/>
         <w:jc w:val="center"/>
         <w:rPr>
-          <w:rFonts w:ascii="Aptos" w:hAnsi="Aptos"/>
-          <w:sz w:val="28"/>
-          <w:szCs w:val="28"/>
-        </w:rPr>
-      </w:pPr>
-      <w:r>
-        <w:rPr>
-          <w:rFonts w:ascii="Aptos" w:hAnsi="Aptos"/>
+          <w:rFonts w:asciiTheme="minorHAnsi"/>
+          <w:sz w:val="28"/>
+          <w:szCs w:val="28"/>
+        </w:rPr>
+      </w:pPr>
+      <w:r>
+        <w:rPr>
+          <w:rFonts w:asciiTheme="minorHAnsi"/>
           <w:noProof/>
           <w:sz w:val="28"/>
           <w:szCs w:val="28"/>
@@ -5432,7 +4914,7 @@
         <w:ind w:firstLine="709"/>
         <w:jc w:val="center"/>
         <w:rPr>
-          <w:rFonts w:ascii="Aptos" w:hAnsi="Aptos"/>
+          <w:rFonts w:asciiTheme="minorHAnsi"/>
           <w:sz w:val="28"/>
           <w:szCs w:val="28"/>
         </w:rPr>
@@ -5442,30 +4924,22 @@
       <w:pPr>
         <w:jc w:val="center"/>
         <w:rPr>
-          <w:rFonts w:ascii="Aptos" w:hAnsi="Aptos"/>
-          <w:sz w:val="28"/>
-          <w:szCs w:val="28"/>
-        </w:rPr>
-      </w:pPr>
-      <w:r>
-        <w:rPr>
-          <w:rFonts w:asciiTheme="minorHAnsi"/>
-          <w:sz w:val="28"/>
-          <w:szCs w:val="28"/>
-        </w:rPr>
-        <w:t xml:space="preserve">Рисунок 2.6 </w:t>
-      </w:r>
-      <w:r>
-        <w:rPr>
-          <w:rFonts w:ascii="Aptos" w:hAnsi="Aptos"/>
-          <w:sz w:val="28"/>
-          <w:szCs w:val="28"/>
-        </w:rPr>
-        <w:t>– Элемент форма на сайте «</w:t>
-      </w:r>
-      <w:r>
-        <w:rPr>
-          <w:rFonts w:ascii="Aptos" w:hAnsi="Aptos"/>
+          <w:rFonts w:asciiTheme="minorHAnsi"/>
+          <w:sz w:val="28"/>
+          <w:szCs w:val="28"/>
+        </w:rPr>
+      </w:pPr>
+      <w:r>
+        <w:rPr>
+          <w:rFonts w:asciiTheme="minorHAnsi"/>
+          <w:sz w:val="28"/>
+          <w:szCs w:val="28"/>
+        </w:rPr>
+        <w:t>Рисунок 2.6 – Элемент форма на сайте «</w:t>
+      </w:r>
+      <w:r>
+        <w:rPr>
+          <w:rFonts w:asciiTheme="minorHAnsi"/>
           <w:sz w:val="28"/>
           <w:szCs w:val="28"/>
           <w:lang w:val="en-US"/>
@@ -5474,7 +4948,7 @@
       </w:r>
       <w:r>
         <w:rPr>
-          <w:rFonts w:ascii="Aptos" w:hAnsi="Aptos"/>
+          <w:rFonts w:asciiTheme="minorHAnsi"/>
           <w:sz w:val="28"/>
           <w:szCs w:val="28"/>
         </w:rPr>
@@ -5482,7 +4956,7 @@
       </w:r>
       <w:r>
         <w:rPr>
-          <w:rFonts w:ascii="Aptos" w:hAnsi="Aptos"/>
+          <w:rFonts w:asciiTheme="minorHAnsi"/>
           <w:sz w:val="28"/>
           <w:szCs w:val="28"/>
           <w:lang w:val="en-US"/>
@@ -5491,7 +4965,7 @@
       </w:r>
       <w:r>
         <w:rPr>
-          <w:rFonts w:ascii="Aptos" w:hAnsi="Aptos"/>
+          <w:rFonts w:asciiTheme="minorHAnsi"/>
           <w:sz w:val="28"/>
           <w:szCs w:val="28"/>
         </w:rPr>
@@ -5502,14 +4976,14 @@
       <w:pPr>
         <w:spacing w:after="160" w:line="259" w:lineRule="auto"/>
         <w:rPr>
-          <w:rFonts w:ascii="Aptos" w:hAnsi="Aptos"/>
-          <w:sz w:val="28"/>
-          <w:szCs w:val="28"/>
-        </w:rPr>
-      </w:pPr>
-      <w:r>
-        <w:rPr>
-          <w:rFonts w:ascii="Aptos" w:hAnsi="Aptos"/>
+          <w:rFonts w:asciiTheme="minorHAnsi"/>
+          <w:sz w:val="28"/>
+          <w:szCs w:val="28"/>
+        </w:rPr>
+      </w:pPr>
+      <w:r>
+        <w:rPr>
+          <w:rFonts w:asciiTheme="minorHAnsi"/>
           <w:sz w:val="28"/>
           <w:szCs w:val="28"/>
         </w:rPr>
@@ -5519,13 +4993,16 @@
     <w:p>
       <w:pPr>
         <w:pStyle w:val="a3"/>
-      </w:pPr>
-      <w:r>
+        <w:rPr>
+          <w:rFonts w:asciiTheme="minorHAnsi" w:hAnsiTheme="minorHAnsi"/>
+        </w:rPr>
+      </w:pPr>
+      <w:r>
+        <w:rPr>
+          <w:rFonts w:asciiTheme="minorHAnsi" w:hAnsiTheme="minorHAnsi"/>
+        </w:rPr>
         <w:lastRenderedPageBreak/>
-        <w:t xml:space="preserve">5. </w:t>
-      </w:r>
-      <w:r>
-        <w:t>Описание прототипа сайта</w:t>
+        <w:t>5. Описание прототипа сайта</w:t>
       </w:r>
     </w:p>
     <w:p>
@@ -5797,24 +5274,11 @@
             </w:pPr>
             <w:r>
               <w:rPr>
+                <w:rFonts w:asciiTheme="minorHAnsi"/>
                 <w:b/>
                 <w:bCs/>
               </w:rPr>
-              <w:t>Закон</w:t>
-            </w:r>
-            <w:r>
-              <w:rPr>
-                <w:b/>
-                <w:bCs/>
-              </w:rPr>
-              <w:t xml:space="preserve"> / </w:t>
-            </w:r>
-            <w:r>
-              <w:rPr>
-                <w:b/>
-                <w:bCs/>
-              </w:rPr>
-              <w:t>Принцип</w:t>
+              <w:t>Закон / Принцип</w:t>
             </w:r>
           </w:p>
         </w:tc>
@@ -5834,24 +5298,11 @@
             </w:pPr>
             <w:r>
               <w:rPr>
+                <w:rFonts w:asciiTheme="minorHAnsi"/>
                 <w:b/>
                 <w:bCs/>
               </w:rPr>
-              <w:t>Как</w:t>
-            </w:r>
-            <w:r>
-              <w:rPr>
-                <w:b/>
-                <w:bCs/>
-              </w:rPr>
-              <w:t xml:space="preserve"> </w:t>
-            </w:r>
-            <w:r>
-              <w:rPr>
-                <w:b/>
-                <w:bCs/>
-              </w:rPr>
-              <w:t>проявляется</w:t>
+              <w:t>Как проявляется</w:t>
             </w:r>
           </w:p>
         </w:tc>
@@ -5872,13 +5323,10 @@
               </w:rPr>
             </w:pPr>
             <w:r>
-              <w:t>Принцип</w:t>
-            </w:r>
-            <w:r>
-              <w:t xml:space="preserve"> </w:t>
-            </w:r>
-            <w:r>
-              <w:t>сходства</w:t>
+              <w:rPr>
+                <w:rFonts w:asciiTheme="minorHAnsi"/>
+              </w:rPr>
+              <w:t>Принцип сходства</w:t>
             </w:r>
           </w:p>
         </w:tc>
@@ -5897,142 +5345,10 @@
               </w:rPr>
             </w:pPr>
             <w:r>
-              <w:t>Все</w:t>
-            </w:r>
-            <w:r>
-              <w:t xml:space="preserve"> </w:t>
-            </w:r>
-            <w:r>
-              <w:t>четыре</w:t>
-            </w:r>
-            <w:r>
-              <w:t xml:space="preserve"> </w:t>
-            </w:r>
-            <w:r>
-              <w:t>карточки</w:t>
-            </w:r>
-            <w:r>
-              <w:t xml:space="preserve"> </w:t>
-            </w:r>
-            <w:r>
-              <w:t>тарифов</w:t>
-            </w:r>
-            <w:r>
-              <w:t xml:space="preserve"> </w:t>
-            </w:r>
-            <w:r>
-              <w:t>имеют</w:t>
-            </w:r>
-            <w:r>
-              <w:t xml:space="preserve"> </w:t>
-            </w:r>
-            <w:r>
-              <w:t>одинаковую</w:t>
-            </w:r>
-            <w:r>
-              <w:t xml:space="preserve"> </w:t>
-            </w:r>
-            <w:r>
-              <w:t>структуру</w:t>
-            </w:r>
-            <w:r>
-              <w:t xml:space="preserve">: </w:t>
-            </w:r>
-            <w:r>
-              <w:t>название</w:t>
-            </w:r>
-            <w:r>
-              <w:t xml:space="preserve">, </w:t>
-            </w:r>
-            <w:r>
-              <w:t>список</w:t>
-            </w:r>
-            <w:r>
-              <w:t xml:space="preserve"> </w:t>
-            </w:r>
-            <w:r>
-              <w:t>характеристик</w:t>
-            </w:r>
-            <w:r>
-              <w:t xml:space="preserve">, </w:t>
-            </w:r>
-            <w:r>
-              <w:t>цену</w:t>
-            </w:r>
-            <w:r>
-              <w:t xml:space="preserve"> </w:t>
-            </w:r>
-            <w:r>
-              <w:t>и</w:t>
-            </w:r>
-            <w:r>
-              <w:t xml:space="preserve"> </w:t>
-            </w:r>
-            <w:r>
-              <w:t>кнопку</w:t>
-            </w:r>
-            <w:r>
-              <w:t xml:space="preserve"> </w:t>
-            </w:r>
-            <w:r>
-              <w:t>«Подключить»</w:t>
-            </w:r>
-            <w:r>
-              <w:t xml:space="preserve">, </w:t>
-            </w:r>
-            <w:r>
-              <w:t>поэтому</w:t>
-            </w:r>
-            <w:r>
-              <w:t xml:space="preserve"> </w:t>
-            </w:r>
-            <w:r>
-              <w:t>пользователь</w:t>
-            </w:r>
-            <w:r>
-              <w:t xml:space="preserve"> </w:t>
-            </w:r>
-            <w:r>
-              <w:t>воспринимает</w:t>
-            </w:r>
-            <w:r>
-              <w:t xml:space="preserve"> </w:t>
-            </w:r>
-            <w:r>
-              <w:t>их</w:t>
-            </w:r>
-            <w:r>
-              <w:t xml:space="preserve"> </w:t>
-            </w:r>
-            <w:r>
-              <w:t>как</w:t>
-            </w:r>
-            <w:r>
-              <w:t xml:space="preserve"> </w:t>
-            </w:r>
-            <w:r>
-              <w:t>однотипные</w:t>
-            </w:r>
-            <w:r>
-              <w:t xml:space="preserve"> </w:t>
-            </w:r>
-            <w:r>
-              <w:t>предложения</w:t>
-            </w:r>
-            <w:r>
-              <w:t xml:space="preserve"> </w:t>
-            </w:r>
-            <w:r>
-              <w:t>для</w:t>
-            </w:r>
-            <w:r>
-              <w:t xml:space="preserve"> </w:t>
-            </w:r>
-            <w:r>
-              <w:t>сравнения</w:t>
-            </w:r>
-            <w:r>
-              <w:t xml:space="preserve">. </w:t>
+              <w:rPr>
+                <w:rFonts w:asciiTheme="minorHAnsi"/>
+              </w:rPr>
+              <w:t xml:space="preserve">Все четыре карточки тарифов имеют одинаковую структуру: название, список характеристик, цену и кнопку «Подключить», поэтому пользователь воспринимает их как однотипные предложения для сравнения. </w:t>
             </w:r>
           </w:p>
         </w:tc>
@@ -6053,19 +5369,10 @@
               </w:rPr>
             </w:pPr>
             <w:r>
-              <w:t>Принцип</w:t>
-            </w:r>
-            <w:r>
-              <w:t xml:space="preserve"> </w:t>
-            </w:r>
-            <w:r>
-              <w:t>общей</w:t>
-            </w:r>
-            <w:r>
-              <w:t xml:space="preserve"> </w:t>
-            </w:r>
-            <w:r>
-              <w:t>области</w:t>
+              <w:rPr>
+                <w:rFonts w:asciiTheme="minorHAnsi"/>
+              </w:rPr>
+              <w:t>Принцип общей области</w:t>
             </w:r>
           </w:p>
         </w:tc>
@@ -6084,100 +5391,10 @@
               </w:rPr>
             </w:pPr>
             <w:r>
-              <w:t>Каждый</w:t>
-            </w:r>
-            <w:r>
-              <w:t xml:space="preserve"> </w:t>
-            </w:r>
-            <w:r>
-              <w:t>тариф</w:t>
-            </w:r>
-            <w:r>
-              <w:t xml:space="preserve"> </w:t>
-            </w:r>
-            <w:r>
-              <w:t>заключён</w:t>
-            </w:r>
-            <w:r>
-              <w:t xml:space="preserve"> </w:t>
-            </w:r>
-            <w:r>
-              <w:t>в</w:t>
-            </w:r>
-            <w:r>
-              <w:t xml:space="preserve"> </w:t>
-            </w:r>
-            <w:r>
-              <w:t>собственную</w:t>
-            </w:r>
-            <w:r>
-              <w:t xml:space="preserve"> </w:t>
-            </w:r>
-            <w:r>
-              <w:t>карточку</w:t>
-            </w:r>
-            <w:r>
-              <w:t xml:space="preserve"> </w:t>
-            </w:r>
-            <w:r>
-              <w:t>с</w:t>
-            </w:r>
-            <w:r>
-              <w:t xml:space="preserve"> </w:t>
-            </w:r>
-            <w:r>
-              <w:t>границами</w:t>
-            </w:r>
-            <w:r>
-              <w:t xml:space="preserve">, </w:t>
-            </w:r>
-            <w:r>
-              <w:t>что</w:t>
-            </w:r>
-            <w:r>
-              <w:t xml:space="preserve"> </w:t>
-            </w:r>
-            <w:r>
-              <w:t>помогает</w:t>
-            </w:r>
-            <w:r>
-              <w:t xml:space="preserve"> </w:t>
-            </w:r>
-            <w:r>
-              <w:t>визуально</w:t>
-            </w:r>
-            <w:r>
-              <w:t xml:space="preserve"> </w:t>
-            </w:r>
-            <w:r>
-              <w:t>отделить</w:t>
-            </w:r>
-            <w:r>
-              <w:t xml:space="preserve"> </w:t>
-            </w:r>
-            <w:r>
-              <w:t>один</w:t>
-            </w:r>
-            <w:r>
-              <w:t xml:space="preserve"> </w:t>
-            </w:r>
-            <w:r>
-              <w:t>план</w:t>
-            </w:r>
-            <w:r>
-              <w:t xml:space="preserve"> </w:t>
-            </w:r>
-            <w:r>
-              <w:t>от</w:t>
-            </w:r>
-            <w:r>
-              <w:t xml:space="preserve"> </w:t>
-            </w:r>
-            <w:r>
-              <w:t>другого</w:t>
-            </w:r>
-            <w:r>
-              <w:t xml:space="preserve">. </w:t>
+              <w:rPr>
+                <w:rFonts w:asciiTheme="minorHAnsi"/>
+              </w:rPr>
+              <w:t xml:space="preserve">Каждый тариф заключён в собственную карточку с границами, что помогает визуально отделить один план от другого. </w:t>
             </w:r>
           </w:p>
         </w:tc>
@@ -6198,13 +5415,10 @@
               </w:rPr>
             </w:pPr>
             <w:r>
-              <w:t>Принцип</w:t>
-            </w:r>
-            <w:r>
-              <w:t xml:space="preserve"> </w:t>
-            </w:r>
-            <w:r>
-              <w:t>близости</w:t>
+              <w:rPr>
+                <w:rFonts w:asciiTheme="minorHAnsi"/>
+              </w:rPr>
+              <w:t>Принцип близости</w:t>
             </w:r>
           </w:p>
         </w:tc>
@@ -6223,100 +5437,10 @@
               </w:rPr>
             </w:pPr>
             <w:r>
-              <w:t>Внутри</w:t>
-            </w:r>
-            <w:r>
-              <w:t xml:space="preserve"> </w:t>
-            </w:r>
-            <w:r>
-              <w:t>каждой</w:t>
-            </w:r>
-            <w:r>
-              <w:t xml:space="preserve"> </w:t>
-            </w:r>
-            <w:r>
-              <w:t>карточки</w:t>
-            </w:r>
-            <w:r>
-              <w:t xml:space="preserve"> </w:t>
-            </w:r>
-            <w:r>
-              <w:t>параметры</w:t>
-            </w:r>
-            <w:r>
-              <w:t xml:space="preserve"> </w:t>
-            </w:r>
-            <w:r>
-              <w:t>тарифа</w:t>
-            </w:r>
-            <w:r>
-              <w:t xml:space="preserve">, </w:t>
-            </w:r>
-            <w:r>
-              <w:t>цена</w:t>
-            </w:r>
-            <w:r>
-              <w:t xml:space="preserve"> </w:t>
-            </w:r>
-            <w:r>
-              <w:t>и</w:t>
-            </w:r>
-            <w:r>
-              <w:t xml:space="preserve"> </w:t>
-            </w:r>
-            <w:r>
-              <w:t>кнопка</w:t>
-            </w:r>
-            <w:r>
-              <w:t xml:space="preserve"> </w:t>
-            </w:r>
-            <w:r>
-              <w:t>расположены</w:t>
-            </w:r>
-            <w:r>
-              <w:t xml:space="preserve"> </w:t>
-            </w:r>
-            <w:r>
-              <w:t>компактно</w:t>
-            </w:r>
-            <w:r>
-              <w:t xml:space="preserve">, </w:t>
-            </w:r>
-            <w:r>
-              <w:t>поэтому</w:t>
-            </w:r>
-            <w:r>
-              <w:t xml:space="preserve"> </w:t>
-            </w:r>
-            <w:r>
-              <w:t>считываются</w:t>
-            </w:r>
-            <w:r>
-              <w:t xml:space="preserve"> </w:t>
-            </w:r>
-            <w:r>
-              <w:t>как</w:t>
-            </w:r>
-            <w:r>
-              <w:t xml:space="preserve"> </w:t>
-            </w:r>
-            <w:r>
-              <w:t>элементы</w:t>
-            </w:r>
-            <w:r>
-              <w:t xml:space="preserve"> </w:t>
-            </w:r>
-            <w:r>
-              <w:t>одного</w:t>
-            </w:r>
-            <w:r>
-              <w:t xml:space="preserve"> </w:t>
-            </w:r>
-            <w:r>
-              <w:t>предложения</w:t>
-            </w:r>
-            <w:r>
-              <w:t xml:space="preserve">. </w:t>
+              <w:rPr>
+                <w:rFonts w:asciiTheme="minorHAnsi"/>
+              </w:rPr>
+              <w:t xml:space="preserve">Внутри каждой карточки параметры тарифа, цена и кнопка расположены компактно, поэтому считываются как элементы одного предложения. </w:t>
             </w:r>
           </w:p>
         </w:tc>
@@ -6337,13 +5461,10 @@
               </w:rPr>
             </w:pPr>
             <w:r>
-              <w:t>Закон</w:t>
-            </w:r>
-            <w:r>
-              <w:t xml:space="preserve"> </w:t>
-            </w:r>
-            <w:r>
-              <w:t>равновесия</w:t>
+              <w:rPr>
+                <w:rFonts w:asciiTheme="minorHAnsi"/>
+              </w:rPr>
+              <w:t>Закон равновесия</w:t>
             </w:r>
           </w:p>
         </w:tc>
@@ -6362,106 +5483,10 @@
               </w:rPr>
             </w:pPr>
             <w:r>
-              <w:t>Четыре</w:t>
-            </w:r>
-            <w:r>
-              <w:t xml:space="preserve"> </w:t>
-            </w:r>
-            <w:r>
-              <w:t>карточки</w:t>
-            </w:r>
-            <w:r>
-              <w:t xml:space="preserve"> </w:t>
-            </w:r>
-            <w:r>
-              <w:t>равномерно</w:t>
-            </w:r>
-            <w:r>
-              <w:t xml:space="preserve"> </w:t>
-            </w:r>
-            <w:r>
-              <w:t>выстроены</w:t>
-            </w:r>
-            <w:r>
-              <w:t xml:space="preserve"> </w:t>
-            </w:r>
-            <w:r>
-              <w:t>в</w:t>
-            </w:r>
-            <w:r>
-              <w:t xml:space="preserve"> </w:t>
-            </w:r>
-            <w:r>
-              <w:t>один</w:t>
-            </w:r>
-            <w:r>
-              <w:t xml:space="preserve"> </w:t>
-            </w:r>
-            <w:r>
-              <w:t>горизонтальный</w:t>
-            </w:r>
-            <w:r>
-              <w:t xml:space="preserve"> </w:t>
-            </w:r>
-            <w:r>
-              <w:t>ряд</w:t>
-            </w:r>
-            <w:r>
-              <w:t xml:space="preserve">, </w:t>
-            </w:r>
-            <w:r>
-              <w:t>из</w:t>
-            </w:r>
-            <w:r>
-              <w:t>-</w:t>
-            </w:r>
-            <w:r>
-              <w:t>за</w:t>
-            </w:r>
-            <w:r>
-              <w:t xml:space="preserve"> </w:t>
-            </w:r>
-            <w:r>
-              <w:t>чего</w:t>
-            </w:r>
-            <w:r>
-              <w:t xml:space="preserve"> </w:t>
-            </w:r>
-            <w:r>
-              <w:t>каталог</w:t>
-            </w:r>
-            <w:r>
-              <w:t xml:space="preserve"> </w:t>
-            </w:r>
-            <w:r>
-              <w:t>выглядит</w:t>
-            </w:r>
-            <w:r>
-              <w:t xml:space="preserve"> </w:t>
-            </w:r>
-            <w:r>
-              <w:t>собранным</w:t>
-            </w:r>
-            <w:r>
-              <w:t xml:space="preserve"> </w:t>
-            </w:r>
-            <w:r>
-              <w:t>и</w:t>
-            </w:r>
-            <w:r>
-              <w:t xml:space="preserve"> </w:t>
-            </w:r>
-            <w:r>
-              <w:t>визуально</w:t>
-            </w:r>
-            <w:r>
-              <w:t xml:space="preserve"> </w:t>
-            </w:r>
-            <w:r>
-              <w:t>устойчивым</w:t>
-            </w:r>
-            <w:r>
-              <w:t xml:space="preserve">. </w:t>
+              <w:rPr>
+                <w:rFonts w:asciiTheme="minorHAnsi"/>
+              </w:rPr>
+              <w:t xml:space="preserve">Четыре карточки равномерно выстроены в один горизонтальный ряд, из-за чего каталог выглядит собранным и визуально устойчивым. </w:t>
             </w:r>
           </w:p>
         </w:tc>
@@ -6482,13 +5507,10 @@
               </w:rPr>
             </w:pPr>
             <w:r>
-              <w:t>Закон</w:t>
-            </w:r>
-            <w:r>
-              <w:t xml:space="preserve"> </w:t>
-            </w:r>
-            <w:r>
-              <w:t>соподчинения</w:t>
+              <w:rPr>
+                <w:rFonts w:asciiTheme="minorHAnsi"/>
+              </w:rPr>
+              <w:t>Закон соподчинения</w:t>
             </w:r>
           </w:p>
         </w:tc>
@@ -6507,136 +5529,10 @@
               </w:rPr>
             </w:pPr>
             <w:r>
-              <w:t>Внутри</w:t>
-            </w:r>
-            <w:r>
-              <w:t xml:space="preserve"> </w:t>
-            </w:r>
-            <w:r>
-              <w:t>каждой</w:t>
-            </w:r>
-            <w:r>
-              <w:t xml:space="preserve"> </w:t>
-            </w:r>
-            <w:r>
-              <w:t>карточки</w:t>
-            </w:r>
-            <w:r>
-              <w:t xml:space="preserve"> </w:t>
-            </w:r>
-            <w:r>
-              <w:t>ключевыми</w:t>
-            </w:r>
-            <w:r>
-              <w:t xml:space="preserve"> </w:t>
-            </w:r>
-            <w:r>
-              <w:t>элементами</w:t>
-            </w:r>
-            <w:r>
-              <w:t xml:space="preserve"> </w:t>
-            </w:r>
-            <w:r>
-              <w:t>являются</w:t>
-            </w:r>
-            <w:r>
-              <w:t xml:space="preserve"> </w:t>
-            </w:r>
-            <w:r>
-              <w:t>цена</w:t>
-            </w:r>
-            <w:r>
-              <w:t xml:space="preserve"> </w:t>
-            </w:r>
-            <w:r>
-              <w:t>и</w:t>
-            </w:r>
-            <w:r>
-              <w:t xml:space="preserve"> </w:t>
-            </w:r>
-            <w:r>
-              <w:t>кнопка</w:t>
-            </w:r>
-            <w:r>
-              <w:t xml:space="preserve"> </w:t>
-            </w:r>
-            <w:r>
-              <w:t>«Подключить»</w:t>
-            </w:r>
-            <w:r>
-              <w:t xml:space="preserve">, </w:t>
-            </w:r>
-            <w:r>
-              <w:t>а</w:t>
-            </w:r>
-            <w:r>
-              <w:t xml:space="preserve"> </w:t>
-            </w:r>
-            <w:r>
-              <w:t>список</w:t>
-            </w:r>
-            <w:r>
-              <w:t xml:space="preserve"> </w:t>
-            </w:r>
-            <w:r>
-              <w:t>характеристик</w:t>
-            </w:r>
-            <w:r>
-              <w:t xml:space="preserve"> </w:t>
-            </w:r>
-            <w:r>
-              <w:t>дополняет</w:t>
-            </w:r>
-            <w:r>
-              <w:t xml:space="preserve"> </w:t>
-            </w:r>
-            <w:r>
-              <w:t>их</w:t>
-            </w:r>
-            <w:r>
-              <w:t xml:space="preserve"> </w:t>
-            </w:r>
-            <w:r>
-              <w:t>и</w:t>
-            </w:r>
-            <w:r>
-              <w:t xml:space="preserve"> </w:t>
-            </w:r>
-            <w:r>
-              <w:t>помогает</w:t>
-            </w:r>
-            <w:r>
-              <w:t xml:space="preserve"> </w:t>
-            </w:r>
-            <w:r>
-              <w:t>пользователю</w:t>
-            </w:r>
-            <w:r>
-              <w:t xml:space="preserve"> </w:t>
-            </w:r>
-            <w:r>
-              <w:t>оценить</w:t>
-            </w:r>
-            <w:r>
-              <w:t xml:space="preserve"> </w:t>
-            </w:r>
-            <w:r>
-              <w:t>тариф</w:t>
-            </w:r>
-            <w:r>
-              <w:t xml:space="preserve"> </w:t>
-            </w:r>
-            <w:r>
-              <w:t>перед</w:t>
-            </w:r>
-            <w:r>
-              <w:t xml:space="preserve"> </w:t>
-            </w:r>
-            <w:r>
-              <w:t>выбором</w:t>
-            </w:r>
-            <w:r>
-              <w:t xml:space="preserve">. </w:t>
+              <w:rPr>
+                <w:rFonts w:asciiTheme="minorHAnsi"/>
+              </w:rPr>
+              <w:t xml:space="preserve">Внутри каждой карточки ключевыми элементами являются цена и кнопка «Подключить», а список характеристик дополняет их и помогает пользователю оценить тариф перед выбором. </w:t>
             </w:r>
           </w:p>
         </w:tc>
@@ -6734,24 +5630,11 @@
             </w:pPr>
             <w:r>
               <w:rPr>
+                <w:rFonts w:asciiTheme="minorHAnsi"/>
                 <w:b/>
                 <w:bCs/>
               </w:rPr>
-              <w:t>Закон</w:t>
-            </w:r>
-            <w:r>
-              <w:rPr>
-                <w:b/>
-                <w:bCs/>
-              </w:rPr>
-              <w:t xml:space="preserve"> / </w:t>
-            </w:r>
-            <w:r>
-              <w:rPr>
-                <w:b/>
-                <w:bCs/>
-              </w:rPr>
-              <w:t>Принцип</w:t>
+              <w:t>Закон / Принцип</w:t>
             </w:r>
           </w:p>
         </w:tc>
@@ -6771,24 +5654,11 @@
             </w:pPr>
             <w:r>
               <w:rPr>
+                <w:rFonts w:asciiTheme="minorHAnsi"/>
                 <w:b/>
                 <w:bCs/>
               </w:rPr>
-              <w:t>Как</w:t>
-            </w:r>
-            <w:r>
-              <w:rPr>
-                <w:b/>
-                <w:bCs/>
-              </w:rPr>
-              <w:t xml:space="preserve"> </w:t>
-            </w:r>
-            <w:r>
-              <w:rPr>
-                <w:b/>
-                <w:bCs/>
-              </w:rPr>
-              <w:t>проявляется</w:t>
+              <w:t>Как проявляется</w:t>
             </w:r>
           </w:p>
         </w:tc>
@@ -6809,13 +5679,10 @@
               </w:rPr>
             </w:pPr>
             <w:r>
-              <w:t>Закон</w:t>
-            </w:r>
-            <w:r>
-              <w:t xml:space="preserve"> </w:t>
-            </w:r>
-            <w:r>
-              <w:t>соподчинения</w:t>
+              <w:rPr>
+                <w:rFonts w:asciiTheme="minorHAnsi"/>
+              </w:rPr>
+              <w:t>Закон соподчинения</w:t>
             </w:r>
           </w:p>
         </w:tc>
@@ -6834,136 +5701,10 @@
               </w:rPr>
             </w:pPr>
             <w:r>
-              <w:t>Самым</w:t>
-            </w:r>
-            <w:r>
-              <w:t xml:space="preserve"> </w:t>
-            </w:r>
-            <w:r>
-              <w:t>заметным</w:t>
-            </w:r>
-            <w:r>
-              <w:t xml:space="preserve"> </w:t>
-            </w:r>
-            <w:r>
-              <w:t>элементом</w:t>
-            </w:r>
-            <w:r>
-              <w:t xml:space="preserve"> </w:t>
-            </w:r>
-            <w:r>
-              <w:t>является</w:t>
-            </w:r>
-            <w:r>
-              <w:t xml:space="preserve"> </w:t>
-            </w:r>
-            <w:r>
-              <w:t>верхний</w:t>
-            </w:r>
-            <w:r>
-              <w:t xml:space="preserve"> </w:t>
-            </w:r>
-            <w:r>
-              <w:t>блок</w:t>
-            </w:r>
-            <w:r>
-              <w:t xml:space="preserve"> </w:t>
-            </w:r>
-            <w:r>
-              <w:t>баланса</w:t>
-            </w:r>
-            <w:r>
-              <w:t xml:space="preserve"> </w:t>
-            </w:r>
-            <w:r>
-              <w:t>с</w:t>
-            </w:r>
-            <w:r>
-              <w:t xml:space="preserve"> </w:t>
-            </w:r>
-            <w:r>
-              <w:t>крупной</w:t>
-            </w:r>
-            <w:r>
-              <w:t xml:space="preserve"> </w:t>
-            </w:r>
-            <w:r>
-              <w:t>суммой</w:t>
-            </w:r>
-            <w:r>
-              <w:t xml:space="preserve"> </w:t>
-            </w:r>
-            <w:r>
-              <w:t>«</w:t>
-            </w:r>
-            <w:r>
-              <w:t>18,50 BYN</w:t>
-            </w:r>
-            <w:r>
-              <w:t>»</w:t>
-            </w:r>
-            <w:r>
-              <w:t xml:space="preserve">, </w:t>
-            </w:r>
-            <w:r>
-              <w:t>поэтому</w:t>
-            </w:r>
-            <w:r>
-              <w:t xml:space="preserve"> </w:t>
-            </w:r>
-            <w:r>
-              <w:t>пользователь</w:t>
-            </w:r>
-            <w:r>
-              <w:t xml:space="preserve"> </w:t>
-            </w:r>
-            <w:r>
-              <w:t>в</w:t>
-            </w:r>
-            <w:r>
-              <w:t xml:space="preserve"> </w:t>
-            </w:r>
-            <w:r>
-              <w:t>первую</w:t>
-            </w:r>
-            <w:r>
-              <w:t xml:space="preserve"> </w:t>
-            </w:r>
-            <w:r>
-              <w:t>очередь</w:t>
-            </w:r>
-            <w:r>
-              <w:t xml:space="preserve"> </w:t>
-            </w:r>
-            <w:r>
-              <w:t>считывает</w:t>
-            </w:r>
-            <w:r>
-              <w:t xml:space="preserve"> </w:t>
-            </w:r>
-            <w:r>
-              <w:t>именно</w:t>
-            </w:r>
-            <w:r>
-              <w:t xml:space="preserve"> </w:t>
-            </w:r>
-            <w:r>
-              <w:t>финансовое</w:t>
-            </w:r>
-            <w:r>
-              <w:t xml:space="preserve"> </w:t>
-            </w:r>
-            <w:r>
-              <w:t>состояние</w:t>
-            </w:r>
-            <w:r>
-              <w:t xml:space="preserve"> </w:t>
-            </w:r>
-            <w:r>
-              <w:t>счёта</w:t>
-            </w:r>
-            <w:r>
-              <w:t xml:space="preserve">. </w:t>
+              <w:rPr>
+                <w:rFonts w:asciiTheme="minorHAnsi"/>
+              </w:rPr>
+              <w:t xml:space="preserve">Самым заметным элементом является верхний блок баланса с крупной суммой «18,50 BYN», поэтому пользователь в первую очередь считывает именно финансовое состояние счёта. </w:t>
             </w:r>
           </w:p>
         </w:tc>
@@ -6984,19 +5725,10 @@
               </w:rPr>
             </w:pPr>
             <w:r>
-              <w:t>Принцип</w:t>
-            </w:r>
-            <w:r>
-              <w:t xml:space="preserve"> </w:t>
-            </w:r>
-            <w:r>
-              <w:t>общей</w:t>
-            </w:r>
-            <w:r>
-              <w:t xml:space="preserve"> </w:t>
-            </w:r>
-            <w:r>
-              <w:t>области</w:t>
+              <w:rPr>
+                <w:rFonts w:asciiTheme="minorHAnsi"/>
+              </w:rPr>
+              <w:t>Принцип общей области</w:t>
             </w:r>
           </w:p>
         </w:tc>
@@ -7015,154 +5747,10 @@
               </w:rPr>
             </w:pPr>
             <w:r>
-              <w:t>Баланс</w:t>
-            </w:r>
-            <w:r>
-              <w:t xml:space="preserve"> </w:t>
-            </w:r>
-            <w:r>
-              <w:t>вынесен</w:t>
-            </w:r>
-            <w:r>
-              <w:t xml:space="preserve"> </w:t>
-            </w:r>
-            <w:r>
-              <w:t>в</w:t>
-            </w:r>
-            <w:r>
-              <w:t xml:space="preserve"> </w:t>
-            </w:r>
-            <w:r>
-              <w:t>отдельную</w:t>
-            </w:r>
-            <w:r>
-              <w:t xml:space="preserve"> </w:t>
-            </w:r>
-            <w:r>
-              <w:t>широкую</w:t>
-            </w:r>
-            <w:r>
-              <w:t xml:space="preserve"> </w:t>
-            </w:r>
-            <w:r>
-              <w:t>карточку</w:t>
-            </w:r>
-            <w:r>
-              <w:t xml:space="preserve">, </w:t>
-            </w:r>
-            <w:r>
-              <w:t>а</w:t>
-            </w:r>
-            <w:r>
-              <w:t xml:space="preserve"> </w:t>
-            </w:r>
-            <w:r>
-              <w:t>остатки</w:t>
-            </w:r>
-            <w:r>
-              <w:t xml:space="preserve"> </w:t>
-            </w:r>
-            <w:r>
-              <w:t>интернета</w:t>
-            </w:r>
-            <w:r>
-              <w:t xml:space="preserve">, </w:t>
-            </w:r>
-            <w:r>
-              <w:t>минут</w:t>
-            </w:r>
-            <w:r>
-              <w:t xml:space="preserve"> </w:t>
-            </w:r>
-            <w:r>
-              <w:t>и</w:t>
-            </w:r>
-            <w:r>
-              <w:t xml:space="preserve"> SMS </w:t>
-            </w:r>
-            <w:r>
-              <w:t>—</w:t>
-            </w:r>
-            <w:r>
-              <w:t xml:space="preserve"> </w:t>
-            </w:r>
-            <w:r>
-              <w:t>в</w:t>
-            </w:r>
-            <w:r>
-              <w:t xml:space="preserve"> </w:t>
-            </w:r>
-            <w:r>
-              <w:t>три</w:t>
-            </w:r>
-            <w:r>
-              <w:t xml:space="preserve"> </w:t>
-            </w:r>
-            <w:r>
-              <w:t>отдельные</w:t>
-            </w:r>
-            <w:r>
-              <w:t xml:space="preserve"> </w:t>
-            </w:r>
-            <w:r>
-              <w:t>карточки</w:t>
-            </w:r>
-            <w:r>
-              <w:t xml:space="preserve"> </w:t>
-            </w:r>
-            <w:r>
-              <w:t>ниже</w:t>
-            </w:r>
-            <w:r>
-              <w:t xml:space="preserve">, </w:t>
-            </w:r>
-            <w:r>
-              <w:t>благодаря</w:t>
-            </w:r>
-            <w:r>
-              <w:t xml:space="preserve"> </w:t>
-            </w:r>
-            <w:r>
-              <w:t>чему</w:t>
-            </w:r>
-            <w:r>
-              <w:t xml:space="preserve"> </w:t>
-            </w:r>
-            <w:r>
-              <w:t>экран</w:t>
-            </w:r>
-            <w:r>
-              <w:t xml:space="preserve"> </w:t>
-            </w:r>
-            <w:r>
-              <w:t>делится</w:t>
-            </w:r>
-            <w:r>
-              <w:t xml:space="preserve"> </w:t>
-            </w:r>
-            <w:r>
-              <w:t>на</w:t>
-            </w:r>
-            <w:r>
-              <w:t xml:space="preserve"> </w:t>
-            </w:r>
-            <w:r>
-              <w:t>понятные</w:t>
-            </w:r>
-            <w:r>
-              <w:t xml:space="preserve"> </w:t>
-            </w:r>
-            <w:r>
-              <w:t>смысловые</w:t>
-            </w:r>
-            <w:r>
-              <w:t xml:space="preserve"> </w:t>
-            </w:r>
-            <w:r>
-              <w:t>зоны</w:t>
-            </w:r>
-            <w:r>
-              <w:t xml:space="preserve">. </w:t>
+              <w:rPr>
+                <w:rFonts w:asciiTheme="minorHAnsi"/>
+              </w:rPr>
+              <w:t xml:space="preserve">Баланс вынесен в отдельную широкую карточку, а остатки интернета, минут и SMS — в три отдельные карточки ниже, благодаря чему экран делится на понятные смысловые зоны. </w:t>
             </w:r>
           </w:p>
         </w:tc>
@@ -7183,13 +5771,10 @@
               </w:rPr>
             </w:pPr>
             <w:r>
-              <w:t>Принцип</w:t>
-            </w:r>
-            <w:r>
-              <w:t xml:space="preserve"> </w:t>
-            </w:r>
-            <w:r>
-              <w:t>сходства</w:t>
+              <w:rPr>
+                <w:rFonts w:asciiTheme="minorHAnsi"/>
+              </w:rPr>
+              <w:t>Принцип сходства</w:t>
             </w:r>
           </w:p>
         </w:tc>
@@ -7208,124 +5793,10 @@
               </w:rPr>
             </w:pPr>
             <w:r>
-              <w:t>Карточки</w:t>
-            </w:r>
-            <w:r>
-              <w:t xml:space="preserve"> </w:t>
-            </w:r>
-            <w:r>
-              <w:t>«Интернет»</w:t>
-            </w:r>
-            <w:r>
-              <w:t xml:space="preserve">, </w:t>
-            </w:r>
-            <w:r>
-              <w:t>«Минуты»</w:t>
-            </w:r>
-            <w:r>
-              <w:t xml:space="preserve"> </w:t>
-            </w:r>
-            <w:r>
-              <w:t>и</w:t>
-            </w:r>
-            <w:r>
-              <w:t xml:space="preserve"> </w:t>
-            </w:r>
-            <w:r>
-              <w:t>«</w:t>
-            </w:r>
-            <w:r>
-              <w:t>SMS</w:t>
-            </w:r>
-            <w:r>
-              <w:t>»</w:t>
-            </w:r>
-            <w:r>
-              <w:t xml:space="preserve"> </w:t>
-            </w:r>
-            <w:r>
-              <w:t>оформлены</w:t>
-            </w:r>
-            <w:r>
-              <w:t xml:space="preserve"> </w:t>
-            </w:r>
-            <w:r>
-              <w:t>одинаково</w:t>
-            </w:r>
-            <w:r>
-              <w:t xml:space="preserve"> </w:t>
-            </w:r>
-            <w:r>
-              <w:t>по</w:t>
-            </w:r>
-            <w:r>
-              <w:t xml:space="preserve"> </w:t>
-            </w:r>
-            <w:r>
-              <w:t>структуре</w:t>
-            </w:r>
-            <w:r>
-              <w:t xml:space="preserve">: </w:t>
-            </w:r>
-            <w:r>
-              <w:t>заголовок</w:t>
-            </w:r>
-            <w:r>
-              <w:t xml:space="preserve">, </w:t>
-            </w:r>
-            <w:r>
-              <w:t>значение</w:t>
-            </w:r>
-            <w:r>
-              <w:t xml:space="preserve"> </w:t>
-            </w:r>
-            <w:r>
-              <w:t>и</w:t>
-            </w:r>
-            <w:r>
-              <w:t xml:space="preserve"> </w:t>
-            </w:r>
-            <w:r>
-              <w:t>индикатор</w:t>
-            </w:r>
-            <w:r>
-              <w:t xml:space="preserve">, </w:t>
-            </w:r>
-            <w:r>
-              <w:t>поэтому</w:t>
-            </w:r>
-            <w:r>
-              <w:t xml:space="preserve"> </w:t>
-            </w:r>
-            <w:r>
-              <w:t>воспринимаются</w:t>
-            </w:r>
-            <w:r>
-              <w:t xml:space="preserve"> </w:t>
-            </w:r>
-            <w:r>
-              <w:t>как</w:t>
-            </w:r>
-            <w:r>
-              <w:t xml:space="preserve"> </w:t>
-            </w:r>
-            <w:r>
-              <w:t>единая</w:t>
-            </w:r>
-            <w:r>
-              <w:t xml:space="preserve"> </w:t>
-            </w:r>
-            <w:r>
-              <w:t>группа</w:t>
-            </w:r>
-            <w:r>
-              <w:t xml:space="preserve"> </w:t>
-            </w:r>
-            <w:r>
-              <w:t>остатков</w:t>
-            </w:r>
-            <w:r>
-              <w:t xml:space="preserve">. </w:t>
+              <w:rPr>
+                <w:rFonts w:asciiTheme="minorHAnsi"/>
+              </w:rPr>
+              <w:t xml:space="preserve">Карточки «Интернет», «Минуты» и «SMS» оформлены одинаково по структуре: заголовок, значение и индикатор, поэтому воспринимаются как единая группа остатков. </w:t>
             </w:r>
           </w:p>
         </w:tc>
@@ -7346,13 +5817,10 @@
               </w:rPr>
             </w:pPr>
             <w:r>
-              <w:t>Принцип</w:t>
-            </w:r>
-            <w:r>
-              <w:t xml:space="preserve"> </w:t>
-            </w:r>
-            <w:r>
-              <w:t>близости</w:t>
+              <w:rPr>
+                <w:rFonts w:asciiTheme="minorHAnsi"/>
+              </w:rPr>
+              <w:t>Принцип близости</w:t>
             </w:r>
           </w:p>
         </w:tc>
@@ -7371,130 +5839,10 @@
               </w:rPr>
             </w:pPr>
             <w:r>
-              <w:t>Внутри</w:t>
-            </w:r>
-            <w:r>
-              <w:t xml:space="preserve"> </w:t>
-            </w:r>
-            <w:r>
-              <w:t>каждой</w:t>
-            </w:r>
-            <w:r>
-              <w:t xml:space="preserve"> </w:t>
-            </w:r>
-            <w:r>
-              <w:t>карточки</w:t>
-            </w:r>
-            <w:r>
-              <w:t xml:space="preserve"> </w:t>
-            </w:r>
-            <w:r>
-              <w:t>название</w:t>
-            </w:r>
-            <w:r>
-              <w:t xml:space="preserve"> </w:t>
-            </w:r>
-            <w:r>
-              <w:t>ресурса</w:t>
-            </w:r>
-            <w:r>
-              <w:t xml:space="preserve">, </w:t>
-            </w:r>
-            <w:r>
-              <w:t>число</w:t>
-            </w:r>
-            <w:r>
-              <w:t xml:space="preserve"> </w:t>
-            </w:r>
-            <w:r>
-              <w:t>и</w:t>
-            </w:r>
-            <w:r>
-              <w:t xml:space="preserve"> </w:t>
-            </w:r>
-            <w:r>
-              <w:t>индикатор</w:t>
-            </w:r>
-            <w:r>
-              <w:t xml:space="preserve"> </w:t>
-            </w:r>
-            <w:r>
-              <w:t>прогресса</w:t>
-            </w:r>
-            <w:r>
-              <w:t xml:space="preserve"> </w:t>
-            </w:r>
-            <w:r>
-              <w:t>расположены</w:t>
-            </w:r>
-            <w:r>
-              <w:t xml:space="preserve"> </w:t>
-            </w:r>
-            <w:r>
-              <w:t>близко</w:t>
-            </w:r>
-            <w:r>
-              <w:t xml:space="preserve"> </w:t>
-            </w:r>
-            <w:r>
-              <w:t>друг</w:t>
-            </w:r>
-            <w:r>
-              <w:t xml:space="preserve"> </w:t>
-            </w:r>
-            <w:r>
-              <w:t>к</w:t>
-            </w:r>
-            <w:r>
-              <w:t xml:space="preserve"> </w:t>
-            </w:r>
-            <w:r>
-              <w:t>другу</w:t>
-            </w:r>
-            <w:r>
-              <w:t xml:space="preserve">, </w:t>
-            </w:r>
-            <w:r>
-              <w:t>что</w:t>
-            </w:r>
-            <w:r>
-              <w:t xml:space="preserve"> </w:t>
-            </w:r>
-            <w:r>
-              <w:t>помогает</w:t>
-            </w:r>
-            <w:r>
-              <w:t xml:space="preserve"> </w:t>
-            </w:r>
-            <w:r>
-              <w:t>быстро</w:t>
-            </w:r>
-            <w:r>
-              <w:t xml:space="preserve"> </w:t>
-            </w:r>
-            <w:r>
-              <w:t>соотнести</w:t>
-            </w:r>
-            <w:r>
-              <w:t xml:space="preserve"> </w:t>
-            </w:r>
-            <w:r>
-              <w:t>данные</w:t>
-            </w:r>
-            <w:r>
-              <w:t xml:space="preserve"> </w:t>
-            </w:r>
-            <w:r>
-              <w:t>одного</w:t>
-            </w:r>
-            <w:r>
-              <w:t xml:space="preserve"> </w:t>
-            </w:r>
-            <w:r>
-              <w:t>типа</w:t>
-            </w:r>
-            <w:r>
-              <w:t xml:space="preserve">. </w:t>
+              <w:rPr>
+                <w:rFonts w:asciiTheme="minorHAnsi"/>
+              </w:rPr>
+              <w:t xml:space="preserve">Внутри каждой карточки название ресурса, число и индикатор прогресса расположены близко друг к другу, что помогает быстро соотнести данные одного типа. </w:t>
             </w:r>
           </w:p>
         </w:tc>
@@ -7515,13 +5863,10 @@
               </w:rPr>
             </w:pPr>
             <w:r>
-              <w:t>Закон</w:t>
-            </w:r>
-            <w:r>
-              <w:t xml:space="preserve"> </w:t>
-            </w:r>
-            <w:r>
-              <w:t>равновесия</w:t>
+              <w:rPr>
+                <w:rFonts w:asciiTheme="minorHAnsi"/>
+              </w:rPr>
+              <w:t>Закон равновесия</w:t>
             </w:r>
           </w:p>
         </w:tc>
@@ -7540,118 +5885,10 @@
               </w:rPr>
             </w:pPr>
             <w:r>
-              <w:t>Три</w:t>
-            </w:r>
-            <w:r>
-              <w:t xml:space="preserve"> </w:t>
-            </w:r>
-            <w:r>
-              <w:t>одинаковых</w:t>
-            </w:r>
-            <w:r>
-              <w:t xml:space="preserve"> </w:t>
-            </w:r>
-            <w:r>
-              <w:t>блока</w:t>
-            </w:r>
-            <w:r>
-              <w:t xml:space="preserve"> </w:t>
-            </w:r>
-            <w:r>
-              <w:t>остатков</w:t>
-            </w:r>
-            <w:r>
-              <w:t xml:space="preserve"> </w:t>
-            </w:r>
-            <w:r>
-              <w:t>равномерно</w:t>
-            </w:r>
-            <w:r>
-              <w:t xml:space="preserve"> </w:t>
-            </w:r>
-            <w:r>
-              <w:t>распределены</w:t>
-            </w:r>
-            <w:r>
-              <w:t xml:space="preserve"> </w:t>
-            </w:r>
-            <w:r>
-              <w:t>по</w:t>
-            </w:r>
-            <w:r>
-              <w:t xml:space="preserve"> </w:t>
-            </w:r>
-            <w:r>
-              <w:t>горизонтали</w:t>
-            </w:r>
-            <w:r>
-              <w:t xml:space="preserve"> </w:t>
-            </w:r>
-            <w:r>
-              <w:t>под</w:t>
-            </w:r>
-            <w:r>
-              <w:t xml:space="preserve"> </w:t>
-            </w:r>
-            <w:r>
-              <w:t>верхней</w:t>
-            </w:r>
-            <w:r>
-              <w:t xml:space="preserve"> </w:t>
-            </w:r>
-            <w:r>
-              <w:t>карточкой</w:t>
-            </w:r>
-            <w:r>
-              <w:t xml:space="preserve"> </w:t>
-            </w:r>
-            <w:r>
-              <w:t>баланса</w:t>
-            </w:r>
-            <w:r>
-              <w:t xml:space="preserve">, </w:t>
-            </w:r>
-            <w:r>
-              <w:t>поэтому</w:t>
-            </w:r>
-            <w:r>
-              <w:t xml:space="preserve"> </w:t>
-            </w:r>
-            <w:r>
-              <w:t>вся</w:t>
-            </w:r>
-            <w:r>
-              <w:t xml:space="preserve"> </w:t>
-            </w:r>
-            <w:r>
-              <w:t>композиция</w:t>
-            </w:r>
-            <w:r>
-              <w:t xml:space="preserve"> </w:t>
-            </w:r>
-            <w:r>
-              <w:t>выглядит</w:t>
-            </w:r>
-            <w:r>
-              <w:t xml:space="preserve"> </w:t>
-            </w:r>
-            <w:r>
-              <w:t>аккуратной</w:t>
-            </w:r>
-            <w:r>
-              <w:t xml:space="preserve"> </w:t>
-            </w:r>
-            <w:r>
-              <w:t>и</w:t>
-            </w:r>
-            <w:r>
-              <w:t xml:space="preserve"> </w:t>
-            </w:r>
-            <w:r>
-              <w:t>устойчивой</w:t>
-            </w:r>
-            <w:r>
-              <w:t xml:space="preserve">. </w:t>
+              <w:rPr>
+                <w:rFonts w:asciiTheme="minorHAnsi"/>
+              </w:rPr>
+              <w:t xml:space="preserve">Три одинаковых блока остатков равномерно распределены по горизонтали под верхней карточкой баланса, поэтому вся композиция выглядит аккуратной и устойчивой. </w:t>
             </w:r>
           </w:p>
         </w:tc>
@@ -7767,24 +6004,11 @@
             </w:pPr>
             <w:r>
               <w:rPr>
+                <w:rFonts w:asciiTheme="minorHAnsi"/>
                 <w:b/>
                 <w:bCs/>
               </w:rPr>
-              <w:t>Закон</w:t>
-            </w:r>
-            <w:r>
-              <w:rPr>
-                <w:b/>
-                <w:bCs/>
-              </w:rPr>
-              <w:t xml:space="preserve"> / </w:t>
-            </w:r>
-            <w:r>
-              <w:rPr>
-                <w:b/>
-                <w:bCs/>
-              </w:rPr>
-              <w:t>Принцип</w:t>
+              <w:t>Закон / Принцип</w:t>
             </w:r>
           </w:p>
         </w:tc>
@@ -7804,24 +6028,11 @@
             </w:pPr>
             <w:r>
               <w:rPr>
+                <w:rFonts w:asciiTheme="minorHAnsi"/>
                 <w:b/>
                 <w:bCs/>
               </w:rPr>
-              <w:t>Как</w:t>
-            </w:r>
-            <w:r>
-              <w:rPr>
-                <w:b/>
-                <w:bCs/>
-              </w:rPr>
-              <w:t xml:space="preserve"> </w:t>
-            </w:r>
-            <w:r>
-              <w:rPr>
-                <w:b/>
-                <w:bCs/>
-              </w:rPr>
-              <w:t>проявляется</w:t>
+              <w:t>Как проявляется</w:t>
             </w:r>
           </w:p>
         </w:tc>
@@ -7842,19 +6053,10 @@
               </w:rPr>
             </w:pPr>
             <w:r>
-              <w:t>Принцип</w:t>
-            </w:r>
-            <w:r>
-              <w:t xml:space="preserve"> </w:t>
-            </w:r>
-            <w:r>
-              <w:t>общей</w:t>
-            </w:r>
-            <w:r>
-              <w:t xml:space="preserve"> </w:t>
-            </w:r>
-            <w:r>
-              <w:t>области</w:t>
+              <w:rPr>
+                <w:rFonts w:asciiTheme="minorHAnsi"/>
+              </w:rPr>
+              <w:t>Принцип общей области</w:t>
             </w:r>
           </w:p>
         </w:tc>
@@ -7873,178 +6075,10 @@
               </w:rPr>
             </w:pPr>
             <w:r>
-              <w:t>Основная</w:t>
-            </w:r>
-            <w:r>
-              <w:t xml:space="preserve"> </w:t>
-            </w:r>
-            <w:r>
-              <w:t>информация</w:t>
-            </w:r>
-            <w:r>
-              <w:t xml:space="preserve"> </w:t>
-            </w:r>
-            <w:r>
-              <w:t>о</w:t>
-            </w:r>
-            <w:r>
-              <w:t xml:space="preserve"> </w:t>
-            </w:r>
-            <w:r>
-              <w:t>тарифе</w:t>
-            </w:r>
-            <w:r>
-              <w:t xml:space="preserve"> </w:t>
-            </w:r>
-            <w:r>
-              <w:t>собрана</w:t>
-            </w:r>
-            <w:r>
-              <w:t xml:space="preserve"> </w:t>
-            </w:r>
-            <w:r>
-              <w:t>в</w:t>
-            </w:r>
-            <w:r>
-              <w:t xml:space="preserve"> </w:t>
-            </w:r>
-            <w:r>
-              <w:t>крупной</w:t>
-            </w:r>
-            <w:r>
-              <w:t xml:space="preserve"> </w:t>
-            </w:r>
-            <w:r>
-              <w:t>карточке</w:t>
-            </w:r>
-            <w:r>
-              <w:t xml:space="preserve"> </w:t>
-            </w:r>
-            <w:r>
-              <w:t>слева</w:t>
-            </w:r>
-            <w:r>
-              <w:t xml:space="preserve">, </w:t>
-            </w:r>
-            <w:r>
-              <w:t>а</w:t>
-            </w:r>
-            <w:r>
-              <w:t xml:space="preserve"> </w:t>
-            </w:r>
-            <w:r>
-              <w:t>блоки</w:t>
-            </w:r>
-            <w:r>
-              <w:t xml:space="preserve"> </w:t>
-            </w:r>
-            <w:r>
-              <w:t>«Рекомендации»</w:t>
-            </w:r>
-            <w:r>
-              <w:t xml:space="preserve"> </w:t>
-            </w:r>
-            <w:r>
-              <w:t>и</w:t>
-            </w:r>
-            <w:r>
-              <w:t xml:space="preserve"> </w:t>
-            </w:r>
-            <w:r>
-              <w:t>«Доп</w:t>
-            </w:r>
-            <w:r>
-              <w:t xml:space="preserve">. </w:t>
-            </w:r>
-            <w:r>
-              <w:t>услуги»</w:t>
-            </w:r>
-            <w:r>
-              <w:t xml:space="preserve"> </w:t>
-            </w:r>
-            <w:r>
-              <w:t>вынесены</w:t>
-            </w:r>
-            <w:r>
-              <w:t xml:space="preserve"> </w:t>
-            </w:r>
-            <w:r>
-              <w:t>в</w:t>
-            </w:r>
-            <w:r>
-              <w:t xml:space="preserve"> </w:t>
-            </w:r>
-            <w:r>
-              <w:t>отдельные</w:t>
-            </w:r>
-            <w:r>
-              <w:t xml:space="preserve"> </w:t>
-            </w:r>
-            <w:r>
-              <w:t>прямоугольные</w:t>
-            </w:r>
-            <w:r>
-              <w:t xml:space="preserve"> </w:t>
-            </w:r>
-            <w:r>
-              <w:t>области</w:t>
-            </w:r>
-            <w:r>
-              <w:t xml:space="preserve"> </w:t>
-            </w:r>
-            <w:r>
-              <w:t>справа</w:t>
-            </w:r>
-            <w:r>
-              <w:t xml:space="preserve">, </w:t>
-            </w:r>
-            <w:r>
-              <w:t>поэтому</w:t>
-            </w:r>
-            <w:r>
-              <w:t xml:space="preserve"> </w:t>
-            </w:r>
-            <w:r>
-              <w:t>пользователь</w:t>
-            </w:r>
-            <w:r>
-              <w:t xml:space="preserve"> </w:t>
-            </w:r>
-            <w:r>
-              <w:t>легко</w:t>
-            </w:r>
-            <w:r>
-              <w:t xml:space="preserve"> </w:t>
-            </w:r>
-            <w:r>
-              <w:t>отделяет</w:t>
-            </w:r>
-            <w:r>
-              <w:t xml:space="preserve"> </w:t>
-            </w:r>
-            <w:r>
-              <w:t>главный</w:t>
-            </w:r>
-            <w:r>
-              <w:t xml:space="preserve"> </w:t>
-            </w:r>
-            <w:r>
-              <w:t>контент</w:t>
-            </w:r>
-            <w:r>
-              <w:t xml:space="preserve"> </w:t>
-            </w:r>
-            <w:r>
-              <w:t>от</w:t>
-            </w:r>
-            <w:r>
-              <w:t xml:space="preserve"> </w:t>
-            </w:r>
-            <w:r>
-              <w:t>дополнительного</w:t>
-            </w:r>
-            <w:r>
-              <w:t xml:space="preserve">. </w:t>
+              <w:rPr>
+                <w:rFonts w:asciiTheme="minorHAnsi"/>
+              </w:rPr>
+              <w:t xml:space="preserve">Основная информация о тарифе собрана в крупной карточке слева, а блоки «Рекомендации» и «Доп. услуги» вынесены в отдельные прямоугольные области справа, поэтому пользователь легко отделяет главный контент от дополнительного. </w:t>
             </w:r>
           </w:p>
         </w:tc>
@@ -8065,13 +6099,10 @@
               </w:rPr>
             </w:pPr>
             <w:r>
-              <w:t>Принцип</w:t>
-            </w:r>
-            <w:r>
-              <w:t xml:space="preserve"> </w:t>
-            </w:r>
-            <w:r>
-              <w:t>близости</w:t>
+              <w:rPr>
+                <w:rFonts w:asciiTheme="minorHAnsi"/>
+              </w:rPr>
+              <w:t>Принцип близости</w:t>
             </w:r>
           </w:p>
         </w:tc>
@@ -8090,136 +6121,10 @@
               </w:rPr>
             </w:pPr>
             <w:r>
-              <w:t>Цена</w:t>
-            </w:r>
-            <w:r>
-              <w:t xml:space="preserve">, </w:t>
-            </w:r>
-            <w:r>
-              <w:t>список</w:t>
-            </w:r>
-            <w:r>
-              <w:t xml:space="preserve"> </w:t>
-            </w:r>
-            <w:r>
-              <w:t>преимуществ</w:t>
-            </w:r>
-            <w:r>
-              <w:t xml:space="preserve"> </w:t>
-            </w:r>
-            <w:r>
-              <w:t>и</w:t>
-            </w:r>
-            <w:r>
-              <w:t xml:space="preserve"> </w:t>
-            </w:r>
-            <w:r>
-              <w:t>кнопка</w:t>
-            </w:r>
-            <w:r>
-              <w:t xml:space="preserve"> </w:t>
-            </w:r>
-            <w:r>
-              <w:t>«Подключить</w:t>
-            </w:r>
-            <w:r>
-              <w:t xml:space="preserve"> </w:t>
-            </w:r>
-            <w:r>
-              <w:t>тариф»</w:t>
-            </w:r>
-            <w:r>
-              <w:t xml:space="preserve"> </w:t>
-            </w:r>
-            <w:r>
-              <w:t>расположены</w:t>
-            </w:r>
-            <w:r>
-              <w:t xml:space="preserve"> </w:t>
-            </w:r>
-            <w:r>
-              <w:t>близко</w:t>
-            </w:r>
-            <w:r>
-              <w:t xml:space="preserve"> </w:t>
-            </w:r>
-            <w:r>
-              <w:t>друг</w:t>
-            </w:r>
-            <w:r>
-              <w:t xml:space="preserve"> </w:t>
-            </w:r>
-            <w:r>
-              <w:t>к</w:t>
-            </w:r>
-            <w:r>
-              <w:t xml:space="preserve"> </w:t>
-            </w:r>
-            <w:r>
-              <w:t>другу</w:t>
-            </w:r>
-            <w:r>
-              <w:t xml:space="preserve"> </w:t>
-            </w:r>
-            <w:r>
-              <w:t>внутри</w:t>
-            </w:r>
-            <w:r>
-              <w:t xml:space="preserve"> </w:t>
-            </w:r>
-            <w:r>
-              <w:t>одной</w:t>
-            </w:r>
-            <w:r>
-              <w:t xml:space="preserve"> </w:t>
-            </w:r>
-            <w:r>
-              <w:t>карточки</w:t>
-            </w:r>
-            <w:r>
-              <w:t xml:space="preserve">, </w:t>
-            </w:r>
-            <w:r>
-              <w:t>поэтому</w:t>
-            </w:r>
-            <w:r>
-              <w:t xml:space="preserve"> </w:t>
-            </w:r>
-            <w:r>
-              <w:t>воспринимаются</w:t>
-            </w:r>
-            <w:r>
-              <w:t xml:space="preserve"> </w:t>
-            </w:r>
-            <w:r>
-              <w:t>как</w:t>
-            </w:r>
-            <w:r>
-              <w:t xml:space="preserve"> </w:t>
-            </w:r>
-            <w:r>
-              <w:t>единый</w:t>
-            </w:r>
-            <w:r>
-              <w:t xml:space="preserve"> </w:t>
-            </w:r>
-            <w:r>
-              <w:t>блок</w:t>
-            </w:r>
-            <w:r>
-              <w:t xml:space="preserve"> </w:t>
-            </w:r>
-            <w:r>
-              <w:t>условий</w:t>
-            </w:r>
-            <w:r>
-              <w:t xml:space="preserve"> </w:t>
-            </w:r>
-            <w:r>
-              <w:t>тарифа</w:t>
-            </w:r>
-            <w:r>
-              <w:t xml:space="preserve">. </w:t>
+              <w:rPr>
+                <w:rFonts w:asciiTheme="minorHAnsi"/>
+              </w:rPr>
+              <w:t xml:space="preserve">Цена, список преимуществ и кнопка «Подключить тариф» расположены близко друг к другу внутри одной карточки, поэтому воспринимаются как единый блок условий тарифа. </w:t>
             </w:r>
           </w:p>
         </w:tc>
@@ -8240,13 +6145,10 @@
               </w:rPr>
             </w:pPr>
             <w:r>
-              <w:t>Закон</w:t>
-            </w:r>
-            <w:r>
-              <w:t xml:space="preserve"> </w:t>
-            </w:r>
-            <w:r>
-              <w:t>соподчинения</w:t>
+              <w:rPr>
+                <w:rFonts w:asciiTheme="minorHAnsi"/>
+              </w:rPr>
+              <w:t>Закон соподчинения</w:t>
             </w:r>
           </w:p>
         </w:tc>
@@ -8265,136 +6167,10 @@
               </w:rPr>
             </w:pPr>
             <w:r>
-              <w:t>Главным</w:t>
-            </w:r>
-            <w:r>
-              <w:t xml:space="preserve"> </w:t>
-            </w:r>
-            <w:r>
-              <w:t>элементом</w:t>
-            </w:r>
-            <w:r>
-              <w:t xml:space="preserve"> </w:t>
-            </w:r>
-            <w:r>
-              <w:t>макета</w:t>
-            </w:r>
-            <w:r>
-              <w:t xml:space="preserve"> </w:t>
-            </w:r>
-            <w:r>
-              <w:t>является</w:t>
-            </w:r>
-            <w:r>
-              <w:t xml:space="preserve"> </w:t>
-            </w:r>
-            <w:r>
-              <w:t>основной</w:t>
-            </w:r>
-            <w:r>
-              <w:t xml:space="preserve"> </w:t>
-            </w:r>
-            <w:r>
-              <w:t>тарифный</w:t>
-            </w:r>
-            <w:r>
-              <w:t xml:space="preserve"> </w:t>
-            </w:r>
-            <w:r>
-              <w:t>блок</w:t>
-            </w:r>
-            <w:r>
-              <w:t xml:space="preserve"> </w:t>
-            </w:r>
-            <w:r>
-              <w:t>с</w:t>
-            </w:r>
-            <w:r>
-              <w:t xml:space="preserve"> </w:t>
-            </w:r>
-            <w:r>
-              <w:t>ценой</w:t>
-            </w:r>
-            <w:r>
-              <w:t xml:space="preserve"> </w:t>
-            </w:r>
-            <w:r>
-              <w:t>и</w:t>
-            </w:r>
-            <w:r>
-              <w:t xml:space="preserve"> </w:t>
-            </w:r>
-            <w:r>
-              <w:t>кнопкой</w:t>
-            </w:r>
-            <w:r>
-              <w:t xml:space="preserve"> </w:t>
-            </w:r>
-            <w:r>
-              <w:t>подключения</w:t>
-            </w:r>
-            <w:r>
-              <w:t xml:space="preserve">, </w:t>
-            </w:r>
-            <w:r>
-              <w:t>а</w:t>
-            </w:r>
-            <w:r>
-              <w:t xml:space="preserve"> </w:t>
-            </w:r>
-            <w:r>
-              <w:t>боковые</w:t>
-            </w:r>
-            <w:r>
-              <w:t xml:space="preserve"> </w:t>
-            </w:r>
-            <w:r>
-              <w:t>карточки</w:t>
-            </w:r>
-            <w:r>
-              <w:t xml:space="preserve"> </w:t>
-            </w:r>
-            <w:r>
-              <w:t>играют</w:t>
-            </w:r>
-            <w:r>
-              <w:t xml:space="preserve"> </w:t>
-            </w:r>
-            <w:r>
-              <w:t>вспомогательную</w:t>
-            </w:r>
-            <w:r>
-              <w:t xml:space="preserve"> </w:t>
-            </w:r>
-            <w:r>
-              <w:t>роль</w:t>
-            </w:r>
-            <w:r>
-              <w:t xml:space="preserve"> </w:t>
-            </w:r>
-            <w:r>
-              <w:t>и</w:t>
-            </w:r>
-            <w:r>
-              <w:t xml:space="preserve"> </w:t>
-            </w:r>
-            <w:r>
-              <w:t>не</w:t>
-            </w:r>
-            <w:r>
-              <w:t xml:space="preserve"> </w:t>
-            </w:r>
-            <w:r>
-              <w:t>перетягивают</w:t>
-            </w:r>
-            <w:r>
-              <w:t xml:space="preserve"> </w:t>
-            </w:r>
-            <w:r>
-              <w:t>внимание</w:t>
-            </w:r>
-            <w:r>
-              <w:t xml:space="preserve">. </w:t>
+              <w:rPr>
+                <w:rFonts w:asciiTheme="minorHAnsi"/>
+              </w:rPr>
+              <w:t xml:space="preserve">Главным элементом макета является основной тарифный блок с ценой и кнопкой подключения, а боковые карточки играют вспомогательную роль и не перетягивают внимание. </w:t>
             </w:r>
           </w:p>
         </w:tc>
@@ -8415,13 +6191,10 @@
               </w:rPr>
             </w:pPr>
             <w:r>
-              <w:t>Закон</w:t>
-            </w:r>
-            <w:r>
-              <w:t xml:space="preserve"> </w:t>
-            </w:r>
-            <w:r>
-              <w:t>равновесия</w:t>
+              <w:rPr>
+                <w:rFonts w:asciiTheme="minorHAnsi"/>
+              </w:rPr>
+              <w:t>Закон равновесия</w:t>
             </w:r>
           </w:p>
         </w:tc>
@@ -8440,94 +6213,10 @@
               </w:rPr>
             </w:pPr>
             <w:r>
-              <w:t>Большая</w:t>
-            </w:r>
-            <w:r>
-              <w:t xml:space="preserve"> </w:t>
-            </w:r>
-            <w:r>
-              <w:t>карточка</w:t>
-            </w:r>
-            <w:r>
-              <w:t xml:space="preserve"> </w:t>
-            </w:r>
-            <w:r>
-              <w:t>слева</w:t>
-            </w:r>
-            <w:r>
-              <w:t xml:space="preserve"> </w:t>
-            </w:r>
-            <w:r>
-              <w:t>визуально</w:t>
-            </w:r>
-            <w:r>
-              <w:t xml:space="preserve"> </w:t>
-            </w:r>
-            <w:r>
-              <w:t>уравновешивается</w:t>
-            </w:r>
-            <w:r>
-              <w:t xml:space="preserve"> </w:t>
-            </w:r>
-            <w:r>
-              <w:t>двумя</w:t>
-            </w:r>
-            <w:r>
-              <w:t xml:space="preserve"> </w:t>
-            </w:r>
-            <w:r>
-              <w:t>меньшими</w:t>
-            </w:r>
-            <w:r>
-              <w:t xml:space="preserve"> </w:t>
-            </w:r>
-            <w:r>
-              <w:t>карточками</w:t>
-            </w:r>
-            <w:r>
-              <w:t xml:space="preserve"> </w:t>
-            </w:r>
-            <w:r>
-              <w:t>справа</w:t>
-            </w:r>
-            <w:r>
-              <w:t xml:space="preserve">, </w:t>
-            </w:r>
-            <w:r>
-              <w:t>поэтому</w:t>
-            </w:r>
-            <w:r>
-              <w:t xml:space="preserve"> </w:t>
-            </w:r>
-            <w:r>
-              <w:t>композиция</w:t>
-            </w:r>
-            <w:r>
-              <w:t xml:space="preserve"> </w:t>
-            </w:r>
-            <w:r>
-              <w:t>выглядит</w:t>
-            </w:r>
-            <w:r>
-              <w:t xml:space="preserve"> </w:t>
-            </w:r>
-            <w:r>
-              <w:t>устойчивой</w:t>
-            </w:r>
-            <w:r>
-              <w:t xml:space="preserve"> </w:t>
-            </w:r>
-            <w:r>
-              <w:t>и</w:t>
-            </w:r>
-            <w:r>
-              <w:t xml:space="preserve"> </w:t>
-            </w:r>
-            <w:r>
-              <w:t>собранной</w:t>
-            </w:r>
-            <w:r>
-              <w:t xml:space="preserve">. </w:t>
+              <w:rPr>
+                <w:rFonts w:asciiTheme="minorHAnsi"/>
+              </w:rPr>
+              <w:t xml:space="preserve">Большая карточка слева визуально уравновешивается двумя меньшими карточками справа, поэтому композиция выглядит устойчивой и собранной. </w:t>
             </w:r>
           </w:p>
         </w:tc>
@@ -8548,13 +6237,10 @@
               </w:rPr>
             </w:pPr>
             <w:r>
-              <w:t>Принцип</w:t>
-            </w:r>
-            <w:r>
-              <w:t xml:space="preserve"> </w:t>
-            </w:r>
-            <w:r>
-              <w:t>сходства</w:t>
+              <w:rPr>
+                <w:rFonts w:asciiTheme="minorHAnsi"/>
+              </w:rPr>
+              <w:t>Принцип сходства</w:t>
             </w:r>
           </w:p>
         </w:tc>
@@ -8573,103 +6259,10 @@
               </w:rPr>
             </w:pPr>
             <w:r>
-              <w:t>Правые</w:t>
-            </w:r>
-            <w:r>
-              <w:t xml:space="preserve"> </w:t>
-            </w:r>
-            <w:r>
-              <w:t>дополнительные</w:t>
-            </w:r>
-            <w:r>
-              <w:t xml:space="preserve"> </w:t>
-            </w:r>
-            <w:r>
-              <w:t>блоки</w:t>
-            </w:r>
-            <w:r>
-              <w:t xml:space="preserve"> </w:t>
-            </w:r>
-            <w:r>
-              <w:t>оформлены</w:t>
-            </w:r>
-            <w:r>
-              <w:t xml:space="preserve"> </w:t>
-            </w:r>
-            <w:r>
-              <w:t>одинаково</w:t>
-            </w:r>
-            <w:r>
-              <w:t xml:space="preserve"> </w:t>
-            </w:r>
-            <w:r>
-              <w:t>по</w:t>
-            </w:r>
-            <w:r>
-              <w:t xml:space="preserve"> </w:t>
-            </w:r>
-            <w:r>
-              <w:t>форме</w:t>
-            </w:r>
-            <w:r>
-              <w:t xml:space="preserve"> </w:t>
-            </w:r>
-            <w:r>
-              <w:t>и</w:t>
-            </w:r>
-            <w:r>
-              <w:t xml:space="preserve"> </w:t>
-            </w:r>
-            <w:r>
-              <w:t>структуре</w:t>
-            </w:r>
-            <w:r>
-              <w:t xml:space="preserve">, </w:t>
-            </w:r>
-            <w:r>
-              <w:t>из</w:t>
-            </w:r>
-            <w:r>
-              <w:t>-</w:t>
-            </w:r>
-            <w:r>
-              <w:t>за</w:t>
-            </w:r>
-            <w:r>
-              <w:t xml:space="preserve"> </w:t>
-            </w:r>
-            <w:r>
-              <w:t>чего</w:t>
-            </w:r>
-            <w:r>
-              <w:t xml:space="preserve"> </w:t>
-            </w:r>
-            <w:r>
-              <w:t>воспринимаются</w:t>
-            </w:r>
-            <w:r>
-              <w:t xml:space="preserve"> </w:t>
-            </w:r>
-            <w:r>
-              <w:t>как</w:t>
-            </w:r>
-            <w:r>
-              <w:t xml:space="preserve"> </w:t>
-            </w:r>
-            <w:r>
-              <w:t>однотипные</w:t>
-            </w:r>
-            <w:r>
-              <w:t xml:space="preserve"> </w:t>
-            </w:r>
-            <w:r>
-              <w:t>информационные</w:t>
-            </w:r>
-            <w:r>
-              <w:t xml:space="preserve"> </w:t>
-            </w:r>
-            <w:r>
-              <w:t>секции</w:t>
+              <w:rPr>
+                <w:rFonts w:asciiTheme="minorHAnsi"/>
+              </w:rPr>
+              <w:t>Правые дополнительные блоки оформлены одинаково по форме и структуре, из-за чего воспринимаются как однотипные информационные секции</w:t>
             </w:r>
           </w:p>
         </w:tc>
@@ -8774,24 +6367,11 @@
             </w:pPr>
             <w:r>
               <w:rPr>
+                <w:rFonts w:asciiTheme="minorHAnsi"/>
                 <w:b/>
                 <w:bCs/>
               </w:rPr>
-              <w:t>Закон</w:t>
-            </w:r>
-            <w:r>
-              <w:rPr>
-                <w:b/>
-                <w:bCs/>
-              </w:rPr>
-              <w:t xml:space="preserve"> / </w:t>
-            </w:r>
-            <w:r>
-              <w:rPr>
-                <w:b/>
-                <w:bCs/>
-              </w:rPr>
-              <w:t>Принцип</w:t>
+              <w:t>Закон / Принцип</w:t>
             </w:r>
           </w:p>
         </w:tc>
@@ -8811,24 +6391,11 @@
             </w:pPr>
             <w:r>
               <w:rPr>
+                <w:rFonts w:asciiTheme="minorHAnsi"/>
                 <w:b/>
                 <w:bCs/>
               </w:rPr>
-              <w:t>Как</w:t>
-            </w:r>
-            <w:r>
-              <w:rPr>
-                <w:b/>
-                <w:bCs/>
-              </w:rPr>
-              <w:t xml:space="preserve"> </w:t>
-            </w:r>
-            <w:r>
-              <w:rPr>
-                <w:b/>
-                <w:bCs/>
-              </w:rPr>
-              <w:t>проявляется</w:t>
+              <w:t>Как проявляется</w:t>
             </w:r>
           </w:p>
         </w:tc>
@@ -8849,13 +6416,10 @@
               </w:rPr>
             </w:pPr>
             <w:r>
-              <w:t>Принцип</w:t>
-            </w:r>
-            <w:r>
-              <w:t xml:space="preserve"> </w:t>
-            </w:r>
-            <w:r>
-              <w:t>близости</w:t>
+              <w:rPr>
+                <w:rFonts w:asciiTheme="minorHAnsi"/>
+              </w:rPr>
+              <w:t>Принцип близости</w:t>
             </w:r>
           </w:p>
         </w:tc>
@@ -8874,142 +6438,10 @@
               </w:rPr>
             </w:pPr>
             <w:r>
-              <w:t>Подписи</w:t>
-            </w:r>
-            <w:r>
-              <w:t xml:space="preserve"> </w:t>
-            </w:r>
-            <w:r>
-              <w:t>«Интернет»</w:t>
-            </w:r>
-            <w:r>
-              <w:t xml:space="preserve"> </w:t>
-            </w:r>
-            <w:r>
-              <w:t>и</w:t>
-            </w:r>
-            <w:r>
-              <w:t xml:space="preserve"> </w:t>
-            </w:r>
-            <w:r>
-              <w:t>«Минуты»</w:t>
-            </w:r>
-            <w:r>
-              <w:t xml:space="preserve">, </w:t>
-            </w:r>
-            <w:r>
-              <w:t>текущие</w:t>
-            </w:r>
-            <w:r>
-              <w:t xml:space="preserve"> </w:t>
-            </w:r>
-            <w:r>
-              <w:t>значения</w:t>
-            </w:r>
-            <w:r>
-              <w:t xml:space="preserve"> </w:t>
-            </w:r>
-            <w:r>
-              <w:t>и</w:t>
-            </w:r>
-            <w:r>
-              <w:t xml:space="preserve"> </w:t>
-            </w:r>
-            <w:r>
-              <w:t>соответствующие</w:t>
-            </w:r>
-            <w:r>
-              <w:t xml:space="preserve"> </w:t>
-            </w:r>
-            <w:r>
-              <w:t>им</w:t>
-            </w:r>
-            <w:r>
-              <w:t xml:space="preserve"> </w:t>
-            </w:r>
-            <w:r>
-              <w:t>ползунки</w:t>
-            </w:r>
-            <w:r>
-              <w:t xml:space="preserve"> </w:t>
-            </w:r>
-            <w:r>
-              <w:t>расположены</w:t>
-            </w:r>
-            <w:r>
-              <w:t xml:space="preserve"> </w:t>
-            </w:r>
-            <w:r>
-              <w:t>рядом</w:t>
-            </w:r>
-            <w:r>
-              <w:t xml:space="preserve">, </w:t>
-            </w:r>
-            <w:r>
-              <w:t>поэтому</w:t>
-            </w:r>
-            <w:r>
-              <w:t xml:space="preserve"> </w:t>
-            </w:r>
-            <w:r>
-              <w:t>пользователь</w:t>
-            </w:r>
-            <w:r>
-              <w:t xml:space="preserve"> </w:t>
-            </w:r>
-            <w:r>
-              <w:t>сразу</w:t>
-            </w:r>
-            <w:r>
-              <w:t xml:space="preserve"> </w:t>
-            </w:r>
-            <w:r>
-              <w:t>понимает</w:t>
-            </w:r>
-            <w:r>
-              <w:t xml:space="preserve">, </w:t>
-            </w:r>
-            <w:r>
-              <w:t>какой</w:t>
-            </w:r>
-            <w:r>
-              <w:t xml:space="preserve"> </w:t>
-            </w:r>
-            <w:r>
-              <w:t>элемент</w:t>
-            </w:r>
-            <w:r>
-              <w:t xml:space="preserve"> </w:t>
-            </w:r>
-            <w:r>
-              <w:t>управления</w:t>
-            </w:r>
-            <w:r>
-              <w:t xml:space="preserve"> </w:t>
-            </w:r>
-            <w:r>
-              <w:t>относится</w:t>
-            </w:r>
-            <w:r>
-              <w:t xml:space="preserve"> </w:t>
-            </w:r>
-            <w:r>
-              <w:t>к</w:t>
-            </w:r>
-            <w:r>
-              <w:t xml:space="preserve"> </w:t>
-            </w:r>
-            <w:r>
-              <w:t>какому</w:t>
-            </w:r>
-            <w:r>
-              <w:t xml:space="preserve"> </w:t>
-            </w:r>
-            <w:r>
-              <w:t>параметру</w:t>
-            </w:r>
-            <w:r>
-              <w:t xml:space="preserve">. </w:t>
+              <w:rPr>
+                <w:rFonts w:asciiTheme="minorHAnsi"/>
+              </w:rPr>
+              <w:t xml:space="preserve">Подписи «Интернет» и «Минуты», текущие значения и соответствующие им ползунки расположены рядом, поэтому пользователь сразу понимает, какой элемент управления относится к какому параметру. </w:t>
             </w:r>
           </w:p>
         </w:tc>
@@ -9030,13 +6462,10 @@
               </w:rPr>
             </w:pPr>
             <w:r>
-              <w:t>Элемент</w:t>
-            </w:r>
-            <w:r>
-              <w:t xml:space="preserve"> </w:t>
-            </w:r>
-            <w:r>
-              <w:t>линия</w:t>
+              <w:rPr>
+                <w:rFonts w:asciiTheme="minorHAnsi"/>
+              </w:rPr>
+              <w:t>Элемент линия</w:t>
             </w:r>
           </w:p>
         </w:tc>
@@ -9055,112 +6484,10 @@
               </w:rPr>
             </w:pPr>
             <w:r>
-              <w:t>Два</w:t>
-            </w:r>
-            <w:r>
-              <w:t xml:space="preserve"> </w:t>
-            </w:r>
-            <w:r>
-              <w:t>длинных</w:t>
-            </w:r>
-            <w:r>
-              <w:t xml:space="preserve"> </w:t>
-            </w:r>
-            <w:r>
-              <w:t>горизонтальных</w:t>
-            </w:r>
-            <w:r>
-              <w:t xml:space="preserve"> </w:t>
-            </w:r>
-            <w:r>
-              <w:t>слайдера</w:t>
-            </w:r>
-            <w:r>
-              <w:t xml:space="preserve"> </w:t>
-            </w:r>
-            <w:r>
-              <w:t>образуют</w:t>
-            </w:r>
-            <w:r>
-              <w:t xml:space="preserve"> </w:t>
-            </w:r>
-            <w:r>
-              <w:t>чёткие</w:t>
-            </w:r>
-            <w:r>
-              <w:t xml:space="preserve"> </w:t>
-            </w:r>
-            <w:r>
-              <w:t>линии</w:t>
-            </w:r>
-            <w:r>
-              <w:t xml:space="preserve">, </w:t>
-            </w:r>
-            <w:r>
-              <w:t>которые</w:t>
-            </w:r>
-            <w:r>
-              <w:t xml:space="preserve"> </w:t>
-            </w:r>
-            <w:r>
-              <w:t>задают</w:t>
-            </w:r>
-            <w:r>
-              <w:t xml:space="preserve"> </w:t>
-            </w:r>
-            <w:r>
-              <w:t>направление</w:t>
-            </w:r>
-            <w:r>
-              <w:t xml:space="preserve"> </w:t>
-            </w:r>
-            <w:r>
-              <w:t>считывания</w:t>
-            </w:r>
-            <w:r>
-              <w:t xml:space="preserve"> </w:t>
-            </w:r>
-            <w:r>
-              <w:t>слева</w:t>
-            </w:r>
-            <w:r>
-              <w:t xml:space="preserve"> </w:t>
-            </w:r>
-            <w:r>
-              <w:t>направо</w:t>
-            </w:r>
-            <w:r>
-              <w:t xml:space="preserve"> </w:t>
-            </w:r>
-            <w:r>
-              <w:t>и</w:t>
-            </w:r>
-            <w:r>
-              <w:t xml:space="preserve"> </w:t>
-            </w:r>
-            <w:r>
-              <w:t>показывают</w:t>
-            </w:r>
-            <w:r>
-              <w:t xml:space="preserve"> </w:t>
-            </w:r>
-            <w:r>
-              <w:t>диапазон</w:t>
-            </w:r>
-            <w:r>
-              <w:t xml:space="preserve"> </w:t>
-            </w:r>
-            <w:r>
-              <w:t>изменения</w:t>
-            </w:r>
-            <w:r>
-              <w:t xml:space="preserve"> </w:t>
-            </w:r>
-            <w:r>
-              <w:t>значений</w:t>
-            </w:r>
-            <w:r>
-              <w:t xml:space="preserve">. </w:t>
+              <w:rPr>
+                <w:rFonts w:asciiTheme="minorHAnsi"/>
+              </w:rPr>
+              <w:t xml:space="preserve">Два длинных горизонтальных слайдера образуют чёткие линии, которые задают направление считывания слева направо и показывают диапазон изменения значений. </w:t>
             </w:r>
           </w:p>
         </w:tc>
@@ -9181,13 +6508,10 @@
               </w:rPr>
             </w:pPr>
             <w:r>
-              <w:t>Закон</w:t>
-            </w:r>
-            <w:r>
-              <w:t xml:space="preserve"> </w:t>
-            </w:r>
-            <w:r>
-              <w:t>соподчинения</w:t>
+              <w:rPr>
+                <w:rFonts w:asciiTheme="minorHAnsi"/>
+              </w:rPr>
+              <w:t>Закон соподчинения</w:t>
             </w:r>
           </w:p>
         </w:tc>
@@ -9206,142 +6530,10 @@
               </w:rPr>
             </w:pPr>
             <w:r>
-              <w:t>Блок</w:t>
-            </w:r>
-            <w:r>
-              <w:t xml:space="preserve"> </w:t>
-            </w:r>
-            <w:r>
-              <w:t>«Итого»</w:t>
-            </w:r>
-            <w:r>
-              <w:t xml:space="preserve"> </w:t>
-            </w:r>
-            <w:r>
-              <w:t>с</w:t>
-            </w:r>
-            <w:r>
-              <w:t xml:space="preserve"> </w:t>
-            </w:r>
-            <w:r>
-              <w:t>крупной</w:t>
-            </w:r>
-            <w:r>
-              <w:t xml:space="preserve"> </w:t>
-            </w:r>
-            <w:r>
-              <w:t>ценой</w:t>
-            </w:r>
-            <w:r>
-              <w:t xml:space="preserve"> </w:t>
-            </w:r>
-            <w:r>
-              <w:t>и</w:t>
-            </w:r>
-            <w:r>
-              <w:t xml:space="preserve"> </w:t>
-            </w:r>
-            <w:r>
-              <w:t>кнопкой</w:t>
-            </w:r>
-            <w:r>
-              <w:t xml:space="preserve"> </w:t>
-            </w:r>
-            <w:r>
-              <w:t>«Применить»</w:t>
-            </w:r>
-            <w:r>
-              <w:t xml:space="preserve"> </w:t>
-            </w:r>
-            <w:r>
-              <w:t>становится</w:t>
-            </w:r>
-            <w:r>
-              <w:t xml:space="preserve"> </w:t>
-            </w:r>
-            <w:r>
-              <w:t>композиционным</w:t>
-            </w:r>
-            <w:r>
-              <w:t xml:space="preserve"> </w:t>
-            </w:r>
-            <w:r>
-              <w:t>центром</w:t>
-            </w:r>
-            <w:r>
-              <w:t xml:space="preserve"> </w:t>
-            </w:r>
-            <w:r>
-              <w:t>правой</w:t>
-            </w:r>
-            <w:r>
-              <w:t xml:space="preserve"> </w:t>
-            </w:r>
-            <w:r>
-              <w:t>части</w:t>
-            </w:r>
-            <w:r>
-              <w:t xml:space="preserve"> </w:t>
-            </w:r>
-            <w:r>
-              <w:t>макета</w:t>
-            </w:r>
-            <w:r>
-              <w:t xml:space="preserve">, </w:t>
-            </w:r>
-            <w:r>
-              <w:t>так</w:t>
-            </w:r>
-            <w:r>
-              <w:t xml:space="preserve"> </w:t>
-            </w:r>
-            <w:r>
-              <w:t>как</w:t>
-            </w:r>
-            <w:r>
-              <w:t xml:space="preserve"> </w:t>
-            </w:r>
-            <w:r>
-              <w:t>именно</w:t>
-            </w:r>
-            <w:r>
-              <w:t xml:space="preserve"> </w:t>
-            </w:r>
-            <w:r>
-              <w:t>он</w:t>
-            </w:r>
-            <w:r>
-              <w:t xml:space="preserve"> </w:t>
-            </w:r>
-            <w:r>
-              <w:t>подводит</w:t>
-            </w:r>
-            <w:r>
-              <w:t xml:space="preserve"> </w:t>
-            </w:r>
-            <w:r>
-              <w:t>пользователя</w:t>
-            </w:r>
-            <w:r>
-              <w:t xml:space="preserve"> </w:t>
-            </w:r>
-            <w:r>
-              <w:t>к</w:t>
-            </w:r>
-            <w:r>
-              <w:t xml:space="preserve"> </w:t>
-            </w:r>
-            <w:r>
-              <w:t>финальному</w:t>
-            </w:r>
-            <w:r>
-              <w:t xml:space="preserve"> </w:t>
-            </w:r>
-            <w:r>
-              <w:t>действию</w:t>
-            </w:r>
-            <w:r>
-              <w:t xml:space="preserve">. </w:t>
+              <w:rPr>
+                <w:rFonts w:asciiTheme="minorHAnsi"/>
+              </w:rPr>
+              <w:t xml:space="preserve">Блок «Итого» с крупной ценой и кнопкой «Применить» становится композиционным центром правой части макета, так как именно он подводит пользователя к финальному действию. </w:t>
             </w:r>
           </w:p>
         </w:tc>
@@ -9362,13 +6554,10 @@
               </w:rPr>
             </w:pPr>
             <w:r>
-              <w:t>Закон</w:t>
-            </w:r>
-            <w:r>
-              <w:t xml:space="preserve"> </w:t>
-            </w:r>
-            <w:r>
-              <w:t>равновесия</w:t>
+              <w:rPr>
+                <w:rFonts w:asciiTheme="minorHAnsi"/>
+              </w:rPr>
+              <w:t>Закон равновесия</w:t>
             </w:r>
           </w:p>
         </w:tc>
@@ -9387,112 +6576,10 @@
               </w:rPr>
             </w:pPr>
             <w:r>
-              <w:t>Левая</w:t>
-            </w:r>
-            <w:r>
-              <w:t xml:space="preserve"> </w:t>
-            </w:r>
-            <w:r>
-              <w:t>часть</w:t>
-            </w:r>
-            <w:r>
-              <w:t xml:space="preserve"> </w:t>
-            </w:r>
-            <w:r>
-              <w:t>с</w:t>
-            </w:r>
-            <w:r>
-              <w:t xml:space="preserve"> </w:t>
-            </w:r>
-            <w:r>
-              <w:t>настройками</w:t>
-            </w:r>
-            <w:r>
-              <w:t xml:space="preserve"> </w:t>
-            </w:r>
-            <w:r>
-              <w:t>параметров</w:t>
-            </w:r>
-            <w:r>
-              <w:t xml:space="preserve"> </w:t>
-            </w:r>
-            <w:r>
-              <w:t>уравновешивается</w:t>
-            </w:r>
-            <w:r>
-              <w:t xml:space="preserve"> </w:t>
-            </w:r>
-            <w:r>
-              <w:t>правой</w:t>
-            </w:r>
-            <w:r>
-              <w:t xml:space="preserve"> </w:t>
-            </w:r>
-            <w:r>
-              <w:t>карточкой</w:t>
-            </w:r>
-            <w:r>
-              <w:t xml:space="preserve"> </w:t>
-            </w:r>
-            <w:r>
-              <w:t>итоговой</w:t>
-            </w:r>
-            <w:r>
-              <w:t xml:space="preserve"> </w:t>
-            </w:r>
-            <w:r>
-              <w:t>стоимости</w:t>
-            </w:r>
-            <w:r>
-              <w:t xml:space="preserve">, </w:t>
-            </w:r>
-            <w:r>
-              <w:t>поэтому</w:t>
-            </w:r>
-            <w:r>
-              <w:t xml:space="preserve"> </w:t>
-            </w:r>
-            <w:r>
-              <w:t>экран</w:t>
-            </w:r>
-            <w:r>
-              <w:t xml:space="preserve"> </w:t>
-            </w:r>
-            <w:r>
-              <w:t>не</w:t>
-            </w:r>
-            <w:r>
-              <w:t xml:space="preserve"> </w:t>
-            </w:r>
-            <w:r>
-              <w:t>выглядит</w:t>
-            </w:r>
-            <w:r>
-              <w:t xml:space="preserve"> </w:t>
-            </w:r>
-            <w:r>
-              <w:t>перегруженным</w:t>
-            </w:r>
-            <w:r>
-              <w:t xml:space="preserve"> </w:t>
-            </w:r>
-            <w:r>
-              <w:t>в</w:t>
-            </w:r>
-            <w:r>
-              <w:t xml:space="preserve"> </w:t>
-            </w:r>
-            <w:r>
-              <w:t>одну</w:t>
-            </w:r>
-            <w:r>
-              <w:t xml:space="preserve"> </w:t>
-            </w:r>
-            <w:r>
-              <w:t>сторону</w:t>
-            </w:r>
-            <w:r>
-              <w:t xml:space="preserve">. </w:t>
+              <w:rPr>
+                <w:rFonts w:asciiTheme="minorHAnsi"/>
+              </w:rPr>
+              <w:t xml:space="preserve">Левая часть с настройками параметров уравновешивается правой карточкой итоговой стоимости, поэтому экран не выглядит перегруженным в одну сторону. </w:t>
             </w:r>
           </w:p>
         </w:tc>
@@ -9513,13 +6600,10 @@
               </w:rPr>
             </w:pPr>
             <w:r>
-              <w:t>Элемент</w:t>
-            </w:r>
-            <w:r>
-              <w:t xml:space="preserve"> </w:t>
-            </w:r>
-            <w:r>
-              <w:t>форма</w:t>
+              <w:rPr>
+                <w:rFonts w:asciiTheme="minorHAnsi"/>
+              </w:rPr>
+              <w:t>Элемент форма</w:t>
             </w:r>
           </w:p>
         </w:tc>
@@ -9538,112 +6622,10 @@
               </w:rPr>
             </w:pPr>
             <w:r>
-              <w:t>Прямоугольные</w:t>
-            </w:r>
-            <w:r>
-              <w:t xml:space="preserve"> </w:t>
-            </w:r>
-            <w:r>
-              <w:t>поля</w:t>
-            </w:r>
-            <w:r>
-              <w:t xml:space="preserve"> </w:t>
-            </w:r>
-            <w:r>
-              <w:t>значений</w:t>
-            </w:r>
-            <w:r>
-              <w:t xml:space="preserve">, </w:t>
-            </w:r>
-            <w:r>
-              <w:t>круглые</w:t>
-            </w:r>
-            <w:r>
-              <w:t xml:space="preserve"> </w:t>
-            </w:r>
-            <w:r>
-              <w:t>маркеры</w:t>
-            </w:r>
-            <w:r>
-              <w:t xml:space="preserve"> </w:t>
-            </w:r>
-            <w:r>
-              <w:t>слайдеров</w:t>
-            </w:r>
-            <w:r>
-              <w:t xml:space="preserve"> </w:t>
-            </w:r>
-            <w:r>
-              <w:t>и</w:t>
-            </w:r>
-            <w:r>
-              <w:t xml:space="preserve"> </w:t>
-            </w:r>
-            <w:r>
-              <w:t>кнопка</w:t>
-            </w:r>
-            <w:r>
-              <w:t xml:space="preserve"> </w:t>
-            </w:r>
-            <w:r>
-              <w:t>подтверждения</w:t>
-            </w:r>
-            <w:r>
-              <w:t xml:space="preserve"> </w:t>
-            </w:r>
-            <w:r>
-              <w:t>различаются</w:t>
-            </w:r>
-            <w:r>
-              <w:t xml:space="preserve"> </w:t>
-            </w:r>
-            <w:r>
-              <w:t>по</w:t>
-            </w:r>
-            <w:r>
-              <w:t xml:space="preserve"> </w:t>
-            </w:r>
-            <w:r>
-              <w:t>форме</w:t>
-            </w:r>
-            <w:r>
-              <w:t xml:space="preserve">, </w:t>
-            </w:r>
-            <w:r>
-              <w:t>поэтому</w:t>
-            </w:r>
-            <w:r>
-              <w:t xml:space="preserve"> </w:t>
-            </w:r>
-            <w:r>
-              <w:t>пользователь</w:t>
-            </w:r>
-            <w:r>
-              <w:t xml:space="preserve"> </w:t>
-            </w:r>
-            <w:r>
-              <w:t>легко</w:t>
-            </w:r>
-            <w:r>
-              <w:t xml:space="preserve"> </w:t>
-            </w:r>
-            <w:r>
-              <w:t>распознаёт</w:t>
-            </w:r>
-            <w:r>
-              <w:t xml:space="preserve"> </w:t>
-            </w:r>
-            <w:r>
-              <w:t>их</w:t>
-            </w:r>
-            <w:r>
-              <w:t xml:space="preserve"> </w:t>
-            </w:r>
-            <w:r>
-              <w:t>функции</w:t>
-            </w:r>
-            <w:r>
-              <w:t xml:space="preserve">. </w:t>
+              <w:rPr>
+                <w:rFonts w:asciiTheme="minorHAnsi"/>
+              </w:rPr>
+              <w:t xml:space="preserve">Прямоугольные поля значений, круглые маркеры слайдеров и кнопка подтверждения различаются по форме, поэтому пользователь легко распознаёт их функции. </w:t>
             </w:r>
           </w:p>
         </w:tc>
@@ -9793,24 +6775,11 @@
             </w:pPr>
             <w:r>
               <w:rPr>
+                <w:rFonts w:asciiTheme="minorHAnsi"/>
                 <w:b/>
                 <w:bCs/>
               </w:rPr>
-              <w:t>Закон</w:t>
-            </w:r>
-            <w:r>
-              <w:rPr>
-                <w:b/>
-                <w:bCs/>
-              </w:rPr>
-              <w:t xml:space="preserve"> / </w:t>
-            </w:r>
-            <w:r>
-              <w:rPr>
-                <w:b/>
-                <w:bCs/>
-              </w:rPr>
-              <w:t>Принцип</w:t>
+              <w:t>Закон / Принцип</w:t>
             </w:r>
           </w:p>
         </w:tc>
@@ -9830,24 +6799,11 @@
             </w:pPr>
             <w:r>
               <w:rPr>
+                <w:rFonts w:asciiTheme="minorHAnsi"/>
                 <w:b/>
                 <w:bCs/>
               </w:rPr>
-              <w:t>Как</w:t>
-            </w:r>
-            <w:r>
-              <w:rPr>
-                <w:b/>
-                <w:bCs/>
-              </w:rPr>
-              <w:t xml:space="preserve"> </w:t>
-            </w:r>
-            <w:r>
-              <w:rPr>
-                <w:b/>
-                <w:bCs/>
-              </w:rPr>
-              <w:t>проявляется</w:t>
+              <w:t>Как проявляется</w:t>
             </w:r>
           </w:p>
         </w:tc>
@@ -9867,13 +6823,10 @@
               </w:rPr>
             </w:pPr>
             <w:r>
-              <w:t>Принцип</w:t>
-            </w:r>
-            <w:r>
-              <w:t xml:space="preserve"> </w:t>
-            </w:r>
-            <w:r>
-              <w:t>непрерывности</w:t>
+              <w:rPr>
+                <w:rFonts w:asciiTheme="minorHAnsi"/>
+              </w:rPr>
+              <w:t>Принцип непрерывности</w:t>
             </w:r>
           </w:p>
         </w:tc>
@@ -9891,148 +6844,10 @@
               </w:rPr>
             </w:pPr>
             <w:r>
-              <w:t>Четыре</w:t>
-            </w:r>
-            <w:r>
-              <w:t xml:space="preserve"> </w:t>
-            </w:r>
-            <w:r>
-              <w:t>карточки</w:t>
-            </w:r>
-            <w:r>
-              <w:t xml:space="preserve"> </w:t>
-            </w:r>
-            <w:r>
-              <w:t>шагов</w:t>
-            </w:r>
-            <w:r>
-              <w:t xml:space="preserve"> </w:t>
-            </w:r>
-            <w:r>
-              <w:t>выстроены</w:t>
-            </w:r>
-            <w:r>
-              <w:t xml:space="preserve"> </w:t>
-            </w:r>
-            <w:r>
-              <w:t>в</w:t>
-            </w:r>
-            <w:r>
-              <w:t xml:space="preserve"> </w:t>
-            </w:r>
-            <w:r>
-              <w:t>единую</w:t>
-            </w:r>
-            <w:r>
-              <w:t xml:space="preserve"> </w:t>
-            </w:r>
-            <w:r>
-              <w:t>горизонтальную</w:t>
-            </w:r>
-            <w:r>
-              <w:t xml:space="preserve"> </w:t>
-            </w:r>
-            <w:r>
-              <w:t>линию</w:t>
-            </w:r>
-            <w:r>
-              <w:t xml:space="preserve"> </w:t>
-            </w:r>
-            <w:r>
-              <w:t>и</w:t>
-            </w:r>
-            <w:r>
-              <w:t xml:space="preserve"> </w:t>
-            </w:r>
-            <w:r>
-              <w:t>соединены</w:t>
-            </w:r>
-            <w:r>
-              <w:t xml:space="preserve"> </w:t>
-            </w:r>
-            <w:r>
-              <w:t>стрелками</w:t>
-            </w:r>
-            <w:r>
-              <w:t xml:space="preserve">. </w:t>
-            </w:r>
-            <w:r>
-              <w:t>Взгляд</w:t>
-            </w:r>
-            <w:r>
-              <w:t xml:space="preserve"> </w:t>
-            </w:r>
-            <w:r>
-              <w:t>пользователя</w:t>
-            </w:r>
-            <w:r>
-              <w:t xml:space="preserve"> </w:t>
-            </w:r>
-            <w:r>
-              <w:t>естественно</w:t>
-            </w:r>
-            <w:r>
-              <w:t xml:space="preserve"> </w:t>
-            </w:r>
-            <w:r>
-              <w:t>движется</w:t>
-            </w:r>
-            <w:r>
-              <w:t xml:space="preserve"> </w:t>
-            </w:r>
-            <w:r>
-              <w:t>слева</w:t>
-            </w:r>
-            <w:r>
-              <w:t xml:space="preserve"> </w:t>
-            </w:r>
-            <w:r>
-              <w:t>направо</w:t>
-            </w:r>
-            <w:r>
-              <w:t xml:space="preserve">, </w:t>
-            </w:r>
-            <w:r>
-              <w:t>считывая</w:t>
-            </w:r>
-            <w:r>
-              <w:t xml:space="preserve"> </w:t>
-            </w:r>
-            <w:r>
-              <w:t>последовательность</w:t>
-            </w:r>
-            <w:r>
-              <w:t xml:space="preserve"> </w:t>
-            </w:r>
-            <w:r>
-              <w:t>действий</w:t>
-            </w:r>
-            <w:r>
-              <w:t xml:space="preserve"> </w:t>
-            </w:r>
-            <w:r>
-              <w:t>от</w:t>
-            </w:r>
-            <w:r>
-              <w:t xml:space="preserve"> </w:t>
-            </w:r>
-            <w:r>
-              <w:t>покупки</w:t>
-            </w:r>
-            <w:r>
-              <w:t xml:space="preserve"> </w:t>
-            </w:r>
-            <w:r>
-              <w:t>до</w:t>
-            </w:r>
-            <w:r>
-              <w:t xml:space="preserve"> </w:t>
-            </w:r>
-            <w:r>
-              <w:t>активации</w:t>
-            </w:r>
-            <w:r>
-              <w:t xml:space="preserve">. </w:t>
+              <w:rPr>
+                <w:rFonts w:asciiTheme="minorHAnsi"/>
+              </w:rPr>
+              <w:t xml:space="preserve">Четыре карточки шагов выстроены в единую горизонтальную линию и соединены стрелками. Взгляд пользователя естественно движется слева направо, считывая последовательность действий от покупки до активации. </w:t>
             </w:r>
           </w:p>
         </w:tc>
@@ -10053,13 +6868,10 @@
               </w:rPr>
             </w:pPr>
             <w:r>
-              <w:t>Принцип</w:t>
-            </w:r>
-            <w:r>
-              <w:t xml:space="preserve"> </w:t>
-            </w:r>
-            <w:r>
-              <w:t>сходства</w:t>
+              <w:rPr>
+                <w:rFonts w:asciiTheme="minorHAnsi"/>
+              </w:rPr>
+              <w:t>Принцип сходства</w:t>
             </w:r>
           </w:p>
         </w:tc>
@@ -10078,154 +6890,10 @@
               </w:rPr>
             </w:pPr>
             <w:r>
-              <w:t>Все</w:t>
-            </w:r>
-            <w:r>
-              <w:t xml:space="preserve"> </w:t>
-            </w:r>
-            <w:r>
-              <w:t>четыре</w:t>
-            </w:r>
-            <w:r>
-              <w:t xml:space="preserve"> </w:t>
-            </w:r>
-            <w:r>
-              <w:t>карточки</w:t>
-            </w:r>
-            <w:r>
-              <w:t xml:space="preserve"> </w:t>
-            </w:r>
-            <w:r>
-              <w:t>оформлены</w:t>
-            </w:r>
-            <w:r>
-              <w:t xml:space="preserve"> </w:t>
-            </w:r>
-            <w:r>
-              <w:t>одинаково</w:t>
-            </w:r>
-            <w:r>
-              <w:t xml:space="preserve">: </w:t>
-            </w:r>
-            <w:r>
-              <w:t>пронумерованный</w:t>
-            </w:r>
-            <w:r>
-              <w:t xml:space="preserve"> </w:t>
-            </w:r>
-            <w:r>
-              <w:t>кружок</w:t>
-            </w:r>
-            <w:r>
-              <w:t xml:space="preserve"> </w:t>
-            </w:r>
-            <w:r>
-              <w:t>сверху</w:t>
-            </w:r>
-            <w:r>
-              <w:t xml:space="preserve">, </w:t>
-            </w:r>
-            <w:r>
-              <w:t>иконка</w:t>
-            </w:r>
-            <w:r>
-              <w:t xml:space="preserve"> </w:t>
-            </w:r>
-            <w:r>
-              <w:t>по</w:t>
-            </w:r>
-            <w:r>
-              <w:t xml:space="preserve"> </w:t>
-            </w:r>
-            <w:r>
-              <w:t>центру</w:t>
-            </w:r>
-            <w:r>
-              <w:t xml:space="preserve"> </w:t>
-            </w:r>
-            <w:r>
-              <w:t>и</w:t>
-            </w:r>
-            <w:r>
-              <w:t xml:space="preserve"> </w:t>
-            </w:r>
-            <w:r>
-              <w:t>текстовые</w:t>
-            </w:r>
-            <w:r>
-              <w:t xml:space="preserve"> </w:t>
-            </w:r>
-            <w:r>
-              <w:t>плашки</w:t>
-            </w:r>
-            <w:r>
-              <w:t xml:space="preserve"> </w:t>
-            </w:r>
-            <w:r>
-              <w:t>снизу</w:t>
-            </w:r>
-            <w:r>
-              <w:t xml:space="preserve">. </w:t>
-            </w:r>
-            <w:r>
-              <w:t>Пользователь</w:t>
-            </w:r>
-            <w:r>
-              <w:t xml:space="preserve"> </w:t>
-            </w:r>
-            <w:r>
-              <w:t>мгновенно</w:t>
-            </w:r>
-            <w:r>
-              <w:t xml:space="preserve"> </w:t>
-            </w:r>
-            <w:r>
-              <w:t>понимает</w:t>
-            </w:r>
-            <w:r>
-              <w:t xml:space="preserve">, </w:t>
-            </w:r>
-            <w:r>
-              <w:t>что</w:t>
-            </w:r>
-            <w:r>
-              <w:t xml:space="preserve"> </w:t>
-            </w:r>
-            <w:r>
-              <w:t>перед</w:t>
-            </w:r>
-            <w:r>
-              <w:t xml:space="preserve"> </w:t>
-            </w:r>
-            <w:r>
-              <w:t>ним</w:t>
-            </w:r>
-            <w:r>
-              <w:t xml:space="preserve"> </w:t>
-            </w:r>
-            <w:r>
-              <w:t>однотипные</w:t>
-            </w:r>
-            <w:r>
-              <w:t xml:space="preserve"> </w:t>
-            </w:r>
-            <w:r>
-              <w:t>шаги</w:t>
-            </w:r>
-            <w:r>
-              <w:t xml:space="preserve"> </w:t>
-            </w:r>
-            <w:r>
-              <w:t>единого</w:t>
-            </w:r>
-            <w:r>
-              <w:t xml:space="preserve"> </w:t>
-            </w:r>
-            <w:r>
-              <w:t>процесса</w:t>
-            </w:r>
-            <w:r>
-              <w:t xml:space="preserve">. </w:t>
+              <w:rPr>
+                <w:rFonts w:asciiTheme="minorHAnsi"/>
+              </w:rPr>
+              <w:t xml:space="preserve">Все четыре карточки оформлены одинаково: пронумерованный кружок сверху, иконка по центру и текстовые плашки снизу. Пользователь мгновенно понимает, что перед ним однотипные шаги единого процесса. </w:t>
             </w:r>
           </w:p>
         </w:tc>
@@ -10246,19 +6914,10 @@
               </w:rPr>
             </w:pPr>
             <w:r>
-              <w:t>Принцип</w:t>
-            </w:r>
-            <w:r>
-              <w:t xml:space="preserve"> </w:t>
-            </w:r>
-            <w:r>
-              <w:t>общей</w:t>
-            </w:r>
-            <w:r>
-              <w:t xml:space="preserve"> </w:t>
-            </w:r>
-            <w:r>
-              <w:t>области</w:t>
+              <w:rPr>
+                <w:rFonts w:asciiTheme="minorHAnsi"/>
+              </w:rPr>
+              <w:t>Принцип общей области</w:t>
             </w:r>
           </w:p>
         </w:tc>
@@ -10277,112 +6936,10 @@
               </w:rPr>
             </w:pPr>
             <w:r>
-              <w:t>Каждый</w:t>
-            </w:r>
-            <w:r>
-              <w:t xml:space="preserve"> </w:t>
-            </w:r>
-            <w:r>
-              <w:t>шаг</w:t>
-            </w:r>
-            <w:r>
-              <w:t xml:space="preserve"> </w:t>
-            </w:r>
-            <w:r>
-              <w:t>заключён</w:t>
-            </w:r>
-            <w:r>
-              <w:t xml:space="preserve"> </w:t>
-            </w:r>
-            <w:r>
-              <w:t>в</w:t>
-            </w:r>
-            <w:r>
-              <w:t xml:space="preserve"> </w:t>
-            </w:r>
-            <w:r>
-              <w:t>собственный</w:t>
-            </w:r>
-            <w:r>
-              <w:t xml:space="preserve"> </w:t>
-            </w:r>
-            <w:r>
-              <w:t>прямоугольный</w:t>
-            </w:r>
-            <w:r>
-              <w:t xml:space="preserve"> </w:t>
-            </w:r>
-            <w:r>
-              <w:t>блок</w:t>
-            </w:r>
-            <w:r>
-              <w:t xml:space="preserve"> </w:t>
-            </w:r>
-            <w:r>
-              <w:t>с</w:t>
-            </w:r>
-            <w:r>
-              <w:t xml:space="preserve"> </w:t>
-            </w:r>
-            <w:r>
-              <w:t>границей</w:t>
-            </w:r>
-            <w:r>
-              <w:t xml:space="preserve">, </w:t>
-            </w:r>
-            <w:r>
-              <w:t>что</w:t>
-            </w:r>
-            <w:r>
-              <w:t xml:space="preserve"> </w:t>
-            </w:r>
-            <w:r>
-              <w:t>чётко</w:t>
-            </w:r>
-            <w:r>
-              <w:t xml:space="preserve"> </w:t>
-            </w:r>
-            <w:r>
-              <w:t>разделяет</w:t>
-            </w:r>
-            <w:r>
-              <w:t xml:space="preserve"> </w:t>
-            </w:r>
-            <w:r>
-              <w:t>действия</w:t>
-            </w:r>
-            <w:r>
-              <w:t xml:space="preserve"> </w:t>
-            </w:r>
-            <w:r>
-              <w:t>и</w:t>
-            </w:r>
-            <w:r>
-              <w:t xml:space="preserve"> </w:t>
-            </w:r>
-            <w:r>
-              <w:t>не</w:t>
-            </w:r>
-            <w:r>
-              <w:t xml:space="preserve"> </w:t>
-            </w:r>
-            <w:r>
-              <w:t>даёт</w:t>
-            </w:r>
-            <w:r>
-              <w:t xml:space="preserve"> </w:t>
-            </w:r>
-            <w:r>
-              <w:t>им</w:t>
-            </w:r>
-            <w:r>
-              <w:t xml:space="preserve"> </w:t>
-            </w:r>
-            <w:r>
-              <w:t>смешиваться</w:t>
-            </w:r>
-            <w:r>
-              <w:t xml:space="preserve">. </w:t>
+              <w:rPr>
+                <w:rFonts w:asciiTheme="minorHAnsi"/>
+              </w:rPr>
+              <w:t xml:space="preserve">Каждый шаг заключён в собственный прямоугольный блок с границей, что чётко разделяет действия и не даёт им смешиваться. </w:t>
             </w:r>
           </w:p>
         </w:tc>
@@ -10403,13 +6960,10 @@
               </w:rPr>
             </w:pPr>
             <w:r>
-              <w:t>Закон</w:t>
-            </w:r>
-            <w:r>
-              <w:t xml:space="preserve"> </w:t>
-            </w:r>
-            <w:r>
-              <w:t>равновесия</w:t>
+              <w:rPr>
+                <w:rFonts w:asciiTheme="minorHAnsi"/>
+              </w:rPr>
+              <w:t>Закон равновесия</w:t>
             </w:r>
           </w:p>
         </w:tc>
@@ -10428,130 +6982,10 @@
               </w:rPr>
             </w:pPr>
             <w:r>
-              <w:t>Четыре</w:t>
-            </w:r>
-            <w:r>
-              <w:t xml:space="preserve"> </w:t>
-            </w:r>
-            <w:r>
-              <w:t>одинаковые</w:t>
-            </w:r>
-            <w:r>
-              <w:t xml:space="preserve"> </w:t>
-            </w:r>
-            <w:r>
-              <w:t>по</w:t>
-            </w:r>
-            <w:r>
-              <w:t xml:space="preserve"> </w:t>
-            </w:r>
-            <w:r>
-              <w:t>размеру</w:t>
-            </w:r>
-            <w:r>
-              <w:t xml:space="preserve"> </w:t>
-            </w:r>
-            <w:r>
-              <w:t>карточки</w:t>
-            </w:r>
-            <w:r>
-              <w:t xml:space="preserve"> </w:t>
-            </w:r>
-            <w:r>
-              <w:t>равномерно</w:t>
-            </w:r>
-            <w:r>
-              <w:t xml:space="preserve"> </w:t>
-            </w:r>
-            <w:r>
-              <w:t>распределены</w:t>
-            </w:r>
-            <w:r>
-              <w:t xml:space="preserve"> </w:t>
-            </w:r>
-            <w:r>
-              <w:t>по</w:t>
-            </w:r>
-            <w:r>
-              <w:t xml:space="preserve"> </w:t>
-            </w:r>
-            <w:r>
-              <w:t>горизонтали</w:t>
-            </w:r>
-            <w:r>
-              <w:t xml:space="preserve">, </w:t>
-            </w:r>
-            <w:r>
-              <w:t>поэтому</w:t>
-            </w:r>
-            <w:r>
-              <w:t xml:space="preserve"> </w:t>
-            </w:r>
-            <w:r>
-              <w:t>блок</w:t>
-            </w:r>
-            <w:r>
-              <w:t xml:space="preserve"> </w:t>
-            </w:r>
-            <w:r>
-              <w:t>выглядит</w:t>
-            </w:r>
-            <w:r>
-              <w:t xml:space="preserve"> </w:t>
-            </w:r>
-            <w:r>
-              <w:t>устойчиво</w:t>
-            </w:r>
-            <w:r>
-              <w:t xml:space="preserve"> </w:t>
-            </w:r>
-            <w:r>
-              <w:t>и</w:t>
-            </w:r>
-            <w:r>
-              <w:t xml:space="preserve"> </w:t>
-            </w:r>
-            <w:r>
-              <w:t>не</w:t>
-            </w:r>
-            <w:r>
-              <w:t xml:space="preserve"> </w:t>
-            </w:r>
-            <w:r>
-              <w:t>перегружает</w:t>
-            </w:r>
-            <w:r>
-              <w:t xml:space="preserve"> </w:t>
-            </w:r>
-            <w:r>
-              <w:t>ни</w:t>
-            </w:r>
-            <w:r>
-              <w:t xml:space="preserve"> </w:t>
-            </w:r>
-            <w:r>
-              <w:t>одну</w:t>
-            </w:r>
-            <w:r>
-              <w:t xml:space="preserve"> </w:t>
-            </w:r>
-            <w:r>
-              <w:t>из</w:t>
-            </w:r>
-            <w:r>
-              <w:t xml:space="preserve"> </w:t>
-            </w:r>
-            <w:r>
-              <w:t>сторон</w:t>
-            </w:r>
-            <w:r>
-              <w:t xml:space="preserve"> </w:t>
-            </w:r>
-            <w:r>
-              <w:t>экрана</w:t>
-            </w:r>
-            <w:r>
-              <w:t xml:space="preserve">. </w:t>
+              <w:rPr>
+                <w:rFonts w:asciiTheme="minorHAnsi"/>
+              </w:rPr>
+              <w:t xml:space="preserve">Четыре одинаковые по размеру карточки равномерно распределены по горизонтали, поэтому блок выглядит устойчиво и не перегружает ни одну из сторон экрана. </w:t>
             </w:r>
           </w:p>
         </w:tc>
@@ -10572,13 +7006,10 @@
               </w:rPr>
             </w:pPr>
             <w:r>
-              <w:t>Закон</w:t>
-            </w:r>
-            <w:r>
-              <w:t xml:space="preserve"> </w:t>
-            </w:r>
-            <w:r>
-              <w:t>соподчинения</w:t>
+              <w:rPr>
+                <w:rFonts w:asciiTheme="minorHAnsi"/>
+              </w:rPr>
+              <w:t>Закон соподчинения</w:t>
             </w:r>
           </w:p>
         </w:tc>
@@ -10597,124 +7028,10 @@
               </w:rPr>
             </w:pPr>
             <w:r>
-              <w:t>Главным</w:t>
-            </w:r>
-            <w:r>
-              <w:t xml:space="preserve"> </w:t>
-            </w:r>
-            <w:r>
-              <w:t>смысловым</w:t>
-            </w:r>
-            <w:r>
-              <w:t xml:space="preserve"> </w:t>
-            </w:r>
-            <w:r>
-              <w:t>центром</w:t>
-            </w:r>
-            <w:r>
-              <w:t xml:space="preserve"> </w:t>
-            </w:r>
-            <w:r>
-              <w:t>каждой</w:t>
-            </w:r>
-            <w:r>
-              <w:t xml:space="preserve"> </w:t>
-            </w:r>
-            <w:r>
-              <w:t>карточки</w:t>
-            </w:r>
-            <w:r>
-              <w:t xml:space="preserve"> </w:t>
-            </w:r>
-            <w:r>
-              <w:t>является</w:t>
-            </w:r>
-            <w:r>
-              <w:t xml:space="preserve"> </w:t>
-            </w:r>
-            <w:r>
-              <w:t>пронумерованная</w:t>
-            </w:r>
-            <w:r>
-              <w:t xml:space="preserve"> </w:t>
-            </w:r>
-            <w:r>
-              <w:t>иконка</w:t>
-            </w:r>
-            <w:r>
-              <w:t xml:space="preserve"> </w:t>
-            </w:r>
-            <w:r>
-              <w:t>действия</w:t>
-            </w:r>
-            <w:r>
-              <w:t xml:space="preserve">, </w:t>
-            </w:r>
-            <w:r>
-              <w:t>а</w:t>
-            </w:r>
-            <w:r>
-              <w:t xml:space="preserve"> </w:t>
-            </w:r>
-            <w:r>
-              <w:t>текстовые</w:t>
-            </w:r>
-            <w:r>
-              <w:t xml:space="preserve"> </w:t>
-            </w:r>
-            <w:r>
-              <w:t>подписи</w:t>
-            </w:r>
-            <w:r>
-              <w:t xml:space="preserve"> </w:t>
-            </w:r>
-            <w:r>
-              <w:t>под</w:t>
-            </w:r>
-            <w:r>
-              <w:t xml:space="preserve"> </w:t>
-            </w:r>
-            <w:r>
-              <w:t>ней</w:t>
-            </w:r>
-            <w:r>
-              <w:t xml:space="preserve"> </w:t>
-            </w:r>
-            <w:r>
-              <w:t>играют</w:t>
-            </w:r>
-            <w:r>
-              <w:t xml:space="preserve"> </w:t>
-            </w:r>
-            <w:r>
-              <w:t>вспомогательную</w:t>
-            </w:r>
-            <w:r>
-              <w:t xml:space="preserve"> </w:t>
-            </w:r>
-            <w:r>
-              <w:t>роль</w:t>
-            </w:r>
-            <w:r>
-              <w:t xml:space="preserve">, </w:t>
-            </w:r>
-            <w:r>
-              <w:t>уточняя</w:t>
-            </w:r>
-            <w:r>
-              <w:t xml:space="preserve"> </w:t>
-            </w:r>
-            <w:r>
-              <w:t>содержание</w:t>
-            </w:r>
-            <w:r>
-              <w:t xml:space="preserve"> </w:t>
-            </w:r>
-            <w:r>
-              <w:t>шага</w:t>
-            </w:r>
-            <w:r>
-              <w:t xml:space="preserve">. </w:t>
+              <w:rPr>
+                <w:rFonts w:asciiTheme="minorHAnsi"/>
+              </w:rPr>
+              <w:t xml:space="preserve">Главным смысловым центром каждой карточки является пронумерованная иконка действия, а текстовые подписи под ней играют вспомогательную роль, уточняя содержание шага. </w:t>
             </w:r>
           </w:p>
         </w:tc>
@@ -10853,24 +7170,11 @@
             </w:pPr>
             <w:r>
               <w:rPr>
+                <w:rFonts w:asciiTheme="minorHAnsi"/>
                 <w:b/>
                 <w:bCs/>
               </w:rPr>
-              <w:t>Закон</w:t>
-            </w:r>
-            <w:r>
-              <w:rPr>
-                <w:b/>
-                <w:bCs/>
-              </w:rPr>
-              <w:t xml:space="preserve"> / </w:t>
-            </w:r>
-            <w:r>
-              <w:rPr>
-                <w:b/>
-                <w:bCs/>
-              </w:rPr>
-              <w:t>Принцип</w:t>
+              <w:t>Закон / Принцип</w:t>
             </w:r>
           </w:p>
         </w:tc>
@@ -10890,24 +7194,11 @@
             </w:pPr>
             <w:r>
               <w:rPr>
+                <w:rFonts w:asciiTheme="minorHAnsi"/>
                 <w:b/>
                 <w:bCs/>
               </w:rPr>
-              <w:t>Как</w:t>
-            </w:r>
-            <w:r>
-              <w:rPr>
-                <w:b/>
-                <w:bCs/>
-              </w:rPr>
-              <w:t xml:space="preserve"> </w:t>
-            </w:r>
-            <w:r>
-              <w:rPr>
-                <w:b/>
-                <w:bCs/>
-              </w:rPr>
-              <w:t>проявляется</w:t>
+              <w:t>Как проявляется</w:t>
             </w:r>
           </w:p>
         </w:tc>
@@ -10928,13 +7219,10 @@
               </w:rPr>
             </w:pPr>
             <w:r>
-              <w:t>Принцип</w:t>
-            </w:r>
-            <w:r>
-              <w:t xml:space="preserve"> </w:t>
-            </w:r>
-            <w:r>
-              <w:t>симметрии</w:t>
+              <w:rPr>
+                <w:rFonts w:asciiTheme="minorHAnsi"/>
+              </w:rPr>
+              <w:t>Принцип симметрии</w:t>
             </w:r>
           </w:p>
         </w:tc>
@@ -10953,144 +7241,24 @@
               </w:rPr>
             </w:pPr>
             <w:r>
-              <w:t>Две</w:t>
-            </w:r>
-            <w:r>
-              <w:t xml:space="preserve"> </w:t>
-            </w:r>
-            <w:r>
-              <w:t>большие</w:t>
-            </w:r>
-            <w:r>
-              <w:t xml:space="preserve"> </w:t>
-            </w:r>
-            <w:r>
-              <w:t>карточки</w:t>
-            </w:r>
-            <w:r>
-              <w:t xml:space="preserve"> </w:t>
-            </w:r>
-            <w:r>
-              <w:t>—</w:t>
-            </w:r>
-            <w:r>
-              <w:t xml:space="preserve"> </w:t>
-            </w:r>
-            <w:r>
-              <w:t>«Физическая</w:t>
-            </w:r>
-            <w:r>
-              <w:t xml:space="preserve"> SIM</w:t>
-            </w:r>
-            <w:r>
-              <w:t>»</w:t>
-            </w:r>
-            <w:r>
-              <w:t xml:space="preserve"> </w:t>
-            </w:r>
-            <w:r>
-              <w:t>и</w:t>
-            </w:r>
-            <w:r>
-              <w:t xml:space="preserve"> </w:t>
-            </w:r>
-            <w:r>
-              <w:t>«</w:t>
+              <w:rPr>
+                <w:rFonts w:asciiTheme="minorHAnsi"/>
+              </w:rPr>
+              <w:t>Две большие карточки — «Физическая SIM» и «</w:t>
             </w:r>
             <w:proofErr w:type="spellStart"/>
             <w:r>
+              <w:rPr>
+                <w:rFonts w:asciiTheme="minorHAnsi"/>
+              </w:rPr>
               <w:t>eSIM</w:t>
             </w:r>
             <w:proofErr w:type="spellEnd"/>
             <w:r>
-              <w:t>»</w:t>
-            </w:r>
-            <w:r>
-              <w:t xml:space="preserve"> </w:t>
-            </w:r>
-            <w:r>
-              <w:t>—</w:t>
-            </w:r>
-            <w:r>
-              <w:t xml:space="preserve"> </w:t>
-            </w:r>
-            <w:r>
-              <w:t>расположены</w:t>
-            </w:r>
-            <w:r>
-              <w:t xml:space="preserve"> </w:t>
-            </w:r>
-            <w:r>
-              <w:t>симметрично</w:t>
-            </w:r>
-            <w:r>
-              <w:t xml:space="preserve"> </w:t>
-            </w:r>
-            <w:r>
-              <w:t>относительно</w:t>
-            </w:r>
-            <w:r>
-              <w:t xml:space="preserve"> </w:t>
-            </w:r>
-            <w:r>
-              <w:t>центра</w:t>
-            </w:r>
-            <w:r>
-              <w:t xml:space="preserve"> </w:t>
-            </w:r>
-            <w:r>
-              <w:t>страницы</w:t>
-            </w:r>
-            <w:r>
-              <w:t xml:space="preserve">, </w:t>
-            </w:r>
-            <w:r>
-              <w:t>из</w:t>
-            </w:r>
-            <w:r>
-              <w:t>-</w:t>
-            </w:r>
-            <w:r>
-              <w:t>за</w:t>
-            </w:r>
-            <w:r>
-              <w:t xml:space="preserve"> </w:t>
-            </w:r>
-            <w:r>
-              <w:t>чего</w:t>
-            </w:r>
-            <w:r>
-              <w:t xml:space="preserve"> </w:t>
-            </w:r>
-            <w:r>
-              <w:t>экран</w:t>
-            </w:r>
-            <w:r>
-              <w:t xml:space="preserve"> </w:t>
-            </w:r>
-            <w:r>
-              <w:t>воспринимается</w:t>
-            </w:r>
-            <w:r>
-              <w:t xml:space="preserve"> </w:t>
-            </w:r>
-            <w:r>
-              <w:t>спокойным</w:t>
-            </w:r>
-            <w:r>
-              <w:t xml:space="preserve"> </w:t>
-            </w:r>
-            <w:r>
-              <w:t>и</w:t>
-            </w:r>
-            <w:r>
-              <w:t xml:space="preserve"> </w:t>
-            </w:r>
-            <w:r>
-              <w:t>сбалансированным</w:t>
-            </w:r>
-            <w:r>
-              <w:t xml:space="preserve">. </w:t>
+              <w:rPr>
+                <w:rFonts w:asciiTheme="minorHAnsi"/>
+              </w:rPr>
+              <w:t xml:space="preserve">» — расположены симметрично относительно центра страницы, из-за чего экран воспринимается спокойным и сбалансированным. </w:t>
             </w:r>
           </w:p>
         </w:tc>
@@ -11111,13 +7279,10 @@
               </w:rPr>
             </w:pPr>
             <w:r>
-              <w:t>Принцип</w:t>
-            </w:r>
-            <w:r>
-              <w:t xml:space="preserve"> </w:t>
-            </w:r>
-            <w:r>
-              <w:t>сходства</w:t>
+              <w:rPr>
+                <w:rFonts w:asciiTheme="minorHAnsi"/>
+              </w:rPr>
+              <w:t>Принцип сходства</w:t>
             </w:r>
           </w:p>
         </w:tc>
@@ -11136,124 +7301,10 @@
               </w:rPr>
             </w:pPr>
             <w:r>
-              <w:t>Обе</w:t>
-            </w:r>
-            <w:r>
-              <w:t xml:space="preserve"> </w:t>
-            </w:r>
-            <w:r>
-              <w:t>карточки</w:t>
-            </w:r>
-            <w:r>
-              <w:t xml:space="preserve"> </w:t>
-            </w:r>
-            <w:r>
-              <w:t>имеют</w:t>
-            </w:r>
-            <w:r>
-              <w:t xml:space="preserve"> </w:t>
-            </w:r>
-            <w:r>
-              <w:t>одинаковую</w:t>
-            </w:r>
-            <w:r>
-              <w:t xml:space="preserve"> </w:t>
-            </w:r>
-            <w:r>
-              <w:t>форму</w:t>
-            </w:r>
-            <w:r>
-              <w:t xml:space="preserve">, </w:t>
-            </w:r>
-            <w:r>
-              <w:t>одинаковую</w:t>
-            </w:r>
-            <w:r>
-              <w:t xml:space="preserve"> </w:t>
-            </w:r>
-            <w:r>
-              <w:t>структуру</w:t>
-            </w:r>
-            <w:r>
-              <w:t xml:space="preserve"> </w:t>
-            </w:r>
-            <w:r>
-              <w:t>текста</w:t>
-            </w:r>
-            <w:r>
-              <w:t xml:space="preserve"> </w:t>
-            </w:r>
-            <w:r>
-              <w:t>и</w:t>
-            </w:r>
-            <w:r>
-              <w:t xml:space="preserve"> </w:t>
-            </w:r>
-            <w:r>
-              <w:t>одинаковые</w:t>
-            </w:r>
-            <w:r>
-              <w:t xml:space="preserve"> </w:t>
-            </w:r>
-            <w:r>
-              <w:t>кнопки</w:t>
-            </w:r>
-            <w:r>
-              <w:t xml:space="preserve"> </w:t>
-            </w:r>
-            <w:r>
-              <w:t>«Выбрать»</w:t>
-            </w:r>
-            <w:r>
-              <w:t xml:space="preserve">, </w:t>
-            </w:r>
-            <w:r>
-              <w:t>поэтому</w:t>
-            </w:r>
-            <w:r>
-              <w:t xml:space="preserve"> </w:t>
-            </w:r>
-            <w:r>
-              <w:t>пользователь</w:t>
-            </w:r>
-            <w:r>
-              <w:t xml:space="preserve"> </w:t>
-            </w:r>
-            <w:r>
-              <w:t>считывает</w:t>
-            </w:r>
-            <w:r>
-              <w:t xml:space="preserve"> </w:t>
-            </w:r>
-            <w:r>
-              <w:t>их</w:t>
-            </w:r>
-            <w:r>
-              <w:t xml:space="preserve"> </w:t>
-            </w:r>
-            <w:r>
-              <w:t>как</w:t>
-            </w:r>
-            <w:r>
-              <w:t xml:space="preserve"> </w:t>
-            </w:r>
-            <w:r>
-              <w:t>равнозначные</w:t>
-            </w:r>
-            <w:r>
-              <w:t xml:space="preserve"> </w:t>
-            </w:r>
-            <w:r>
-              <w:t>варианты</w:t>
-            </w:r>
-            <w:r>
-              <w:t xml:space="preserve"> </w:t>
-            </w:r>
-            <w:r>
-              <w:t>выбора</w:t>
-            </w:r>
-            <w:r>
-              <w:t xml:space="preserve">. </w:t>
+              <w:rPr>
+                <w:rFonts w:asciiTheme="minorHAnsi"/>
+              </w:rPr>
+              <w:t xml:space="preserve">Обе карточки имеют одинаковую форму, одинаковую структуру текста и одинаковые кнопки «Выбрать», поэтому пользователь считывает их как равнозначные варианты выбора. </w:t>
             </w:r>
           </w:p>
         </w:tc>
@@ -11274,19 +7325,10 @@
               </w:rPr>
             </w:pPr>
             <w:r>
-              <w:t>Принцип</w:t>
-            </w:r>
-            <w:r>
-              <w:t xml:space="preserve"> </w:t>
-            </w:r>
-            <w:r>
-              <w:t>общей</w:t>
-            </w:r>
-            <w:r>
-              <w:t xml:space="preserve"> </w:t>
-            </w:r>
-            <w:r>
-              <w:t>области</w:t>
+              <w:rPr>
+                <w:rFonts w:asciiTheme="minorHAnsi"/>
+              </w:rPr>
+              <w:t>Принцип общей области</w:t>
             </w:r>
           </w:p>
         </w:tc>
@@ -11305,106 +7347,10 @@
               </w:rPr>
             </w:pPr>
             <w:r>
-              <w:t>Каждый</w:t>
-            </w:r>
-            <w:r>
-              <w:t xml:space="preserve"> </w:t>
-            </w:r>
-            <w:r>
-              <w:t>вариант</w:t>
-            </w:r>
-            <w:r>
-              <w:t xml:space="preserve"> SIM-</w:t>
-            </w:r>
-            <w:r>
-              <w:t>карты</w:t>
-            </w:r>
-            <w:r>
-              <w:t xml:space="preserve"> </w:t>
-            </w:r>
-            <w:r>
-              <w:t>помещён</w:t>
-            </w:r>
-            <w:r>
-              <w:t xml:space="preserve"> </w:t>
-            </w:r>
-            <w:r>
-              <w:t>в</w:t>
-            </w:r>
-            <w:r>
-              <w:t xml:space="preserve"> </w:t>
-            </w:r>
-            <w:r>
-              <w:t>собственный</w:t>
-            </w:r>
-            <w:r>
-              <w:t xml:space="preserve"> </w:t>
-            </w:r>
-            <w:r>
-              <w:t>прямоугольный</w:t>
-            </w:r>
-            <w:r>
-              <w:t xml:space="preserve"> </w:t>
-            </w:r>
-            <w:r>
-              <w:t>блок</w:t>
-            </w:r>
-            <w:r>
-              <w:t xml:space="preserve">, </w:t>
-            </w:r>
-            <w:r>
-              <w:t>что</w:t>
-            </w:r>
-            <w:r>
-              <w:t xml:space="preserve"> </w:t>
-            </w:r>
-            <w:r>
-              <w:t>помогает</w:t>
-            </w:r>
-            <w:r>
-              <w:t xml:space="preserve"> </w:t>
-            </w:r>
-            <w:r>
-              <w:t>чётко</w:t>
-            </w:r>
-            <w:r>
-              <w:t xml:space="preserve"> </w:t>
-            </w:r>
-            <w:r>
-              <w:t>отделить</w:t>
-            </w:r>
-            <w:r>
-              <w:t xml:space="preserve"> </w:t>
-            </w:r>
-            <w:r>
-              <w:t>один</w:t>
-            </w:r>
-            <w:r>
-              <w:t xml:space="preserve"> </w:t>
-            </w:r>
-            <w:r>
-              <w:t>сценарий</w:t>
-            </w:r>
-            <w:r>
-              <w:t xml:space="preserve"> </w:t>
-            </w:r>
-            <w:r>
-              <w:t>подключения</w:t>
-            </w:r>
-            <w:r>
-              <w:t xml:space="preserve"> </w:t>
-            </w:r>
-            <w:r>
-              <w:t>от</w:t>
-            </w:r>
-            <w:r>
-              <w:t xml:space="preserve"> </w:t>
-            </w:r>
-            <w:r>
-              <w:t>другого</w:t>
-            </w:r>
-            <w:r>
-              <w:t xml:space="preserve">. </w:t>
+              <w:rPr>
+                <w:rFonts w:asciiTheme="minorHAnsi"/>
+              </w:rPr>
+              <w:t xml:space="preserve">Каждый вариант SIM-карты помещён в собственный прямоугольный блок, что помогает чётко отделить один сценарий подключения от другого. </w:t>
             </w:r>
           </w:p>
         </w:tc>
@@ -11425,13 +7371,10 @@
               </w:rPr>
             </w:pPr>
             <w:r>
-              <w:t>Закон</w:t>
-            </w:r>
-            <w:r>
-              <w:t xml:space="preserve"> </w:t>
-            </w:r>
-            <w:r>
-              <w:t>равновесия</w:t>
+              <w:rPr>
+                <w:rFonts w:asciiTheme="minorHAnsi"/>
+              </w:rPr>
+              <w:t>Закон равновесия</w:t>
             </w:r>
           </w:p>
         </w:tc>
@@ -11450,112 +7393,10 @@
               </w:rPr>
             </w:pPr>
             <w:r>
-              <w:t>Одинаковые</w:t>
-            </w:r>
-            <w:r>
-              <w:t xml:space="preserve"> </w:t>
-            </w:r>
-            <w:r>
-              <w:t>по</w:t>
-            </w:r>
-            <w:r>
-              <w:t xml:space="preserve"> </w:t>
-            </w:r>
-            <w:r>
-              <w:t>размеру</w:t>
-            </w:r>
-            <w:r>
-              <w:t xml:space="preserve"> </w:t>
-            </w:r>
-            <w:r>
-              <w:t>карточки</w:t>
-            </w:r>
-            <w:r>
-              <w:t xml:space="preserve"> </w:t>
-            </w:r>
-            <w:r>
-              <w:t>распределяют</w:t>
-            </w:r>
-            <w:r>
-              <w:t xml:space="preserve"> </w:t>
-            </w:r>
-            <w:r>
-              <w:t>визуальный</w:t>
-            </w:r>
-            <w:r>
-              <w:t xml:space="preserve"> </w:t>
-            </w:r>
-            <w:r>
-              <w:t>вес</w:t>
-            </w:r>
-            <w:r>
-              <w:t xml:space="preserve"> </w:t>
-            </w:r>
-            <w:r>
-              <w:t>поровну</w:t>
-            </w:r>
-            <w:r>
-              <w:t xml:space="preserve"> </w:t>
-            </w:r>
-            <w:r>
-              <w:t>между</w:t>
-            </w:r>
-            <w:r>
-              <w:t xml:space="preserve"> </w:t>
-            </w:r>
-            <w:r>
-              <w:t>левой</w:t>
-            </w:r>
-            <w:r>
-              <w:t xml:space="preserve"> </w:t>
-            </w:r>
-            <w:r>
-              <w:t>и</w:t>
-            </w:r>
-            <w:r>
-              <w:t xml:space="preserve"> </w:t>
-            </w:r>
-            <w:r>
-              <w:t>правой</w:t>
-            </w:r>
-            <w:r>
-              <w:t xml:space="preserve"> </w:t>
-            </w:r>
-            <w:r>
-              <w:t>частью</w:t>
-            </w:r>
-            <w:r>
-              <w:t xml:space="preserve"> </w:t>
-            </w:r>
-            <w:r>
-              <w:t>макета</w:t>
-            </w:r>
-            <w:r>
-              <w:t xml:space="preserve">, </w:t>
-            </w:r>
-            <w:r>
-              <w:t>поэтому</w:t>
-            </w:r>
-            <w:r>
-              <w:t xml:space="preserve"> </w:t>
-            </w:r>
-            <w:r>
-              <w:t>композиция</w:t>
-            </w:r>
-            <w:r>
-              <w:t xml:space="preserve"> </w:t>
-            </w:r>
-            <w:r>
-              <w:t>выглядит</w:t>
-            </w:r>
-            <w:r>
-              <w:t xml:space="preserve"> </w:t>
-            </w:r>
-            <w:r>
-              <w:t>устойчивой</w:t>
-            </w:r>
-            <w:r>
-              <w:t xml:space="preserve">. </w:t>
+              <w:rPr>
+                <w:rFonts w:asciiTheme="minorHAnsi"/>
+              </w:rPr>
+              <w:t xml:space="preserve">Одинаковые по размеру карточки распределяют визуальный вес поровну между левой и правой частью макета, поэтому композиция выглядит устойчивой. </w:t>
             </w:r>
           </w:p>
         </w:tc>
@@ -11576,13 +7417,10 @@
               </w:rPr>
             </w:pPr>
             <w:r>
-              <w:t>Закон</w:t>
-            </w:r>
-            <w:r>
-              <w:t xml:space="preserve"> </w:t>
-            </w:r>
-            <w:r>
-              <w:t>соподчинения</w:t>
+              <w:rPr>
+                <w:rFonts w:asciiTheme="minorHAnsi"/>
+              </w:rPr>
+              <w:t>Закон соподчинения</w:t>
             </w:r>
           </w:p>
         </w:tc>
@@ -11601,136 +7439,10 @@
               </w:rPr>
             </w:pPr>
             <w:r>
-              <w:t>Главными</w:t>
-            </w:r>
-            <w:r>
-              <w:t xml:space="preserve"> </w:t>
-            </w:r>
-            <w:r>
-              <w:t>элементами</w:t>
-            </w:r>
-            <w:r>
-              <w:t xml:space="preserve"> </w:t>
-            </w:r>
-            <w:r>
-              <w:t>внутри</w:t>
-            </w:r>
-            <w:r>
-              <w:t xml:space="preserve"> </w:t>
-            </w:r>
-            <w:r>
-              <w:t>каждой</w:t>
-            </w:r>
-            <w:r>
-              <w:t xml:space="preserve"> </w:t>
-            </w:r>
-            <w:r>
-              <w:t>карточки</w:t>
-            </w:r>
-            <w:r>
-              <w:t xml:space="preserve"> </w:t>
-            </w:r>
-            <w:r>
-              <w:t>выступают</w:t>
-            </w:r>
-            <w:r>
-              <w:t xml:space="preserve"> </w:t>
-            </w:r>
-            <w:r>
-              <w:t>название</w:t>
-            </w:r>
-            <w:r>
-              <w:t xml:space="preserve"> </w:t>
-            </w:r>
-            <w:r>
-              <w:t>варианта</w:t>
-            </w:r>
-            <w:r>
-              <w:t xml:space="preserve"> </w:t>
-            </w:r>
-            <w:r>
-              <w:t>и</w:t>
-            </w:r>
-            <w:r>
-              <w:t xml:space="preserve"> </w:t>
-            </w:r>
-            <w:r>
-              <w:t>кнопка</w:t>
-            </w:r>
-            <w:r>
-              <w:t xml:space="preserve"> </w:t>
-            </w:r>
-            <w:r>
-              <w:t>выбора</w:t>
-            </w:r>
-            <w:r>
-              <w:t xml:space="preserve">, </w:t>
-            </w:r>
-            <w:r>
-              <w:t>а</w:t>
-            </w:r>
-            <w:r>
-              <w:t xml:space="preserve"> </w:t>
-            </w:r>
-            <w:r>
-              <w:t>описательный</w:t>
-            </w:r>
-            <w:r>
-              <w:t xml:space="preserve"> </w:t>
-            </w:r>
-            <w:r>
-              <w:t>текст</w:t>
-            </w:r>
-            <w:r>
-              <w:t xml:space="preserve"> </w:t>
-            </w:r>
-            <w:r>
-              <w:t>помогает</w:t>
-            </w:r>
-            <w:r>
-              <w:t xml:space="preserve"> </w:t>
-            </w:r>
-            <w:r>
-              <w:t>принять</w:t>
-            </w:r>
-            <w:r>
-              <w:t xml:space="preserve"> </w:t>
-            </w:r>
-            <w:r>
-              <w:t>решение</w:t>
-            </w:r>
-            <w:r>
-              <w:t xml:space="preserve">, </w:t>
-            </w:r>
-            <w:r>
-              <w:t>не</w:t>
-            </w:r>
-            <w:r>
-              <w:t xml:space="preserve"> </w:t>
-            </w:r>
-            <w:r>
-              <w:t>споря</w:t>
-            </w:r>
-            <w:r>
-              <w:t xml:space="preserve"> </w:t>
-            </w:r>
-            <w:r>
-              <w:t>с</w:t>
-            </w:r>
-            <w:r>
-              <w:t xml:space="preserve"> </w:t>
-            </w:r>
-            <w:r>
-              <w:t>основным</w:t>
-            </w:r>
-            <w:r>
-              <w:t xml:space="preserve"> </w:t>
-            </w:r>
-            <w:r>
-              <w:t>действием</w:t>
-            </w:r>
-            <w:r>
-              <w:t>.</w:t>
+              <w:rPr>
+                <w:rFonts w:asciiTheme="minorHAnsi"/>
+              </w:rPr>
+              <w:t>Главными элементами внутри каждой карточки выступают название варианта и кнопка выбора, а описательный текст помогает принять решение, не споря с основным действием.</w:t>
             </w:r>
           </w:p>
         </w:tc>
@@ -11876,43 +7588,7 @@
           <w:szCs w:val="28"/>
           <w:lang w:val="ru-BY"/>
         </w:rPr>
-        <w:t>Е</w:t>
-      </w:r>
-      <w:r>
-        <w:rPr>
-          <w:rFonts w:asciiTheme="minorHAnsi"/>
-          <w:sz w:val="28"/>
-          <w:szCs w:val="28"/>
-          <w:lang w:val="ru-BY"/>
-        </w:rPr>
-        <w:t>динство</w:t>
-      </w:r>
-      <w:r>
-        <w:rPr>
-          <w:rFonts w:asciiTheme="minorHAnsi"/>
-          <w:sz w:val="28"/>
-          <w:szCs w:val="28"/>
-          <w:lang w:val="ru-BY"/>
-        </w:rPr>
-        <w:t xml:space="preserve"> </w:t>
-      </w:r>
-      <w:r>
-        <w:rPr>
-          <w:rFonts w:asciiTheme="minorHAnsi"/>
-          <w:sz w:val="28"/>
-          <w:szCs w:val="28"/>
-          <w:lang w:val="ru-BY"/>
-        </w:rPr>
-        <w:t xml:space="preserve">- </w:t>
-      </w:r>
-      <w:r>
-        <w:rPr>
-          <w:rFonts w:asciiTheme="minorHAnsi"/>
-          <w:sz w:val="28"/>
-          <w:szCs w:val="28"/>
-          <w:lang w:val="ru-BY"/>
-        </w:rPr>
-        <w:t>означает, что все элементы интерфейса взаимодействуют друг с другом и формируют целостную картину.</w:t>
+        <w:t>Единство - означает, что все элементы интерфейса взаимодействуют друг с другом и формируют целостную картину.</w:t>
       </w:r>
     </w:p>
     <w:p>
@@ -11937,7 +7613,7 @@
           <w:szCs w:val="28"/>
           <w:lang w:val="ru-BY"/>
         </w:rPr>
-        <w:t xml:space="preserve">соподчинение </w:t>
+        <w:t>С</w:t>
       </w:r>
       <w:r>
         <w:rPr>
@@ -11946,7 +7622,7 @@
           <w:szCs w:val="28"/>
           <w:lang w:val="ru-BY"/>
         </w:rPr>
-        <w:t xml:space="preserve">- </w:t>
+        <w:t>оподчинение</w:t>
       </w:r>
       <w:r>
         <w:rPr>
@@ -11955,7 +7631,7 @@
           <w:szCs w:val="28"/>
           <w:lang w:val="ru-BY"/>
         </w:rPr>
-        <w:t>связано с выделением композиционного центра, которому подчиняются остальные элементы и усиливают его значимость.</w:t>
+        <w:t xml:space="preserve"> - связано с выделением композиционного центра, которому подчиняются остальные элементы и усиливают его значимость.</w:t>
       </w:r>
     </w:p>
     <w:p>
@@ -11980,8 +7656,9 @@
           <w:szCs w:val="28"/>
           <w:lang w:val="ru-BY"/>
         </w:rPr>
-        <w:t>Р</w:t>
-      </w:r>
+        <w:t xml:space="preserve">Равновесие </w:t>
+      </w:r>
+      <w:proofErr w:type="gramStart"/>
       <w:r>
         <w:rPr>
           <w:rFonts w:asciiTheme="minorHAnsi"/>
@@ -11989,8 +7666,9 @@
           <w:szCs w:val="28"/>
           <w:lang w:val="ru-BY"/>
         </w:rPr>
-        <w:t>авновесие</w:t>
-      </w:r>
+        <w:t>- это такое распределение</w:t>
+      </w:r>
+      <w:proofErr w:type="gramEnd"/>
       <w:r>
         <w:rPr>
           <w:rFonts w:asciiTheme="minorHAnsi"/>
@@ -11998,16 +7676,7 @@
           <w:szCs w:val="28"/>
           <w:lang w:val="ru-BY"/>
         </w:rPr>
-        <w:t xml:space="preserve"> - </w:t>
-      </w:r>
-      <w:r>
-        <w:rPr>
-          <w:rFonts w:asciiTheme="minorHAnsi"/>
-          <w:sz w:val="28"/>
-          <w:szCs w:val="28"/>
-          <w:lang w:val="ru-BY"/>
-        </w:rPr>
-        <w:t>это такое распределение элементов в композиции, при котором ни одна часть не перевешивает другую.</w:t>
+        <w:t xml:space="preserve"> элементов в композиции, при котором ни одна часть не перевешивает другую.</w:t>
       </w:r>
     </w:p>
     <w:p>
@@ -12079,52 +7748,7 @@
           <w:szCs w:val="28"/>
           <w:lang w:val="ru-BY"/>
         </w:rPr>
-        <w:t>Т</w:t>
-      </w:r>
-      <w:r>
-        <w:rPr>
-          <w:rFonts w:asciiTheme="minorHAnsi"/>
-          <w:sz w:val="28"/>
-          <w:szCs w:val="28"/>
-          <w:lang w:val="ru-BY"/>
-        </w:rPr>
-        <w:t>очка</w:t>
-      </w:r>
-      <w:r>
-        <w:rPr>
-          <w:rFonts w:asciiTheme="minorHAnsi"/>
-          <w:sz w:val="28"/>
-          <w:szCs w:val="28"/>
-          <w:lang w:val="ru-BY"/>
-        </w:rPr>
-        <w:t xml:space="preserve"> - </w:t>
-      </w:r>
-      <w:r>
-        <w:rPr>
-          <w:rFonts w:asciiTheme="minorHAnsi"/>
-          <w:sz w:val="28"/>
-          <w:szCs w:val="28"/>
-          <w:lang w:val="ru-BY"/>
-        </w:rPr>
-        <w:t>выступа</w:t>
-      </w:r>
-      <w:r>
-        <w:rPr>
-          <w:rFonts w:asciiTheme="minorHAnsi"/>
-          <w:sz w:val="28"/>
-          <w:szCs w:val="28"/>
-          <w:lang w:val="ru-BY"/>
-        </w:rPr>
-        <w:t>ет</w:t>
-      </w:r>
-      <w:r>
-        <w:rPr>
-          <w:rFonts w:asciiTheme="minorHAnsi"/>
-          <w:sz w:val="28"/>
-          <w:szCs w:val="28"/>
-          <w:lang w:val="ru-BY"/>
-        </w:rPr>
-        <w:t xml:space="preserve"> акцентом и центром притяжения взгляда.</w:t>
+        <w:t>Точка - выступает акцентом и центром притяжения взгляда.</w:t>
       </w:r>
     </w:p>
     <w:p>
@@ -12149,34 +7773,7 @@
           <w:szCs w:val="28"/>
           <w:lang w:val="ru-BY"/>
         </w:rPr>
-        <w:t>Л</w:t>
-      </w:r>
-      <w:r>
-        <w:rPr>
-          <w:rFonts w:asciiTheme="minorHAnsi"/>
-          <w:sz w:val="28"/>
-          <w:szCs w:val="28"/>
-          <w:lang w:val="ru-BY"/>
-        </w:rPr>
-        <w:t>иния</w:t>
-      </w:r>
-      <w:r>
-        <w:rPr>
-          <w:rFonts w:asciiTheme="minorHAnsi"/>
-          <w:sz w:val="28"/>
-          <w:szCs w:val="28"/>
-          <w:lang w:val="ru-BY"/>
-        </w:rPr>
-        <w:t xml:space="preserve"> - </w:t>
-      </w:r>
-      <w:r>
-        <w:rPr>
-          <w:rFonts w:asciiTheme="minorHAnsi"/>
-          <w:sz w:val="28"/>
-          <w:szCs w:val="28"/>
-          <w:lang w:val="ru-BY"/>
-        </w:rPr>
-        <w:t>задаёт направление, передаёт движение и влияет на форму композиции.</w:t>
+        <w:t>Линия - задаёт направление, передаёт движение и влияет на форму композиции.</w:t>
       </w:r>
     </w:p>
     <w:p>
@@ -12201,34 +7798,7 @@
           <w:szCs w:val="28"/>
           <w:lang w:val="ru-BY"/>
         </w:rPr>
-        <w:t>Р</w:t>
-      </w:r>
-      <w:r>
-        <w:rPr>
-          <w:rFonts w:asciiTheme="minorHAnsi"/>
-          <w:sz w:val="28"/>
-          <w:szCs w:val="28"/>
-          <w:lang w:val="ru-BY"/>
-        </w:rPr>
-        <w:t xml:space="preserve">асположение </w:t>
-      </w:r>
-      <w:r>
-        <w:rPr>
-          <w:rFonts w:asciiTheme="minorHAnsi"/>
-          <w:sz w:val="28"/>
-          <w:szCs w:val="28"/>
-          <w:lang w:val="ru-BY"/>
-        </w:rPr>
-        <w:t xml:space="preserve">- </w:t>
-      </w:r>
-      <w:r>
-        <w:rPr>
-          <w:rFonts w:asciiTheme="minorHAnsi"/>
-          <w:sz w:val="28"/>
-          <w:szCs w:val="28"/>
-          <w:lang w:val="ru-BY"/>
-        </w:rPr>
-        <w:t>связано с симметричной и асимметричной организацией элементов на экране.</w:t>
+        <w:t>Расположение - связано с симметричной и асимметричной организацией элементов на экране.</w:t>
       </w:r>
     </w:p>
     <w:p>
@@ -12253,34 +7823,7 @@
           <w:szCs w:val="28"/>
           <w:lang w:val="ru-BY"/>
         </w:rPr>
-        <w:t>Ф</w:t>
-      </w:r>
-      <w:r>
-        <w:rPr>
-          <w:rFonts w:asciiTheme="minorHAnsi"/>
-          <w:sz w:val="28"/>
-          <w:szCs w:val="28"/>
-          <w:lang w:val="ru-BY"/>
-        </w:rPr>
-        <w:t>орм</w:t>
-      </w:r>
-      <w:r>
-        <w:rPr>
-          <w:rFonts w:asciiTheme="minorHAnsi"/>
-          <w:sz w:val="28"/>
-          <w:szCs w:val="28"/>
-          <w:lang w:val="ru-BY"/>
-        </w:rPr>
-        <w:t xml:space="preserve">а - </w:t>
-      </w:r>
-      <w:r>
-        <w:rPr>
-          <w:rFonts w:asciiTheme="minorHAnsi"/>
-          <w:sz w:val="28"/>
-          <w:szCs w:val="28"/>
-          <w:lang w:val="ru-BY"/>
-        </w:rPr>
-        <w:t>определяется назначением объекта и помогает понять, что перед пользователем: кнопка, поле ввода или другой интерфейсный элемент.</w:t>
+        <w:t>Форма - определяется назначением объекта и помогает понять, что перед пользователем: кнопка, поле ввода или другой интерфейсный элемент.</w:t>
       </w:r>
     </w:p>
     <w:p>
@@ -12547,7 +8090,7 @@
           <w:rFonts w:asciiTheme="minorHAnsi"/>
           <w:sz w:val="28"/>
           <w:szCs w:val="28"/>
-          <w:lang w:val="ru-BY"/>
+          <w:lang w:val="en-US"/>
         </w:rPr>
       </w:pPr>
       <w:r>
@@ -14063,6 +9606,7 @@
   <w:style w:type="character" w:default="1" w:styleId="a0">
     <w:name w:val="Default Paragraph Font"/>
     <w:uiPriority w:val="1"/>
+    <w:semiHidden/>
     <w:unhideWhenUsed/>
   </w:style>
   <w:style w:type="table" w:default="1" w:styleId="a1">
